--- a/RAZORPAY_DEMO_SCRIPT.docx
+++ b/RAZORPAY_DEMO_SCRIPT.docx
@@ -14,7 +14,7 @@
           <w:sz w:val="44"/>
           <w:szCs w:val="44"/>
         </w:rPr>
-        <w:t xml:space="preserve">ARIA / ARISE — Screen-Share Demo Script</w:t>
+        <w:t xml:space="preserve">ARIA — Screen-Share Demo Script</w:t>
       </w:r>
     </w:p>
     <w:p>
@@ -28,7 +28,7 @@
           <w:sz w:val="20"/>
           <w:szCs w:val="20"/>
         </w:rPr>
-        <w:t xml:space="preserve">Razorpay internship application  ·  target runtime 3–5 minutes  ·  updated 4 September 2026</w:t>
+        <w:t xml:space="preserve">Razorpay internship application  ·  Open Track  ·  target runtime 5–6 minutes  ·  updated 5 September 2026</w:t>
       </w:r>
     </w:p>
     <w:p>
@@ -42,7 +42,7 @@
           <w:sz w:val="20"/>
           <w:szCs w:val="20"/>
         </w:rPr>
-        <w:t xml:space="preserve">Every behaviour in this script was executed and verified on this machine. Nothing here is aspirational. Anything that could not be made reliable was cut, and the cuts are listed in Part E.</w:t>
+        <w:t xml:space="preserve">Every behaviour in this script was executed and verified on this machine. Nothing is aspirational. Anything that could not be made reliable was cut, and the cuts are listed in Part E.</w:t>
       </w:r>
     </w:p>
     <w:p>
@@ -57,7 +57,7 @@
           <w:sz w:val="34"/>
           <w:szCs w:val="34"/>
         </w:rPr>
-        <w:t xml:space="preserve">Part A — Pre-flight (do this before you hit record)</w:t>
+        <w:t xml:space="preserve">Part A — Pre-flight (before you hit record)</w:t>
       </w:r>
     </w:p>
     <w:p>
@@ -69,7 +69,7 @@
           <w:sz w:val="20"/>
           <w:szCs w:val="20"/>
         </w:rPr>
-        <w:t xml:space="preserve">Work top to bottom, in order. Budget ten minutes.</w:t>
+        <w:t xml:space="preserve">Work top to bottom, in order. Budget fifteen minutes.</w:t>
       </w:r>
     </w:p>
     <w:p>
@@ -122,7 +122,7 @@
           <w:sz w:val="20"/>
           <w:szCs w:val="20"/>
         </w:rPr>
-        <w:t xml:space="preserve">Wait for “Built target ai-agent”. About 3 minutes. A stale binary is what caused the onnxruntime crash previously. If it errors, stop and fix it — do not record against a half-built tree.</w:t>
+        <w:t xml:space="preserve">Wait for “Built target ai-agent”. About 3 minutes. A stale binary caused an onnxruntime crash previously. If it errors, stop and fix it — do not record against a half-built tree.</w:t>
       </w:r>
     </w:p>
     <w:p>
@@ -191,7 +191,7 @@
           <w:sz w:val="20"/>
           <w:szCs w:val="20"/>
         </w:rPr>
-        <w:t xml:space="preserve">A 36%/64% CPU/GPU split is correct and expected — an 8-billion-parameter model does not fully fit in 6 GB. Do not try to “fix” that.</w:t>
+        <w:t xml:space="preserve">A 36%/64% CPU/GPU split is correct — an 8-billion-parameter model does not fully fit in 6 GB.</w:t>
       </w:r>
     </w:p>
     <w:p>
@@ -204,7 +204,7 @@
           <w:sz w:val="20"/>
           <w:szCs w:val="20"/>
         </w:rPr>
-        <w:t xml:space="preserve">ORDER MATTERS — A2 must come before A3. If ARIA starts first, whisper claims 776 MB of VRAM and Ollama then loads at a worse 50%/50% split, making every turn slower. Measured 2026-09-04. If ollama ps already shows 50%/50%, reset it:</w:t>
+        <w:t xml:space="preserve">ORDER MATTERS. A2 must come before A3. If ARIA starts first, whisper claims 776 MB of VRAM and Ollama then loads at a worse 50%/50% split, making every turn slower. If ollama ps already shows 50%/50%, reset it:</w:t>
       </w:r>
     </w:p>
     <w:p>
@@ -241,7 +241,7 @@
           <w:sz w:val="18"/>
           <w:szCs w:val="18"/>
         </w:rPr>
-        <w:t xml:space="preserve"># then re-run the warm-up curl above, then do A3</w:t>
+        <w:t xml:space="preserve"># re-run the warm-up curl above, then do A3</w:t>
       </w:r>
     </w:p>
     <w:p>
@@ -269,7 +269,7 @@
           <w:sz w:val="20"/>
           <w:szCs w:val="20"/>
         </w:rPr>
-        <w:t xml:space="preserve">ARIA runs as an enabled systemd user service on this machine (ai-agent.service, Restart=on-failure, RestartSec=3). Always use systemctl. Never launch ./build/ai-agent by hand.</w:t>
+        <w:t xml:space="preserve">ARIA runs as an enabled systemd user service (ai-agent.service, Restart=on-failure, RestartSec=3). Always use systemctl. Never launch ./build/ai-agent by hand.</w:t>
       </w:r>
     </w:p>
     <w:p>
@@ -318,7 +318,7 @@
           <w:sz w:val="20"/>
           <w:szCs w:val="20"/>
         </w:rPr>
-        <w:t xml:space="preserve">Ready when you HEAR “Online, Aurelius.” and the log shows “ARIA ready.”</w:t>
+        <w:t xml:space="preserve">Ready when you HEAR “Online, …” and the log shows “ARIA ready.”</w:t>
       </w:r>
     </w:p>
     <w:p>
@@ -331,7 +331,7 @@
           <w:sz w:val="20"/>
           <w:szCs w:val="20"/>
         </w:rPr>
-        <w:t xml:space="preserve">Why this matters — a real failure that happened on 2026-09-04: if a second copy is started by hand, the first already holds the microphone and ~776 MB of VRAM, so the second aborts inside CUDA (SIGABRT) and systemd respawns it every 3 seconds indefinitely. The log fills with “ai-agent starting. PID: …” lines that never reach “Whisper model loaded”. Recovery:</w:t>
+        <w:t xml:space="preserve">Why this matters — a real failure on 2026-09-04: starting a second copy by hand means the first already holds the microphone and ~776 MB of VRAM, so the second aborts inside CUDA (SIGABRT) and systemd respawns it every 3 seconds indefinitely. The log fills with “ai-agent starting. PID: …” lines that never reach “Whisper model loaded”. Recovery:</w:t>
       </w:r>
     </w:p>
     <w:p>
@@ -434,7 +434,70 @@
           <w:sz w:val="24"/>
           <w:szCs w:val="24"/>
         </w:rPr>
-        <w:t xml:space="preserve">A4. Second terminal — the live log (your proof on camera)</w:t>
+        <w:t xml:space="preserve">A4. Set up the two terminals — exact keystrokes for this machine</w:t>
+      </w:r>
+    </w:p>
+    <w:p>
+      <w:pPr>
+        <w:spacing w:before="0" w:after="80"/>
+      </w:pPr>
+      <w:r>
+        <w:rPr>
+          <w:sz w:val="20"/>
+          <w:szCs w:val="20"/>
+        </w:rPr>
+        <w:t xml:space="preserve">Your niri config sets default-column-width to 0.5, so two windows tile themselves side by side automatically at 50% each. You do NOT need to move or resize anything. Mod is the Super (Windows) key. Mod+Return spawns alacritty (config.kdl line 358).</w:t>
+      </w:r>
+    </w:p>
+    <w:p>
+      <w:pPr>
+        <w:spacing w:before="0" w:after="80"/>
+      </w:pPr>
+      <w:r>
+        <w:rPr>
+          <w:sz w:val="20"/>
+          <w:szCs w:val="20"/>
+        </w:rPr>
+        <w:t xml:space="preserve">Do exactly this:</w:t>
+      </w:r>
+    </w:p>
+    <w:p>
+      <w:pPr>
+        <w:ind w:left="200"/>
+        <w:spacing w:before="0" w:after="50"/>
+      </w:pPr>
+      <w:r>
+        <w:rPr>
+          <w:sz w:val="20"/>
+          <w:szCs w:val="20"/>
+        </w:rPr>
+        <w:t xml:space="preserve">•  1.  Close every window first: focus each one and press  Super + Q.  You want an empty workspace.</w:t>
+      </w:r>
+    </w:p>
+    <w:p>
+      <w:pPr>
+        <w:ind w:left="200"/>
+        <w:spacing w:before="0" w:after="50"/>
+      </w:pPr>
+      <w:r>
+        <w:rPr>
+          <w:sz w:val="20"/>
+          <w:szCs w:val="20"/>
+        </w:rPr>
+        <w:t xml:space="preserve">•  2.  Press  Super + Return.  An alacritty terminal opens, filling the left half.</w:t>
+      </w:r>
+    </w:p>
+    <w:p>
+      <w:pPr>
+        <w:ind w:left="200"/>
+        <w:spacing w:before="0" w:after="50"/>
+      </w:pPr>
+      <w:r>
+        <w:rPr>
+          <w:sz w:val="20"/>
+          <w:szCs w:val="20"/>
+        </w:rPr>
+        <w:t xml:space="preserve">•  3.  In that terminal, type:</w:t>
       </w:r>
     </w:p>
     <w:p>
@@ -449,11 +512,78 @@
           <w:sz w:val="18"/>
           <w:szCs w:val="18"/>
         </w:rPr>
+        <w:t xml:space="preserve">cd /home/Aurelius/Documents/AdoVs/ai-agent</w:t>
+      </w:r>
+    </w:p>
+    <w:p>
+      <w:pPr>
+        <w:ind w:left="200"/>
+        <w:spacing w:before="0" w:after="50"/>
+      </w:pPr>
+      <w:r>
+        <w:rPr>
+          <w:sz w:val="20"/>
+          <w:szCs w:val="20"/>
+        </w:rPr>
+        <w:t xml:space="preserve">•  4.  Press  Super + Return  again. A second alacritty opens and niri automatically places it in the right half. Nothing to drag.</w:t>
+      </w:r>
+    </w:p>
+    <w:p>
+      <w:pPr>
+        <w:ind w:left="200"/>
+        <w:spacing w:before="0" w:after="50"/>
+      </w:pPr>
+      <w:r>
+        <w:rPr>
+          <w:sz w:val="20"/>
+          <w:szCs w:val="20"/>
+        </w:rPr>
+        <w:t xml:space="preserve">•  5.  In the SECOND terminal, type:</w:t>
+      </w:r>
+    </w:p>
+    <w:p>
+      <w:pPr>
+        <w:shd w:val="clear" w:fill="F2F2F2"/>
+        <w:ind w:left="120"/>
+        <w:spacing w:before="0" w:after="60"/>
+      </w:pPr>
+      <w:r>
+        <w:rPr>
+          <w:rFonts w:ascii="Consolas" w:hAnsi="Consolas" w:cs="Consolas"/>
+          <w:sz w:val="18"/>
+          <w:szCs w:val="18"/>
+        </w:rPr>
         <w:t xml:space="preserve">tail -f ~/.ai-agent.log</w:t>
       </w:r>
     </w:p>
     <w:p>
       <w:pPr>
+        <w:ind w:left="200"/>
+        <w:spacing w:before="0" w:after="50"/>
+      </w:pPr>
+      <w:r>
+        <w:rPr>
+          <w:sz w:val="20"/>
+          <w:szCs w:val="20"/>
+        </w:rPr>
+        <w:t xml:space="preserve">•  6.  Press  Super + Left  (or Super + H) to move focus back to the first terminal. That is where you will type during the demo.</w:t>
+      </w:r>
+    </w:p>
+    <w:p>
+      <w:pPr>
+        <w:ind w:left="200"/>
+        <w:spacing w:before="0" w:after="50"/>
+      </w:pPr>
+      <w:r>
+        <w:rPr>
+          <w:sz w:val="20"/>
+          <w:szCs w:val="20"/>
+        </w:rPr>
+        <w:t xml:space="preserve">•  7.  If the split looks uneven, press  Super + Minus  or  Super + Equal  to nudge the focused column's width by 10%. Super + R cycles preset widths.</w:t>
+      </w:r>
+    </w:p>
+    <w:p>
+      <w:pPr>
         <w:spacing w:before="0" w:after="80"/>
       </w:pPr>
       <w:r>
@@ -461,7 +591,19 @@
           <w:sz w:val="20"/>
           <w:szCs w:val="20"/>
         </w:rPr>
-        <w:t xml:space="preserve">Put this side by side with your main window. This is what makes the demo credible: the viewer sees timings, tool calls and the safety refusal as they happen.</w:t>
+        <w:t xml:space="preserve">Font size: in alacritty, Ctrl + Plus a few times. The log text must be readable in the recording — that log window is what makes the demo credible.</w:t>
+      </w:r>
+    </w:p>
+    <w:p>
+      <w:pPr>
+        <w:spacing w:before="0" w:after="80"/>
+      </w:pPr>
+      <w:r>
+        <w:rPr>
+          <w:sz w:val="20"/>
+          <w:szCs w:val="20"/>
+        </w:rPr>
+        <w:t xml:space="preserve">Note: your earlier session used GNOME Console because that is what you happened to have open. alacritty via Super+Return is the deterministic path and ARIA suppresses terminal window titles for both, so either is fine.</w:t>
       </w:r>
     </w:p>
     <w:p>
@@ -503,7 +645,7 @@
           <w:sz w:val="20"/>
           <w:szCs w:val="20"/>
         </w:rPr>
-        <w:t xml:space="preserve">Must say (GPU). On CPU every sentence costs an extra 1.5 seconds and the demo drags. Controlled by whisper_gpu = true in ~/.config/aria/config.toml.</w:t>
+        <w:t xml:space="preserve">Must say (GPU). On CPU every sentence costs an extra 1.5 seconds and the demo drags.</w:t>
       </w:r>
     </w:p>
     <w:p>
@@ -518,7 +660,7 @@
           <w:sz w:val="24"/>
           <w:szCs w:val="24"/>
         </w:rPr>
-        <w:t xml:space="preserve">A6. Microphone check</w:t>
+        <w:t xml:space="preserve">A6. Reset the memory fact you are about to demo</w:t>
       </w:r>
     </w:p>
     <w:p>
@@ -527,10 +669,64 @@
       </w:pPr>
       <w:r>
         <w:rPr>
-          <w:sz w:val="20"/>
-          <w:szCs w:val="20"/>
-        </w:rPr>
-        <w:t xml:space="preserve">Say “can you hear me” once, off-camera. Expect a reply in about two seconds. If nothing happens, check the default input device, then redo A3 so the take starts from a clean history.</w:t>
+          <w:b/>
+          <w:sz w:val="20"/>
+          <w:szCs w:val="20"/>
+        </w:rPr>
+        <w:t xml:space="preserve">The stored name is currently “Aurelius”. Clearing it means the demo writes it fresh on camera instead of reading a value that was already there.</w:t>
+      </w:r>
+    </w:p>
+    <w:p>
+      <w:pPr>
+        <w:shd w:val="clear" w:fill="F2F2F2"/>
+        <w:ind w:left="120"/>
+        <w:spacing w:before="0" w:after="60"/>
+      </w:pPr>
+      <w:r>
+        <w:rPr>
+          <w:rFonts w:ascii="Consolas" w:hAnsi="Consolas" w:cs="Consolas"/>
+          <w:sz w:val="18"/>
+          <w:szCs w:val="18"/>
+        </w:rPr>
+        <w:t xml:space="preserve">sqlite3 ~/.aria_memory.db "DELETE FROM user_facts WHERE key='user_name';"</w:t>
+      </w:r>
+      <w:r>
+        <w:br/>
+      </w:r>
+      <w:r>
+        <w:rPr>
+          <w:rFonts w:ascii="Consolas" w:hAnsi="Consolas" w:cs="Consolas"/>
+          <w:sz w:val="18"/>
+          <w:szCs w:val="18"/>
+        </w:rPr>
+        <w:t xml:space="preserve">sqlite3 ~/.aria_memory.db "SELECT key,value FROM user_facts;"   # confirm it is gone</w:t>
+      </w:r>
+    </w:p>
+    <w:p>
+      <w:pPr>
+        <w:spacing w:before="0" w:after="80"/>
+      </w:pPr>
+      <w:r>
+        <w:rPr>
+          <w:sz w:val="20"/>
+          <w:szCs w:val="20"/>
+        </w:rPr>
+        <w:t xml:space="preserve">To restore it afterwards:</w:t>
+      </w:r>
+    </w:p>
+    <w:p>
+      <w:pPr>
+        <w:shd w:val="clear" w:fill="F2F2F2"/>
+        <w:ind w:left="120"/>
+        <w:spacing w:before="0" w:after="60"/>
+      </w:pPr>
+      <w:r>
+        <w:rPr>
+          <w:rFonts w:ascii="Consolas" w:hAnsi="Consolas" w:cs="Consolas"/>
+          <w:sz w:val="18"/>
+          <w:szCs w:val="18"/>
+        </w:rPr>
+        <w:t xml:space="preserve">sqlite3 ~/.aria_memory.db "INSERT OR REPLACE INTO user_facts(key,value) VALUES('user_name','Aurelius');" </w:t>
       </w:r>
     </w:p>
     <w:p>
@@ -545,33 +741,19 @@
           <w:sz w:val="24"/>
           <w:szCs w:val="24"/>
         </w:rPr>
-        <w:t xml:space="preserve">A7. Reset ARISE state so the demo starts at id=1</w:t>
-      </w:r>
-    </w:p>
-    <w:p>
-      <w:pPr>
-        <w:shd w:val="clear" w:fill="F2F2F2"/>
-        <w:ind w:left="120"/>
-        <w:spacing w:before="0" w:after="60"/>
-      </w:pPr>
-      <w:r>
-        <w:rPr>
-          <w:rFonts w:ascii="Consolas" w:hAnsi="Consolas" w:cs="Consolas"/>
-          <w:sz w:val="18"/>
-          <w:szCs w:val="18"/>
-        </w:rPr>
-        <w:t xml:space="preserve">find ~/.arise/memory -maxdepth 1 -type f -name '*.db*' -delete</w:t>
-      </w:r>
-      <w:r>
-        <w:br/>
-      </w:r>
-      <w:r>
-        <w:rPr>
-          <w:rFonts w:ascii="Consolas" w:hAnsi="Consolas" w:cs="Consolas"/>
-          <w:sz w:val="18"/>
-          <w:szCs w:val="18"/>
-        </w:rPr>
-        <w:t xml:space="preserve">./build/arise/arise init</w:t>
+        <w:t xml:space="preserve">A7. Microphone check</w:t>
+      </w:r>
+    </w:p>
+    <w:p>
+      <w:pPr>
+        <w:spacing w:before="0" w:after="80"/>
+      </w:pPr>
+      <w:r>
+        <w:rPr>
+          <w:sz w:val="20"/>
+          <w:szCs w:val="20"/>
+        </w:rPr>
+        <w:t xml:space="preserve">Say “can you hear me” once, off-camera. Expect a reply in about two seconds. If nothing happens, check the default input device, then redo A3 so the take starts from a clean history.</w:t>
       </w:r>
     </w:p>
     <w:p>
@@ -586,7 +768,7 @@
           <w:sz w:val="24"/>
           <w:szCs w:val="24"/>
         </w:rPr>
-        <w:t xml:space="preserve">A8. Screen layout</w:t>
+        <w:t xml:space="preserve">A8. Final checklist before recording</w:t>
       </w:r>
     </w:p>
     <w:p>
@@ -599,7 +781,7 @@
           <w:sz w:val="20"/>
           <w:szCs w:val="20"/>
         </w:rPr>
-        <w:t xml:space="preserve">•  Left: your main terminal. Right: the tail -f log window.</w:t>
+        <w:t xml:space="preserve">•  Firefox CLOSED — you open it on camera.</w:t>
       </w:r>
     </w:p>
     <w:p>
@@ -612,7 +794,7 @@
           <w:sz w:val="20"/>
           <w:szCs w:val="20"/>
         </w:rPr>
-        <w:t xml:space="preserve">•  Font 14pt or larger. The log text must be readable in the recording.</w:t>
+        <w:t xml:space="preserve">•  VS Code CLOSED — it clutters the window list you read out.</w:t>
       </w:r>
     </w:p>
     <w:p>
@@ -625,7 +807,7 @@
           <w:sz w:val="20"/>
           <w:szCs w:val="20"/>
         </w:rPr>
-        <w:t xml:space="preserve">•  Close Slack, email, and anything that shows notifications.</w:t>
+        <w:t xml:space="preserve">•  OnlyOffice / this document CLOSED — same reason.</w:t>
       </w:r>
     </w:p>
     <w:p>
@@ -638,7 +820,7 @@
           <w:sz w:val="20"/>
           <w:szCs w:val="20"/>
         </w:rPr>
-        <w:t xml:space="preserve">•  Firefox CLOSED at the start — you open it on camera.</w:t>
+        <w:t xml:space="preserve">•  Notifications off. Slack and email quit.</w:t>
       </w:r>
     </w:p>
     <w:p>
@@ -651,7 +833,7 @@
           <w:sz w:val="20"/>
           <w:szCs w:val="20"/>
         </w:rPr>
-        <w:t xml:space="preserve">•  VS Code CLOSED — it clutters the window list you'll be reading out.</w:t>
+        <w:t xml:space="preserve">•  GitHub README open in a background tab, ready but not focused (Part D).</w:t>
       </w:r>
     </w:p>
     <w:p>
@@ -664,7 +846,7 @@
           <w:sz w:val="20"/>
           <w:szCs w:val="20"/>
         </w:rPr>
-        <w:t xml:space="preserve">•  GitHub README open in a background tab, ready but not focused (Part D).</w:t>
+        <w:t xml:space="preserve">•  Exactly one ai-agent process (A3).</w:t>
       </w:r>
     </w:p>
     <w:p>
@@ -705,7 +887,7 @@
           <w:sz w:val="20"/>
           <w:szCs w:val="20"/>
         </w:rPr>
-        <w:t xml:space="preserve">•  Wait for ARIA to finish speaking before the next line. Talking over it triggers barge-in.</w:t>
+        <w:t xml:space="preserve">•  Wait for ARIA to finish before the next line. Talking over it triggers barge-in.</w:t>
       </w:r>
     </w:p>
     <w:p>
@@ -731,7 +913,21 @@
           <w:sz w:val="20"/>
           <w:szCs w:val="20"/>
         </w:rPr>
-        <w:t xml:space="preserve">•  Leave about a second of silence after each sentence — that's how the voice detector knows you're done.</w:t>
+        <w:t xml:space="preserve">•  Leave about a second of silence after each sentence — that is how the voice detector knows you are done.</w:t>
+      </w:r>
+    </w:p>
+    <w:p>
+      <w:pPr>
+        <w:ind w:left="200"/>
+        <w:spacing w:before="0" w:after="50"/>
+      </w:pPr>
+      <w:r>
+        <w:rPr>
+          <w:b/>
+          <w:sz w:val="20"/>
+          <w:szCs w:val="20"/>
+        </w:rPr>
+        <w:t xml:space="preserve">•  Say command lines flatly and don't trail off at the end. Trailing off is what caused the misheard commands in testing.</w:t>
       </w:r>
     </w:p>
     <w:p>
@@ -775,9 +971,9 @@
         <w:tblLayout w:type="fixed"/>
       </w:tblPr>
       <w:tblGrid>
-        <w:gridCol w:w="1500"/>
-        <w:gridCol w:w="3400"/>
-        <w:gridCol w:w="2500"/>
+        <w:gridCol w:w="1450"/>
+        <w:gridCol w:w="3550"/>
+        <w:gridCol w:w="2400"/>
         <w:gridCol w:w="2900"/>
       </w:tblGrid>
       <w:tr>
@@ -786,7 +982,7 @@
         </w:trPr>
         <w:tc>
           <w:tcPr>
-            <w:tcW w:w="1500" w:type="dxa"/>
+            <w:tcW w:w="1450" w:type="dxa"/>
             <w:shd w:val="clear" w:fill="DCE4F0"/>
             <w:vAlign w:val="top"/>
           </w:tcPr>
@@ -806,7 +1002,7 @@
         </w:tc>
         <w:tc>
           <w:tcPr>
-            <w:tcW w:w="3400" w:type="dxa"/>
+            <w:tcW w:w="3550" w:type="dxa"/>
             <w:shd w:val="clear" w:fill="DCE4F0"/>
             <w:vAlign w:val="top"/>
           </w:tcPr>
@@ -826,7 +1022,7 @@
         </w:tc>
         <w:tc>
           <w:tcPr>
-            <w:tcW w:w="2500" w:type="dxa"/>
+            <w:tcW w:w="2400" w:type="dxa"/>
             <w:shd w:val="clear" w:fill="DCE4F0"/>
             <w:vAlign w:val="top"/>
           </w:tcPr>
@@ -860,7 +1056,7 @@
                 <w:sz w:val="20"/>
                 <w:szCs w:val="20"/>
               </w:rPr>
-              <w:t xml:space="preserve">What ARIA / ARISE should visibly + audibly do</w:t>
+              <w:t xml:space="preserve">What ARIA should visibly + audibly do</w:t>
             </w:r>
           </w:p>
         </w:tc>
@@ -868,20 +1064,20 @@
       <w:tr>
         <w:tc>
           <w:tcPr>
-            <w:tcW w:w="1500" w:type="dxa"/>
-            <w:vAlign w:val="top"/>
-          </w:tcPr>
-          <w:p>
-            <w:pPr>
-              <w:spacing w:before="0" w:after="80"/>
-            </w:pPr>
-            <w:r>
-              <w:rPr>
-                <w:b/>
-                <w:sz w:val="18"/>
-                <w:szCs w:val="18"/>
-              </w:rPr>
-              <w:t xml:space="preserve">0:00 — Intro</w:t>
+            <w:tcW w:w="1450" w:type="dxa"/>
+            <w:vAlign w:val="top"/>
+          </w:tcPr>
+          <w:p>
+            <w:pPr>
+              <w:spacing w:before="0" w:after="80"/>
+            </w:pPr>
+            <w:r>
+              <w:rPr>
+                <w:b/>
+                <w:sz w:val="18"/>
+                <w:szCs w:val="18"/>
+              </w:rPr>
+              <w:t xml:space="preserve">0:00 — Who I am</w:t>
             </w:r>
             <w:r>
               <w:br/>
@@ -894,23 +1090,34 @@
               </w:rPr>
               <w:t xml:space="preserve">(TO CAMERA)</w:t>
             </w:r>
-          </w:p>
-        </w:tc>
-        <w:tc>
-          <w:tcPr>
-            <w:tcW w:w="3400" w:type="dxa"/>
-            <w:vAlign w:val="top"/>
-          </w:tcPr>
-          <w:p>
-            <w:pPr>
-              <w:spacing w:before="0" w:after="80"/>
-            </w:pPr>
-            <w:r>
-              <w:rPr>
-                <w:sz w:val="18"/>
-                <w:szCs w:val="18"/>
-              </w:rPr>
-              <w:t xml:space="preserve">Hi, I'm Vishrut. I'm applying for the software engineering internship at Razorpay, and instead of talking about a project, I'd rather just show you one running.</w:t>
+            <w:r>
+              <w:br/>
+            </w:r>
+            <w:r>
+              <w:rPr>
+                <w:b/>
+                <w:sz w:val="18"/>
+                <w:szCs w:val="18"/>
+              </w:rPr>
+              <w:t xml:space="preserve">~20s</w:t>
+            </w:r>
+          </w:p>
+        </w:tc>
+        <w:tc>
+          <w:tcPr>
+            <w:tcW w:w="3550" w:type="dxa"/>
+            <w:vAlign w:val="top"/>
+          </w:tcPr>
+          <w:p>
+            <w:pPr>
+              <w:spacing w:before="0" w:after="80"/>
+            </w:pPr>
+            <w:r>
+              <w:rPr>
+                <w:sz w:val="18"/>
+                <w:szCs w:val="18"/>
+              </w:rPr>
+              <w:t xml:space="preserve">Hi, I'm Vishrut, applying for the software engineering internship at Razorpay. Rather than talk about a project, I'll show you one running.</w:t>
             </w:r>
             <w:r>
               <w:br/>
@@ -930,45 +1137,25 @@
                 <w:sz w:val="18"/>
                 <w:szCs w:val="18"/>
               </w:rPr>
-              <w:t xml:space="preserve">This is ARIA. It's a voice-controlled agent for Linux that I wrote in C++. It listens on the mic continuously, transcribes what I say with whisper.cpp, decides what to do using a local language model through Ollama, executes the action on my actual machine, and replies through a local text-to-speech engine.</w:t>
-            </w:r>
-            <w:r>
-              <w:br/>
-            </w:r>
-            <w:r>
-              <w:rPr>
-                <w:sz w:val="18"/>
-                <w:szCs w:val="18"/>
-              </w:rPr>
-              <w:t xml:space="preserve"/>
-            </w:r>
-            <w:r>
-              <w:br/>
-            </w:r>
-            <w:r>
-              <w:rPr>
-                <w:sz w:val="18"/>
-                <w:szCs w:val="18"/>
-              </w:rPr>
-              <w:t xml:space="preserve">The part I care about most: nothing leaves this laptop. No API keys, no cloud calls, no network. Every model runs on the GPU in this machine. Let me show you.</w:t>
-            </w:r>
-          </w:p>
-        </w:tc>
-        <w:tc>
-          <w:tcPr>
-            <w:tcW w:w="2500" w:type="dxa"/>
-            <w:vAlign w:val="top"/>
-          </w:tcPr>
-          <w:p>
-            <w:pPr>
-              <w:spacing w:before="0" w:after="80"/>
-            </w:pPr>
-            <w:r>
-              <w:rPr>
-                <w:sz w:val="18"/>
-                <w:szCs w:val="18"/>
-              </w:rPr>
-              <w:t xml:space="preserve">Webcam or a static title slide, then cut to the two terminals.</w:t>
+              <w:t xml:space="preserve">This is ARIA — a voice assistant for Linux I wrote from scratch in C++. What it does, how it works, and a bug I had to hunt down to make it usable.</w:t>
+            </w:r>
+          </w:p>
+        </w:tc>
+        <w:tc>
+          <w:tcPr>
+            <w:tcW w:w="2400" w:type="dxa"/>
+            <w:vAlign w:val="top"/>
+          </w:tcPr>
+          <w:p>
+            <w:pPr>
+              <w:spacing w:before="0" w:after="80"/>
+            </w:pPr>
+            <w:r>
+              <w:rPr>
+                <w:sz w:val="18"/>
+                <w:szCs w:val="18"/>
+              </w:rPr>
+              <w:t xml:space="preserve">Webcam or a static title slide.</w:t>
             </w:r>
           </w:p>
         </w:tc>
@@ -986,7 +1173,7 @@
                 <w:sz w:val="18"/>
                 <w:szCs w:val="18"/>
               </w:rPr>
-              <w:t xml:space="preserve">Nothing yet — ARIA is idle and listening. Keep this under 30 seconds.</w:t>
+              <w:t xml:space="preserve">Nothing yet. Keep this to 20 seconds.</w:t>
             </w:r>
           </w:p>
           <w:p>
@@ -1008,20 +1195,20 @@
       <w:tr>
         <w:tc>
           <w:tcPr>
-            <w:tcW w:w="1500" w:type="dxa"/>
-            <w:vAlign w:val="top"/>
-          </w:tcPr>
-          <w:p>
-            <w:pPr>
-              <w:spacing w:before="0" w:after="80"/>
-            </w:pPr>
-            <w:r>
-              <w:rPr>
-                <w:b/>
-                <w:sz w:val="18"/>
-                <w:szCs w:val="18"/>
-              </w:rPr>
-              <w:t xml:space="preserve">0:30 — Orientation</w:t>
+            <w:tcW w:w="1450" w:type="dxa"/>
+            <w:vAlign w:val="top"/>
+          </w:tcPr>
+          <w:p>
+            <w:pPr>
+              <w:spacing w:before="0" w:after="80"/>
+            </w:pPr>
+            <w:r>
+              <w:rPr>
+                <w:b/>
+                <w:sz w:val="18"/>
+                <w:szCs w:val="18"/>
+              </w:rPr>
+              <w:t xml:space="preserve">0:20 — Why build this</w:t>
             </w:r>
             <w:r>
               <w:br/>
@@ -1034,41 +1221,72 @@
               </w:rPr>
               <w:t xml:space="preserve">(TO CAMERA)</w:t>
             </w:r>
-          </w:p>
-        </w:tc>
-        <w:tc>
-          <w:tcPr>
-            <w:tcW w:w="3400" w:type="dxa"/>
-            <w:vAlign w:val="top"/>
-          </w:tcPr>
-          <w:p>
-            <w:pPr>
-              <w:spacing w:before="0" w:after="80"/>
-            </w:pPr>
-            <w:r>
-              <w:rPr>
-                <w:sz w:val="18"/>
-                <w:szCs w:val="18"/>
-              </w:rPr>
-              <w:t xml:space="preserve">On the left is the agent. On the right is its live log, so you can see exactly what it's doing and how long each step takes. There's no wake word — it's always listening.</w:t>
-            </w:r>
-          </w:p>
-        </w:tc>
-        <w:tc>
-          <w:tcPr>
-            <w:tcW w:w="2500" w:type="dxa"/>
-            <w:vAlign w:val="top"/>
-          </w:tcPr>
-          <w:p>
-            <w:pPr>
-              <w:spacing w:before="0" w:after="80"/>
-            </w:pPr>
-            <w:r>
-              <w:rPr>
-                <w:sz w:val="18"/>
-                <w:szCs w:val="18"/>
-              </w:rPr>
-              <w:t xml:space="preserve">Point the cursor at each terminal in turn.</w:t>
+            <w:r>
+              <w:br/>
+            </w:r>
+            <w:r>
+              <w:rPr>
+                <w:b/>
+                <w:sz w:val="18"/>
+                <w:szCs w:val="18"/>
+              </w:rPr>
+              <w:t xml:space="preserve">~20s</w:t>
+            </w:r>
+          </w:p>
+        </w:tc>
+        <w:tc>
+          <w:tcPr>
+            <w:tcW w:w="3550" w:type="dxa"/>
+            <w:vAlign w:val="top"/>
+          </w:tcPr>
+          <w:p>
+            <w:pPr>
+              <w:spacing w:before="0" w:after="80"/>
+            </w:pPr>
+            <w:r>
+              <w:rPr>
+                <w:sz w:val="18"/>
+                <w:szCs w:val="18"/>
+              </w:rPr>
+              <w:t xml:space="preserve">What bothered me about voice assistants: your microphone audio goes to someone else's servers — and your screen too, if it can see it. It stops working when your internet does. And you can't change it or see why it did something.</w:t>
+            </w:r>
+            <w:r>
+              <w:br/>
+            </w:r>
+            <w:r>
+              <w:rPr>
+                <w:sz w:val="18"/>
+                <w:szCs w:val="18"/>
+              </w:rPr>
+              <w:t xml:space="preserve"/>
+            </w:r>
+            <w:r>
+              <w:br/>
+            </w:r>
+            <w:r>
+              <w:rPr>
+                <w:sz w:val="18"/>
+                <w:szCs w:val="18"/>
+              </w:rPr>
+              <w:t xml:space="preserve">So I built one where none of that is true. Speech recognition, the model, the voice — all on this laptop. Pull the wifi out and it still works.</w:t>
+            </w:r>
+          </w:p>
+        </w:tc>
+        <w:tc>
+          <w:tcPr>
+            <w:tcW w:w="2400" w:type="dxa"/>
+            <w:vAlign w:val="top"/>
+          </w:tcPr>
+          <w:p>
+            <w:pPr>
+              <w:spacing w:before="0" w:after="80"/>
+            </w:pPr>
+            <w:r>
+              <w:rPr>
+                <w:sz w:val="18"/>
+                <w:szCs w:val="18"/>
+              </w:rPr>
+              <w:t xml:space="preserve">Nothing yet — this is spoken over the title slide or the two terminals.</w:t>
             </w:r>
           </w:p>
         </w:tc>
@@ -1086,7 +1304,21 @@
                 <w:sz w:val="18"/>
                 <w:szCs w:val="18"/>
               </w:rPr>
-              <w:t xml:space="preserve">Log shows “ARIA ready.” Hold for a couple of seconds so it's readable.</w:t>
+              <w:t xml:space="preserve">Nothing. This is the problem statement; keep it tight and don't oversell.</w:t>
+            </w:r>
+          </w:p>
+          <w:p>
+            <w:pPr>
+              <w:spacing w:before="0" w:after="80"/>
+            </w:pPr>
+            <w:r>
+              <w:rPr>
+                <w:i/>
+                <w:color w:val="666666"/>
+                <w:sz w:val="16"/>
+                <w:szCs w:val="16"/>
+              </w:rPr>
+              <w:t xml:space="preserve">Grounded and literally true. Don't add claims beyond these.</w:t>
             </w:r>
           </w:p>
         </w:tc>
@@ -1094,20 +1326,191 @@
       <w:tr>
         <w:tc>
           <w:tcPr>
-            <w:tcW w:w="1500" w:type="dxa"/>
-            <w:vAlign w:val="top"/>
-          </w:tcPr>
-          <w:p>
-            <w:pPr>
-              <w:spacing w:before="0" w:after="80"/>
-            </w:pPr>
-            <w:r>
-              <w:rPr>
-                <w:b/>
-                <w:sz w:val="18"/>
-                <w:szCs w:val="18"/>
-              </w:rPr>
-              <w:t xml:space="preserve">0:40 — Screenshot</w:t>
+            <w:tcW w:w="1450" w:type="dxa"/>
+            <w:vAlign w:val="top"/>
+          </w:tcPr>
+          <w:p>
+            <w:pPr>
+              <w:spacing w:before="0" w:after="80"/>
+            </w:pPr>
+            <w:r>
+              <w:rPr>
+                <w:b/>
+                <w:sz w:val="18"/>
+                <w:szCs w:val="18"/>
+              </w:rPr>
+              <w:t xml:space="preserve">0:40 — How it works</w:t>
+            </w:r>
+            <w:r>
+              <w:br/>
+            </w:r>
+            <w:r>
+              <w:rPr>
+                <w:b/>
+                <w:sz w:val="18"/>
+                <w:szCs w:val="18"/>
+              </w:rPr>
+              <w:t xml:space="preserve">(TO CAMERA)</w:t>
+            </w:r>
+            <w:r>
+              <w:br/>
+            </w:r>
+            <w:r>
+              <w:rPr>
+                <w:b/>
+                <w:sz w:val="18"/>
+                <w:szCs w:val="18"/>
+              </w:rPr>
+              <w:t xml:space="preserve">~35s</w:t>
+            </w:r>
+          </w:p>
+        </w:tc>
+        <w:tc>
+          <w:tcPr>
+            <w:tcW w:w="3550" w:type="dxa"/>
+            <w:vAlign w:val="top"/>
+          </w:tcPr>
+          <w:p>
+            <w:pPr>
+              <w:spacing w:before="0" w:after="80"/>
+            </w:pPr>
+            <w:r>
+              <w:rPr>
+                <w:sz w:val="18"/>
+                <w:szCs w:val="18"/>
+              </w:rPr>
+              <w:t xml:space="preserve">Quick walk through the pipeline — you can watch it in the log on the right.</w:t>
+            </w:r>
+            <w:r>
+              <w:br/>
+            </w:r>
+            <w:r>
+              <w:rPr>
+                <w:sz w:val="18"/>
+                <w:szCs w:val="18"/>
+              </w:rPr>
+              <w:t xml:space="preserve"/>
+            </w:r>
+            <w:r>
+              <w:br/>
+            </w:r>
+            <w:r>
+              <w:rPr>
+                <w:sz w:val="18"/>
+                <w:szCs w:val="18"/>
+              </w:rPr>
+              <w:t xml:space="preserve">The mic records constantly. A voice detector decides when I've started and stopped talking, so it isn't transcribing silence all day. That audio goes to whisper.cpp on the GPU for speech-to-text.</w:t>
+            </w:r>
+            <w:r>
+              <w:br/>
+            </w:r>
+            <w:r>
+              <w:rPr>
+                <w:sz w:val="18"/>
+                <w:szCs w:val="18"/>
+              </w:rPr>
+              <w:t xml:space="preserve"/>
+            </w:r>
+            <w:r>
+              <w:br/>
+            </w:r>
+            <w:r>
+              <w:rPr>
+                <w:sz w:val="18"/>
+                <w:szCs w:val="18"/>
+              </w:rPr>
+              <w:t xml:space="preserve">Then it forks. Common commands match a regular expression and skip the model entirely — instant. Everything else goes to a local model through Ollama, which picks from a fixed list of tools I wrote. Both paths end in the same C++ executor, and Piper speaks the reply — also local.</w:t>
+            </w:r>
+            <w:r>
+              <w:br/>
+            </w:r>
+            <w:r>
+              <w:rPr>
+                <w:sz w:val="18"/>
+                <w:szCs w:val="18"/>
+              </w:rPr>
+              <w:t xml:space="preserve"/>
+            </w:r>
+            <w:r>
+              <w:br/>
+            </w:r>
+            <w:r>
+              <w:rPr>
+                <w:sz w:val="18"/>
+                <w:szCs w:val="18"/>
+              </w:rPr>
+              <w:t xml:space="preserve">There's a second piece, ARISE, for memory and goals that outlive a conversation. Straight with you: that's a separate program today. Merging them is what I'm on now.</w:t>
+            </w:r>
+          </w:p>
+        </w:tc>
+        <w:tc>
+          <w:tcPr>
+            <w:tcW w:w="2400" w:type="dxa"/>
+            <w:vAlign w:val="top"/>
+          </w:tcPr>
+          <w:p>
+            <w:pPr>
+              <w:spacing w:before="0" w:after="80"/>
+            </w:pPr>
+            <w:r>
+              <w:rPr>
+                <w:sz w:val="18"/>
+                <w:szCs w:val="18"/>
+              </w:rPr>
+              <w:t xml:space="preserve">Point along the log window as you name each stage. If you have a diagram, show it here.</w:t>
+            </w:r>
+          </w:p>
+        </w:tc>
+        <w:tc>
+          <w:tcPr>
+            <w:tcW w:w="2900" w:type="dxa"/>
+            <w:vAlign w:val="top"/>
+          </w:tcPr>
+          <w:p>
+            <w:pPr>
+              <w:spacing w:before="0" w:after="80"/>
+            </w:pPr>
+            <w:r>
+              <w:rPr>
+                <w:sz w:val="18"/>
+                <w:szCs w:val="18"/>
+              </w:rPr>
+              <w:t xml:space="preserve">Nothing — narration only. The log window is your visual.</w:t>
+            </w:r>
+          </w:p>
+          <w:p>
+            <w:pPr>
+              <w:spacing w:before="0" w:after="80"/>
+            </w:pPr>
+            <w:r>
+              <w:rPr>
+                <w:i/>
+                <w:color w:val="666666"/>
+                <w:sz w:val="16"/>
+                <w:szCs w:val="16"/>
+              </w:rPr>
+              <w:t xml:space="preserve">Accurate to what's shipped. The ARISE sentence is deliberately honest — do not soften it.</w:t>
+            </w:r>
+          </w:p>
+        </w:tc>
+      </w:tr>
+      <w:tr>
+        <w:tc>
+          <w:tcPr>
+            <w:tcW w:w="1450" w:type="dxa"/>
+            <w:vAlign w:val="top"/>
+          </w:tcPr>
+          <w:p>
+            <w:pPr>
+              <w:spacing w:before="0" w:after="80"/>
+            </w:pPr>
+            <w:r>
+              <w:rPr>
+                <w:b/>
+                <w:sz w:val="18"/>
+                <w:szCs w:val="18"/>
+              </w:rPr>
+              <w:t xml:space="preserve">1:15 — Screenshot</w:t>
             </w:r>
             <w:r>
               <w:br/>
@@ -1120,11 +1523,22 @@
               </w:rPr>
               <w:t xml:space="preserve">(instant path)</w:t>
             </w:r>
-          </w:p>
-        </w:tc>
-        <w:tc>
-          <w:tcPr>
-            <w:tcW w:w="3400" w:type="dxa"/>
+            <w:r>
+              <w:br/>
+            </w:r>
+            <w:r>
+              <w:rPr>
+                <w:b/>
+                <w:sz w:val="18"/>
+                <w:szCs w:val="18"/>
+              </w:rPr>
+              <w:t xml:space="preserve">~15s</w:t>
+            </w:r>
+          </w:p>
+        </w:tc>
+        <w:tc>
+          <w:tcPr>
+            <w:tcW w:w="3550" w:type="dxa"/>
             <w:vAlign w:val="top"/>
           </w:tcPr>
           <w:p>
@@ -1137,6 +1551,26 @@
                 <w:szCs w:val="18"/>
               </w:rPr>
               <w:t xml:space="preserve">Can you take a screenshot?</w:t>
+            </w:r>
+            <w:r>
+              <w:br/>
+            </w:r>
+            <w:r>
+              <w:rPr>
+                <w:sz w:val="18"/>
+                <w:szCs w:val="18"/>
+              </w:rPr>
+              <w:t xml:space="preserve"/>
+            </w:r>
+            <w:r>
+              <w:br/>
+            </w:r>
+            <w:r>
+              <w:rPr>
+                <w:sz w:val="18"/>
+                <w:szCs w:val="18"/>
+              </w:rPr>
+              <w:t xml:space="preserve">[TO CAMERA:] That one never touched the language model. It matched a pattern and ran. That's on purpose — the common commands shouldn't be at the mercy of a model's mood.</w:t>
             </w:r>
           </w:p>
           <w:p>
@@ -1156,19 +1590,19 @@
         </w:tc>
         <w:tc>
           <w:tcPr>
-            <w:tcW w:w="2500" w:type="dxa"/>
-            <w:vAlign w:val="top"/>
-          </w:tcPr>
-          <w:p>
-            <w:pPr>
-              <w:spacing w:before="0" w:after="80"/>
-            </w:pPr>
-            <w:r>
-              <w:rPr>
-                <w:sz w:val="18"/>
-                <w:szCs w:val="18"/>
-              </w:rPr>
-              <w:t xml:space="preserve">Nothing — just speak.</w:t>
+            <w:tcW w:w="2400" w:type="dxa"/>
+            <w:vAlign w:val="top"/>
+          </w:tcPr>
+          <w:p>
+            <w:pPr>
+              <w:spacing w:before="0" w:after="80"/>
+            </w:pPr>
+            <w:r>
+              <w:rPr>
+                <w:sz w:val="18"/>
+                <w:szCs w:val="18"/>
+              </w:rPr>
+              <w:t xml:space="preserve">Point at the log line showing path":"intent".</w:t>
             </w:r>
           </w:p>
         </w:tc>
@@ -1186,7 +1620,7 @@
                 <w:sz w:val="18"/>
                 <w:szCs w:val="18"/>
               </w:rPr>
-              <w:t xml:space="preserve">Says “Screenshot saved.” in about 2 seconds. Log shows path":"intent" — this never touches the language model at all.</w:t>
+              <w:t xml:space="preserve">Says “Screenshot saved.” in about 2 seconds. Log shows path":"intent".</w:t>
             </w:r>
           </w:p>
           <w:p>
@@ -1200,7 +1634,7 @@
                 <w:sz w:val="16"/>
                 <w:szCs w:val="16"/>
               </w:rPr>
-              <w:t xml:space="preserve">Fastest, most reliable command in the system. Good opener.</w:t>
+              <w:t xml:space="preserve">AI-judgment aside #1 lives here — fast path before the model, deliberately.</w:t>
             </w:r>
           </w:p>
         </w:tc>
@@ -1208,20 +1642,20 @@
       <w:tr>
         <w:tc>
           <w:tcPr>
-            <w:tcW w:w="1500" w:type="dxa"/>
-            <w:vAlign w:val="top"/>
-          </w:tcPr>
-          <w:p>
-            <w:pPr>
-              <w:spacing w:before="0" w:after="80"/>
-            </w:pPr>
-            <w:r>
-              <w:rPr>
-                <w:b/>
-                <w:sz w:val="18"/>
-                <w:szCs w:val="18"/>
-              </w:rPr>
-              <w:t xml:space="preserve">0:50 — Battery</w:t>
+            <w:tcW w:w="1450" w:type="dxa"/>
+            <w:vAlign w:val="top"/>
+          </w:tcPr>
+          <w:p>
+            <w:pPr>
+              <w:spacing w:before="0" w:after="80"/>
+            </w:pPr>
+            <w:r>
+              <w:rPr>
+                <w:b/>
+                <w:sz w:val="18"/>
+                <w:szCs w:val="18"/>
+              </w:rPr>
+              <w:t xml:space="preserve">1:30 — Battery</w:t>
             </w:r>
             <w:r>
               <w:br/>
@@ -1234,11 +1668,22 @@
               </w:rPr>
               <w:t xml:space="preserve">(tool call)</w:t>
             </w:r>
-          </w:p>
-        </w:tc>
-        <w:tc>
-          <w:tcPr>
-            <w:tcW w:w="3400" w:type="dxa"/>
+            <w:r>
+              <w:br/>
+            </w:r>
+            <w:r>
+              <w:rPr>
+                <w:b/>
+                <w:sz w:val="18"/>
+                <w:szCs w:val="18"/>
+              </w:rPr>
+              <w:t xml:space="preserve">~12s</w:t>
+            </w:r>
+          </w:p>
+        </w:tc>
+        <w:tc>
+          <w:tcPr>
+            <w:tcW w:w="3550" w:type="dxa"/>
             <w:vAlign w:val="top"/>
           </w:tcPr>
           <w:p>
@@ -1270,7 +1715,7 @@
         </w:tc>
         <w:tc>
           <w:tcPr>
-            <w:tcW w:w="2500" w:type="dxa"/>
+            <w:tcW w:w="2400" w:type="dxa"/>
             <w:vAlign w:val="top"/>
           </w:tcPr>
           <w:p>
@@ -1308,20 +1753,20 @@
       <w:tr>
         <w:tc>
           <w:tcPr>
-            <w:tcW w:w="1500" w:type="dxa"/>
-            <w:vAlign w:val="top"/>
-          </w:tcPr>
-          <w:p>
-            <w:pPr>
-              <w:spacing w:before="0" w:after="80"/>
-            </w:pPr>
-            <w:r>
-              <w:rPr>
-                <w:b/>
-                <w:sz w:val="18"/>
-                <w:szCs w:val="18"/>
-              </w:rPr>
-              <w:t xml:space="preserve">1:00 — Timer</w:t>
+            <w:tcW w:w="1450" w:type="dxa"/>
+            <w:vAlign w:val="top"/>
+          </w:tcPr>
+          <w:p>
+            <w:pPr>
+              <w:spacing w:before="0" w:after="80"/>
+            </w:pPr>
+            <w:r>
+              <w:rPr>
+                <w:b/>
+                <w:sz w:val="18"/>
+                <w:szCs w:val="18"/>
+              </w:rPr>
+              <w:t xml:space="preserve">1:42 — Timer</w:t>
             </w:r>
             <w:r>
               <w:br/>
@@ -1334,11 +1779,22 @@
               </w:rPr>
               <w:t xml:space="preserve">(let it fire)</w:t>
             </w:r>
-          </w:p>
-        </w:tc>
-        <w:tc>
-          <w:tcPr>
-            <w:tcW w:w="3400" w:type="dxa"/>
+            <w:r>
+              <w:br/>
+            </w:r>
+            <w:r>
+              <w:rPr>
+                <w:b/>
+                <w:sz w:val="18"/>
+                <w:szCs w:val="18"/>
+              </w:rPr>
+              <w:t xml:space="preserve">~20s</w:t>
+            </w:r>
+          </w:p>
+        </w:tc>
+        <w:tc>
+          <w:tcPr>
+            <w:tcW w:w="3550" w:type="dxa"/>
             <w:vAlign w:val="top"/>
           </w:tcPr>
           <w:p>
@@ -1370,7 +1826,7 @@
                 <w:sz w:val="18"/>
                 <w:szCs w:val="18"/>
               </w:rPr>
-              <w:t xml:space="preserve">[then, TO CAMERA while it counts down:] That's running on a background thread — I'll keep talking and it'll interrupt me when it's done.</w:t>
+              <w:t xml:space="preserve">[TO CAMERA, while it counts down:] That's on a background thread — I'll keep talking and it'll cut in when it's done.</w:t>
             </w:r>
           </w:p>
           <w:p>
@@ -1390,19 +1846,19 @@
         </w:tc>
         <w:tc>
           <w:tcPr>
-            <w:tcW w:w="2500" w:type="dxa"/>
-            <w:vAlign w:val="top"/>
-          </w:tcPr>
-          <w:p>
-            <w:pPr>
-              <w:spacing w:before="0" w:after="80"/>
-            </w:pPr>
-            <w:r>
-              <w:rPr>
-                <w:sz w:val="18"/>
-                <w:szCs w:val="18"/>
-              </w:rPr>
-              <w:t xml:space="preserve">Keep talking so it fires mid-sentence. That's the moment worth capturing.</w:t>
+            <w:tcW w:w="2400" w:type="dxa"/>
+            <w:vAlign w:val="top"/>
+          </w:tcPr>
+          <w:p>
+            <w:pPr>
+              <w:spacing w:before="0" w:after="80"/>
+            </w:pPr>
+            <w:r>
+              <w:rPr>
+                <w:sz w:val="18"/>
+                <w:szCs w:val="18"/>
+              </w:rPr>
+              <w:t xml:space="preserve">Keep talking so it fires mid-sentence. That interruption is the moment worth capturing.</w:t>
             </w:r>
           </w:p>
         </w:tc>
@@ -1442,26 +1898,37 @@
       <w:tr>
         <w:tc>
           <w:tcPr>
-            <w:tcW w:w="1500" w:type="dxa"/>
-            <w:vAlign w:val="top"/>
-          </w:tcPr>
-          <w:p>
-            <w:pPr>
-              <w:spacing w:before="0" w:after="80"/>
-            </w:pPr>
-            <w:r>
-              <w:rPr>
-                <w:b/>
-                <w:sz w:val="18"/>
-                <w:szCs w:val="18"/>
-              </w:rPr>
-              <w:t xml:space="preserve">1:15 — Open an app</w:t>
-            </w:r>
-          </w:p>
-        </w:tc>
-        <w:tc>
-          <w:tcPr>
-            <w:tcW w:w="3400" w:type="dxa"/>
+            <w:tcW w:w="1450" w:type="dxa"/>
+            <w:vAlign w:val="top"/>
+          </w:tcPr>
+          <w:p>
+            <w:pPr>
+              <w:spacing w:before="0" w:after="80"/>
+            </w:pPr>
+            <w:r>
+              <w:rPr>
+                <w:b/>
+                <w:sz w:val="18"/>
+                <w:szCs w:val="18"/>
+              </w:rPr>
+              <w:t xml:space="preserve">2:02 — Open an app</w:t>
+            </w:r>
+            <w:r>
+              <w:br/>
+            </w:r>
+            <w:r>
+              <w:rPr>
+                <w:b/>
+                <w:sz w:val="18"/>
+                <w:szCs w:val="18"/>
+              </w:rPr>
+              <w:t xml:space="preserve">~12s</w:t>
+            </w:r>
+          </w:p>
+        </w:tc>
+        <w:tc>
+          <w:tcPr>
+            <w:tcW w:w="3550" w:type="dxa"/>
             <w:vAlign w:val="top"/>
           </w:tcPr>
           <w:p>
@@ -1487,13 +1954,13 @@
                 <w:sz w:val="16"/>
                 <w:szCs w:val="16"/>
               </w:rPr>
-              <w:t xml:space="preserve">If it mishears: “Open Firefox.” (say it flatly, don't trail off)</w:t>
-            </w:r>
-          </w:p>
-        </w:tc>
-        <w:tc>
-          <w:tcPr>
-            <w:tcW w:w="2500" w:type="dxa"/>
+              <w:t xml:space="preserve">If it mishears: “Open Firefox.” (flat tone, don't trail off)</w:t>
+            </w:r>
+          </w:p>
+        </w:tc>
+        <w:tc>
+          <w:tcPr>
+            <w:tcW w:w="2400" w:type="dxa"/>
             <w:vAlign w:val="top"/>
           </w:tcPr>
           <w:p>
@@ -1524,6 +1991,283 @@
                 <w:szCs w:val="18"/>
               </w:rPr>
               <w:t xml:space="preserve">Says “On it.” and Firefox opens within a second or two.</w:t>
+            </w:r>
+          </w:p>
+        </w:tc>
+      </w:tr>
+      <w:tr>
+        <w:tc>
+          <w:tcPr>
+            <w:tcW w:w="1450" w:type="dxa"/>
+            <w:vAlign w:val="top"/>
+          </w:tcPr>
+          <w:p>
+            <w:pPr>
+              <w:spacing w:before="0" w:after="80"/>
+            </w:pPr>
+            <w:r>
+              <w:rPr>
+                <w:b/>
+                <w:sz w:val="18"/>
+                <w:szCs w:val="18"/>
+              </w:rPr>
+              <w:t xml:space="preserve">2:14 — Run a command</w:t>
+            </w:r>
+            <w:r>
+              <w:br/>
+            </w:r>
+            <w:r>
+              <w:rPr>
+                <w:b/>
+                <w:sz w:val="18"/>
+                <w:szCs w:val="18"/>
+              </w:rPr>
+              <w:t xml:space="preserve">~25s</w:t>
+            </w:r>
+          </w:p>
+        </w:tc>
+        <w:tc>
+          <w:tcPr>
+            <w:tcW w:w="3550" w:type="dxa"/>
+            <w:vAlign w:val="top"/>
+          </w:tcPr>
+          <w:p>
+            <w:pPr>
+              <w:spacing w:before="0" w:after="80"/>
+            </w:pPr>
+            <w:r>
+              <w:rPr>
+                <w:sz w:val="18"/>
+                <w:szCs w:val="18"/>
+              </w:rPr>
+              <w:t xml:space="preserve">Run neofetch.</w:t>
+            </w:r>
+            <w:r>
+              <w:br/>
+            </w:r>
+            <w:r>
+              <w:rPr>
+                <w:sz w:val="18"/>
+                <w:szCs w:val="18"/>
+              </w:rPr>
+              <w:t xml:space="preserve"/>
+            </w:r>
+            <w:r>
+              <w:br/>
+            </w:r>
+            <w:r>
+              <w:rPr>
+                <w:sz w:val="18"/>
+                <w:szCs w:val="18"/>
+              </w:rPr>
+              <w:t xml:space="preserve">[TO CAMERA:] It ran a real shell command, read the output back, and gave me one sentence instead of reading a screenful of text at me.</w:t>
+            </w:r>
+          </w:p>
+          <w:p>
+            <w:pPr>
+              <w:spacing w:before="0" w:after="80"/>
+            </w:pPr>
+            <w:r>
+              <w:rPr>
+                <w:i/>
+                <w:color w:val="8A5A00"/>
+                <w:sz w:val="16"/>
+                <w:szCs w:val="16"/>
+              </w:rPr>
+              <w:t xml:space="preserve">If it mishears: “Run the command neofetch.”</w:t>
+            </w:r>
+          </w:p>
+        </w:tc>
+        <w:tc>
+          <w:tcPr>
+            <w:tcW w:w="2400" w:type="dxa"/>
+            <w:vAlign w:val="top"/>
+          </w:tcPr>
+          <w:p>
+            <w:pPr>
+              <w:spacing w:before="0" w:after="80"/>
+            </w:pPr>
+            <w:r>
+              <w:rPr>
+                <w:sz w:val="18"/>
+                <w:szCs w:val="18"/>
+              </w:rPr>
+              <w:t xml:space="preserve">Point at the log line “ReAct step 1: run”.</w:t>
+            </w:r>
+          </w:p>
+        </w:tc>
+        <w:tc>
+          <w:tcPr>
+            <w:tcW w:w="2900" w:type="dxa"/>
+            <w:vAlign w:val="top"/>
+          </w:tcPr>
+          <w:p>
+            <w:pPr>
+              <w:spacing w:before="0" w:after="80"/>
+            </w:pPr>
+            <w:r>
+              <w:rPr>
+                <w:sz w:val="18"/>
+                <w:szCs w:val="18"/>
+              </w:rPr>
+              <w:t xml:space="preserve">Runs neofetch, then speaks a short summary of the machine specs. Log: LLM: tool call → run_command, then ReAct step 1: run.</w:t>
+            </w:r>
+          </w:p>
+        </w:tc>
+      </w:tr>
+      <w:tr>
+        <w:tc>
+          <w:tcPr>
+            <w:tcW w:w="1450" w:type="dxa"/>
+            <w:vAlign w:val="top"/>
+          </w:tcPr>
+          <w:p>
+            <w:pPr>
+              <w:spacing w:before="0" w:after="80"/>
+            </w:pPr>
+            <w:r>
+              <w:rPr>
+                <w:b/>
+                <w:sz w:val="18"/>
+                <w:szCs w:val="18"/>
+              </w:rPr>
+              <w:t xml:space="preserve">2:39 — What broke</w:t>
+            </w:r>
+            <w:r>
+              <w:br/>
+            </w:r>
+            <w:r>
+              <w:rPr>
+                <w:b/>
+                <w:sz w:val="18"/>
+                <w:szCs w:val="18"/>
+              </w:rPr>
+              <w:t xml:space="preserve">(TO CAMERA)</w:t>
+            </w:r>
+            <w:r>
+              <w:br/>
+            </w:r>
+            <w:r>
+              <w:rPr>
+                <w:b/>
+                <w:sz w:val="18"/>
+                <w:szCs w:val="18"/>
+              </w:rPr>
+              <w:t xml:space="preserve">~40s</w:t>
+            </w:r>
+          </w:p>
+        </w:tc>
+        <w:tc>
+          <w:tcPr>
+            <w:tcW w:w="3550" w:type="dxa"/>
+            <w:vAlign w:val="top"/>
+          </w:tcPr>
+          <w:p>
+            <w:pPr>
+              <w:spacing w:before="0" w:after="80"/>
+            </w:pPr>
+            <w:r>
+              <w:rPr>
+                <w:sz w:val="18"/>
+                <w:szCs w:val="18"/>
+              </w:rPr>
+              <w:t xml:space="preserve">That command is where I found the worst bug in this project.</w:t>
+            </w:r>
+            <w:r>
+              <w:br/>
+            </w:r>
+            <w:r>
+              <w:rPr>
+                <w:sz w:val="18"/>
+                <w:szCs w:val="18"/>
+              </w:rPr>
+              <w:t xml:space="preserve"/>
+            </w:r>
+            <w:r>
+              <w:br/>
+            </w:r>
+            <w:r>
+              <w:rPr>
+                <w:sz w:val="18"/>
+                <w:szCs w:val="18"/>
+              </w:rPr>
+              <w:t xml:space="preserve">I log timings every turn. The moment I ran a tool, the model's read-the-conversation time jumped from 350 milliseconds to 1750 — and never came back down. Every turn after stayed slow.</w:t>
+            </w:r>
+            <w:r>
+              <w:br/>
+            </w:r>
+            <w:r>
+              <w:rPr>
+                <w:sz w:val="18"/>
+                <w:szCs w:val="18"/>
+              </w:rPr>
+              <w:t xml:space="preserve"/>
+            </w:r>
+            <w:r>
+              <w:br/>
+            </w:r>
+            <w:r>
+              <w:rPr>
+                <w:sz w:val="18"/>
+                <w:szCs w:val="18"/>
+              </w:rPr>
+              <w:t xml:space="preserve">Two things stacked up. I was storing raw command output in the history, and neofetch's colour codes tokenise terribly — one run dumped 1200 tokens in there permanently. That pushed history past its limit, and my trim dropped one message at a time, shifting everything after the fixed part of the prompt. So Ollama's cache could never reuse anything, and re-read the whole conversation every turn.</w:t>
+            </w:r>
+            <w:r>
+              <w:br/>
+            </w:r>
+            <w:r>
+              <w:rPr>
+                <w:sz w:val="18"/>
+                <w:szCs w:val="18"/>
+              </w:rPr>
+              <w:t xml:space="preserve"/>
+            </w:r>
+            <w:r>
+              <w:br/>
+            </w:r>
+            <w:r>
+              <w:rPr>
+                <w:sz w:val="18"/>
+                <w:szCs w:val="18"/>
+              </w:rPr>
+              <w:t xml:space="preserve">Now I strip and truncate that output, and trim in one batch. I proved it against Ollama before touching any C++. In the daemon: 1750 milliseconds down to 300, and it stays there.</w:t>
+            </w:r>
+          </w:p>
+        </w:tc>
+        <w:tc>
+          <w:tcPr>
+            <w:tcW w:w="2400" w:type="dxa"/>
+            <w:vAlign w:val="top"/>
+          </w:tcPr>
+          <w:p>
+            <w:pPr>
+              <w:spacing w:before="0" w:after="80"/>
+            </w:pPr>
+            <w:r>
+              <w:rPr>
+                <w:sz w:val="18"/>
+                <w:szCs w:val="18"/>
+              </w:rPr>
+              <w:t xml:space="preserve">Scroll the log back to the “prefill=” lines. Point at one before the tool call and one after — they should now be roughly the same number.</w:t>
+            </w:r>
+          </w:p>
+        </w:tc>
+        <w:tc>
+          <w:tcPr>
+            <w:tcW w:w="2900" w:type="dxa"/>
+            <w:vAlign w:val="top"/>
+          </w:tcPr>
+          <w:p>
+            <w:pPr>
+              <w:spacing w:before="0" w:after="80"/>
+            </w:pPr>
+            <w:r>
+              <w:rPr>
+                <w:sz w:val="18"/>
+                <w:szCs w:val="18"/>
+              </w:rPr>
+              <w:t xml:space="preserve">Nothing — narration. The proof is the flat prefill= numbers in the log.</w:t>
             </w:r>
           </w:p>
           <w:p>
@@ -1537,7 +2281,7 @@
                 <w:sz w:val="16"/>
                 <w:szCs w:val="16"/>
               </w:rPr>
-              <w:t xml:space="preserve">Use Firefox, not VS Code — see Part E.</w:t>
+              <w:t xml:space="preserve">This is the real bug, root-caused on 2026-09-03 and confirmed live on 09-04 (prefill held 407–529ms across a 20-turn session). First person throughout.</w:t>
             </w:r>
           </w:p>
         </w:tc>
@@ -1545,69 +2289,49 @@
       <w:tr>
         <w:tc>
           <w:tcPr>
-            <w:tcW w:w="1500" w:type="dxa"/>
-            <w:vAlign w:val="top"/>
-          </w:tcPr>
-          <w:p>
-            <w:pPr>
-              <w:spacing w:before="0" w:after="80"/>
-            </w:pPr>
-            <w:r>
-              <w:rPr>
-                <w:b/>
-                <w:sz w:val="18"/>
-                <w:szCs w:val="18"/>
-              </w:rPr>
-              <w:t xml:space="preserve">1:25 — Run a command</w:t>
-            </w:r>
-            <w:r>
-              <w:br/>
-            </w:r>
-            <w:r>
-              <w:rPr>
-                <w:b/>
-                <w:sz w:val="18"/>
-                <w:szCs w:val="18"/>
-              </w:rPr>
-              <w:t xml:space="preserve">(the ReAct loop)</w:t>
-            </w:r>
-          </w:p>
-        </w:tc>
-        <w:tc>
-          <w:tcPr>
-            <w:tcW w:w="3400" w:type="dxa"/>
-            <w:vAlign w:val="top"/>
-          </w:tcPr>
-          <w:p>
-            <w:pPr>
-              <w:spacing w:before="0" w:after="80"/>
-            </w:pPr>
-            <w:r>
-              <w:rPr>
-                <w:sz w:val="18"/>
-                <w:szCs w:val="18"/>
-              </w:rPr>
-              <w:t xml:space="preserve">Run neofetch.</w:t>
-            </w:r>
-            <w:r>
-              <w:br/>
-            </w:r>
-            <w:r>
-              <w:rPr>
-                <w:sz w:val="18"/>
-                <w:szCs w:val="18"/>
-              </w:rPr>
-              <w:t xml:space="preserve"/>
-            </w:r>
-            <w:r>
-              <w:br/>
-            </w:r>
-            <w:r>
-              <w:rPr>
-                <w:sz w:val="18"/>
-                <w:szCs w:val="18"/>
-              </w:rPr>
-              <w:t xml:space="preserve">[TO CAMERA:] It ran a real shell command, read the output back, and summarised it in one sentence instead of reading the whole screen at me.</w:t>
+            <w:tcW w:w="1450" w:type="dxa"/>
+            <w:vAlign w:val="top"/>
+          </w:tcPr>
+          <w:p>
+            <w:pPr>
+              <w:spacing w:before="0" w:after="80"/>
+            </w:pPr>
+            <w:r>
+              <w:rPr>
+                <w:b/>
+                <w:sz w:val="18"/>
+                <w:szCs w:val="18"/>
+              </w:rPr>
+              <w:t xml:space="preserve">3:19 — What's open</w:t>
+            </w:r>
+            <w:r>
+              <w:br/>
+            </w:r>
+            <w:r>
+              <w:rPr>
+                <w:b/>
+                <w:sz w:val="18"/>
+                <w:szCs w:val="18"/>
+              </w:rPr>
+              <w:t xml:space="preserve">~15s</w:t>
+            </w:r>
+          </w:p>
+        </w:tc>
+        <w:tc>
+          <w:tcPr>
+            <w:tcW w:w="3550" w:type="dxa"/>
+            <w:vAlign w:val="top"/>
+          </w:tcPr>
+          <w:p>
+            <w:pPr>
+              <w:spacing w:before="0" w:after="80"/>
+            </w:pPr>
+            <w:r>
+              <w:rPr>
+                <w:sz w:val="18"/>
+                <w:szCs w:val="18"/>
+              </w:rPr>
+              <w:t xml:space="preserve">What's open right now?</w:t>
             </w:r>
           </w:p>
           <w:p>
@@ -1621,25 +2345,25 @@
                 <w:sz w:val="16"/>
                 <w:szCs w:val="16"/>
               </w:rPr>
-              <w:t xml:space="preserve">If it mishears: “Run the command neofetch.”</w:t>
-            </w:r>
-          </w:p>
-        </w:tc>
-        <w:tc>
-          <w:tcPr>
-            <w:tcW w:w="2500" w:type="dxa"/>
-            <w:vAlign w:val="top"/>
-          </w:tcPr>
-          <w:p>
-            <w:pPr>
-              <w:spacing w:before="0" w:after="80"/>
-            </w:pPr>
-            <w:r>
-              <w:rPr>
-                <w:sz w:val="18"/>
-                <w:szCs w:val="18"/>
-              </w:rPr>
-              <w:t xml:space="preserve">Point at the log line “ReAct step 1: run”.</w:t>
+              <w:t xml:space="preserve">If it mishears: “List my open windows.”</w:t>
+            </w:r>
+          </w:p>
+        </w:tc>
+        <w:tc>
+          <w:tcPr>
+            <w:tcW w:w="2400" w:type="dxa"/>
+            <w:vAlign w:val="top"/>
+          </w:tcPr>
+          <w:p>
+            <w:pPr>
+              <w:spacing w:before="0" w:after="80"/>
+            </w:pPr>
+            <w:r>
+              <w:rPr>
+                <w:sz w:val="18"/>
+                <w:szCs w:val="18"/>
+              </w:rPr>
+              <w:t xml:space="preserve">Nothing.</w:t>
             </w:r>
           </w:p>
         </w:tc>
@@ -1657,7 +2381,158 @@
                 <w:sz w:val="18"/>
                 <w:szCs w:val="18"/>
               </w:rPr>
-              <w:t xml:space="preserve">Runs neofetch, then speaks a short natural summary of the machine specs. Log: LLM: tool call → run_command, then ReAct step 1: run.</w:t>
+              <w:t xml:space="preserve">Lists open windows by application name. Terminal windows show as just the app name — it does NOT read your shell command history aloud.</w:t>
+            </w:r>
+          </w:p>
+        </w:tc>
+      </w:tr>
+      <w:tr>
+        <w:tc>
+          <w:tcPr>
+            <w:tcW w:w="1450" w:type="dxa"/>
+            <w:vAlign w:val="top"/>
+          </w:tcPr>
+          <w:p>
+            <w:pPr>
+              <w:spacing w:before="0" w:after="80"/>
+            </w:pPr>
+            <w:r>
+              <w:rPr>
+                <w:b/>
+                <w:sz w:val="18"/>
+                <w:szCs w:val="18"/>
+              </w:rPr>
+              <w:t xml:space="preserve">3:34 — Safety</w:t>
+            </w:r>
+            <w:r>
+              <w:br/>
+            </w:r>
+            <w:r>
+              <w:rPr>
+                <w:b/>
+                <w:sz w:val="18"/>
+                <w:szCs w:val="18"/>
+              </w:rPr>
+              <w:t xml:space="preserve">(the important one)</w:t>
+            </w:r>
+            <w:r>
+              <w:br/>
+            </w:r>
+            <w:r>
+              <w:rPr>
+                <w:b/>
+                <w:sz w:val="18"/>
+                <w:szCs w:val="18"/>
+              </w:rPr>
+              <w:t xml:space="preserve">~30s</w:t>
+            </w:r>
+          </w:p>
+        </w:tc>
+        <w:tc>
+          <w:tcPr>
+            <w:tcW w:w="3550" w:type="dxa"/>
+            <w:vAlign w:val="top"/>
+          </w:tcPr>
+          <w:p>
+            <w:pPr>
+              <w:spacing w:before="0" w:after="80"/>
+            </w:pPr>
+            <w:r>
+              <w:rPr>
+                <w:sz w:val="18"/>
+                <w:szCs w:val="18"/>
+              </w:rPr>
+              <w:t xml:space="preserve">Run shutdown now.</w:t>
+            </w:r>
+            <w:r>
+              <w:br/>
+            </w:r>
+            <w:r>
+              <w:rPr>
+                <w:sz w:val="18"/>
+                <w:szCs w:val="18"/>
+              </w:rPr>
+              <w:t xml:space="preserve"/>
+            </w:r>
+            <w:r>
+              <w:br/>
+            </w:r>
+            <w:r>
+              <w:rPr>
+                <w:sz w:val="18"/>
+                <w:szCs w:val="18"/>
+              </w:rPr>
+              <w:t xml:space="preserve">[TO CAMERA:] The model had no problem with that — shutting down a laptop is a normal request. What stopped it is a deny-list in my C++ executor that every command passes through before it reaches a shell. A fixed list, not a judgement call.</w:t>
+            </w:r>
+            <w:r>
+              <w:br/>
+            </w:r>
+            <w:r>
+              <w:rPr>
+                <w:sz w:val="18"/>
+                <w:szCs w:val="18"/>
+              </w:rPr>
+              <w:t xml:space="preserve"/>
+            </w:r>
+            <w:r>
+              <w:br/>
+            </w:r>
+            <w:r>
+              <w:rPr>
+                <w:sz w:val="18"/>
+                <w:szCs w:val="18"/>
+              </w:rPr>
+              <w:t xml:space="preserve">And honestly: when I tried rm -rf, the model refused on its own and never called the tool — so that proved nothing about my code. Shutdown is the one that actually proves the deny-list works.</w:t>
+            </w:r>
+          </w:p>
+          <w:p>
+            <w:pPr>
+              <w:spacing w:before="0" w:after="80"/>
+            </w:pPr>
+            <w:r>
+              <w:rPr>
+                <w:i/>
+                <w:color w:val="8A5A00"/>
+                <w:sz w:val="16"/>
+                <w:szCs w:val="16"/>
+              </w:rPr>
+              <w:t xml:space="preserve">If it mishears: “Run poweroff.” (also denied, equally reliable)</w:t>
+            </w:r>
+          </w:p>
+        </w:tc>
+        <w:tc>
+          <w:tcPr>
+            <w:tcW w:w="2400" w:type="dxa"/>
+            <w:vAlign w:val="top"/>
+          </w:tcPr>
+          <w:p>
+            <w:pPr>
+              <w:spacing w:before="0" w:after="80"/>
+            </w:pPr>
+            <w:r>
+              <w:rPr>
+                <w:sz w:val="18"/>
+                <w:szCs w:val="18"/>
+              </w:rPr>
+              <w:t xml:space="preserve">Point at the DENIED line in the log. Pause so the viewer can read it.</w:t>
+            </w:r>
+          </w:p>
+        </w:tc>
+        <w:tc>
+          <w:tcPr>
+            <w:tcW w:w="2900" w:type="dxa"/>
+            <w:vAlign w:val="top"/>
+          </w:tcPr>
+          <w:p>
+            <w:pPr>
+              <w:spacing w:before="0" w:after="80"/>
+            </w:pPr>
+            <w:r>
+              <w:rPr>
+                <w:sz w:val="18"/>
+                <w:szCs w:val="18"/>
+              </w:rPr>
+              <w:t xml:space="preserve">Says “I won't run that. The command looks destructive.” Log shows LLM: tool call → run_command {"command":"shutdown now"} immediately followed by Executor: DENIED destructive command. The machine does NOT shut down.</w:t>
             </w:r>
           </w:p>
           <w:p>
@@ -1671,7 +2546,7 @@
                 <w:sz w:val="16"/>
                 <w:szCs w:val="16"/>
               </w:rPr>
-              <w:t xml:space="preserve">This segment used to permanently slow the rest of the session. Watch the prefill= number in the log stay flat afterwards.</w:t>
+              <w:t xml:space="preserve">AI-judgment aside #2. Verified 3/3. This honest framing is stronger than claiming rm -rf was blocked by your code — it wasn't.</w:t>
             </w:r>
           </w:p>
         </w:tc>
@@ -1679,38 +2554,109 @@
       <w:tr>
         <w:tc>
           <w:tcPr>
-            <w:tcW w:w="1500" w:type="dxa"/>
-            <w:vAlign w:val="top"/>
-          </w:tcPr>
-          <w:p>
-            <w:pPr>
-              <w:spacing w:before="0" w:after="80"/>
-            </w:pPr>
-            <w:r>
-              <w:rPr>
-                <w:b/>
-                <w:sz w:val="18"/>
-                <w:szCs w:val="18"/>
-              </w:rPr>
-              <w:t xml:space="preserve">1:45 — What's open</w:t>
-            </w:r>
-          </w:p>
-        </w:tc>
-        <w:tc>
-          <w:tcPr>
-            <w:tcW w:w="3400" w:type="dxa"/>
-            <w:vAlign w:val="top"/>
-          </w:tcPr>
-          <w:p>
-            <w:pPr>
-              <w:spacing w:before="0" w:after="80"/>
-            </w:pPr>
-            <w:r>
-              <w:rPr>
-                <w:sz w:val="18"/>
-                <w:szCs w:val="18"/>
-              </w:rPr>
-              <w:t xml:space="preserve">What's open right now?</w:t>
+            <w:tcW w:w="1450" w:type="dxa"/>
+            <w:vAlign w:val="top"/>
+          </w:tcPr>
+          <w:p>
+            <w:pPr>
+              <w:spacing w:before="0" w:after="80"/>
+            </w:pPr>
+            <w:r>
+              <w:rPr>
+                <w:b/>
+                <w:sz w:val="18"/>
+                <w:szCs w:val="18"/>
+              </w:rPr>
+              <w:t xml:space="preserve">4:04 — Memory</w:t>
+            </w:r>
+            <w:r>
+              <w:br/>
+            </w:r>
+            <w:r>
+              <w:rPr>
+                <w:b/>
+                <w:sz w:val="18"/>
+                <w:szCs w:val="18"/>
+              </w:rPr>
+              <w:t xml:space="preserve">~30s</w:t>
+            </w:r>
+          </w:p>
+        </w:tc>
+        <w:tc>
+          <w:tcPr>
+            <w:tcW w:w="3550" w:type="dxa"/>
+            <w:vAlign w:val="top"/>
+          </w:tcPr>
+          <w:p>
+            <w:pPr>
+              <w:spacing w:before="0" w:after="80"/>
+            </w:pPr>
+            <w:r>
+              <w:rPr>
+                <w:sz w:val="18"/>
+                <w:szCs w:val="18"/>
+              </w:rPr>
+              <w:t xml:space="preserve">My name is Vishrut.</w:t>
+            </w:r>
+            <w:r>
+              <w:br/>
+            </w:r>
+            <w:r>
+              <w:rPr>
+                <w:sz w:val="18"/>
+                <w:szCs w:val="18"/>
+              </w:rPr>
+              <w:t xml:space="preserve"/>
+            </w:r>
+            <w:r>
+              <w:br/>
+            </w:r>
+            <w:r>
+              <w:rPr>
+                <w:sz w:val="18"/>
+                <w:szCs w:val="18"/>
+              </w:rPr>
+              <w:t xml:space="preserve">[wait for the reply, then:]</w:t>
+            </w:r>
+            <w:r>
+              <w:br/>
+            </w:r>
+            <w:r>
+              <w:rPr>
+                <w:sz w:val="18"/>
+                <w:szCs w:val="18"/>
+              </w:rPr>
+              <w:t xml:space="preserve"/>
+            </w:r>
+            <w:r>
+              <w:br/>
+            </w:r>
+            <w:r>
+              <w:rPr>
+                <w:sz w:val="18"/>
+                <w:szCs w:val="18"/>
+              </w:rPr>
+              <w:t xml:space="preserve">What's my name?</w:t>
+            </w:r>
+            <w:r>
+              <w:br/>
+            </w:r>
+            <w:r>
+              <w:rPr>
+                <w:sz w:val="18"/>
+                <w:szCs w:val="18"/>
+              </w:rPr>
+              <w:t xml:space="preserve"/>
+            </w:r>
+            <w:r>
+              <w:br/>
+            </w:r>
+            <w:r>
+              <w:rPr>
+                <w:sz w:val="18"/>
+                <w:szCs w:val="18"/>
+              </w:rPr>
+              <w:t xml:space="preserve">[TO CAMERA:] I never said “remember this”. It pulls facts out of ordinary conversation and writes them to a database, so they're still there after a restart.</w:t>
             </w:r>
           </w:p>
           <w:p>
@@ -1724,25 +2670,35 @@
                 <w:sz w:val="16"/>
                 <w:szCs w:val="16"/>
               </w:rPr>
-              <w:t xml:space="preserve">If it mishears: “List my open windows.”</w:t>
-            </w:r>
-          </w:p>
-        </w:tc>
-        <w:tc>
-          <w:tcPr>
-            <w:tcW w:w="2500" w:type="dxa"/>
-            <w:vAlign w:val="top"/>
-          </w:tcPr>
-          <w:p>
-            <w:pPr>
-              <w:spacing w:before="0" w:after="80"/>
-            </w:pPr>
-            <w:r>
-              <w:rPr>
-                <w:sz w:val="18"/>
-                <w:szCs w:val="18"/>
-              </w:rPr>
-              <w:t xml:space="preserve">Nothing.</w:t>
+              <w:t xml:space="preserve">If it mishears: “My name is Vishrut.” — say all four words clearly and separately. The phrase must contain “my name is”.</w:t>
+            </w:r>
+          </w:p>
+        </w:tc>
+        <w:tc>
+          <w:tcPr>
+            <w:tcW w:w="2400" w:type="dxa"/>
+            <w:vAlign w:val="top"/>
+          </w:tcPr>
+          <w:p>
+            <w:pPr>
+              <w:spacing w:before="0" w:after="80"/>
+            </w:pPr>
+            <w:r>
+              <w:rPr>
+                <w:sz w:val="18"/>
+                <w:szCs w:val="18"/>
+              </w:rPr>
+              <w:t xml:space="preserve">Optionally show the row:</w:t>
+            </w:r>
+            <w:r>
+              <w:br/>
+            </w:r>
+            <w:r>
+              <w:rPr>
+                <w:sz w:val="18"/>
+                <w:szCs w:val="18"/>
+              </w:rPr>
+              <w:t xml:space="preserve">sqlite3 ~/.aria_memory.db "SELECT key,value FROM user_facts;"</w:t>
             </w:r>
           </w:p>
         </w:tc>
@@ -1760,127 +2716,7 @@
                 <w:sz w:val="18"/>
                 <w:szCs w:val="18"/>
               </w:rPr>
-              <w:t xml:space="preserve">Lists open windows by application name. It should say “org.gnome.Console” — NOT read your shell command history out loud.</w:t>
-            </w:r>
-          </w:p>
-        </w:tc>
-      </w:tr>
-      <w:tr>
-        <w:tc>
-          <w:tcPr>
-            <w:tcW w:w="1500" w:type="dxa"/>
-            <w:vAlign w:val="top"/>
-          </w:tcPr>
-          <w:p>
-            <w:pPr>
-              <w:spacing w:before="0" w:after="80"/>
-            </w:pPr>
-            <w:r>
-              <w:rPr>
-                <w:b/>
-                <w:sz w:val="18"/>
-                <w:szCs w:val="18"/>
-              </w:rPr>
-              <w:t xml:space="preserve">1:55 — Safety layer</w:t>
-            </w:r>
-            <w:r>
-              <w:br/>
-            </w:r>
-            <w:r>
-              <w:rPr>
-                <w:b/>
-                <w:sz w:val="18"/>
-                <w:szCs w:val="18"/>
-              </w:rPr>
-              <w:t xml:space="preserve">(the important one)</w:t>
-            </w:r>
-          </w:p>
-        </w:tc>
-        <w:tc>
-          <w:tcPr>
-            <w:tcW w:w="3400" w:type="dxa"/>
-            <w:vAlign w:val="top"/>
-          </w:tcPr>
-          <w:p>
-            <w:pPr>
-              <w:spacing w:before="0" w:after="80"/>
-            </w:pPr>
-            <w:r>
-              <w:rPr>
-                <w:sz w:val="18"/>
-                <w:szCs w:val="18"/>
-              </w:rPr>
-              <w:t xml:space="preserve">Run shutdown now.</w:t>
-            </w:r>
-            <w:r>
-              <w:br/>
-            </w:r>
-            <w:r>
-              <w:rPr>
-                <w:sz w:val="18"/>
-                <w:szCs w:val="18"/>
-              </w:rPr>
-              <w:t xml:space="preserve"/>
-            </w:r>
-            <w:r>
-              <w:br/>
-            </w:r>
-            <w:r>
-              <w:rPr>
-                <w:sz w:val="18"/>
-                <w:szCs w:val="18"/>
-              </w:rPr>
-              <w:t xml:space="preserve">[TO CAMERA:] The model was perfectly happy to run that — it has no opinion about shutting down a laptop. What stopped it is a deny-list in my C++ executor that every command has to pass through before it reaches a shell. That's the layer I trust, because it doesn't depend on the model's judgement.</w:t>
-            </w:r>
-          </w:p>
-          <w:p>
-            <w:pPr>
-              <w:spacing w:before="0" w:after="80"/>
-            </w:pPr>
-            <w:r>
-              <w:rPr>
-                <w:i/>
-                <w:color w:val="8A5A00"/>
-                <w:sz w:val="16"/>
-                <w:szCs w:val="16"/>
-              </w:rPr>
-              <w:t xml:space="preserve">If it mishears: “Run poweroff.” (also on the deny list, equally reliable)</w:t>
-            </w:r>
-          </w:p>
-        </w:tc>
-        <w:tc>
-          <w:tcPr>
-            <w:tcW w:w="2500" w:type="dxa"/>
-            <w:vAlign w:val="top"/>
-          </w:tcPr>
-          <w:p>
-            <w:pPr>
-              <w:spacing w:before="0" w:after="80"/>
-            </w:pPr>
-            <w:r>
-              <w:rPr>
-                <w:sz w:val="18"/>
-                <w:szCs w:val="18"/>
-              </w:rPr>
-              <w:t xml:space="preserve">Point at the DENIED line in the log. Pause so the viewer can read it.</w:t>
-            </w:r>
-          </w:p>
-        </w:tc>
-        <w:tc>
-          <w:tcPr>
-            <w:tcW w:w="2900" w:type="dxa"/>
-            <w:vAlign w:val="top"/>
-          </w:tcPr>
-          <w:p>
-            <w:pPr>
-              <w:spacing w:before="0" w:after="80"/>
-            </w:pPr>
-            <w:r>
-              <w:rPr>
-                <w:sz w:val="18"/>
-                <w:szCs w:val="18"/>
-              </w:rPr>
-              <w:t xml:space="preserve">Says “I won't run that. The command looks destructive.” Log shows LLM: tool call → run_command {"command":"shutdown now"} immediately followed by Executor: DENIED destructive command: shutdown now. The machine does NOT shut down.</w:t>
+              <w:t xml:space="preserve">First: a short acknowledgement, and the log shows Memory: learned user_name = Vishrut. Then it answers “Vishrut”.</w:t>
             </w:r>
           </w:p>
           <w:p>
@@ -1894,7 +2730,7 @@
                 <w:sz w:val="16"/>
                 <w:szCs w:val="16"/>
               </w:rPr>
-              <w:t xml:space="preserve">Verified 3/3. Read Part E before narrating — the honest framing matters.</w:t>
+              <w:t xml:space="preserve">CHECK THE LOG for “Memory: learned” before moving on. If that line is absent the fact was NOT saved and the recall will be wrong — see Part E.</w:t>
             </w:r>
           </w:p>
         </w:tc>
@@ -1902,81 +2738,78 @@
       <w:tr>
         <w:tc>
           <w:tcPr>
-            <w:tcW w:w="1500" w:type="dxa"/>
-            <w:vAlign w:val="top"/>
-          </w:tcPr>
-          <w:p>
-            <w:pPr>
-              <w:spacing w:before="0" w:after="80"/>
-            </w:pPr>
-            <w:r>
-              <w:rPr>
-                <w:b/>
-                <w:sz w:val="18"/>
-                <w:szCs w:val="18"/>
-              </w:rPr>
-              <w:t xml:space="preserve">2:15 — Learn a fact</w:t>
-            </w:r>
-            <w:r>
-              <w:br/>
-            </w:r>
-            <w:r>
-              <w:rPr>
-                <w:b/>
-                <w:sz w:val="18"/>
-                <w:szCs w:val="18"/>
-              </w:rPr>
-              <w:t xml:space="preserve">(passive)</w:t>
-            </w:r>
-          </w:p>
-        </w:tc>
-        <w:tc>
-          <w:tcPr>
-            <w:tcW w:w="3400" w:type="dxa"/>
-            <w:vAlign w:val="top"/>
-          </w:tcPr>
-          <w:p>
-            <w:pPr>
-              <w:spacing w:before="0" w:after="80"/>
-            </w:pPr>
-            <w:r>
-              <w:rPr>
-                <w:sz w:val="18"/>
-                <w:szCs w:val="18"/>
-              </w:rPr>
-              <w:t xml:space="preserve">My favourite language is Python.</w:t>
-            </w:r>
-          </w:p>
-          <w:p>
-            <w:pPr>
-              <w:spacing w:before="0" w:after="80"/>
-            </w:pPr>
-            <w:r>
-              <w:rPr>
-                <w:i/>
-                <w:color w:val="8A5A00"/>
-                <w:sz w:val="16"/>
-                <w:szCs w:val="16"/>
-              </w:rPr>
-              <w:t xml:space="preserve">If it mishears: “My favourite language is Python.” (stress “favourite”)</w:t>
-            </w:r>
-          </w:p>
-        </w:tc>
-        <w:tc>
-          <w:tcPr>
-            <w:tcW w:w="2500" w:type="dxa"/>
-            <w:vAlign w:val="top"/>
-          </w:tcPr>
-          <w:p>
-            <w:pPr>
-              <w:spacing w:before="0" w:after="80"/>
-            </w:pPr>
-            <w:r>
-              <w:rPr>
-                <w:sz w:val="18"/>
-                <w:szCs w:val="18"/>
-              </w:rPr>
-              <w:t xml:space="preserve">Nothing. Note that you did NOT say “remember this”.</w:t>
+            <w:tcW w:w="1450" w:type="dxa"/>
+            <w:vAlign w:val="top"/>
+          </w:tcPr>
+          <w:p>
+            <w:pPr>
+              <w:spacing w:before="0" w:after="80"/>
+            </w:pPr>
+            <w:r>
+              <w:rPr>
+                <w:b/>
+                <w:sz w:val="18"/>
+                <w:szCs w:val="18"/>
+              </w:rPr>
+              <w:t xml:space="preserve">4:34 — ARISE</w:t>
+            </w:r>
+            <w:r>
+              <w:br/>
+            </w:r>
+            <w:r>
+              <w:rPr>
+                <w:b/>
+                <w:sz w:val="18"/>
+                <w:szCs w:val="18"/>
+              </w:rPr>
+              <w:t xml:space="preserve">(TO CAMERA)</w:t>
+            </w:r>
+            <w:r>
+              <w:br/>
+            </w:r>
+            <w:r>
+              <w:rPr>
+                <w:b/>
+                <w:sz w:val="18"/>
+                <w:szCs w:val="18"/>
+              </w:rPr>
+              <w:t xml:space="preserve">~35s</w:t>
+            </w:r>
+          </w:p>
+        </w:tc>
+        <w:tc>
+          <w:tcPr>
+            <w:tcW w:w="3550" w:type="dxa"/>
+            <w:vAlign w:val="top"/>
+          </w:tcPr>
+          <w:p>
+            <w:pPr>
+              <w:spacing w:before="0" w:after="80"/>
+            </w:pPr>
+            <w:r>
+              <w:rPr>
+                <w:sz w:val="18"/>
+                <w:szCs w:val="18"/>
+              </w:rPr>
+              <w:t xml:space="preserve">One last thing. Underneath the voice side I've been building the part that remembers across sessions — an identity, a memory store, and goals with deadlines that survive a reboot. Right now it's a separate command-line program, so let me just show it directly.</w:t>
+            </w:r>
+          </w:p>
+        </w:tc>
+        <w:tc>
+          <w:tcPr>
+            <w:tcW w:w="2400" w:type="dxa"/>
+            <w:vAlign w:val="top"/>
+          </w:tcPr>
+          <w:p>
+            <w:pPr>
+              <w:spacing w:before="0" w:after="80"/>
+            </w:pPr>
+            <w:r>
+              <w:rPr>
+                <w:sz w:val="18"/>
+                <w:szCs w:val="18"/>
+              </w:rPr>
+              <w:t xml:space="preserve">Switch to the second terminal (Super + Right). Run the Part C commands one at a time.</w:t>
             </w:r>
           </w:p>
         </w:tc>
@@ -1994,7 +2827,7 @@
                 <w:sz w:val="18"/>
                 <w:szCs w:val="18"/>
               </w:rPr>
-              <w:t xml:space="preserve">Replies with a short acknowledgement. Log shows Memory: learned favorite_language = Python. The fact is written to SQLite without being asked.</w:t>
+              <w:t xml:space="preserve">See Part C for the exact commands and their real output.</w:t>
             </w:r>
           </w:p>
         </w:tc>
@@ -2002,38 +2835,60 @@
       <w:tr>
         <w:tc>
           <w:tcPr>
-            <w:tcW w:w="1500" w:type="dxa"/>
-            <w:vAlign w:val="top"/>
-          </w:tcPr>
-          <w:p>
-            <w:pPr>
-              <w:spacing w:before="0" w:after="80"/>
-            </w:pPr>
-            <w:r>
-              <w:rPr>
-                <w:b/>
-                <w:sz w:val="18"/>
-                <w:szCs w:val="18"/>
-              </w:rPr>
-              <w:t xml:space="preserve">2:25 — Recall it</w:t>
-            </w:r>
-          </w:p>
-        </w:tc>
-        <w:tc>
-          <w:tcPr>
-            <w:tcW w:w="3400" w:type="dxa"/>
-            <w:vAlign w:val="top"/>
-          </w:tcPr>
-          <w:p>
-            <w:pPr>
-              <w:spacing w:before="0" w:after="80"/>
-            </w:pPr>
-            <w:r>
-              <w:rPr>
-                <w:sz w:val="18"/>
-                <w:szCs w:val="18"/>
-              </w:rPr>
-              <w:t xml:space="preserve">What's my favourite language?</w:t>
+            <w:tcW w:w="1450" w:type="dxa"/>
+            <w:vAlign w:val="top"/>
+          </w:tcPr>
+          <w:p>
+            <w:pPr>
+              <w:spacing w:before="0" w:after="80"/>
+            </w:pPr>
+            <w:r>
+              <w:rPr>
+                <w:b/>
+                <w:sz w:val="18"/>
+                <w:szCs w:val="18"/>
+              </w:rPr>
+              <w:t xml:space="preserve">5:09 — Close</w:t>
+            </w:r>
+            <w:r>
+              <w:br/>
+            </w:r>
+            <w:r>
+              <w:rPr>
+                <w:b/>
+                <w:sz w:val="18"/>
+                <w:szCs w:val="18"/>
+              </w:rPr>
+              <w:t xml:space="preserve">(TO CAMERA)</w:t>
+            </w:r>
+            <w:r>
+              <w:br/>
+            </w:r>
+            <w:r>
+              <w:rPr>
+                <w:b/>
+                <w:sz w:val="18"/>
+                <w:szCs w:val="18"/>
+              </w:rPr>
+              <w:t xml:space="preserve">~30s</w:t>
+            </w:r>
+          </w:p>
+        </w:tc>
+        <w:tc>
+          <w:tcPr>
+            <w:tcW w:w="3550" w:type="dxa"/>
+            <w:vAlign w:val="top"/>
+          </w:tcPr>
+          <w:p>
+            <w:pPr>
+              <w:spacing w:before="0" w:after="80"/>
+            </w:pPr>
+            <w:r>
+              <w:rPr>
+                <w:sz w:val="18"/>
+                <w:szCs w:val="18"/>
+              </w:rPr>
+              <w:t xml:space="preserve">So: fully local, written in C++, doing real work on a real machine.</w:t>
             </w:r>
             <w:r>
               <w:br/>
@@ -2053,49 +2908,65 @@
                 <w:sz w:val="18"/>
                 <w:szCs w:val="18"/>
               </w:rPr>
-              <w:t xml:space="preserve">[TO CAMERA:] I never told it to remember that. It extracts facts from ordinary conversation and they survive restarts — SQLite with full-text and vector search behind it.</w:t>
-            </w:r>
-          </w:p>
-          <w:p>
-            <w:pPr>
-              <w:spacing w:before="0" w:after="80"/>
-            </w:pPr>
-            <w:r>
-              <w:rPr>
-                <w:i/>
-                <w:color w:val="8A5A00"/>
-                <w:sz w:val="16"/>
-                <w:szCs w:val="16"/>
-              </w:rPr>
-              <w:t xml:space="preserve">If it mishears: “What is my favourite language?”</w:t>
-            </w:r>
-          </w:p>
-        </w:tc>
-        <w:tc>
-          <w:tcPr>
-            <w:tcW w:w="2500" w:type="dxa"/>
-            <w:vAlign w:val="top"/>
-          </w:tcPr>
-          <w:p>
-            <w:pPr>
-              <w:spacing w:before="0" w:after="80"/>
-            </w:pPr>
-            <w:r>
-              <w:rPr>
-                <w:sz w:val="18"/>
-                <w:szCs w:val="18"/>
-              </w:rPr>
-              <w:t xml:space="preserve">Optionally show the row:</w:t>
-            </w:r>
-            <w:r>
-              <w:br/>
-            </w:r>
-            <w:r>
-              <w:rPr>
-                <w:sz w:val="18"/>
-                <w:szCs w:val="18"/>
-              </w:rPr>
-              <w:t xml:space="preserve">sqlite3 ~/.aria_memory.db "SELECT key,value FROM user_facts;"</w:t>
+              <w:t xml:space="preserve">Where it honestly stands — the voice agent is finished. The memory layer is real but still a separate program, and joining them is what I'm doing next.</w:t>
+            </w:r>
+            <w:r>
+              <w:br/>
+            </w:r>
+            <w:r>
+              <w:rPr>
+                <w:sz w:val="18"/>
+                <w:szCs w:val="18"/>
+              </w:rPr>
+              <w:t xml:space="preserve"/>
+            </w:r>
+            <w:r>
+              <w:br/>
+            </w:r>
+            <w:r>
+              <w:rPr>
+                <w:sz w:val="18"/>
+                <w:szCs w:val="18"/>
+              </w:rPr>
+              <w:t xml:space="preserve">One thing I deliberately didn't build: a loop that fine-tunes the model on my conversations overnight. It needs about 12 gigabytes of VRAM and I have 6. I'd rather leave it out than ship something that half-works.</w:t>
+            </w:r>
+            <w:r>
+              <w:br/>
+            </w:r>
+            <w:r>
+              <w:rPr>
+                <w:sz w:val="18"/>
+                <w:szCs w:val="18"/>
+              </w:rPr>
+              <w:t xml:space="preserve"/>
+            </w:r>
+            <w:r>
+              <w:br/>
+            </w:r>
+            <w:r>
+              <w:rPr>
+                <w:sz w:val="18"/>
+                <w:szCs w:val="18"/>
+              </w:rPr>
+              <w:t xml:space="preserve">Thanks for watching.</w:t>
+            </w:r>
+          </w:p>
+        </w:tc>
+        <w:tc>
+          <w:tcPr>
+            <w:tcW w:w="2400" w:type="dxa"/>
+            <w:vAlign w:val="top"/>
+          </w:tcPr>
+          <w:p>
+            <w:pPr>
+              <w:spacing w:before="0" w:after="80"/>
+            </w:pPr>
+            <w:r>
+              <w:rPr>
+                <w:sz w:val="18"/>
+                <w:szCs w:val="18"/>
+              </w:rPr>
+              <w:t xml:space="preserve">Back to camera or title card.</w:t>
             </w:r>
           </w:p>
         </w:tc>
@@ -2113,219 +2984,7 @@
                 <w:sz w:val="18"/>
                 <w:szCs w:val="18"/>
               </w:rPr>
-              <w:t xml:space="preserve">Answers “Python”.</w:t>
-            </w:r>
-          </w:p>
-        </w:tc>
-      </w:tr>
-      <w:tr>
-        <w:tc>
-          <w:tcPr>
-            <w:tcW w:w="1500" w:type="dxa"/>
-            <w:vAlign w:val="top"/>
-          </w:tcPr>
-          <w:p>
-            <w:pPr>
-              <w:spacing w:before="0" w:after="80"/>
-            </w:pPr>
-            <w:r>
-              <w:rPr>
-                <w:b/>
-                <w:sz w:val="18"/>
-                <w:szCs w:val="18"/>
-              </w:rPr>
-              <w:t xml:space="preserve">2:40 — ARISE</w:t>
-            </w:r>
-            <w:r>
-              <w:br/>
-            </w:r>
-            <w:r>
-              <w:rPr>
-                <w:b/>
-                <w:sz w:val="18"/>
-                <w:szCs w:val="18"/>
-              </w:rPr>
-              <w:t xml:space="preserve">(TO CAMERA)</w:t>
-            </w:r>
-          </w:p>
-        </w:tc>
-        <w:tc>
-          <w:tcPr>
-            <w:tcW w:w="3400" w:type="dxa"/>
-            <w:vAlign w:val="top"/>
-          </w:tcPr>
-          <w:p>
-            <w:pPr>
-              <w:spacing w:before="0" w:after="80"/>
-            </w:pPr>
-            <w:r>
-              <w:rPr>
-                <w:sz w:val="18"/>
-                <w:szCs w:val="18"/>
-              </w:rPr>
-              <w:t xml:space="preserve">The voice side is the part you can see. Underneath it I've been building the persistent layer — identity, a memory cortex, and a goal stack that outlive any single conversation. That part is a command-line tool today, so let me show it directly.</w:t>
-            </w:r>
-          </w:p>
-        </w:tc>
-        <w:tc>
-          <w:tcPr>
-            <w:tcW w:w="2500" w:type="dxa"/>
-            <w:vAlign w:val="top"/>
-          </w:tcPr>
-          <w:p>
-            <w:pPr>
-              <w:spacing w:before="0" w:after="80"/>
-            </w:pPr>
-            <w:r>
-              <w:rPr>
-                <w:sz w:val="18"/>
-                <w:szCs w:val="18"/>
-              </w:rPr>
-              <w:t xml:space="preserve">Switch to a clean terminal. Type the Part C commands one at a time.</w:t>
-            </w:r>
-          </w:p>
-        </w:tc>
-        <w:tc>
-          <w:tcPr>
-            <w:tcW w:w="2900" w:type="dxa"/>
-            <w:vAlign w:val="top"/>
-          </w:tcPr>
-          <w:p>
-            <w:pPr>
-              <w:spacing w:before="0" w:after="80"/>
-            </w:pPr>
-            <w:r>
-              <w:rPr>
-                <w:sz w:val="18"/>
-                <w:szCs w:val="18"/>
-              </w:rPr>
-              <w:t xml:space="preserve">See Part C for the exact commands and their real output.</w:t>
-            </w:r>
-          </w:p>
-        </w:tc>
-      </w:tr>
-      <w:tr>
-        <w:tc>
-          <w:tcPr>
-            <w:tcW w:w="1500" w:type="dxa"/>
-            <w:vAlign w:val="top"/>
-          </w:tcPr>
-          <w:p>
-            <w:pPr>
-              <w:spacing w:before="0" w:after="80"/>
-            </w:pPr>
-            <w:r>
-              <w:rPr>
-                <w:b/>
-                <w:sz w:val="18"/>
-                <w:szCs w:val="18"/>
-              </w:rPr>
-              <w:t xml:space="preserve">3:20 — Close</w:t>
-            </w:r>
-            <w:r>
-              <w:br/>
-            </w:r>
-            <w:r>
-              <w:rPr>
-                <w:b/>
-                <w:sz w:val="18"/>
-                <w:szCs w:val="18"/>
-              </w:rPr>
-              <w:t xml:space="preserve">(TO CAMERA)</w:t>
-            </w:r>
-          </w:p>
-        </w:tc>
-        <w:tc>
-          <w:tcPr>
-            <w:tcW w:w="3400" w:type="dxa"/>
-            <w:vAlign w:val="top"/>
-          </w:tcPr>
-          <w:p>
-            <w:pPr>
-              <w:spacing w:before="0" w:after="80"/>
-            </w:pPr>
-            <w:r>
-              <w:rPr>
-                <w:sz w:val="18"/>
-                <w:szCs w:val="18"/>
-              </w:rPr>
-              <w:t xml:space="preserve">So — fully local, written in C++, and it does real work on a real machine rather than just answering questions.</w:t>
-            </w:r>
-            <w:r>
-              <w:br/>
-            </w:r>
-            <w:r>
-              <w:rPr>
-                <w:sz w:val="18"/>
-                <w:szCs w:val="18"/>
-              </w:rPr>
-              <w:t xml:space="preserve"/>
-            </w:r>
-            <w:r>
-              <w:br/>
-            </w:r>
-            <w:r>
-              <w:rPr>
-                <w:sz w:val="18"/>
-                <w:szCs w:val="18"/>
-              </w:rPr>
-              <w:t xml:space="preserve">I'll be honest about where it is: ARIA, the voice agent, is the finished piece. ARISE is the persistent layer, and right now it's a separate binary — the two don't share a process yet. The work I'm on now is consolidating them into a single cognition daemon so the voice interface and the memory layer are the same program. That's the next milestone, and it's the honest state of it today.</w:t>
-            </w:r>
-            <w:r>
-              <w:br/>
-            </w:r>
-            <w:r>
-              <w:rPr>
-                <w:sz w:val="18"/>
-                <w:szCs w:val="18"/>
-              </w:rPr>
-              <w:t xml:space="preserve"/>
-            </w:r>
-            <w:r>
-              <w:br/>
-            </w:r>
-            <w:r>
-              <w:rPr>
-                <w:sz w:val="18"/>
-                <w:szCs w:val="18"/>
-              </w:rPr>
-              <w:t xml:space="preserve">Thanks for watching.</w:t>
-            </w:r>
-          </w:p>
-        </w:tc>
-        <w:tc>
-          <w:tcPr>
-            <w:tcW w:w="2500" w:type="dxa"/>
-            <w:vAlign w:val="top"/>
-          </w:tcPr>
-          <w:p>
-            <w:pPr>
-              <w:spacing w:before="0" w:after="80"/>
-            </w:pPr>
-            <w:r>
-              <w:rPr>
-                <w:sz w:val="18"/>
-                <w:szCs w:val="18"/>
-              </w:rPr>
-              <w:t xml:space="preserve">Back to camera or title card.</w:t>
-            </w:r>
-          </w:p>
-        </w:tc>
-        <w:tc>
-          <w:tcPr>
-            <w:tcW w:w="2900" w:type="dxa"/>
-            <w:vAlign w:val="top"/>
-          </w:tcPr>
-          <w:p>
-            <w:pPr>
-              <w:spacing w:before="0" w:after="80"/>
-            </w:pPr>
-            <w:r>
-              <w:rPr>
-                <w:sz w:val="18"/>
-                <w:szCs w:val="18"/>
-              </w:rPr>
-              <w:t xml:space="preserve">Nothing. Keep it under 25 seconds.</w:t>
+              <w:t xml:space="preserve">Nothing. Keep to 30 seconds.</w:t>
             </w:r>
           </w:p>
           <w:p>
@@ -2339,7 +2998,7 @@
                 <w:sz w:val="16"/>
                 <w:szCs w:val="16"/>
               </w:rPr>
-              <w:t xml:space="preserve">Do not claim the ten-phase roadmap is shipped. This closing is deliberately modest — it is also the thing most likely to impress an engineer reviewing it.</w:t>
+              <w:t xml:space="preserve">AI-judgment aside #3. Do not claim the wider roadmap is shipped.</w:t>
             </w:r>
           </w:p>
         </w:tc>
@@ -2362,7 +3021,7 @@
           <w:sz w:val="34"/>
           <w:szCs w:val="34"/>
         </w:rPr>
-        <w:t xml:space="preserve">Part C — The ARISE command-line segment</w:t>
+        <w:t xml:space="preserve">Part C — The ARISE command-line segment (~35 seconds)</w:t>
       </w:r>
     </w:p>
     <w:p>
@@ -2374,7 +3033,7 @@
           <w:sz w:val="20"/>
           <w:szCs w:val="20"/>
         </w:rPr>
-        <w:t xml:space="preserve">Type these one at a time and let the output land. Narrate the italic line as you go. About 40 seconds total. All output below is real, captured on this machine.</w:t>
+        <w:t xml:space="preserve">Trimmed to five commands to protect the runtime budget. Type them one at a time and let each land. Narrate the italic line as you go. All output below is real, captured on this machine.</w:t>
       </w:r>
     </w:p>
     <w:p>
@@ -2388,7 +3047,7 @@
           <w:sz w:val="20"/>
           <w:szCs w:val="20"/>
         </w:rPr>
-        <w:t xml:space="preserve">“This sets up its state — identity, memory and goals on disk.”</w:t>
+        <w:t xml:space="preserve">“It has an identity that persists — and it's kept in a git repo, so every change to how it behaves is a commit I can look back at.”</w:t>
       </w:r>
     </w:p>
     <w:p>
@@ -2403,7 +3062,7 @@
           <w:sz w:val="18"/>
           <w:szCs w:val="18"/>
         </w:rPr>
-        <w:t xml:space="preserve">$ ./build/arise/arise init</w:t>
+        <w:t xml:space="preserve">$ ./build/arise/arise identity show</w:t>
       </w:r>
     </w:p>
     <w:p>
@@ -2419,44 +3078,11 @@
           <w:sz w:val="16"/>
           <w:szCs w:val="16"/>
         </w:rPr>
-        <w:t xml:space="preserve">ARISE initialised at /home/Aurelius/.arise</w:t>
-      </w:r>
-    </w:p>
-    <w:p>
-      <w:pPr>
-        <w:spacing w:before="140" w:after="50"/>
-      </w:pPr>
-      <w:r>
-        <w:rPr>
-          <w:i/>
-          <w:color w:val="1A3E6E"/>
-          <w:sz w:val="20"/>
-          <w:szCs w:val="20"/>
-        </w:rPr>
-        <w:t xml:space="preserve">“It has a persistent identity — and this is version-controlled in git, so every change to how it behaves is a commit.”</w:t>
-      </w:r>
-    </w:p>
-    <w:p>
-      <w:pPr>
-        <w:shd w:val="clear" w:fill="F2F2F2"/>
-        <w:ind w:left="120"/>
-        <w:spacing w:before="0" w:after="60"/>
-      </w:pPr>
-      <w:r>
-        <w:rPr>
-          <w:rFonts w:ascii="Consolas" w:hAnsi="Consolas" w:cs="Consolas"/>
-          <w:sz w:val="18"/>
-          <w:szCs w:val="18"/>
-        </w:rPr>
-        <w:t xml:space="preserve">$ ./build/arise/arise identity show</w:t>
-      </w:r>
-    </w:p>
-    <w:p>
-      <w:pPr>
-        <w:shd w:val="clear" w:fill="FAFAFA"/>
-        <w:ind w:left="120"/>
-        <w:spacing w:before="0" w:after="40"/>
-      </w:pPr>
+        <w:t xml:space="preserve">{</w:t>
+      </w:r>
+      <w:r>
+        <w:br/>
+      </w:r>
       <w:r>
         <w:rPr>
           <w:rFonts w:ascii="Consolas" w:hAnsi="Consolas" w:cs="Consolas"/>
@@ -2464,7 +3090,7 @@
           <w:sz w:val="16"/>
           <w:szCs w:val="16"/>
         </w:rPr>
-        <w:t xml:space="preserve">{</w:t>
+        <w:t xml:space="preserve">  "name": "ARISE",</w:t>
       </w:r>
       <w:r>
         <w:br/>
@@ -2476,7 +3102,7 @@
           <w:sz w:val="16"/>
           <w:szCs w:val="16"/>
         </w:rPr>
-        <w:t xml:space="preserve">  "name": "ARISE",</w:t>
+        <w:t xml:space="preserve">  "persona_summary": "Direct but warm. Doesn't pad replies. Remembers.",</w:t>
       </w:r>
       <w:r>
         <w:br/>
@@ -2488,7 +3114,7 @@
           <w:sz w:val="16"/>
           <w:szCs w:val="16"/>
         </w:rPr>
-        <w:t xml:space="preserve">  "persona_summary": "Direct but warm. Doesn't pad replies. Remembers.",</w:t>
+        <w:t xml:space="preserve">  "do": [ "be specific and brief", "remember and reuse what worked before" ],</w:t>
       </w:r>
       <w:r>
         <w:br/>
@@ -2500,7 +3126,7 @@
           <w:sz w:val="16"/>
           <w:szCs w:val="16"/>
         </w:rPr>
-        <w:t xml:space="preserve">  "pronouns": "it/its",</w:t>
+        <w:t xml:space="preserve">  "dont": [ "pad replies with hedging", "claim memory I don't actually have" ]</w:t>
       </w:r>
       <w:r>
         <w:br/>
@@ -2512,11 +3138,55 @@
           <w:sz w:val="16"/>
           <w:szCs w:val="16"/>
         </w:rPr>
-        <w:t xml:space="preserve">  "do": [ "be specific and brief", "remember and reuse what worked before" ],</w:t>
+        <w:t xml:space="preserve">}</w:t>
+      </w:r>
+    </w:p>
+    <w:p>
+      <w:pPr>
+        <w:spacing w:before="140" w:after="50"/>
+      </w:pPr>
+      <w:r>
+        <w:rPr>
+          <w:i/>
+          <w:color w:val="1A3E6E"/>
+          <w:sz w:val="20"/>
+          <w:szCs w:val="20"/>
+        </w:rPr>
+        <w:t xml:space="preserve">“I can write a memory, with a score for how important it is.”</w:t>
+      </w:r>
+    </w:p>
+    <w:p>
+      <w:pPr>
+        <w:shd w:val="clear" w:fill="F2F2F2"/>
+        <w:ind w:left="120"/>
+        <w:spacing w:before="0" w:after="60"/>
+      </w:pPr>
+      <w:r>
+        <w:rPr>
+          <w:rFonts w:ascii="Consolas" w:hAnsi="Consolas" w:cs="Consolas"/>
+          <w:sz w:val="18"/>
+          <w:szCs w:val="18"/>
+        </w:rPr>
+        <w:t xml:space="preserve">$ ./build/arise/arise mem record --kind note \</w:t>
       </w:r>
       <w:r>
         <w:br/>
       </w:r>
+      <w:r>
+        <w:rPr>
+          <w:rFonts w:ascii="Consolas" w:hAnsi="Consolas" w:cs="Consolas"/>
+          <w:sz w:val="18"/>
+          <w:szCs w:val="18"/>
+        </w:rPr>
+        <w:t xml:space="preserve">    --summary "Recording the Razorpay demo video" --salience 0.9 --mood focused</w:t>
+      </w:r>
+    </w:p>
+    <w:p>
+      <w:pPr>
+        <w:shd w:val="clear" w:fill="FAFAFA"/>
+        <w:ind w:left="120"/>
+        <w:spacing w:before="0" w:after="40"/>
+      </w:pPr>
       <w:r>
         <w:rPr>
           <w:rFonts w:ascii="Consolas" w:hAnsi="Consolas" w:cs="Consolas"/>
@@ -2524,11 +3194,44 @@
           <w:sz w:val="16"/>
           <w:szCs w:val="16"/>
         </w:rPr>
-        <w:t xml:space="preserve">  "dont": [ "pad replies with hedging", "claim memory I don't actually have" ]</w:t>
-      </w:r>
-      <w:r>
-        <w:br/>
-      </w:r>
+        <w:t xml:space="preserve">id=1</w:t>
+      </w:r>
+    </w:p>
+    <w:p>
+      <w:pPr>
+        <w:spacing w:before="140" w:after="50"/>
+      </w:pPr>
+      <w:r>
+        <w:rPr>
+          <w:i/>
+          <w:color w:val="1A3E6E"/>
+          <w:sz w:val="20"/>
+          <w:szCs w:val="20"/>
+        </w:rPr>
+        <w:t xml:space="preserve">“And search it back — that's keyword search and vector search combined.”</w:t>
+      </w:r>
+    </w:p>
+    <w:p>
+      <w:pPr>
+        <w:shd w:val="clear" w:fill="F2F2F2"/>
+        <w:ind w:left="120"/>
+        <w:spacing w:before="0" w:after="60"/>
+      </w:pPr>
+      <w:r>
+        <w:rPr>
+          <w:rFonts w:ascii="Consolas" w:hAnsi="Consolas" w:cs="Consolas"/>
+          <w:sz w:val="18"/>
+          <w:szCs w:val="18"/>
+        </w:rPr>
+        <w:t xml:space="preserve">$ ./build/arise/arise mem recall "razorpay" --limit 3</w:t>
+      </w:r>
+    </w:p>
+    <w:p>
+      <w:pPr>
+        <w:shd w:val="clear" w:fill="FAFAFA"/>
+        <w:ind w:left="120"/>
+        <w:spacing w:before="0" w:after="40"/>
+      </w:pPr>
       <w:r>
         <w:rPr>
           <w:rFonts w:ascii="Consolas" w:hAnsi="Consolas" w:cs="Consolas"/>
@@ -2536,7 +3239,7 @@
           <w:sz w:val="16"/>
           <w:szCs w:val="16"/>
         </w:rPr>
-        <w:t xml:space="preserve">}</w:t>
+        <w:t xml:space="preserve"> 1  [episodic  ] score=0.0317  Thu Sep 5 [focused]: Recording the Razorpay demo video</w:t>
       </w:r>
     </w:p>
     <w:p>
@@ -2550,7 +3253,7 @@
           <w:sz w:val="20"/>
           <w:szCs w:val="20"/>
         </w:rPr>
-        <w:t xml:space="preserve">“I can write a memory directly, with a salience score and a mood attached.”</w:t>
+        <w:t xml:space="preserve">“Goals are a first-class thing, with real deadlines.”</w:t>
       </w:r>
     </w:p>
     <w:p>
@@ -2565,7 +3268,7 @@
           <w:sz w:val="18"/>
           <w:szCs w:val="18"/>
         </w:rPr>
-        <w:t xml:space="preserve">$ ./build/arise/arise mem record --kind note \</w:t>
+        <w:t xml:space="preserve">$ ./build/arise/arise goal propose --summary "Ship the Razorpay demo video" \</w:t>
       </w:r>
       <w:r>
         <w:br/>
@@ -2576,7 +3279,7 @@
           <w:sz w:val="18"/>
           <w:szCs w:val="18"/>
         </w:rPr>
-        <w:t xml:space="preserve">    --summary "Recording the Razorpay demo video" --salience 0.9 --mood focused</w:t>
+        <w:t xml:space="preserve">    --priority 9 --deadline +1d</w:t>
       </w:r>
     </w:p>
     <w:p>
@@ -2606,7 +3309,7 @@
           <w:sz w:val="20"/>
           <w:szCs w:val="20"/>
         </w:rPr>
-        <w:t xml:space="preserve">“And recall it — that's hybrid search, full-text and vector embeddings fused together.”</w:t>
+        <w:t xml:space="preserve">“They move through a lifecycle, and because it's all in SQLite, they're still here after a reboot.”</w:t>
       </w:r>
     </w:p>
     <w:p>
@@ -2621,7 +3324,7 @@
           <w:sz w:val="18"/>
           <w:szCs w:val="18"/>
         </w:rPr>
-        <w:t xml:space="preserve">$ ./build/arise/arise mem recall "razorpay" --limit 3</w:t>
+        <w:t xml:space="preserve">$ ./build/arise/arise goal accept 1 &amp;&amp; ./build/arise/arise goal start 1 &amp;&amp; ./build/arise/arise goal list</w:t>
       </w:r>
     </w:p>
     <w:p>
@@ -2637,55 +3340,11 @@
           <w:sz w:val="16"/>
           <w:szCs w:val="16"/>
         </w:rPr>
-        <w:t xml:space="preserve"> 1  [episodic  ] score=0.0317  Thu Sep 3 [focused]: Recording the Razorpay demo video</w:t>
-      </w:r>
-    </w:p>
-    <w:p>
-      <w:pPr>
-        <w:spacing w:before="140" w:after="50"/>
-      </w:pPr>
-      <w:r>
-        <w:rPr>
-          <w:i/>
-          <w:color w:val="1A3E6E"/>
-          <w:sz w:val="20"/>
-          <w:szCs w:val="20"/>
-        </w:rPr>
-        <w:t xml:space="preserve">“Goals are first-class and they have deadlines.”</w:t>
-      </w:r>
-    </w:p>
-    <w:p>
-      <w:pPr>
-        <w:shd w:val="clear" w:fill="F2F2F2"/>
-        <w:ind w:left="120"/>
-        <w:spacing w:before="0" w:after="60"/>
-      </w:pPr>
-      <w:r>
-        <w:rPr>
-          <w:rFonts w:ascii="Consolas" w:hAnsi="Consolas" w:cs="Consolas"/>
-          <w:sz w:val="18"/>
-          <w:szCs w:val="18"/>
-        </w:rPr>
-        <w:t xml:space="preserve">$ ./build/arise/arise goal propose --summary "Ship the Razorpay demo video" \</w:t>
+        <w:t xml:space="preserve">ok</w:t>
       </w:r>
       <w:r>
         <w:br/>
       </w:r>
-      <w:r>
-        <w:rPr>
-          <w:rFonts w:ascii="Consolas" w:hAnsi="Consolas" w:cs="Consolas"/>
-          <w:sz w:val="18"/>
-          <w:szCs w:val="18"/>
-        </w:rPr>
-        <w:t xml:space="preserve">    --priority 9 --deadline +1d</w:t>
-      </w:r>
-    </w:p>
-    <w:p>
-      <w:pPr>
-        <w:shd w:val="clear" w:fill="FAFAFA"/>
-        <w:ind w:left="120"/>
-        <w:spacing w:before="0" w:after="40"/>
-      </w:pPr>
       <w:r>
         <w:rPr>
           <w:rFonts w:ascii="Consolas" w:hAnsi="Consolas" w:cs="Consolas"/>
@@ -2693,44 +3352,11 @@
           <w:sz w:val="16"/>
           <w:szCs w:val="16"/>
         </w:rPr>
-        <w:t xml:space="preserve">id=1</w:t>
-      </w:r>
-    </w:p>
-    <w:p>
-      <w:pPr>
-        <w:spacing w:before="140" w:after="50"/>
-      </w:pPr>
-      <w:r>
-        <w:rPr>
-          <w:i/>
-          <w:color w:val="1A3E6E"/>
-          <w:sz w:val="20"/>
-          <w:szCs w:val="20"/>
-        </w:rPr>
-        <w:t xml:space="preserve">“They move through a lifecycle — proposed, accepted, in progress.”</w:t>
-      </w:r>
-    </w:p>
-    <w:p>
-      <w:pPr>
-        <w:shd w:val="clear" w:fill="F2F2F2"/>
-        <w:ind w:left="120"/>
-        <w:spacing w:before="0" w:after="60"/>
-      </w:pPr>
-      <w:r>
-        <w:rPr>
-          <w:rFonts w:ascii="Consolas" w:hAnsi="Consolas" w:cs="Consolas"/>
-          <w:sz w:val="18"/>
-          <w:szCs w:val="18"/>
-        </w:rPr>
-        <w:t xml:space="preserve">$ ./build/arise/arise goal accept 1 &amp;&amp; ./build/arise/arise goal start 1</w:t>
-      </w:r>
-    </w:p>
-    <w:p>
-      <w:pPr>
-        <w:shd w:val="clear" w:fill="FAFAFA"/>
-        <w:ind w:left="120"/>
-        <w:spacing w:before="0" w:after="40"/>
-      </w:pPr>
+        <w:t xml:space="preserve">ok</w:t>
+      </w:r>
+      <w:r>
+        <w:br/>
+      </w:r>
       <w:r>
         <w:rPr>
           <w:rFonts w:ascii="Consolas" w:hAnsi="Consolas" w:cs="Consolas"/>
@@ -2738,109 +3364,20 @@
           <w:sz w:val="16"/>
           <w:szCs w:val="16"/>
         </w:rPr>
-        <w:t xml:space="preserve">ok</w:t>
-      </w:r>
-      <w:r>
-        <w:br/>
-      </w:r>
-      <w:r>
-        <w:rPr>
-          <w:rFonts w:ascii="Consolas" w:hAnsi="Consolas" w:cs="Consolas"/>
-          <w:color w:val="444444"/>
-          <w:sz w:val="16"/>
-          <w:szCs w:val="16"/>
-        </w:rPr>
-        <w:t xml:space="preserve">ok</w:t>
-      </w:r>
-    </w:p>
-    <w:p>
-      <w:pPr>
-        <w:spacing w:before="140" w:after="50"/>
+        <w:t xml:space="preserve">    1  [in_progress] p=  9  Ship the Razorpay demo video  due 2026-09-06 …</w:t>
+      </w:r>
+    </w:p>
+    <w:p>
+      <w:pPr>
+        <w:spacing w:before="0" w:after="80"/>
       </w:pPr>
       <w:r>
         <w:rPr>
           <w:i/>
-          <w:color w:val="1A3E6E"/>
-          <w:sz w:val="20"/>
-          <w:szCs w:val="20"/>
-        </w:rPr>
-        <w:t xml:space="preserve">“And they survive a reboot, because it's all in SQLite.”</w:t>
-      </w:r>
-    </w:p>
-    <w:p>
-      <w:pPr>
-        <w:shd w:val="clear" w:fill="F2F2F2"/>
-        <w:ind w:left="120"/>
-        <w:spacing w:before="0" w:after="60"/>
-      </w:pPr>
-      <w:r>
-        <w:rPr>
-          <w:rFonts w:ascii="Consolas" w:hAnsi="Consolas" w:cs="Consolas"/>
-          <w:sz w:val="18"/>
-          <w:szCs w:val="18"/>
-        </w:rPr>
-        <w:t xml:space="preserve">$ ./build/arise/arise goal list</w:t>
-      </w:r>
-    </w:p>
-    <w:p>
-      <w:pPr>
-        <w:shd w:val="clear" w:fill="FAFAFA"/>
-        <w:ind w:left="120"/>
-        <w:spacing w:before="0" w:after="40"/>
-      </w:pPr>
-      <w:r>
-        <w:rPr>
-          <w:rFonts w:ascii="Consolas" w:hAnsi="Consolas" w:cs="Consolas"/>
-          <w:color w:val="444444"/>
-          <w:sz w:val="16"/>
-          <w:szCs w:val="16"/>
-        </w:rPr>
-        <w:t xml:space="preserve">    1  [in_progress] p=  9  Ship the Razorpay demo video  due 2026-09-05 …</w:t>
-      </w:r>
-    </w:p>
-    <w:p>
-      <w:pPr>
-        <w:spacing w:before="140" w:after="50"/>
-      </w:pPr>
-      <w:r>
-        <w:rPr>
-          <w:i/>
-          <w:color w:val="1A3E6E"/>
-          <w:sz w:val="20"/>
-          <w:szCs w:val="20"/>
-        </w:rPr>
-        <w:t xml:space="preserve">“Then I close it out.”</w:t>
-      </w:r>
-    </w:p>
-    <w:p>
-      <w:pPr>
-        <w:shd w:val="clear" w:fill="F2F2F2"/>
-        <w:ind w:left="120"/>
-        <w:spacing w:before="0" w:after="60"/>
-      </w:pPr>
-      <w:r>
-        <w:rPr>
-          <w:rFonts w:ascii="Consolas" w:hAnsi="Consolas" w:cs="Consolas"/>
-          <w:sz w:val="18"/>
-          <w:szCs w:val="18"/>
-        </w:rPr>
-        <w:t xml:space="preserve">$ ./build/arise/arise goal complete 1 --note "recorded and submitted"</w:t>
-      </w:r>
-    </w:p>
-    <w:p>
-      <w:pPr>
-        <w:shd w:val="clear" w:fill="FAFAFA"/>
-        <w:ind w:left="120"/>
-        <w:spacing w:before="0" w:after="40"/>
-      </w:pPr>
-      <w:r>
-        <w:rPr>
-          <w:rFonts w:ascii="Consolas" w:hAnsi="Consolas" w:cs="Consolas"/>
-          <w:color w:val="444444"/>
-          <w:sz w:val="16"/>
-          <w:szCs w:val="16"/>
-        </w:rPr>
-        <w:t xml:space="preserve">ok</w:t>
+          <w:sz w:val="20"/>
+          <w:szCs w:val="20"/>
+        </w:rPr>
+        <w:t xml:space="preserve">If you are running long, cut the mem record + mem recall pair and keep identity + goals.</w:t>
       </w:r>
     </w:p>
     <w:p>
@@ -2868,19 +3405,7 @@
           <w:sz w:val="20"/>
           <w:szCs w:val="20"/>
         </w:rPr>
-        <w:t xml:space="preserve">Show it — but frame it correctly. The README describes the full ARISE.3.0 roadmap (federation, tool forge, sub-agents, nightly fine-tuning) and several of those are designed but not shipped. Two are, by your own engineering notes, not feasible on a 6 GB card at all.</w:t>
-      </w:r>
-    </w:p>
-    <w:p>
-      <w:pPr>
-        <w:spacing w:before="0" w:after="80"/>
-      </w:pPr>
-      <w:r>
-        <w:rPr>
-          <w:sz w:val="20"/>
-          <w:szCs w:val="20"/>
-        </w:rPr>
-        <w:t xml:space="preserve">If a reviewer opens the repo and finds the gap themselves, it reads badly. If you name it first, it reads as engineering judgement. Say something like:</w:t>
+        <w:t xml:space="preserve">Show it, but frame it correctly. The README describes the full roadmap, and several parts of it are designed rather than shipped. If a reviewer opens the repo and finds that gap themselves it reads badly; if you name it first it reads as engineering judgement.</w:t>
       </w:r>
     </w:p>
     <w:p>
@@ -2895,7 +3420,7 @@
           <w:sz w:val="20"/>
           <w:szCs w:val="20"/>
         </w:rPr>
-        <w:t xml:space="preserve">“This is the design document for where the project is going — the memory cortex and the goal stack are built, and the rest is the roadmap. I'd rather show you the parts that actually run.”</w:t>
+        <w:t xml:space="preserve">“This is the design document for where the project is going. The memory store and the goal stack are built; the rest is the roadmap. I'd rather show you the parts that actually run.”</w:t>
       </w:r>
     </w:p>
     <w:p>
@@ -2907,7 +3432,7 @@
           <w:sz w:val="20"/>
           <w:szCs w:val="20"/>
         </w:rPr>
-        <w:t xml:space="preserve">Then scroll to the architecture diagram, hold for a beat, and move on. Do not read the phase list aloud as though it were shipped.</w:t>
+        <w:t xml:space="preserve">Scroll to the architecture diagram, hold for a beat, move on. Do not read the phase list aloud as though it were done. See the separate README notes list for the specific lines to soften.</w:t>
       </w:r>
     </w:p>
     <w:p>
@@ -2922,7 +3447,7 @@
           <w:sz w:val="34"/>
           <w:szCs w:val="34"/>
         </w:rPr>
-        <w:t xml:space="preserve">Part E — Honest notes, and what was deliberately cut</w:t>
+        <w:t xml:space="preserve">Part E — Honest notes, and what was cut</w:t>
       </w:r>
     </w:p>
     <w:p>
@@ -2937,7 +3462,7 @@
           <w:sz w:val="24"/>
           <w:szCs w:val="24"/>
         </w:rPr>
-        <w:t xml:space="preserve">The safety segment — say it this way</w:t>
+        <w:t xml:space="preserve">The memory segment has a real limitation — know it before someone asks</w:t>
       </w:r>
     </w:p>
     <w:p>
@@ -2946,10 +3471,11 @@
       </w:pPr>
       <w:r>
         <w:rPr>
-          <w:sz w:val="20"/>
-          <w:szCs w:val="20"/>
-        </w:rPr>
-        <w:t xml:space="preserve">Three phrasings of “rm -rf /” were tested and the model refused all three on its own, without ever calling the tool — so the C++ guard never ran. “Run shutdown now” is different: the model calls the tool every time (verified 3/3) and the deny-list blocks it. Both layers are real, but only the second demonstrates YOUR code.</w:t>
+          <w:b/>
+          <w:sz w:val="20"/>
+          <w:szCs w:val="20"/>
+        </w:rPr>
+        <w:t xml:space="preserve">Fact extraction is a regular-expression matcher, not the language model. It only fires on set phrasings such as “my name is X” or “my favourite X is Y”. In live testing the transcriber heard “my favourite language is C++” as “favorite languages C++” — no “my”, no “is” — so nothing was extracted, and the model then cheerfully said “Your favourite language is now C++” without anything having been written. The old stored value kept coming back.</w:t>
       </w:r>
     </w:p>
     <w:p>
@@ -2958,11 +3484,22 @@
       </w:pPr>
       <w:r>
         <w:rPr>
-          <w:b/>
-          <w:sz w:val="20"/>
-          <w:szCs w:val="20"/>
-        </w:rPr>
-        <w:t xml:space="preserve">Accurate framing: “the model refuses the obvious ones by itself, but I don't want to depend on that — so every command also goes through a deny-list in my executor.” Do NOT say “rm -rf is blocked by my safety layer” unless you show it, because in that specific case it's the model refusing, not your code.</w:t>
+          <w:sz w:val="20"/>
+          <w:szCs w:val="20"/>
+        </w:rPr>
+        <w:t xml:space="preserve">Two consequences for the recording: (1) use “My name is Vishrut.” — four short common words, far more robust than the favourite-language phrasing that failed; (2) glance at the log for “Memory: learned” before you move on. If it is not there, say the line again.</w:t>
+      </w:r>
+    </w:p>
+    <w:p>
+      <w:pPr>
+        <w:spacing w:before="0" w:after="80"/>
+      </w:pPr>
+      <w:r>
+        <w:rPr>
+          <w:sz w:val="20"/>
+          <w:szCs w:val="20"/>
+        </w:rPr>
+        <w:t xml:space="preserve">If asked about it, the honest answer is: extraction is deliberately deterministic rather than asking the model to decide what is worth remembering, and the trade-off is that it is sensitive to phrasing. Widening the patterns is on the list.</w:t>
       </w:r>
     </w:p>
     <w:p>
@@ -2977,72 +3514,32 @@
           <w:sz w:val="24"/>
           <w:szCs w:val="24"/>
         </w:rPr>
-        <w:t xml:space="preserve">Cut from the demo, and why</w:t>
-      </w:r>
-    </w:p>
-    <w:p>
-      <w:pPr>
-        <w:ind w:left="200"/>
-        <w:spacing w:before="0" w:after="50"/>
-      </w:pPr>
-      <w:r>
-        <w:rPr>
-          <w:sz w:val="20"/>
-          <w:szCs w:val="20"/>
-        </w:rPr>
-        <w:t xml:space="preserve">•  VS Code — it DOES open, in about 2.5 seconds, on whichever workspace is focused. It looked broken previously because it landed off to the side in niri's scrolling layout, not because the launch failed. Still use Firefox: it appears in well under a second, and a 2.5-second pause reads as a hang on video.</w:t>
-      </w:r>
-    </w:p>
-    <w:p>
-      <w:pPr>
-        <w:ind w:left="200"/>
-        <w:spacing w:before="0" w:after="50"/>
-      </w:pPr>
-      <w:r>
-        <w:rPr>
-          <w:sz w:val="20"/>
-          <w:szCs w:val="20"/>
-        </w:rPr>
-        <w:t xml:space="preserve">•  “Read my notifications” — broken on this machine. The code only knows dunstctl and makoctl; you run swaync. It always says “no notifications found”.</w:t>
-      </w:r>
-    </w:p>
-    <w:p>
-      <w:pPr>
-        <w:ind w:left="200"/>
-        <w:spacing w:before="0" w:after="50"/>
-      </w:pPr>
-      <w:r>
-        <w:rPr>
-          <w:sz w:val="20"/>
-          <w:szCs w:val="20"/>
-        </w:rPr>
-        <w:t xml:space="preserve">•  Web search — the scraper's markup no longer matches; it returns empty almost every time.</w:t>
-      </w:r>
-    </w:p>
-    <w:p>
-      <w:pPr>
-        <w:ind w:left="200"/>
-        <w:spacing w:before="0" w:after="50"/>
-      </w:pPr>
-      <w:r>
-        <w:rPr>
-          <w:sz w:val="20"/>
-          <w:szCs w:val="20"/>
-        </w:rPr>
-        <w:t xml:space="preserve">•  The ARISE agent pipeline (agents start, proactive start) — perception producers and agent consumers run in separate processes with separate in-memory blackboards, so these print zeros. That is exactly the gap the consolidation work closes. Don't demo it; do mention it in the closing line, which is what makes the closing credible.</w:t>
-      </w:r>
-    </w:p>
-    <w:p>
-      <w:pPr>
-        <w:ind w:left="200"/>
-        <w:spacing w:before="0" w:after="50"/>
-      </w:pPr>
-      <w:r>
-        <w:rPr>
-          <w:sz w:val="20"/>
-          <w:szCs w:val="20"/>
-        </w:rPr>
-        <w:t xml:space="preserve">•  Federation and the nightly LoRA loop — attic-bound. QLoRA on an 8B model needs roughly 12 GB; you have 6. Cutting it was correct, and saying so out loud is a strength.</w:t>
+        <w:t xml:space="preserve">The safety segment — say it this way</w:t>
+      </w:r>
+    </w:p>
+    <w:p>
+      <w:pPr>
+        <w:spacing w:before="0" w:after="80"/>
+      </w:pPr>
+      <w:r>
+        <w:rPr>
+          <w:b/>
+          <w:sz w:val="20"/>
+          <w:szCs w:val="20"/>
+        </w:rPr>
+        <w:t xml:space="preserve">Three phrasings of “rm -rf /” were tested and the model refused all three on its own without ever calling the tool, so the C++ guard never ran. “Run shutdown now” is different: the model calls the tool every time and the deny-list blocks it. Both layers are real, but only the second one demonstrates your code. Do not say “rm -rf is blocked by my safety layer” unless you show it.</w:t>
+      </w:r>
+    </w:p>
+    <w:p>
+      <w:pPr>
+        <w:spacing w:before="0" w:after="80"/>
+      </w:pPr>
+      <w:r>
+        <w:rPr>
+          <w:sz w:val="20"/>
+          <w:szCs w:val="20"/>
+        </w:rPr>
+        <w:t xml:space="preserve">A genuine near-miss found during that testing, worth mentioning if the conversation goes deep: the transcriber heard “run shut down now” as “run shred down now”, the model dutifully produced shred -v /, and it executed — it only failed because / is not writable. shred was not on the deny-list. It is now. That is a good story about why the deterministic layer matters more than the model's judgement, not a story to hide.</w:t>
       </w:r>
     </w:p>
     <w:p>
@@ -3057,7 +3554,7 @@
           <w:sz w:val="24"/>
           <w:szCs w:val="24"/>
         </w:rPr>
-        <w:t xml:space="preserve">Numbers worth quoting if you're asked</w:t>
+        <w:t xml:space="preserve">Cut from the demo, and why</w:t>
       </w:r>
     </w:p>
     <w:p>
@@ -3070,7 +3567,7 @@
           <w:sz w:val="20"/>
           <w:szCs w:val="20"/>
         </w:rPr>
-        <w:t xml:space="preserve">•  Speech-to-text: 77 ms median on the GPU, down from 1546 ms on CPU — 20×, measured with the project's own bench harness.</w:t>
+        <w:t xml:space="preserve">•  VS Code — it does open, in about 2.5 seconds, on whichever workspace is focused. It looked broken previously because it landed off to the side in niri's scrolling layout. Firefox is used instead because it appears in well under a second; a 2.5-second pause reads as a hang on video.</w:t>
       </w:r>
     </w:p>
     <w:p>
@@ -3083,7 +3580,7 @@
           <w:sz w:val="20"/>
           <w:szCs w:val="20"/>
         </w:rPr>
-        <w:t xml:space="preserve">•  Time to first token: about 700 ms median across 27 benchmark cases.</w:t>
+        <w:t xml:space="preserve">•  “Read my notifications” — broken on this machine. The code only knows dunstctl and makoctl; this machine runs swaync. It always says “no notifications found”.</w:t>
       </w:r>
     </w:p>
     <w:p>
@@ -3096,7 +3593,101 @@
           <w:sz w:val="20"/>
           <w:szCs w:val="20"/>
         </w:rPr>
-        <w:t xml:space="preserve">•  Prefill after a tool call: ~300 ms, down from ~1750 ms before the 2026-09-03 history fix.</w:t>
+        <w:t xml:space="preserve">•  Web search — the scraper's markup no longer matches; it returns empty almost every time.</w:t>
+      </w:r>
+    </w:p>
+    <w:p>
+      <w:pPr>
+        <w:ind w:left="200"/>
+        <w:spacing w:before="0" w:after="50"/>
+      </w:pPr>
+      <w:r>
+        <w:rPr>
+          <w:sz w:val="20"/>
+          <w:szCs w:val="20"/>
+        </w:rPr>
+        <w:t xml:space="preserve">•  The ARISE background-agent pipeline — the perception producers and the agent consumers run in separate processes with separate in-memory event buses, so they report zeros. That is exactly the gap the consolidation work closes. Don't demo it; the closing line mentions it, which is what makes the closing credible.</w:t>
+      </w:r>
+    </w:p>
+    <w:p>
+      <w:pPr>
+        <w:ind w:left="200"/>
+        <w:spacing w:before="0" w:after="50"/>
+      </w:pPr>
+      <w:r>
+        <w:rPr>
+          <w:sz w:val="20"/>
+          <w:szCs w:val="20"/>
+        </w:rPr>
+        <w:t xml:space="preserve">•  The overnight fine-tuning loop — needs roughly 12 GB of VRAM against 6 available. Cutting it was correct, and saying so out loud is a strength, which is why it is in the closing.</w:t>
+      </w:r>
+    </w:p>
+    <w:p>
+      <w:pPr>
+        <w:keepNext/>
+        <w:spacing w:before="220" w:after="90"/>
+      </w:pPr>
+      <w:r>
+        <w:rPr>
+          <w:b/>
+          <w:color w:val="1A3E6E"/>
+          <w:sz w:val="24"/>
+          <w:szCs w:val="24"/>
+        </w:rPr>
+        <w:t xml:space="preserve">Numbers worth quoting if asked</w:t>
+      </w:r>
+    </w:p>
+    <w:p>
+      <w:pPr>
+        <w:ind w:left="200"/>
+        <w:spacing w:before="0" w:after="50"/>
+      </w:pPr>
+      <w:r>
+        <w:rPr>
+          <w:b/>
+          <w:sz w:val="20"/>
+          <w:szCs w:val="20"/>
+        </w:rPr>
+        <w:t xml:space="preserve">•  Speech-to-text: 77 ms median on the GPU, down from 1546 ms on CPU — 20× faster. Measured with the project's own benchmark harness.</w:t>
+      </w:r>
+    </w:p>
+    <w:p>
+      <w:pPr>
+        <w:ind w:left="200"/>
+        <w:spacing w:before="0" w:after="50"/>
+      </w:pPr>
+      <w:r>
+        <w:rPr>
+          <w:sz w:val="20"/>
+          <w:szCs w:val="20"/>
+        </w:rPr>
+        <w:t xml:space="preserve">•  Prefill after a tool call: about 300 ms, down from about 1750 ms before the history fix — and it no longer degrades over a session.</w:t>
+      </w:r>
+    </w:p>
+    <w:p>
+      <w:pPr>
+        <w:ind w:left="200"/>
+        <w:spacing w:before="0" w:after="50"/>
+      </w:pPr>
+      <w:r>
+        <w:rPr>
+          <w:sz w:val="20"/>
+          <w:szCs w:val="20"/>
+        </w:rPr>
+        <w:t xml:space="preserve">•  Time to first token from the language model: about 700 ms median across 27 benchmark cases.</w:t>
+      </w:r>
+    </w:p>
+    <w:p>
+      <w:pPr>
+        <w:ind w:left="200"/>
+        <w:spacing w:before="0" w:after="50"/>
+      </w:pPr>
+      <w:r>
+        <w:rPr>
+          <w:sz w:val="20"/>
+          <w:szCs w:val="20"/>
+        </w:rPr>
+        <w:t xml:space="preserve">•  Test suite: 222 tests, all passing.</w:t>
       </w:r>
     </w:p>
     <w:p>
@@ -3247,7 +3838,7 @@
                 <w:sz w:val="18"/>
                 <w:szCs w:val="18"/>
               </w:rPr>
-              <w:t xml:space="preserve">Check the log — if there's no “VAD: speech detected”, the mic isn't being heard. Stop the take, fix the input device, redo A3.</w:t>
+              <w:t xml:space="preserve">Check the log — if there is no “VAD: speech detected”, the mic is not being heard. Stop, fix the input device, redo A3.</w:t>
             </w:r>
           </w:p>
         </w:tc>
@@ -3267,7 +3858,7 @@
                 <w:sz w:val="18"/>
                 <w:szCs w:val="18"/>
               </w:rPr>
-              <w:t xml:space="preserve">It mishears you</w:t>
+              <w:t xml:space="preserve">It mishears a command</w:t>
             </w:r>
           </w:p>
         </w:tc>
@@ -3285,7 +3876,7 @@
                 <w:sz w:val="18"/>
                 <w:szCs w:val="18"/>
               </w:rPr>
-              <w:t xml:space="preserve">Say the line again, more clearly. Don't apologise to camera — repeating a command naturally is fine and honest. Every risky row in Part B has a fallback phrasing.</w:t>
+              <w:t xml:space="preserve">Say the line again, flatter and more clearly. Don't apologise to camera — repeating a command naturally is fine. Every risky row in Part B has a fallback phrasing.</w:t>
             </w:r>
           </w:p>
         </w:tc>
@@ -3305,7 +3896,7 @@
                 <w:sz w:val="18"/>
                 <w:szCs w:val="18"/>
               </w:rPr>
-              <w:t xml:space="preserve">A turn takes more than ~8 seconds</w:t>
+              <w:t xml:space="preserve">“Memory: learned” never appears</w:t>
             </w:r>
           </w:p>
         </w:tc>
@@ -3323,7 +3914,7 @@
                 <w:sz w:val="18"/>
                 <w:szCs w:val="18"/>
               </w:rPr>
-              <w:t xml:space="preserve">The model was probably evicted. Stop, run the A2 warm-up, redo A3, restart the take.</w:t>
+              <w:t xml:space="preserve">The phrase did not match the extractor. Say “My name is Vishrut.” again, all four words clearly. Do not continue to the recall line until you see that log entry.</w:t>
             </w:r>
           </w:p>
         </w:tc>
@@ -3343,7 +3934,7 @@
                 <w:sz w:val="18"/>
                 <w:szCs w:val="18"/>
               </w:rPr>
-              <w:t xml:space="preserve">ARIA talks over you / cuts itself off</w:t>
+              <w:t xml:space="preserve">A turn takes more than ~8 seconds</w:t>
             </w:r>
           </w:p>
         </w:tc>
@@ -3361,7 +3952,7 @@
                 <w:sz w:val="18"/>
                 <w:szCs w:val="18"/>
               </w:rPr>
-              <w:t xml:space="preserve">That's barge-in hearing your voice. Wait for it to finish. If it's stuck: kill -USR1 $(pgrep -f build/ai-agent) pauses and resumes it.</w:t>
+              <w:t xml:space="preserve">The model was probably evicted from VRAM. Stop, run the A2 warm-up, redo A3, restart the take.</w:t>
             </w:r>
           </w:p>
         </w:tc>
@@ -3381,7 +3972,7 @@
                 <w:sz w:val="18"/>
                 <w:szCs w:val="18"/>
               </w:rPr>
-              <w:t xml:space="preserve">It speaks something internal-sounding</w:t>
+              <w:t xml:space="preserve">ARIA talks over you / cuts itself off</w:t>
             </w:r>
           </w:p>
         </w:tc>
@@ -3399,7 +3990,7 @@
                 <w:sz w:val="18"/>
                 <w:szCs w:val="18"/>
               </w:rPr>
-              <w:t xml:space="preserve">Shouldn't happen after the 2026-09-03 fixes, but if it does — keep going and cut it in the edit. Don't draw attention to it.</w:t>
+              <w:t xml:space="preserve">That is barge-in hearing your voice. Wait for it to finish. If stuck: kill -USR1 $(pgrep -f build/ai-agent) pauses and resumes it.</w:t>
             </w:r>
           </w:p>
         </w:tc>
@@ -3419,6 +4010,44 @@
                 <w:sz w:val="18"/>
                 <w:szCs w:val="18"/>
               </w:rPr>
+              <w:t xml:space="preserve">It speaks something internal-sounding</w:t>
+            </w:r>
+          </w:p>
+        </w:tc>
+        <w:tc>
+          <w:tcPr>
+            <w:tcW w:w="7700" w:type="dxa"/>
+            <w:vAlign w:val="top"/>
+          </w:tcPr>
+          <w:p>
+            <w:pPr>
+              <w:spacing w:before="0" w:after="80"/>
+            </w:pPr>
+            <w:r>
+              <w:rPr>
+                <w:sz w:val="18"/>
+                <w:szCs w:val="18"/>
+              </w:rPr>
+              <w:t xml:space="preserve">Should not happen after the 2026-09-03 fixes, but if it does — keep going and cut it in the edit. Don't draw attention to it.</w:t>
+            </w:r>
+          </w:p>
+        </w:tc>
+      </w:tr>
+      <w:tr>
+        <w:tc>
+          <w:tcPr>
+            <w:tcW w:w="2600" w:type="dxa"/>
+            <w:vAlign w:val="top"/>
+          </w:tcPr>
+          <w:p>
+            <w:pPr>
+              <w:spacing w:before="0" w:after="80"/>
+            </w:pPr>
+            <w:r>
+              <w:rPr>
+                <w:sz w:val="18"/>
+                <w:szCs w:val="18"/>
+              </w:rPr>
               <w:t xml:space="preserve">You want a clean second take</w:t>
             </w:r>
           </w:p>
@@ -3437,7 +4066,273 @@
                 <w:sz w:val="18"/>
                 <w:szCs w:val="18"/>
               </w:rPr>
-              <w:t xml:space="preserve">Always redo A3 and A7. History lives in the process; a fresh start is a fast first turn.</w:t>
+              <w:t xml:space="preserve">Redo A3 and A6. History lives in the process; a fresh start is a fast first turn.</w:t>
+            </w:r>
+          </w:p>
+        </w:tc>
+      </w:tr>
+    </w:tbl>
+    <w:p>
+      <w:pPr>
+        <w:spacing w:after="60"/>
+      </w:pPr>
+    </w:p>
+    <w:p>
+      <w:pPr>
+        <w:keepNext/>
+        <w:spacing w:before="320" w:after="140"/>
+      </w:pPr>
+      <w:r>
+        <w:rPr>
+          <w:b/>
+          <w:color w:val="1A3E6E"/>
+          <w:sz w:val="34"/>
+          <w:szCs w:val="34"/>
+        </w:rPr>
+        <w:t xml:space="preserve">Part G — Appendix: for the application form (not spoken)</w:t>
+      </w:r>
+    </w:p>
+    <w:p>
+      <w:pPr>
+        <w:spacing w:before="0" w:after="80"/>
+      </w:pPr>
+      <w:r>
+        <w:rPr>
+          <w:i/>
+          <w:sz w:val="20"/>
+          <w:szCs w:val="20"/>
+        </w:rPr>
+        <w:t xml:space="preserve">Copy these straight across.</w:t>
+      </w:r>
+    </w:p>
+    <w:tbl>
+      <w:tblPr>
+        <w:tblW w:w="10300" w:type="dxa"/>
+        <w:tblBorders>
+          <w:top w:val="single" w:sz="6" w:space="0" w:color="AAAAAA"/>
+          <w:left w:val="single" w:sz="6" w:space="0" w:color="AAAAAA"/>
+          <w:bottom w:val="single" w:sz="6" w:space="0" w:color="AAAAAA"/>
+          <w:right w:val="single" w:sz="6" w:space="0" w:color="AAAAAA"/>
+          <w:insideH w:val="single" w:sz="6" w:space="0" w:color="AAAAAA"/>
+          <w:insideV w:val="single" w:sz="6" w:space="0" w:color="AAAAAA"/>
+        </w:tblBorders>
+        <w:tblLayout w:type="fixed"/>
+      </w:tblPr>
+      <w:tblGrid>
+        <w:gridCol w:w="1900"/>
+        <w:gridCol w:w="8400"/>
+      </w:tblGrid>
+      <w:tr>
+        <w:trPr>
+          <w:tblHeader/>
+        </w:trPr>
+        <w:tc>
+          <w:tcPr>
+            <w:tcW w:w="1900" w:type="dxa"/>
+            <w:shd w:val="clear" w:fill="DCE4F0"/>
+            <w:vAlign w:val="top"/>
+          </w:tcPr>
+          <w:p>
+            <w:pPr>
+              <w:spacing w:before="0" w:after="80"/>
+            </w:pPr>
+            <w:r>
+              <w:rPr>
+                <w:b/>
+                <w:sz w:val="20"/>
+                <w:szCs w:val="20"/>
+              </w:rPr>
+              <w:t xml:space="preserve">Field</w:t>
+            </w:r>
+          </w:p>
+        </w:tc>
+        <w:tc>
+          <w:tcPr>
+            <w:tcW w:w="8400" w:type="dxa"/>
+            <w:shd w:val="clear" w:fill="DCE4F0"/>
+            <w:vAlign w:val="top"/>
+          </w:tcPr>
+          <w:p>
+            <w:pPr>
+              <w:spacing w:before="0" w:after="80"/>
+            </w:pPr>
+            <w:r>
+              <w:rPr>
+                <w:b/>
+                <w:sz w:val="20"/>
+                <w:szCs w:val="20"/>
+              </w:rPr>
+              <w:t xml:space="preserve">Value</w:t>
+            </w:r>
+          </w:p>
+        </w:tc>
+      </w:tr>
+      <w:tr>
+        <w:tc>
+          <w:tcPr>
+            <w:tcW w:w="1900" w:type="dxa"/>
+            <w:vAlign w:val="top"/>
+          </w:tcPr>
+          <w:p>
+            <w:pPr>
+              <w:spacing w:before="0" w:after="80"/>
+            </w:pPr>
+            <w:r>
+              <w:rPr>
+                <w:b/>
+                <w:sz w:val="18"/>
+                <w:szCs w:val="18"/>
+              </w:rPr>
+              <w:t xml:space="preserve">Track</w:t>
+            </w:r>
+          </w:p>
+        </w:tc>
+        <w:tc>
+          <w:tcPr>
+            <w:tcW w:w="8400" w:type="dxa"/>
+            <w:vAlign w:val="top"/>
+          </w:tcPr>
+          <w:p>
+            <w:pPr>
+              <w:spacing w:before="0" w:after="80"/>
+            </w:pPr>
+            <w:r>
+              <w:rPr>
+                <w:b/>
+                <w:sz w:val="18"/>
+                <w:szCs w:val="18"/>
+              </w:rPr>
+              <w:t xml:space="preserve">Open Track</w:t>
+            </w:r>
+          </w:p>
+          <w:p>
+            <w:pPr>
+              <w:spacing w:before="0" w:after="80"/>
+            </w:pPr>
+            <w:r>
+              <w:rPr>
+                <w:sz w:val="18"/>
+                <w:szCs w:val="18"/>
+              </w:rPr>
+              <w:t xml:space="preserve">It is a systems project — a local voice agent in C++ — rather than a fintech or payments build, so it does not fit the themed tracks. Open Track is where it is judged on engineering merit, which is the strength here.</w:t>
+            </w:r>
+          </w:p>
+        </w:tc>
+      </w:tr>
+      <w:tr>
+        <w:tc>
+          <w:tcPr>
+            <w:tcW w:w="1900" w:type="dxa"/>
+            <w:vAlign w:val="top"/>
+          </w:tcPr>
+          <w:p>
+            <w:pPr>
+              <w:spacing w:before="0" w:after="80"/>
+            </w:pPr>
+            <w:r>
+              <w:rPr>
+                <w:b/>
+                <w:sz w:val="18"/>
+                <w:szCs w:val="18"/>
+              </w:rPr>
+              <w:t xml:space="preserve">Project name</w:t>
+            </w:r>
+          </w:p>
+        </w:tc>
+        <w:tc>
+          <w:tcPr>
+            <w:tcW w:w="8400" w:type="dxa"/>
+            <w:vAlign w:val="top"/>
+          </w:tcPr>
+          <w:p>
+            <w:pPr>
+              <w:spacing w:before="0" w:after="80"/>
+            </w:pPr>
+            <w:r>
+              <w:rPr>
+                <w:b/>
+                <w:sz w:val="18"/>
+                <w:szCs w:val="18"/>
+              </w:rPr>
+              <w:t xml:space="preserve">ARIA — a fully local voice agent for Linux</w:t>
+            </w:r>
+          </w:p>
+        </w:tc>
+      </w:tr>
+      <w:tr>
+        <w:tc>
+          <w:tcPr>
+            <w:tcW w:w="1900" w:type="dxa"/>
+            <w:vAlign w:val="top"/>
+          </w:tcPr>
+          <w:p>
+            <w:pPr>
+              <w:spacing w:before="0" w:after="80"/>
+            </w:pPr>
+            <w:r>
+              <w:rPr>
+                <w:b/>
+                <w:sz w:val="18"/>
+                <w:szCs w:val="18"/>
+              </w:rPr>
+              <w:t xml:space="preserve">What it solves</w:t>
+            </w:r>
+          </w:p>
+        </w:tc>
+        <w:tc>
+          <w:tcPr>
+            <w:tcW w:w="8400" w:type="dxa"/>
+            <w:vAlign w:val="top"/>
+          </w:tcPr>
+          <w:p>
+            <w:pPr>
+              <w:spacing w:before="0" w:after="80"/>
+            </w:pPr>
+            <w:r>
+              <w:rPr>
+                <w:sz w:val="18"/>
+                <w:szCs w:val="18"/>
+              </w:rPr>
+              <w:t xml:space="preserve">Voice assistants require sending your microphone audio, and often your screen contents, to a third-party server, stop working without an internet connection, and cannot be extended or inspected; ARIA runs speech recognition, reasoning and speech synthesis entirely on the user's own machine, so it works offline and every command is code you can read and change.</w:t>
+            </w:r>
+          </w:p>
+        </w:tc>
+      </w:tr>
+      <w:tr>
+        <w:tc>
+          <w:tcPr>
+            <w:tcW w:w="1900" w:type="dxa"/>
+            <w:vAlign w:val="top"/>
+          </w:tcPr>
+          <w:p>
+            <w:pPr>
+              <w:spacing w:before="0" w:after="80"/>
+            </w:pPr>
+            <w:r>
+              <w:rPr>
+                <w:b/>
+                <w:sz w:val="18"/>
+                <w:szCs w:val="18"/>
+              </w:rPr>
+              <w:t xml:space="preserve">One-line version</w:t>
+            </w:r>
+          </w:p>
+        </w:tc>
+        <w:tc>
+          <w:tcPr>
+            <w:tcW w:w="8400" w:type="dxa"/>
+            <w:vAlign w:val="top"/>
+          </w:tcPr>
+          <w:p>
+            <w:pPr>
+              <w:spacing w:before="0" w:after="80"/>
+            </w:pPr>
+            <w:r>
+              <w:rPr>
+                <w:sz w:val="18"/>
+                <w:szCs w:val="18"/>
+              </w:rPr>
+              <w:t xml:space="preserve">A voice assistant for Linux that never sends your audio anywhere — speech recognition, reasoning and speech all run on your own GPU.</w:t>
             </w:r>
           </w:p>
         </w:tc>

--- a/RAZORPAY_DEMO_SCRIPT.docx
+++ b/RAZORPAY_DEMO_SCRIPT.docx
@@ -1137,7 +1137,7 @@
                 <w:sz w:val="18"/>
                 <w:szCs w:val="18"/>
               </w:rPr>
-              <w:t xml:space="preserve">This is ARIA — a voice assistant for Linux I wrote from scratch in C++. What it does, how it works, and a bug I had to hunt down to make it usable.</w:t>
+              <w:t xml:space="preserve">This is ARIA — a voice agent for Linux I wrote from scratch in C++. It doesn't just answer questions, it operates the machine. What it does, how it works, and a bug I had to hunt down to make it usable.</w:t>
             </w:r>
           </w:p>
         </w:tc>
@@ -1248,7 +1248,7 @@
                 <w:sz w:val="18"/>
                 <w:szCs w:val="18"/>
               </w:rPr>
-              <w:t xml:space="preserve">What bothered me about voice assistants: your microphone audio goes to someone else's servers — and your screen too, if it can see it. It stops working when your internet does. And you can't change it or see why it did something.</w:t>
+              <w:t xml:space="preserve">Most voice assistants are a speech wrapper around cloud APIs. They'll set a timer or look something up, but they don't operate your machine.</w:t>
             </w:r>
             <w:r>
               <w:br/>
@@ -1268,7 +1268,27 @@
                 <w:sz w:val="18"/>
                 <w:szCs w:val="18"/>
               </w:rPr>
-              <w:t xml:space="preserve">So I built one where none of that is true. Speech recognition, the model, the voice — all on this laptop. Pull the wifi out and it still works.</w:t>
+              <w:t xml:space="preserve">ARIA sits much closer to the OS. It drives my window manager, the process table and the filesystem directly, and runs real shell commands — each one through a fixed gate in my C++ before it reaches the system. An allowlist for apps, a deny-list for shell. What it can do is decided by my code, not the model's judgement.</w:t>
+            </w:r>
+            <w:r>
+              <w:br/>
+            </w:r>
+            <w:r>
+              <w:rPr>
+                <w:sz w:val="18"/>
+                <w:szCs w:val="18"/>
+              </w:rPr>
+              <w:t xml:space="preserve"/>
+            </w:r>
+            <w:r>
+              <w:br/>
+            </w:r>
+            <w:r>
+              <w:rPr>
+                <w:sz w:val="18"/>
+                <w:szCs w:val="18"/>
+              </w:rPr>
+              <w:t xml:space="preserve">And all of it runs on this laptop, so none of it leaves the machine either.</w:t>
             </w:r>
           </w:p>
         </w:tc>
@@ -1399,7 +1419,7 @@
                 <w:sz w:val="18"/>
                 <w:szCs w:val="18"/>
               </w:rPr>
-              <w:t xml:space="preserve">The mic records constantly. A voice detector decides when I've started and stopped talking, so it isn't transcribing silence all day. That audio goes to whisper.cpp on the GPU for speech-to-text.</w:t>
+              <w:t xml:space="preserve">The mic records constantly. A voice detector decides when I've started and stopped talking. That audio goes to whisper.cpp on the GPU for speech-to-text.</w:t>
             </w:r>
             <w:r>
               <w:br/>
@@ -1419,7 +1439,7 @@
                 <w:sz w:val="18"/>
                 <w:szCs w:val="18"/>
               </w:rPr>
-              <w:t xml:space="preserve">Then it forks. Common commands match a regular expression and skip the model entirely — instant. Everything else goes to a local model through Ollama, which picks from a fixed list of tools I wrote. Both paths end in the same C++ executor, and Piper speaks the reply — also local.</w:t>
+              <w:t xml:space="preserve">Then it forks. Common commands match a regular expression and skip the model entirely — instant. Everything else goes to a local model through Ollama, which picks from a fixed list of tools I wrote. Both paths end in the same C++ executor — that's what actually touches the system, and where the gates live. Piper speaks the reply, also local.</w:t>
             </w:r>
             <w:r>
               <w:br/>
@@ -1439,7 +1459,7 @@
                 <w:sz w:val="18"/>
                 <w:szCs w:val="18"/>
               </w:rPr>
-              <w:t xml:space="preserve">There's a second piece, ARISE, for memory and goals that outlive a conversation. Straight with you: that's a separate program today. Merging them is what I'm on now.</w:t>
+              <w:t xml:space="preserve">There's a second piece, ARISE, for memory and goals that outlive a conversation. Straight with you: separate program today. Merging them is what I'm on now.</w:t>
             </w:r>
           </w:p>
         </w:tc>
@@ -2191,7 +2211,7 @@
                 <w:sz w:val="18"/>
                 <w:szCs w:val="18"/>
               </w:rPr>
-              <w:t xml:space="preserve">I log timings every turn. The moment I ran a tool, the model's read-the-conversation time jumped from 350 milliseconds to 1750 — and never came back down. Every turn after stayed slow.</w:t>
+              <w:t xml:space="preserve">I log timings every turn. The moment I ran a tool, the model's read-the-conversation time jumped from 350 milliseconds to 1750 — and never came back down.</w:t>
             </w:r>
             <w:r>
               <w:br/>
@@ -2302,18 +2322,18 @@
                 <w:sz w:val="18"/>
                 <w:szCs w:val="18"/>
               </w:rPr>
-              <w:t xml:space="preserve">3:19 — What's open</w:t>
-            </w:r>
-            <w:r>
-              <w:br/>
-            </w:r>
-            <w:r>
-              <w:rPr>
-                <w:b/>
-                <w:sz w:val="18"/>
-                <w:szCs w:val="18"/>
-              </w:rPr>
-              <w:t xml:space="preserve">~15s</w:t>
+              <w:t xml:space="preserve">3:19 — Window manager</w:t>
+            </w:r>
+            <w:r>
+              <w:br/>
+            </w:r>
+            <w:r>
+              <w:rPr>
+                <w:b/>
+                <w:sz w:val="18"/>
+                <w:szCs w:val="18"/>
+              </w:rPr>
+              <w:t xml:space="preserve">~25s</w:t>
             </w:r>
           </w:p>
         </w:tc>
@@ -2332,6 +2352,26 @@
                 <w:szCs w:val="18"/>
               </w:rPr>
               <w:t xml:space="preserve">What's open right now?</w:t>
+            </w:r>
+            <w:r>
+              <w:br/>
+            </w:r>
+            <w:r>
+              <w:rPr>
+                <w:sz w:val="18"/>
+                <w:szCs w:val="18"/>
+              </w:rPr>
+              <w:t xml:space="preserve"/>
+            </w:r>
+            <w:r>
+              <w:br/>
+            </w:r>
+            <w:r>
+              <w:rPr>
+                <w:sz w:val="18"/>
+                <w:szCs w:val="18"/>
+              </w:rPr>
+              <w:t xml:space="preserve">[TO CAMERA:] That's not a canned answer — it's querying my window manager live. Same executor reaches the process table and the filesystem. That's the difference between a chatbot with a microphone and something that actually drives the machine.</w:t>
             </w:r>
           </w:p>
           <w:p>
@@ -2363,7 +2403,7 @@
                 <w:sz w:val="18"/>
                 <w:szCs w:val="18"/>
               </w:rPr>
-              <w:t xml:space="preserve">Nothing.</w:t>
+              <w:t xml:space="preserve">Point at the log line showing the niri query.</w:t>
             </w:r>
           </w:p>
         </w:tc>
@@ -2382,6 +2422,20 @@
                 <w:szCs w:val="18"/>
               </w:rPr>
               <w:t xml:space="preserve">Lists open windows by application name. Terminal windows show as just the app name — it does NOT read your shell command history aloud.</w:t>
+            </w:r>
+          </w:p>
+          <w:p>
+            <w:pPr>
+              <w:spacing w:before="0" w:after="80"/>
+            </w:pPr>
+            <w:r>
+              <w:rPr>
+                <w:i/>
+                <w:color w:val="666666"/>
+                <w:sz w:val="16"/>
+                <w:szCs w:val="16"/>
+              </w:rPr>
+              <w:t xml:space="preserve">This beat carries the OS-level thesis and costs ~10 extra seconds. It also sets up the safety segment: driving the machine is exactly why the deny-list has to exist.</w:t>
             </w:r>
           </w:p>
         </w:tc>
@@ -2462,7 +2516,7 @@
                 <w:sz w:val="18"/>
                 <w:szCs w:val="18"/>
               </w:rPr>
-              <w:t xml:space="preserve">[TO CAMERA:] The model had no problem with that — shutting down a laptop is a normal request. What stopped it is a deny-list in my C++ executor that every command passes through before it reaches a shell. A fixed list, not a judgement call.</w:t>
+              <w:t xml:space="preserve">[TO CAMERA:] Once you give something real shell access, this is the part that matters. The model had no problem with that — shutting down a laptop is a normal request. What stopped it is a deny-list in my C++ that every command passes before it reaches a shell. There's a matching one for processes: it won't kill init, the compositor, or itself.</w:t>
             </w:r>
             <w:r>
               <w:br/>
@@ -2482,7 +2536,7 @@
                 <w:sz w:val="18"/>
                 <w:szCs w:val="18"/>
               </w:rPr>
-              <w:t xml:space="preserve">And honestly: when I tried rm -rf, the model refused on its own and never called the tool — so that proved nothing about my code. Shutdown is the one that actually proves the deny-list works.</w:t>
+              <w:t xml:space="preserve">Honestly: when I tried rm -rf, the model refused on its own and never called the tool — so that proved nothing about my code. Shutdown is what actually proves the deny-list works.</w:t>
             </w:r>
           </w:p>
           <w:p>
@@ -2888,7 +2942,7 @@
                 <w:sz w:val="18"/>
                 <w:szCs w:val="18"/>
               </w:rPr>
-              <w:t xml:space="preserve">So: fully local, written in C++, doing real work on a real machine.</w:t>
+              <w:t xml:space="preserve">So: a system-level agent in C++, driving real machine state, all of it local.</w:t>
             </w:r>
             <w:r>
               <w:br/>
@@ -2908,7 +2962,7 @@
                 <w:sz w:val="18"/>
                 <w:szCs w:val="18"/>
               </w:rPr>
-              <w:t xml:space="preserve">Where it honestly stands — the voice agent is finished. The memory layer is real but still a separate program, and joining them is what I'm doing next.</w:t>
+              <w:t xml:space="preserve">Where it stands — the voice agent is finished. The memory layer is real but still a separate program, and joining them is what I'm doing next.</w:t>
             </w:r>
             <w:r>
               <w:br/>
@@ -3369,15 +3423,81 @@
     </w:p>
     <w:p>
       <w:pPr>
+        <w:keepNext/>
+        <w:spacing w:before="220" w:after="90"/>
+      </w:pPr>
+      <w:r>
+        <w:rPr>
+          <w:b/>
+          <w:color w:val="1A3E6E"/>
+          <w:sz w:val="24"/>
+          <w:szCs w:val="24"/>
+        </w:rPr>
+        <w:t xml:space="preserve">Runtime dial — pick before you record</w:t>
+      </w:r>
+    </w:p>
+    <w:p>
+      <w:pPr>
         <w:spacing w:before="0" w:after="80"/>
       </w:pPr>
       <w:r>
         <w:rPr>
-          <w:i/>
-          <w:sz w:val="20"/>
-          <w:szCs w:val="20"/>
-        </w:rPr>
-        <w:t xml:space="preserve">If you are running long, cut the mem record + mem recall pair and keep identity + goals.</w:t>
+          <w:sz w:val="20"/>
+          <w:szCs w:val="20"/>
+        </w:rPr>
+        <w:t xml:space="preserve">Full script as written runs about 6 min 40 s at a normal speaking pace. If you want it shorter, cut in this order — each line gives the exact saving:</w:t>
+      </w:r>
+    </w:p>
+    <w:p>
+      <w:pPr>
+        <w:ind w:left="200"/>
+        <w:spacing w:before="0" w:after="50"/>
+      </w:pPr>
+      <w:r>
+        <w:rPr>
+          <w:sz w:val="20"/>
+          <w:szCs w:val="20"/>
+        </w:rPr>
+        <w:t xml:space="preserve">•  Drop mem record + mem recall from Part C (keep identity + goals)  →  about 6 min 20 s</w:t>
+      </w:r>
+    </w:p>
+    <w:p>
+      <w:pPr>
+        <w:ind w:left="200"/>
+        <w:spacing w:before="0" w:after="50"/>
+      </w:pPr>
+      <w:r>
+        <w:rPr>
+          <w:sz w:val="20"/>
+          <w:szCs w:val="20"/>
+        </w:rPr>
+        <w:t xml:space="preserve">•  Drop Part C entirely; keep the spoken ARISE sentence in Part B    →  about 6 min 05 s</w:t>
+      </w:r>
+    </w:p>
+    <w:p>
+      <w:pPr>
+        <w:ind w:left="200"/>
+        <w:spacing w:before="0" w:after="50"/>
+      </w:pPr>
+      <w:r>
+        <w:rPr>
+          <w:sz w:val="20"/>
+          <w:szCs w:val="20"/>
+        </w:rPr>
+        <w:t xml:space="preserve">•  Also drop the ARISE segment and its closing sentence              →  about 5 min 40 s</w:t>
+      </w:r>
+    </w:p>
+    <w:p>
+      <w:pPr>
+        <w:spacing w:before="0" w:after="80"/>
+      </w:pPr>
+      <w:r>
+        <w:rPr>
+          <w:b/>
+          <w:sz w:val="20"/>
+          <w:szCs w:val="20"/>
+        </w:rPr>
+        <w:t xml:space="preserve">Do NOT cut the problem statement, the architecture walk, the bug story or the safety beat to save time — those four are what the demo is actually for. Cut ARISE first; it is the least finished part and the closing line already tells the reviewer it exists.</w:t>
       </w:r>
     </w:p>
     <w:p>
@@ -4254,7 +4374,7 @@
                 <w:sz w:val="18"/>
                 <w:szCs w:val="18"/>
               </w:rPr>
-              <w:t xml:space="preserve">ARIA — a fully local voice agent for Linux</w:t>
+              <w:t xml:space="preserve">ARIA — an OS-level voice agent for Linux</w:t>
             </w:r>
           </w:p>
         </w:tc>
@@ -4293,7 +4413,7 @@
                 <w:sz w:val="18"/>
                 <w:szCs w:val="18"/>
               </w:rPr>
-              <w:t xml:space="preserve">Voice assistants require sending your microphone audio, and often your screen contents, to a third-party server, stop working without an internet connection, and cannot be extended or inspected; ARIA runs speech recognition, reasoning and speech synthesis entirely on the user's own machine, so it works offline and every command is code you can read and change.</w:t>
+              <w:t xml:space="preserve">Most voice assistants are a speech wrapper around a fixed set of cloud APIs — they can set a timer or look something up, but they don't actually operate your machine. ARIA sits closer to the OS: it drives the window manager, the process table and the filesystem directly, and runs arbitrary shell. Every action passes through a deterministic C++ gate before it reaches the system — an allowlist for applications, a 38-pattern deny-list for shell, and a critical-process guard — so capability is bounded by code, not by the model's judgement. Speech recognition, reasoning and speech synthesis all run on-device, so none of it leaves the machine either. It is not a smart-speaker clone; it is a system-level agent you can inspect and trust.</w:t>
             </w:r>
           </w:p>
         </w:tc>
@@ -4332,7 +4452,7 @@
                 <w:sz w:val="18"/>
                 <w:szCs w:val="18"/>
               </w:rPr>
-              <w:t xml:space="preserve">A voice assistant for Linux that never sends your audio anywhere — speech recognition, reasoning and speech all run on your own GPU.</w:t>
+              <w:t xml:space="preserve">A local, OS-level voice agent for Linux — it drives real system state (windows, processes, files, shell) through a safety-gated C++ executor, not a chatbot wrapper, and none of it touches the cloud.</w:t>
             </w:r>
           </w:p>
         </w:tc>

--- a/RAZORPAY_DEMO_SCRIPT.docx
+++ b/RAZORPAY_DEMO_SCRIPT.docx
@@ -28,7 +28,7 @@
           <w:sz w:val="20"/>
           <w:szCs w:val="20"/>
         </w:rPr>
-        <w:t xml:space="preserve">Razorpay internship application  ·  Open Track  ·  target runtime 5–6 minutes  ·  updated 5 September 2026</w:t>
+        <w:t xml:space="preserve">Razorpay internship application  ·  Open Track  ·  updated 5 September 2026</w:t>
       </w:r>
     </w:p>
     <w:p>
@@ -42,7 +42,7 @@
           <w:sz w:val="20"/>
           <w:szCs w:val="20"/>
         </w:rPr>
-        <w:t xml:space="preserve">Every behaviour in this script was executed and verified on this machine. Nothing is aspirational. Anything that could not be made reliable was cut, and the cuts are listed in Part E.</w:t>
+        <w:t xml:space="preserve">Every live behaviour in this script was executed and verified on this machine. Anything that could not be made reliable was cut, and the cuts are listed in Part E.</w:t>
       </w:r>
     </w:p>
     <w:p>
@@ -122,7 +122,7 @@
           <w:sz w:val="20"/>
           <w:szCs w:val="20"/>
         </w:rPr>
-        <w:t xml:space="preserve">Wait for “Built target ai-agent”. About 3 minutes. A stale binary caused an onnxruntime crash previously. If it errors, stop and fix it — do not record against a half-built tree.</w:t>
+        <w:t xml:space="preserve">Wait for “Built target ai-agent”. About 3 minutes. A stale binary caused an onnxruntime crash previously. If it errors, stop and fix it.</w:t>
       </w:r>
     </w:p>
     <w:p>
@@ -204,7 +204,7 @@
           <w:sz w:val="20"/>
           <w:szCs w:val="20"/>
         </w:rPr>
-        <w:t xml:space="preserve">ORDER MATTERS. A2 must come before A3. If ARIA starts first, whisper claims 776 MB of VRAM and Ollama then loads at a worse 50%/50% split, making every turn slower. If ollama ps already shows 50%/50%, reset it:</w:t>
+        <w:t xml:space="preserve">ORDER MATTERS. A2 before A3. If ARIA starts first, whisper claims 776 MB and Ollama loads at a worse 50%/50% split, making every turn slower. If ollama ps shows 50%/50%, reset it:</w:t>
       </w:r>
     </w:p>
     <w:p>
@@ -241,7 +241,7 @@
           <w:sz w:val="18"/>
           <w:szCs w:val="18"/>
         </w:rPr>
-        <w:t xml:space="preserve"># re-run the warm-up curl above, then do A3</w:t>
+        <w:t xml:space="preserve"># re-run the warm-up curl above, then A3</w:t>
       </w:r>
     </w:p>
     <w:p>
@@ -269,7 +269,7 @@
           <w:sz w:val="20"/>
           <w:szCs w:val="20"/>
         </w:rPr>
-        <w:t xml:space="preserve">ARIA runs as an enabled systemd user service (ai-agent.service, Restart=on-failure, RestartSec=3). Always use systemctl. Never launch ./build/ai-agent by hand.</w:t>
+        <w:t xml:space="preserve">ARIA runs as an enabled systemd user service (Restart=on-failure, RestartSec=3). Always use systemctl. Never launch ./build/ai-agent by hand.</w:t>
       </w:r>
     </w:p>
     <w:p>
@@ -331,7 +331,7 @@
           <w:sz w:val="20"/>
           <w:szCs w:val="20"/>
         </w:rPr>
-        <w:t xml:space="preserve">Why this matters — a real failure on 2026-09-04: starting a second copy by hand means the first already holds the microphone and ~776 MB of VRAM, so the second aborts inside CUDA (SIGABRT) and systemd respawns it every 3 seconds indefinitely. The log fills with “ai-agent starting. PID: …” lines that never reach “Whisper model loaded”. Recovery:</w:t>
+        <w:t xml:space="preserve">Why: starting a second copy by hand means the first already holds the mic and ~776 MB of VRAM, so the second aborts inside CUDA and systemd respawns it every 3 seconds forever. Recovery:</w:t>
       </w:r>
     </w:p>
     <w:p>
@@ -384,18 +384,6 @@
     </w:p>
     <w:p>
       <w:pPr>
-        <w:spacing w:before="0" w:after="80"/>
-      </w:pPr>
-      <w:r>
-        <w:rPr>
-          <w:sz w:val="20"/>
-          <w:szCs w:val="20"/>
-        </w:rPr>
-        <w:t xml:space="preserve">Then confirm exactly ONE daemon is alive:</w:t>
-      </w:r>
-    </w:p>
-    <w:p>
-      <w:pPr>
         <w:shd w:val="clear" w:fill="F2F2F2"/>
         <w:ind w:left="120"/>
         <w:spacing w:before="0" w:after="60"/>
@@ -419,7 +407,7 @@
           <w:sz w:val="20"/>
           <w:szCs w:val="20"/>
         </w:rPr>
-        <w:t xml:space="preserve">Restart before each take — conversation history lives in the process, so a fresh start gives a clean, fast first turn.</w:t>
+        <w:t xml:space="preserve">Restart before each take — history lives in the process, so a fresh start is a fast first turn.</w:t>
       </w:r>
     </w:p>
     <w:p>
@@ -446,19 +434,7 @@
           <w:sz w:val="20"/>
           <w:szCs w:val="20"/>
         </w:rPr>
-        <w:t xml:space="preserve">Your niri config sets default-column-width to 0.5, so two windows tile themselves side by side automatically at 50% each. You do NOT need to move or resize anything. Mod is the Super (Windows) key. Mod+Return spawns alacritty (config.kdl line 358).</w:t>
-      </w:r>
-    </w:p>
-    <w:p>
-      <w:pPr>
-        <w:spacing w:before="0" w:after="80"/>
-      </w:pPr>
-      <w:r>
-        <w:rPr>
-          <w:sz w:val="20"/>
-          <w:szCs w:val="20"/>
-        </w:rPr>
-        <w:t xml:space="preserve">Do exactly this:</w:t>
+        <w:t xml:space="preserve">Your niri config sets default-column-width to 0.5, so two windows tile side by side automatically at 50% each. Nothing to drag. Mod is the Super (Windows) key; Mod+Return spawns alacritty (config.kdl line 358).</w:t>
       </w:r>
     </w:p>
     <w:p>
@@ -471,7 +447,7 @@
           <w:sz w:val="20"/>
           <w:szCs w:val="20"/>
         </w:rPr>
-        <w:t xml:space="preserve">•  1.  Close every window first: focus each one and press  Super + Q.  You want an empty workspace.</w:t>
+        <w:t xml:space="preserve">•  1.  Close every window: focus each and press  Super + Q.  You want an empty workspace.</w:t>
       </w:r>
     </w:p>
     <w:p>
@@ -497,7 +473,7 @@
           <w:sz w:val="20"/>
           <w:szCs w:val="20"/>
         </w:rPr>
-        <w:t xml:space="preserve">•  3.  In that terminal, type:</w:t>
+        <w:t xml:space="preserve">•  3.  In it, type:</w:t>
       </w:r>
     </w:p>
     <w:p>
@@ -525,7 +501,7 @@
           <w:sz w:val="20"/>
           <w:szCs w:val="20"/>
         </w:rPr>
-        <w:t xml:space="preserve">•  4.  Press  Super + Return  again. A second alacritty opens and niri automatically places it in the right half. Nothing to drag.</w:t>
+        <w:t xml:space="preserve">•  4.  Press  Super + Return  again. The second terminal lands in the right half automatically.</w:t>
       </w:r>
     </w:p>
     <w:p>
@@ -566,7 +542,7 @@
           <w:sz w:val="20"/>
           <w:szCs w:val="20"/>
         </w:rPr>
-        <w:t xml:space="preserve">•  6.  Press  Super + Left  (or Super + H) to move focus back to the first terminal. That is where you will type during the demo.</w:t>
+        <w:t xml:space="preserve">•  6.  Press  Super + Left  (or Super + H) to move focus back to the first terminal.</w:t>
       </w:r>
     </w:p>
     <w:p>
@@ -579,7 +555,7 @@
           <w:sz w:val="20"/>
           <w:szCs w:val="20"/>
         </w:rPr>
-        <w:t xml:space="preserve">•  7.  If the split looks uneven, press  Super + Minus  or  Super + Equal  to nudge the focused column's width by 10%. Super + R cycles preset widths.</w:t>
+        <w:t xml:space="preserve">•  7.  Uneven split? Super + Minus / Super + Equal nudge width by 10%. Super + R cycles presets.</w:t>
       </w:r>
     </w:p>
     <w:p>
@@ -591,19 +567,7 @@
           <w:sz w:val="20"/>
           <w:szCs w:val="20"/>
         </w:rPr>
-        <w:t xml:space="preserve">Font size: in alacritty, Ctrl + Plus a few times. The log text must be readable in the recording — that log window is what makes the demo credible.</w:t>
-      </w:r>
-    </w:p>
-    <w:p>
-      <w:pPr>
-        <w:spacing w:before="0" w:after="80"/>
-      </w:pPr>
-      <w:r>
-        <w:rPr>
-          <w:sz w:val="20"/>
-          <w:szCs w:val="20"/>
-        </w:rPr>
-        <w:t xml:space="preserve">Note: your earlier session used GNOME Console because that is what you happened to have open. alacritty via Super+Return is the deterministic path and ARIA suppresses terminal window titles for both, so either is fine.</w:t>
+        <w:t xml:space="preserve">Font size: Ctrl + Plus a few times. The log text must be readable in the recording.</w:t>
       </w:r>
     </w:p>
     <w:p>
@@ -645,7 +609,7 @@
           <w:sz w:val="20"/>
           <w:szCs w:val="20"/>
         </w:rPr>
-        <w:t xml:space="preserve">Must say (GPU). On CPU every sentence costs an extra 1.5 seconds and the demo drags.</w:t>
+        <w:t xml:space="preserve">Must say (GPU). On CPU every sentence costs an extra 1.5 seconds.</w:t>
       </w:r>
     </w:p>
     <w:p>
@@ -665,19 +629,6 @@
     </w:p>
     <w:p>
       <w:pPr>
-        <w:spacing w:before="0" w:after="80"/>
-      </w:pPr>
-      <w:r>
-        <w:rPr>
-          <w:b/>
-          <w:sz w:val="20"/>
-          <w:szCs w:val="20"/>
-        </w:rPr>
-        <w:t xml:space="preserve">The stored name is currently “Aurelius”. Clearing it means the demo writes it fresh on camera instead of reading a value that was already there.</w:t>
-      </w:r>
-    </w:p>
-    <w:p>
-      <w:pPr>
         <w:shd w:val="clear" w:fill="F2F2F2"/>
         <w:ind w:left="120"/>
         <w:spacing w:before="0" w:after="60"/>
@@ -699,7 +650,7 @@
           <w:sz w:val="18"/>
           <w:szCs w:val="18"/>
         </w:rPr>
-        <w:t xml:space="preserve">sqlite3 ~/.aria_memory.db "SELECT key,value FROM user_facts;"   # confirm it is gone</w:t>
+        <w:t xml:space="preserve">sqlite3 ~/.aria_memory.db "SELECT key,value FROM user_facts;"   # confirm gone</w:t>
       </w:r>
     </w:p>
     <w:p>
@@ -711,7 +662,7 @@
           <w:sz w:val="20"/>
           <w:szCs w:val="20"/>
         </w:rPr>
-        <w:t xml:space="preserve">To restore it afterwards:</w:t>
+        <w:t xml:space="preserve">Restore afterwards:</w:t>
       </w:r>
     </w:p>
     <w:p>
@@ -753,7 +704,7 @@
           <w:sz w:val="20"/>
           <w:szCs w:val="20"/>
         </w:rPr>
-        <w:t xml:space="preserve">Say “can you hear me” once, off-camera. Expect a reply in about two seconds. If nothing happens, check the default input device, then redo A3 so the take starts from a clean history.</w:t>
+        <w:t xml:space="preserve">Say “can you hear me” once, off-camera. Expect a reply in ~2 seconds. Then redo A3 for a clean take.</w:t>
       </w:r>
     </w:p>
     <w:p>
@@ -768,7 +719,7 @@
           <w:sz w:val="24"/>
           <w:szCs w:val="24"/>
         </w:rPr>
-        <w:t xml:space="preserve">A8. Final checklist before recording</w:t>
+        <w:t xml:space="preserve">A8. Final checklist</w:t>
       </w:r>
     </w:p>
     <w:p>
@@ -794,7 +745,7 @@
           <w:sz w:val="20"/>
           <w:szCs w:val="20"/>
         </w:rPr>
-        <w:t xml:space="preserve">•  VS Code CLOSED — it clutters the window list you read out.</w:t>
+        <w:t xml:space="preserve">•  VS Code and OnlyOffice CLOSED — they clutter the window list you read out.</w:t>
       </w:r>
     </w:p>
     <w:p>
@@ -807,7 +758,7 @@
           <w:sz w:val="20"/>
           <w:szCs w:val="20"/>
         </w:rPr>
-        <w:t xml:space="preserve">•  OnlyOffice / this document CLOSED — same reason.</w:t>
+        <w:t xml:space="preserve">•  Notifications off. Slack and email quit.</w:t>
       </w:r>
     </w:p>
     <w:p>
@@ -820,7 +771,7 @@
           <w:sz w:val="20"/>
           <w:szCs w:val="20"/>
         </w:rPr>
-        <w:t xml:space="preserve">•  Notifications off. Slack and email quit.</w:t>
+        <w:t xml:space="preserve">•  GitHub README open in a background tab — you switch to it for Part D.</w:t>
       </w:r>
     </w:p>
     <w:p>
@@ -833,20 +784,7 @@
           <w:sz w:val="20"/>
           <w:szCs w:val="20"/>
         </w:rPr>
-        <w:t xml:space="preserve">•  GitHub README open in a background tab, ready but not focused (Part D).</w:t>
-      </w:r>
-    </w:p>
-    <w:p>
-      <w:pPr>
-        <w:ind w:left="200"/>
-        <w:spacing w:before="0" w:after="50"/>
-      </w:pPr>
-      <w:r>
-        <w:rPr>
-          <w:sz w:val="20"/>
-          <w:szCs w:val="20"/>
-        </w:rPr>
-        <w:t xml:space="preserve">•  Exactly one ai-agent process (A3).</w:t>
+        <w:t xml:space="preserve">•  Exactly one ai-agent process.</w:t>
       </w:r>
     </w:p>
     <w:p>
@@ -874,7 +812,7 @@
           <w:sz w:val="20"/>
           <w:szCs w:val="20"/>
         </w:rPr>
-        <w:t xml:space="preserve">•  There is NO wake word. Do not say “Aria” first — just say the command.</w:t>
+        <w:t xml:space="preserve">•  No wake word. Don't say “Aria” first — just say the command.</w:t>
       </w:r>
     </w:p>
     <w:p>
@@ -887,7 +825,7 @@
           <w:sz w:val="20"/>
           <w:szCs w:val="20"/>
         </w:rPr>
-        <w:t xml:space="preserve">•  Wait for ARIA to finish before the next line. Talking over it triggers barge-in.</w:t>
+        <w:t xml:space="preserve">•  Wait for ARIA to finish. Talking over it triggers barge-in.</w:t>
       </w:r>
     </w:p>
     <w:p>
@@ -900,7 +838,7 @@
           <w:sz w:val="20"/>
           <w:szCs w:val="20"/>
         </w:rPr>
-        <w:t xml:space="preserve">•  Normal pace, slightly clearer than usual. Don't shout, don't whisper.</w:t>
+        <w:t xml:space="preserve">•  Leave ~1 second of silence after each sentence.</w:t>
       </w:r>
     </w:p>
     <w:p>
@@ -910,24 +848,11 @@
       </w:pPr>
       <w:r>
         <w:rPr>
-          <w:sz w:val="20"/>
-          <w:szCs w:val="20"/>
-        </w:rPr>
-        <w:t xml:space="preserve">•  Leave about a second of silence after each sentence — that is how the voice detector knows you are done.</w:t>
-      </w:r>
-    </w:p>
-    <w:p>
-      <w:pPr>
-        <w:ind w:left="200"/>
-        <w:spacing w:before="0" w:after="50"/>
-      </w:pPr>
-      <w:r>
-        <w:rPr>
           <w:b/>
           <w:sz w:val="20"/>
           <w:szCs w:val="20"/>
         </w:rPr>
-        <w:t xml:space="preserve">•  Say command lines flatly and don't trail off at the end. Trailing off is what caused the misheard commands in testing.</w:t>
+        <w:t xml:space="preserve">•  Say command lines flatly, don't trail off — trailing off caused every misheard command in testing, including one that turned “shut down” into “shred”.</w:t>
       </w:r>
     </w:p>
     <w:p>
@@ -1090,17 +1015,6 @@
               </w:rPr>
               <w:t xml:space="preserve">(TO CAMERA)</w:t>
             </w:r>
-            <w:r>
-              <w:br/>
-            </w:r>
-            <w:r>
-              <w:rPr>
-                <w:b/>
-                <w:sz w:val="18"/>
-                <w:szCs w:val="18"/>
-              </w:rPr>
-              <w:t xml:space="preserve">~20s</w:t>
-            </w:r>
           </w:p>
         </w:tc>
         <w:tc>
@@ -1173,7 +1087,7 @@
                 <w:sz w:val="18"/>
                 <w:szCs w:val="18"/>
               </w:rPr>
-              <w:t xml:space="preserve">Nothing yet. Keep this to 20 seconds.</w:t>
+              <w:t xml:space="preserve">Nothing yet. Keep to 20 seconds.</w:t>
             </w:r>
           </w:p>
           <w:p>
@@ -1221,17 +1135,6 @@
               </w:rPr>
               <w:t xml:space="preserve">(TO CAMERA)</w:t>
             </w:r>
-            <w:r>
-              <w:br/>
-            </w:r>
-            <w:r>
-              <w:rPr>
-                <w:b/>
-                <w:sz w:val="18"/>
-                <w:szCs w:val="18"/>
-              </w:rPr>
-              <w:t xml:space="preserve">~20s</w:t>
-            </w:r>
           </w:p>
         </w:tc>
         <w:tc>
@@ -1306,7 +1209,7 @@
                 <w:sz w:val="18"/>
                 <w:szCs w:val="18"/>
               </w:rPr>
-              <w:t xml:space="preserve">Nothing yet — this is spoken over the title slide or the two terminals.</w:t>
+              <w:t xml:space="preserve">Spoken over the title slide or the two terminals.</w:t>
             </w:r>
           </w:p>
         </w:tc>
@@ -1324,7 +1227,7 @@
                 <w:sz w:val="18"/>
                 <w:szCs w:val="18"/>
               </w:rPr>
-              <w:t xml:space="preserve">Nothing. This is the problem statement; keep it tight and don't oversell.</w:t>
+              <w:t xml:space="preserve">Nothing.</w:t>
             </w:r>
           </w:p>
           <w:p>
@@ -1338,7 +1241,7 @@
                 <w:sz w:val="16"/>
                 <w:szCs w:val="16"/>
               </w:rPr>
-              <w:t xml:space="preserve">Grounded and literally true. Don't add claims beyond these.</w:t>
+              <w:t xml:space="preserve">OS-level agency is the thesis; local execution is the second property, not the headline.</w:t>
             </w:r>
           </w:p>
         </w:tc>
@@ -1372,16 +1275,131 @@
               </w:rPr>
               <w:t xml:space="preserve">(TO CAMERA)</w:t>
             </w:r>
-            <w:r>
-              <w:br/>
-            </w:r>
+          </w:p>
+        </w:tc>
+        <w:tc>
+          <w:tcPr>
+            <w:tcW w:w="3550" w:type="dxa"/>
+            <w:vAlign w:val="top"/>
+          </w:tcPr>
+          <w:p>
+            <w:pPr>
+              <w:spacing w:before="0" w:after="80"/>
+            </w:pPr>
+            <w:r>
+              <w:rPr>
+                <w:sz w:val="18"/>
+                <w:szCs w:val="18"/>
+              </w:rPr>
+              <w:t xml:space="preserve">Quick walk through the pipeline — you can watch it in the log on the right.</w:t>
+            </w:r>
+            <w:r>
+              <w:br/>
+            </w:r>
+            <w:r>
+              <w:rPr>
+                <w:sz w:val="18"/>
+                <w:szCs w:val="18"/>
+              </w:rPr>
+              <w:t xml:space="preserve"/>
+            </w:r>
+            <w:r>
+              <w:br/>
+            </w:r>
+            <w:r>
+              <w:rPr>
+                <w:sz w:val="18"/>
+                <w:szCs w:val="18"/>
+              </w:rPr>
+              <w:t xml:space="preserve">The mic records constantly. A voice detector decides when I've started and stopped talking. That audio goes to whisper.cpp on the GPU for speech-to-text.</w:t>
+            </w:r>
+            <w:r>
+              <w:br/>
+            </w:r>
+            <w:r>
+              <w:rPr>
+                <w:sz w:val="18"/>
+                <w:szCs w:val="18"/>
+              </w:rPr>
+              <w:t xml:space="preserve"/>
+            </w:r>
+            <w:r>
+              <w:br/>
+            </w:r>
+            <w:r>
+              <w:rPr>
+                <w:sz w:val="18"/>
+                <w:szCs w:val="18"/>
+              </w:rPr>
+              <w:t xml:space="preserve">Then it forks. Common commands match a regular expression and skip the model entirely — instant. Everything else goes to a local model through Ollama, which picks from a fixed list of tools I wrote. Both paths end in the same C++ executor — that's what actually touches the system, and where the gates live. Piper speaks the reply, also local.</w:t>
+            </w:r>
+          </w:p>
+        </w:tc>
+        <w:tc>
+          <w:tcPr>
+            <w:tcW w:w="2400" w:type="dxa"/>
+            <w:vAlign w:val="top"/>
+          </w:tcPr>
+          <w:p>
+            <w:pPr>
+              <w:spacing w:before="0" w:after="80"/>
+            </w:pPr>
+            <w:r>
+              <w:rPr>
+                <w:sz w:val="18"/>
+                <w:szCs w:val="18"/>
+              </w:rPr>
+              <w:t xml:space="preserve">Point along the log window as you name each stage.</w:t>
+            </w:r>
+          </w:p>
+        </w:tc>
+        <w:tc>
+          <w:tcPr>
+            <w:tcW w:w="2900" w:type="dxa"/>
+            <w:vAlign w:val="top"/>
+          </w:tcPr>
+          <w:p>
+            <w:pPr>
+              <w:spacing w:before="0" w:after="80"/>
+            </w:pPr>
+            <w:r>
+              <w:rPr>
+                <w:sz w:val="18"/>
+                <w:szCs w:val="18"/>
+              </w:rPr>
+              <w:t xml:space="preserve">Nothing — narration only.</w:t>
+            </w:r>
+          </w:p>
+        </w:tc>
+      </w:tr>
+      <w:tr>
+        <w:tc>
+          <w:tcPr>
+            <w:tcW w:w="1450" w:type="dxa"/>
+            <w:vAlign w:val="top"/>
+          </w:tcPr>
+          <w:p>
+            <w:pPr>
+              <w:spacing w:before="0" w:after="80"/>
+            </w:pPr>
             <w:r>
               <w:rPr>
                 <w:b/>
                 <w:sz w:val="18"/>
                 <w:szCs w:val="18"/>
               </w:rPr>
-              <w:t xml:space="preserve">~35s</w:t>
+              <w:t xml:space="preserve">1:15 — Screenshot</w:t>
+            </w:r>
+            <w:r>
+              <w:br/>
+            </w:r>
+            <w:r>
+              <w:rPr>
+                <w:b/>
+                <w:sz w:val="18"/>
+                <w:szCs w:val="18"/>
+              </w:rPr>
+              <w:t xml:space="preserve">(instant path)</w:t>
             </w:r>
           </w:p>
         </w:tc>
@@ -1399,7 +1417,7 @@
                 <w:sz w:val="18"/>
                 <w:szCs w:val="18"/>
               </w:rPr>
-              <w:t xml:space="preserve">Quick walk through the pipeline — you can watch it in the log on the right.</w:t>
+              <w:t xml:space="preserve">Can you take a screenshot?</w:t>
             </w:r>
             <w:r>
               <w:br/>
@@ -1419,7 +1437,196 @@
                 <w:sz w:val="18"/>
                 <w:szCs w:val="18"/>
               </w:rPr>
-              <w:t xml:space="preserve">The mic records constantly. A voice detector decides when I've started and stopped talking. That audio goes to whisper.cpp on the GPU for speech-to-text.</w:t>
+              <w:t xml:space="preserve">[TO CAMERA:] That one never touched the language model. It matched a pattern and ran. That's on purpose — the common commands shouldn't be at the mercy of a model's mood.</w:t>
+            </w:r>
+          </w:p>
+          <w:p>
+            <w:pPr>
+              <w:spacing w:before="0" w:after="80"/>
+            </w:pPr>
+            <w:r>
+              <w:rPr>
+                <w:i/>
+                <w:color w:val="8A5A00"/>
+                <w:sz w:val="16"/>
+                <w:szCs w:val="16"/>
+              </w:rPr>
+              <w:t xml:space="preserve">If it mishears: “Take a screenshot.”</w:t>
+            </w:r>
+          </w:p>
+        </w:tc>
+        <w:tc>
+          <w:tcPr>
+            <w:tcW w:w="2400" w:type="dxa"/>
+            <w:vAlign w:val="top"/>
+          </w:tcPr>
+          <w:p>
+            <w:pPr>
+              <w:spacing w:before="0" w:after="80"/>
+            </w:pPr>
+            <w:r>
+              <w:rPr>
+                <w:sz w:val="18"/>
+                <w:szCs w:val="18"/>
+              </w:rPr>
+              <w:t xml:space="preserve">Point at the log line showing path":"intent".</w:t>
+            </w:r>
+          </w:p>
+        </w:tc>
+        <w:tc>
+          <w:tcPr>
+            <w:tcW w:w="2900" w:type="dxa"/>
+            <w:vAlign w:val="top"/>
+          </w:tcPr>
+          <w:p>
+            <w:pPr>
+              <w:spacing w:before="0" w:after="80"/>
+            </w:pPr>
+            <w:r>
+              <w:rPr>
+                <w:sz w:val="18"/>
+                <w:szCs w:val="18"/>
+              </w:rPr>
+              <w:t xml:space="preserve">Says “Screenshot saved.” in about 2 seconds. Log shows path":"intent".</w:t>
+            </w:r>
+          </w:p>
+        </w:tc>
+      </w:tr>
+      <w:tr>
+        <w:tc>
+          <w:tcPr>
+            <w:tcW w:w="1450" w:type="dxa"/>
+            <w:vAlign w:val="top"/>
+          </w:tcPr>
+          <w:p>
+            <w:pPr>
+              <w:spacing w:before="0" w:after="80"/>
+            </w:pPr>
+            <w:r>
+              <w:rPr>
+                <w:b/>
+                <w:sz w:val="18"/>
+                <w:szCs w:val="18"/>
+              </w:rPr>
+              <w:t xml:space="preserve">1:30 — Battery</w:t>
+            </w:r>
+          </w:p>
+        </w:tc>
+        <w:tc>
+          <w:tcPr>
+            <w:tcW w:w="3550" w:type="dxa"/>
+            <w:vAlign w:val="top"/>
+          </w:tcPr>
+          <w:p>
+            <w:pPr>
+              <w:spacing w:before="0" w:after="80"/>
+            </w:pPr>
+            <w:r>
+              <w:rPr>
+                <w:sz w:val="18"/>
+                <w:szCs w:val="18"/>
+              </w:rPr>
+              <w:t xml:space="preserve">What's my battery?</w:t>
+            </w:r>
+          </w:p>
+          <w:p>
+            <w:pPr>
+              <w:spacing w:before="0" w:after="80"/>
+            </w:pPr>
+            <w:r>
+              <w:rPr>
+                <w:i/>
+                <w:color w:val="8A5A00"/>
+                <w:sz w:val="16"/>
+                <w:szCs w:val="16"/>
+              </w:rPr>
+              <w:t xml:space="preserve">If it mishears: “What's my battery level?”</w:t>
+            </w:r>
+          </w:p>
+        </w:tc>
+        <w:tc>
+          <w:tcPr>
+            <w:tcW w:w="2400" w:type="dxa"/>
+            <w:vAlign w:val="top"/>
+          </w:tcPr>
+          <w:p>
+            <w:pPr>
+              <w:spacing w:before="0" w:after="80"/>
+            </w:pPr>
+            <w:r>
+              <w:rPr>
+                <w:sz w:val="18"/>
+                <w:szCs w:val="18"/>
+              </w:rPr>
+              <w:t xml:space="preserve">Nothing.</w:t>
+            </w:r>
+          </w:p>
+        </w:tc>
+        <w:tc>
+          <w:tcPr>
+            <w:tcW w:w="2900" w:type="dxa"/>
+            <w:vAlign w:val="top"/>
+          </w:tcPr>
+          <w:p>
+            <w:pPr>
+              <w:spacing w:before="0" w:after="80"/>
+            </w:pPr>
+            <w:r>
+              <w:rPr>
+                <w:sz w:val="18"/>
+                <w:szCs w:val="18"/>
+              </w:rPr>
+              <w:t xml:space="preserve">Speaks the real percentage and charging state. Log shows LLM: tool call → system_info.</w:t>
+            </w:r>
+          </w:p>
+        </w:tc>
+      </w:tr>
+      <w:tr>
+        <w:tc>
+          <w:tcPr>
+            <w:tcW w:w="1450" w:type="dxa"/>
+            <w:vAlign w:val="top"/>
+          </w:tcPr>
+          <w:p>
+            <w:pPr>
+              <w:spacing w:before="0" w:after="80"/>
+            </w:pPr>
+            <w:r>
+              <w:rPr>
+                <w:b/>
+                <w:sz w:val="18"/>
+                <w:szCs w:val="18"/>
+              </w:rPr>
+              <w:t xml:space="preserve">1:42 — Timer</w:t>
+            </w:r>
+            <w:r>
+              <w:br/>
+            </w:r>
+            <w:r>
+              <w:rPr>
+                <w:b/>
+                <w:sz w:val="18"/>
+                <w:szCs w:val="18"/>
+              </w:rPr>
+              <w:t xml:space="preserve">(let it fire)</w:t>
+            </w:r>
+          </w:p>
+        </w:tc>
+        <w:tc>
+          <w:tcPr>
+            <w:tcW w:w="3550" w:type="dxa"/>
+            <w:vAlign w:val="top"/>
+          </w:tcPr>
+          <w:p>
+            <w:pPr>
+              <w:spacing w:before="0" w:after="80"/>
+            </w:pPr>
+            <w:r>
+              <w:rPr>
+                <w:sz w:val="18"/>
+                <w:szCs w:val="18"/>
+              </w:rPr>
+              <w:t xml:space="preserve">Set a timer for 15 seconds.</w:t>
             </w:r>
             <w:r>
               <w:br/>
@@ -1439,27 +1646,21 @@
                 <w:sz w:val="18"/>
                 <w:szCs w:val="18"/>
               </w:rPr>
-              <w:t xml:space="preserve">Then it forks. Common commands match a regular expression and skip the model entirely — instant. Everything else goes to a local model through Ollama, which picks from a fixed list of tools I wrote. Both paths end in the same C++ executor — that's what actually touches the system, and where the gates live. Piper speaks the reply, also local.</w:t>
-            </w:r>
-            <w:r>
-              <w:br/>
-            </w:r>
-            <w:r>
-              <w:rPr>
-                <w:sz w:val="18"/>
-                <w:szCs w:val="18"/>
-              </w:rPr>
-              <w:t xml:space="preserve"/>
-            </w:r>
-            <w:r>
-              <w:br/>
-            </w:r>
-            <w:r>
-              <w:rPr>
-                <w:sz w:val="18"/>
-                <w:szCs w:val="18"/>
-              </w:rPr>
-              <w:t xml:space="preserve">There's a second piece, ARISE, for memory and goals that outlive a conversation. Straight with you: separate program today. Merging them is what I'm on now.</w:t>
+              <w:t xml:space="preserve">[TO CAMERA, while it counts down:] That's on a background thread — I'll keep talking and it'll cut in when it's done.</w:t>
+            </w:r>
+          </w:p>
+          <w:p>
+            <w:pPr>
+              <w:spacing w:before="0" w:after="80"/>
+            </w:pPr>
+            <w:r>
+              <w:rPr>
+                <w:i/>
+                <w:color w:val="8A5A00"/>
+                <w:sz w:val="16"/>
+                <w:szCs w:val="16"/>
+              </w:rPr>
+              <w:t xml:space="preserve">If it mishears: “Set a timer for fifteen seconds.”</w:t>
             </w:r>
           </w:p>
         </w:tc>
@@ -1477,7 +1678,7 @@
                 <w:sz w:val="18"/>
                 <w:szCs w:val="18"/>
               </w:rPr>
-              <w:t xml:space="preserve">Point along the log window as you name each stage. If you have a diagram, show it here.</w:t>
+              <w:t xml:space="preserve">Keep talking so it fires mid-sentence.</w:t>
             </w:r>
           </w:p>
         </w:tc>
@@ -1495,7 +1696,7 @@
                 <w:sz w:val="18"/>
                 <w:szCs w:val="18"/>
               </w:rPr>
-              <w:t xml:space="preserve">Nothing — narration only. The log window is your visual.</w:t>
+              <w:t xml:space="preserve">Says “Timer #1 set for 15 seconds.” Then ~15s later interrupts with “Timer done: 15 seconds”.</w:t>
             </w:r>
           </w:p>
           <w:p>
@@ -1509,7 +1710,7 @@
                 <w:sz w:val="16"/>
                 <w:szCs w:val="16"/>
               </w:rPr>
-              <w:t xml:space="preserve">Accurate to what's shipped. The ARISE sentence is deliberately honest — do not soften it.</w:t>
+              <w:t xml:space="preserve">Say this BEFORE neofetch so it fires during the next segment.</w:t>
             </w:r>
           </w:p>
         </w:tc>
@@ -1530,29 +1731,7 @@
                 <w:sz w:val="18"/>
                 <w:szCs w:val="18"/>
               </w:rPr>
-              <w:t xml:space="preserve">1:15 — Screenshot</w:t>
-            </w:r>
-            <w:r>
-              <w:br/>
-            </w:r>
-            <w:r>
-              <w:rPr>
-                <w:b/>
-                <w:sz w:val="18"/>
-                <w:szCs w:val="18"/>
-              </w:rPr>
-              <w:t xml:space="preserve">(instant path)</w:t>
-            </w:r>
-            <w:r>
-              <w:br/>
-            </w:r>
-            <w:r>
-              <w:rPr>
-                <w:b/>
-                <w:sz w:val="18"/>
-                <w:szCs w:val="18"/>
-              </w:rPr>
-              <w:t xml:space="preserve">~15s</w:t>
+              <w:t xml:space="preserve">2:02 — Open an app</w:t>
             </w:r>
           </w:p>
         </w:tc>
@@ -1570,27 +1749,7 @@
                 <w:sz w:val="18"/>
                 <w:szCs w:val="18"/>
               </w:rPr>
-              <w:t xml:space="preserve">Can you take a screenshot?</w:t>
-            </w:r>
-            <w:r>
-              <w:br/>
-            </w:r>
-            <w:r>
-              <w:rPr>
-                <w:sz w:val="18"/>
-                <w:szCs w:val="18"/>
-              </w:rPr>
-              <w:t xml:space="preserve"/>
-            </w:r>
-            <w:r>
-              <w:br/>
-            </w:r>
-            <w:r>
-              <w:rPr>
-                <w:sz w:val="18"/>
-                <w:szCs w:val="18"/>
-              </w:rPr>
-              <w:t xml:space="preserve">[TO CAMERA:] That one never touched the language model. It matched a pattern and ran. That's on purpose — the common commands shouldn't be at the mercy of a model's mood.</w:t>
+              <w:t xml:space="preserve">Open Firefox.</w:t>
             </w:r>
           </w:p>
           <w:p>
@@ -1604,7 +1763,7 @@
                 <w:sz w:val="16"/>
                 <w:szCs w:val="16"/>
               </w:rPr>
-              <w:t xml:space="preserve">If it mishears: “Take a screenshot.”</w:t>
+              <w:t xml:space="preserve">If it mishears: “Open Firefox.” (flat tone, don't trail off)</w:t>
             </w:r>
           </w:p>
         </w:tc>
@@ -1622,7 +1781,7 @@
                 <w:sz w:val="18"/>
                 <w:szCs w:val="18"/>
               </w:rPr>
-              <w:t xml:space="preserve">Point at the log line showing path":"intent".</w:t>
+              <w:t xml:space="preserve">Let the window appear on its own.</w:t>
             </w:r>
           </w:p>
         </w:tc>
@@ -1640,7 +1799,262 @@
                 <w:sz w:val="18"/>
                 <w:szCs w:val="18"/>
               </w:rPr>
-              <w:t xml:space="preserve">Says “Screenshot saved.” in about 2 seconds. Log shows path":"intent".</w:t>
+              <w:t xml:space="preserve">Says “On it.” and Firefox opens within a second or two.</w:t>
+            </w:r>
+          </w:p>
+        </w:tc>
+      </w:tr>
+      <w:tr>
+        <w:tc>
+          <w:tcPr>
+            <w:tcW w:w="1450" w:type="dxa"/>
+            <w:vAlign w:val="top"/>
+          </w:tcPr>
+          <w:p>
+            <w:pPr>
+              <w:spacing w:before="0" w:after="80"/>
+            </w:pPr>
+            <w:r>
+              <w:rPr>
+                <w:b/>
+                <w:sz w:val="18"/>
+                <w:szCs w:val="18"/>
+              </w:rPr>
+              <w:t xml:space="preserve">2:14 — Run a command</w:t>
+            </w:r>
+          </w:p>
+        </w:tc>
+        <w:tc>
+          <w:tcPr>
+            <w:tcW w:w="3550" w:type="dxa"/>
+            <w:vAlign w:val="top"/>
+          </w:tcPr>
+          <w:p>
+            <w:pPr>
+              <w:spacing w:before="0" w:after="80"/>
+            </w:pPr>
+            <w:r>
+              <w:rPr>
+                <w:sz w:val="18"/>
+                <w:szCs w:val="18"/>
+              </w:rPr>
+              <w:t xml:space="preserve">Run neofetch.</w:t>
+            </w:r>
+            <w:r>
+              <w:br/>
+            </w:r>
+            <w:r>
+              <w:rPr>
+                <w:sz w:val="18"/>
+                <w:szCs w:val="18"/>
+              </w:rPr>
+              <w:t xml:space="preserve"/>
+            </w:r>
+            <w:r>
+              <w:br/>
+            </w:r>
+            <w:r>
+              <w:rPr>
+                <w:sz w:val="18"/>
+                <w:szCs w:val="18"/>
+              </w:rPr>
+              <w:t xml:space="preserve">[TO CAMERA:] It ran a real shell command, read the output back, and gave me one sentence instead of a screenful of text.</w:t>
+            </w:r>
+          </w:p>
+          <w:p>
+            <w:pPr>
+              <w:spacing w:before="0" w:after="80"/>
+            </w:pPr>
+            <w:r>
+              <w:rPr>
+                <w:i/>
+                <w:color w:val="8A5A00"/>
+                <w:sz w:val="16"/>
+                <w:szCs w:val="16"/>
+              </w:rPr>
+              <w:t xml:space="preserve">If it mishears: “Run the command neofetch.”</w:t>
+            </w:r>
+          </w:p>
+        </w:tc>
+        <w:tc>
+          <w:tcPr>
+            <w:tcW w:w="2400" w:type="dxa"/>
+            <w:vAlign w:val="top"/>
+          </w:tcPr>
+          <w:p>
+            <w:pPr>
+              <w:spacing w:before="0" w:after="80"/>
+            </w:pPr>
+            <w:r>
+              <w:rPr>
+                <w:sz w:val="18"/>
+                <w:szCs w:val="18"/>
+              </w:rPr>
+              <w:t xml:space="preserve">Point at the log line “ReAct step 1: run”.</w:t>
+            </w:r>
+          </w:p>
+        </w:tc>
+        <w:tc>
+          <w:tcPr>
+            <w:tcW w:w="2900" w:type="dxa"/>
+            <w:vAlign w:val="top"/>
+          </w:tcPr>
+          <w:p>
+            <w:pPr>
+              <w:spacing w:before="0" w:after="80"/>
+            </w:pPr>
+            <w:r>
+              <w:rPr>
+                <w:sz w:val="18"/>
+                <w:szCs w:val="18"/>
+              </w:rPr>
+              <w:t xml:space="preserve">Runs neofetch, then speaks a short summary. Log: tool call → run_command, then ReAct step 1: run.</w:t>
+            </w:r>
+          </w:p>
+        </w:tc>
+      </w:tr>
+      <w:tr>
+        <w:tc>
+          <w:tcPr>
+            <w:tcW w:w="1450" w:type="dxa"/>
+            <w:vAlign w:val="top"/>
+          </w:tcPr>
+          <w:p>
+            <w:pPr>
+              <w:spacing w:before="0" w:after="80"/>
+            </w:pPr>
+            <w:r>
+              <w:rPr>
+                <w:b/>
+                <w:sz w:val="18"/>
+                <w:szCs w:val="18"/>
+              </w:rPr>
+              <w:t xml:space="preserve">2:39 — What broke</w:t>
+            </w:r>
+            <w:r>
+              <w:br/>
+            </w:r>
+            <w:r>
+              <w:rPr>
+                <w:b/>
+                <w:sz w:val="18"/>
+                <w:szCs w:val="18"/>
+              </w:rPr>
+              <w:t xml:space="preserve">(TO CAMERA)</w:t>
+            </w:r>
+          </w:p>
+        </w:tc>
+        <w:tc>
+          <w:tcPr>
+            <w:tcW w:w="3550" w:type="dxa"/>
+            <w:vAlign w:val="top"/>
+          </w:tcPr>
+          <w:p>
+            <w:pPr>
+              <w:spacing w:before="0" w:after="80"/>
+            </w:pPr>
+            <w:r>
+              <w:rPr>
+                <w:sz w:val="18"/>
+                <w:szCs w:val="18"/>
+              </w:rPr>
+              <w:t xml:space="preserve">That command is where I found the worst bug in this project.</w:t>
+            </w:r>
+            <w:r>
+              <w:br/>
+            </w:r>
+            <w:r>
+              <w:rPr>
+                <w:sz w:val="18"/>
+                <w:szCs w:val="18"/>
+              </w:rPr>
+              <w:t xml:space="preserve"/>
+            </w:r>
+            <w:r>
+              <w:br/>
+            </w:r>
+            <w:r>
+              <w:rPr>
+                <w:sz w:val="18"/>
+                <w:szCs w:val="18"/>
+              </w:rPr>
+              <w:t xml:space="preserve">I log timings every turn. The moment I ran a tool, the model's read-the-conversation time jumped from 350 milliseconds to 1750 — and never came back down.</w:t>
+            </w:r>
+            <w:r>
+              <w:br/>
+            </w:r>
+            <w:r>
+              <w:rPr>
+                <w:sz w:val="18"/>
+                <w:szCs w:val="18"/>
+              </w:rPr>
+              <w:t xml:space="preserve"/>
+            </w:r>
+            <w:r>
+              <w:br/>
+            </w:r>
+            <w:r>
+              <w:rPr>
+                <w:sz w:val="18"/>
+                <w:szCs w:val="18"/>
+              </w:rPr>
+              <w:t xml:space="preserve">Two things stacked up. I was storing raw command output in the history, and neofetch's colour codes tokenise terribly — one run dumped 1200 tokens in there permanently. That pushed history past its limit, and my trim dropped one message at a time, shifting everything after the fixed part of the prompt. So Ollama's cache could never reuse anything, and re-read the whole conversation every turn.</w:t>
+            </w:r>
+            <w:r>
+              <w:br/>
+            </w:r>
+            <w:r>
+              <w:rPr>
+                <w:sz w:val="18"/>
+                <w:szCs w:val="18"/>
+              </w:rPr>
+              <w:t xml:space="preserve"/>
+            </w:r>
+            <w:r>
+              <w:br/>
+            </w:r>
+            <w:r>
+              <w:rPr>
+                <w:sz w:val="18"/>
+                <w:szCs w:val="18"/>
+              </w:rPr>
+              <w:t xml:space="preserve">Now I strip and truncate that output, and trim in one batch. I proved it against Ollama before touching any C++. In the daemon: 1750 milliseconds down to 300, and it stays there.</w:t>
+            </w:r>
+          </w:p>
+        </w:tc>
+        <w:tc>
+          <w:tcPr>
+            <w:tcW w:w="2400" w:type="dxa"/>
+            <w:vAlign w:val="top"/>
+          </w:tcPr>
+          <w:p>
+            <w:pPr>
+              <w:spacing w:before="0" w:after="80"/>
+            </w:pPr>
+            <w:r>
+              <w:rPr>
+                <w:sz w:val="18"/>
+                <w:szCs w:val="18"/>
+              </w:rPr>
+              <w:t xml:space="preserve">Scroll the log to the “prefill=” lines. Point at one before the tool call and one after — same number.</w:t>
+            </w:r>
+          </w:p>
+        </w:tc>
+        <w:tc>
+          <w:tcPr>
+            <w:tcW w:w="2900" w:type="dxa"/>
+            <w:vAlign w:val="top"/>
+          </w:tcPr>
+          <w:p>
+            <w:pPr>
+              <w:spacing w:before="0" w:after="80"/>
+            </w:pPr>
+            <w:r>
+              <w:rPr>
+                <w:sz w:val="18"/>
+                <w:szCs w:val="18"/>
+              </w:rPr>
+              <w:t xml:space="preserve">Nothing — narration. The proof is the flat prefill= numbers.</w:t>
             </w:r>
           </w:p>
           <w:p>
@@ -1654,7 +2068,7 @@
                 <w:sz w:val="16"/>
                 <w:szCs w:val="16"/>
               </w:rPr>
-              <w:t xml:space="preserve">AI-judgment aside #1 lives here — fast path before the model, deliberately.</w:t>
+              <w:t xml:space="preserve">Root-caused 2026-09-03, confirmed live 09-04: prefill held 407–529ms across a 20-turn session.</w:t>
             </w:r>
           </w:p>
         </w:tc>
@@ -1675,29 +2089,7 @@
                 <w:sz w:val="18"/>
                 <w:szCs w:val="18"/>
               </w:rPr>
-              <w:t xml:space="preserve">1:30 — Battery</w:t>
-            </w:r>
-            <w:r>
-              <w:br/>
-            </w:r>
-            <w:r>
-              <w:rPr>
-                <w:b/>
-                <w:sz w:val="18"/>
-                <w:szCs w:val="18"/>
-              </w:rPr>
-              <w:t xml:space="preserve">(tool call)</w:t>
-            </w:r>
-            <w:r>
-              <w:br/>
-            </w:r>
-            <w:r>
-              <w:rPr>
-                <w:b/>
-                <w:sz w:val="18"/>
-                <w:szCs w:val="18"/>
-              </w:rPr>
-              <w:t xml:space="preserve">~12s</w:t>
+              <w:t xml:space="preserve">3:19 — Window manager</w:t>
             </w:r>
           </w:p>
         </w:tc>
@@ -1715,7 +2107,27 @@
                 <w:sz w:val="18"/>
                 <w:szCs w:val="18"/>
               </w:rPr>
-              <w:t xml:space="preserve">What's my battery?</w:t>
+              <w:t xml:space="preserve">What's open right now?</w:t>
+            </w:r>
+            <w:r>
+              <w:br/>
+            </w:r>
+            <w:r>
+              <w:rPr>
+                <w:sz w:val="18"/>
+                <w:szCs w:val="18"/>
+              </w:rPr>
+              <w:t xml:space="preserve"/>
+            </w:r>
+            <w:r>
+              <w:br/>
+            </w:r>
+            <w:r>
+              <w:rPr>
+                <w:sz w:val="18"/>
+                <w:szCs w:val="18"/>
+              </w:rPr>
+              <w:t xml:space="preserve">[TO CAMERA:] That's not a canned answer — it's querying my window manager live. Same executor reaches the process table and the filesystem. That's the difference between a chatbot with a microphone and something that drives the machine.</w:t>
             </w:r>
           </w:p>
           <w:p>
@@ -1729,7 +2141,7 @@
                 <w:sz w:val="16"/>
                 <w:szCs w:val="16"/>
               </w:rPr>
-              <w:t xml:space="preserve">If it mishears: “What's my battery level?”</w:t>
+              <w:t xml:space="preserve">If it mishears: “List my open windows.”</w:t>
             </w:r>
           </w:p>
         </w:tc>
@@ -1747,7 +2159,7 @@
                 <w:sz w:val="18"/>
                 <w:szCs w:val="18"/>
               </w:rPr>
-              <w:t xml:space="preserve">Nothing.</w:t>
+              <w:t xml:space="preserve">Point at the log line showing the niri query.</w:t>
             </w:r>
           </w:p>
         </w:tc>
@@ -1765,7 +2177,7 @@
                 <w:sz w:val="18"/>
                 <w:szCs w:val="18"/>
               </w:rPr>
-              <w:t xml:space="preserve">Speaks the real percentage and charging state. Log shows LLM: tool call → system_info.</w:t>
+              <w:t xml:space="preserve">Lists open windows by application name. Terminal windows show as just the app name — it does NOT read your shell history aloud.</w:t>
             </w:r>
           </w:p>
         </w:tc>
@@ -1786,29 +2198,7 @@
                 <w:sz w:val="18"/>
                 <w:szCs w:val="18"/>
               </w:rPr>
-              <w:t xml:space="preserve">1:42 — Timer</w:t>
-            </w:r>
-            <w:r>
-              <w:br/>
-            </w:r>
-            <w:r>
-              <w:rPr>
-                <w:b/>
-                <w:sz w:val="18"/>
-                <w:szCs w:val="18"/>
-              </w:rPr>
-              <w:t xml:space="preserve">(let it fire)</w:t>
-            </w:r>
-            <w:r>
-              <w:br/>
-            </w:r>
-            <w:r>
-              <w:rPr>
-                <w:b/>
-                <w:sz w:val="18"/>
-                <w:szCs w:val="18"/>
-              </w:rPr>
-              <w:t xml:space="preserve">~20s</w:t>
+              <w:t xml:space="preserve">3:34 — Safety</w:t>
             </w:r>
           </w:p>
         </w:tc>
@@ -1826,7 +2216,7 @@
                 <w:sz w:val="18"/>
                 <w:szCs w:val="18"/>
               </w:rPr>
-              <w:t xml:space="preserve">Set a timer for 15 seconds.</w:t>
+              <w:t xml:space="preserve">Run shutdown now.</w:t>
             </w:r>
             <w:r>
               <w:br/>
@@ -1846,7 +2236,27 @@
                 <w:sz w:val="18"/>
                 <w:szCs w:val="18"/>
               </w:rPr>
-              <w:t xml:space="preserve">[TO CAMERA, while it counts down:] That's on a background thread — I'll keep talking and it'll cut in when it's done.</w:t>
+              <w:t xml:space="preserve">[TO CAMERA:] Once you give something real shell access, this is the part that matters. The model had no problem with that — shutting down a laptop is a normal request. What stopped it is a deny-list in my C++ that every command passes before it reaches a shell. There's a matching one for processes: it won't kill init, the compositor, or itself.</w:t>
+            </w:r>
+            <w:r>
+              <w:br/>
+            </w:r>
+            <w:r>
+              <w:rPr>
+                <w:sz w:val="18"/>
+                <w:szCs w:val="18"/>
+              </w:rPr>
+              <w:t xml:space="preserve"/>
+            </w:r>
+            <w:r>
+              <w:br/>
+            </w:r>
+            <w:r>
+              <w:rPr>
+                <w:sz w:val="18"/>
+                <w:szCs w:val="18"/>
+              </w:rPr>
+              <w:t xml:space="preserve">Honestly: when I tried rm -rf, the model refused on its own and never called the tool — so that proved nothing about my code. Shutdown is what actually proves the deny-list works.</w:t>
             </w:r>
           </w:p>
           <w:p>
@@ -1860,7 +2270,7 @@
                 <w:sz w:val="16"/>
                 <w:szCs w:val="16"/>
               </w:rPr>
-              <w:t xml:space="preserve">If it mishears: “Set a timer for fifteen seconds.”</w:t>
+              <w:t xml:space="preserve">If it mishears: “Run poweroff.” (also denied)</w:t>
             </w:r>
           </w:p>
         </w:tc>
@@ -1878,7 +2288,7 @@
                 <w:sz w:val="18"/>
                 <w:szCs w:val="18"/>
               </w:rPr>
-              <w:t xml:space="preserve">Keep talking so it fires mid-sentence. That interruption is the moment worth capturing.</w:t>
+              <w:t xml:space="preserve">Point at the DENIED line. Pause so the viewer can read it.</w:t>
             </w:r>
           </w:p>
         </w:tc>
@@ -1896,7 +2306,7 @@
                 <w:sz w:val="18"/>
                 <w:szCs w:val="18"/>
               </w:rPr>
-              <w:t xml:space="preserve">Says “Timer #1 set for 15 seconds.” Then ~15s later interrupts with “Timer done: 15 seconds” plus a desktop notification.</w:t>
+              <w:t xml:space="preserve">Says “I won't run that. The command looks destructive.” Log shows tool call → run_command {"command":"shutdown now"} then Executor: DENIED destructive command. The machine does NOT shut down.</w:t>
             </w:r>
           </w:p>
           <w:p>
@@ -1910,7 +2320,7 @@
                 <w:sz w:val="16"/>
                 <w:szCs w:val="16"/>
               </w:rPr>
-              <w:t xml:space="preserve">Say this BEFORE neofetch so it fires during the next segment.</w:t>
+              <w:t xml:space="preserve">Verified 3/3. This honest framing is stronger than claiming rm -rf was blocked by your code.</w:t>
             </w:r>
           </w:p>
         </w:tc>
@@ -1931,18 +2341,7 @@
                 <w:sz w:val="18"/>
                 <w:szCs w:val="18"/>
               </w:rPr>
-              <w:t xml:space="preserve">2:02 — Open an app</w:t>
-            </w:r>
-            <w:r>
-              <w:br/>
-            </w:r>
-            <w:r>
-              <w:rPr>
-                <w:b/>
-                <w:sz w:val="18"/>
-                <w:szCs w:val="18"/>
-              </w:rPr>
-              <w:t xml:space="preserve">~12s</w:t>
+              <w:t xml:space="preserve">4:04 — Memory</w:t>
             </w:r>
           </w:p>
         </w:tc>
@@ -1960,7 +2359,67 @@
                 <w:sz w:val="18"/>
                 <w:szCs w:val="18"/>
               </w:rPr>
-              <w:t xml:space="preserve">Open Firefox.</w:t>
+              <w:t xml:space="preserve">My name is Vishrut.</w:t>
+            </w:r>
+            <w:r>
+              <w:br/>
+            </w:r>
+            <w:r>
+              <w:rPr>
+                <w:sz w:val="18"/>
+                <w:szCs w:val="18"/>
+              </w:rPr>
+              <w:t xml:space="preserve"/>
+            </w:r>
+            <w:r>
+              <w:br/>
+            </w:r>
+            <w:r>
+              <w:rPr>
+                <w:sz w:val="18"/>
+                <w:szCs w:val="18"/>
+              </w:rPr>
+              <w:t xml:space="preserve">[wait for the reply, then:]</w:t>
+            </w:r>
+            <w:r>
+              <w:br/>
+            </w:r>
+            <w:r>
+              <w:rPr>
+                <w:sz w:val="18"/>
+                <w:szCs w:val="18"/>
+              </w:rPr>
+              <w:t xml:space="preserve"/>
+            </w:r>
+            <w:r>
+              <w:br/>
+            </w:r>
+            <w:r>
+              <w:rPr>
+                <w:sz w:val="18"/>
+                <w:szCs w:val="18"/>
+              </w:rPr>
+              <w:t xml:space="preserve">What's my name?</w:t>
+            </w:r>
+            <w:r>
+              <w:br/>
+            </w:r>
+            <w:r>
+              <w:rPr>
+                <w:sz w:val="18"/>
+                <w:szCs w:val="18"/>
+              </w:rPr>
+              <w:t xml:space="preserve"/>
+            </w:r>
+            <w:r>
+              <w:br/>
+            </w:r>
+            <w:r>
+              <w:rPr>
+                <w:sz w:val="18"/>
+                <w:szCs w:val="18"/>
+              </w:rPr>
+              <w:t xml:space="preserve">[TO CAMERA:] I never said “remember this”. It pulls facts out of ordinary conversation and writes them to a database, so they're still there after a restart.</w:t>
             </w:r>
           </w:p>
           <w:p>
@@ -1974,7 +2433,7 @@
                 <w:sz w:val="16"/>
                 <w:szCs w:val="16"/>
               </w:rPr>
-              <w:t xml:space="preserve">If it mishears: “Open Firefox.” (flat tone, don't trail off)</w:t>
+              <w:t xml:space="preserve">If it mishears: “My name is Vishrut.” — all four words clearly. The phrase must contain “my name is”.</w:t>
             </w:r>
           </w:p>
         </w:tc>
@@ -1992,7 +2451,17 @@
                 <w:sz w:val="18"/>
                 <w:szCs w:val="18"/>
               </w:rPr>
-              <w:t xml:space="preserve">Nothing — let the window appear on its own.</w:t>
+              <w:t xml:space="preserve">Optionally show:</w:t>
+            </w:r>
+            <w:r>
+              <w:br/>
+            </w:r>
+            <w:r>
+              <w:rPr>
+                <w:sz w:val="18"/>
+                <w:szCs w:val="18"/>
+              </w:rPr>
+              <w:t xml:space="preserve">sqlite3 ~/.aria_memory.db "SELECT key,value FROM user_facts;"</w:t>
             </w:r>
           </w:p>
         </w:tc>
@@ -2010,284 +2479,7 @@
                 <w:sz w:val="18"/>
                 <w:szCs w:val="18"/>
               </w:rPr>
-              <w:t xml:space="preserve">Says “On it.” and Firefox opens within a second or two.</w:t>
-            </w:r>
-          </w:p>
-        </w:tc>
-      </w:tr>
-      <w:tr>
-        <w:tc>
-          <w:tcPr>
-            <w:tcW w:w="1450" w:type="dxa"/>
-            <w:vAlign w:val="top"/>
-          </w:tcPr>
-          <w:p>
-            <w:pPr>
-              <w:spacing w:before="0" w:after="80"/>
-            </w:pPr>
-            <w:r>
-              <w:rPr>
-                <w:b/>
-                <w:sz w:val="18"/>
-                <w:szCs w:val="18"/>
-              </w:rPr>
-              <w:t xml:space="preserve">2:14 — Run a command</w:t>
-            </w:r>
-            <w:r>
-              <w:br/>
-            </w:r>
-            <w:r>
-              <w:rPr>
-                <w:b/>
-                <w:sz w:val="18"/>
-                <w:szCs w:val="18"/>
-              </w:rPr>
-              <w:t xml:space="preserve">~25s</w:t>
-            </w:r>
-          </w:p>
-        </w:tc>
-        <w:tc>
-          <w:tcPr>
-            <w:tcW w:w="3550" w:type="dxa"/>
-            <w:vAlign w:val="top"/>
-          </w:tcPr>
-          <w:p>
-            <w:pPr>
-              <w:spacing w:before="0" w:after="80"/>
-            </w:pPr>
-            <w:r>
-              <w:rPr>
-                <w:sz w:val="18"/>
-                <w:szCs w:val="18"/>
-              </w:rPr>
-              <w:t xml:space="preserve">Run neofetch.</w:t>
-            </w:r>
-            <w:r>
-              <w:br/>
-            </w:r>
-            <w:r>
-              <w:rPr>
-                <w:sz w:val="18"/>
-                <w:szCs w:val="18"/>
-              </w:rPr>
-              <w:t xml:space="preserve"/>
-            </w:r>
-            <w:r>
-              <w:br/>
-            </w:r>
-            <w:r>
-              <w:rPr>
-                <w:sz w:val="18"/>
-                <w:szCs w:val="18"/>
-              </w:rPr>
-              <w:t xml:space="preserve">[TO CAMERA:] It ran a real shell command, read the output back, and gave me one sentence instead of reading a screenful of text at me.</w:t>
-            </w:r>
-          </w:p>
-          <w:p>
-            <w:pPr>
-              <w:spacing w:before="0" w:after="80"/>
-            </w:pPr>
-            <w:r>
-              <w:rPr>
-                <w:i/>
-                <w:color w:val="8A5A00"/>
-                <w:sz w:val="16"/>
-                <w:szCs w:val="16"/>
-              </w:rPr>
-              <w:t xml:space="preserve">If it mishears: “Run the command neofetch.”</w:t>
-            </w:r>
-          </w:p>
-        </w:tc>
-        <w:tc>
-          <w:tcPr>
-            <w:tcW w:w="2400" w:type="dxa"/>
-            <w:vAlign w:val="top"/>
-          </w:tcPr>
-          <w:p>
-            <w:pPr>
-              <w:spacing w:before="0" w:after="80"/>
-            </w:pPr>
-            <w:r>
-              <w:rPr>
-                <w:sz w:val="18"/>
-                <w:szCs w:val="18"/>
-              </w:rPr>
-              <w:t xml:space="preserve">Point at the log line “ReAct step 1: run”.</w:t>
-            </w:r>
-          </w:p>
-        </w:tc>
-        <w:tc>
-          <w:tcPr>
-            <w:tcW w:w="2900" w:type="dxa"/>
-            <w:vAlign w:val="top"/>
-          </w:tcPr>
-          <w:p>
-            <w:pPr>
-              <w:spacing w:before="0" w:after="80"/>
-            </w:pPr>
-            <w:r>
-              <w:rPr>
-                <w:sz w:val="18"/>
-                <w:szCs w:val="18"/>
-              </w:rPr>
-              <w:t xml:space="preserve">Runs neofetch, then speaks a short summary of the machine specs. Log: LLM: tool call → run_command, then ReAct step 1: run.</w:t>
-            </w:r>
-          </w:p>
-        </w:tc>
-      </w:tr>
-      <w:tr>
-        <w:tc>
-          <w:tcPr>
-            <w:tcW w:w="1450" w:type="dxa"/>
-            <w:vAlign w:val="top"/>
-          </w:tcPr>
-          <w:p>
-            <w:pPr>
-              <w:spacing w:before="0" w:after="80"/>
-            </w:pPr>
-            <w:r>
-              <w:rPr>
-                <w:b/>
-                <w:sz w:val="18"/>
-                <w:szCs w:val="18"/>
-              </w:rPr>
-              <w:t xml:space="preserve">2:39 — What broke</w:t>
-            </w:r>
-            <w:r>
-              <w:br/>
-            </w:r>
-            <w:r>
-              <w:rPr>
-                <w:b/>
-                <w:sz w:val="18"/>
-                <w:szCs w:val="18"/>
-              </w:rPr>
-              <w:t xml:space="preserve">(TO CAMERA)</w:t>
-            </w:r>
-            <w:r>
-              <w:br/>
-            </w:r>
-            <w:r>
-              <w:rPr>
-                <w:b/>
-                <w:sz w:val="18"/>
-                <w:szCs w:val="18"/>
-              </w:rPr>
-              <w:t xml:space="preserve">~40s</w:t>
-            </w:r>
-          </w:p>
-        </w:tc>
-        <w:tc>
-          <w:tcPr>
-            <w:tcW w:w="3550" w:type="dxa"/>
-            <w:vAlign w:val="top"/>
-          </w:tcPr>
-          <w:p>
-            <w:pPr>
-              <w:spacing w:before="0" w:after="80"/>
-            </w:pPr>
-            <w:r>
-              <w:rPr>
-                <w:sz w:val="18"/>
-                <w:szCs w:val="18"/>
-              </w:rPr>
-              <w:t xml:space="preserve">That command is where I found the worst bug in this project.</w:t>
-            </w:r>
-            <w:r>
-              <w:br/>
-            </w:r>
-            <w:r>
-              <w:rPr>
-                <w:sz w:val="18"/>
-                <w:szCs w:val="18"/>
-              </w:rPr>
-              <w:t xml:space="preserve"/>
-            </w:r>
-            <w:r>
-              <w:br/>
-            </w:r>
-            <w:r>
-              <w:rPr>
-                <w:sz w:val="18"/>
-                <w:szCs w:val="18"/>
-              </w:rPr>
-              <w:t xml:space="preserve">I log timings every turn. The moment I ran a tool, the model's read-the-conversation time jumped from 350 milliseconds to 1750 — and never came back down.</w:t>
-            </w:r>
-            <w:r>
-              <w:br/>
-            </w:r>
-            <w:r>
-              <w:rPr>
-                <w:sz w:val="18"/>
-                <w:szCs w:val="18"/>
-              </w:rPr>
-              <w:t xml:space="preserve"/>
-            </w:r>
-            <w:r>
-              <w:br/>
-            </w:r>
-            <w:r>
-              <w:rPr>
-                <w:sz w:val="18"/>
-                <w:szCs w:val="18"/>
-              </w:rPr>
-              <w:t xml:space="preserve">Two things stacked up. I was storing raw command output in the history, and neofetch's colour codes tokenise terribly — one run dumped 1200 tokens in there permanently. That pushed history past its limit, and my trim dropped one message at a time, shifting everything after the fixed part of the prompt. So Ollama's cache could never reuse anything, and re-read the whole conversation every turn.</w:t>
-            </w:r>
-            <w:r>
-              <w:br/>
-            </w:r>
-            <w:r>
-              <w:rPr>
-                <w:sz w:val="18"/>
-                <w:szCs w:val="18"/>
-              </w:rPr>
-              <w:t xml:space="preserve"/>
-            </w:r>
-            <w:r>
-              <w:br/>
-            </w:r>
-            <w:r>
-              <w:rPr>
-                <w:sz w:val="18"/>
-                <w:szCs w:val="18"/>
-              </w:rPr>
-              <w:t xml:space="preserve">Now I strip and truncate that output, and trim in one batch. I proved it against Ollama before touching any C++. In the daemon: 1750 milliseconds down to 300, and it stays there.</w:t>
-            </w:r>
-          </w:p>
-        </w:tc>
-        <w:tc>
-          <w:tcPr>
-            <w:tcW w:w="2400" w:type="dxa"/>
-            <w:vAlign w:val="top"/>
-          </w:tcPr>
-          <w:p>
-            <w:pPr>
-              <w:spacing w:before="0" w:after="80"/>
-            </w:pPr>
-            <w:r>
-              <w:rPr>
-                <w:sz w:val="18"/>
-                <w:szCs w:val="18"/>
-              </w:rPr>
-              <w:t xml:space="preserve">Scroll the log back to the “prefill=” lines. Point at one before the tool call and one after — they should now be roughly the same number.</w:t>
-            </w:r>
-          </w:p>
-        </w:tc>
-        <w:tc>
-          <w:tcPr>
-            <w:tcW w:w="2900" w:type="dxa"/>
-            <w:vAlign w:val="top"/>
-          </w:tcPr>
-          <w:p>
-            <w:pPr>
-              <w:spacing w:before="0" w:after="80"/>
-            </w:pPr>
-            <w:r>
-              <w:rPr>
-                <w:sz w:val="18"/>
-                <w:szCs w:val="18"/>
-              </w:rPr>
-              <w:t xml:space="preserve">Nothing — narration. The proof is the flat prefill= numbers in the log.</w:t>
+              <w:t xml:space="preserve">A short acknowledgement, and the log shows Memory: learned user_name = Vishrut. Then it answers “Vishrut”.</w:t>
             </w:r>
           </w:p>
           <w:p>
@@ -2301,7 +2493,7 @@
                 <w:sz w:val="16"/>
                 <w:szCs w:val="16"/>
               </w:rPr>
-              <w:t xml:space="preserve">This is the real bug, root-caused on 2026-09-03 and confirmed live on 09-04 (prefill held 407–529ms across a 20-turn session). First person throughout.</w:t>
+              <w:t xml:space="preserve">CHECK THE LOG for “Memory: learned” before moving on. If absent, the fact was NOT saved — Part E.</w:t>
             </w:r>
           </w:p>
         </w:tc>
@@ -2322,7 +2514,7 @@
                 <w:sz w:val="18"/>
                 <w:szCs w:val="18"/>
               </w:rPr>
-              <w:t xml:space="preserve">3:19 — Window manager</w:t>
+              <w:t xml:space="preserve">4:34 — The pivot</w:t>
             </w:r>
             <w:r>
               <w:br/>
@@ -2333,7 +2525,7 @@
                 <w:sz w:val="18"/>
                 <w:szCs w:val="18"/>
               </w:rPr>
-              <w:t xml:space="preserve">~25s</w:t>
+              <w:t xml:space="preserve">(TO CAMERA)</w:t>
             </w:r>
           </w:p>
         </w:tc>
@@ -2351,7 +2543,7 @@
                 <w:sz w:val="18"/>
                 <w:szCs w:val="18"/>
               </w:rPr>
-              <w:t xml:space="preserve">What's open right now?</w:t>
+              <w:t xml:space="preserve">Everything I've shown you so far is deliberately small. A screenshot, a timer, one shell command. That's what I can prove live, on a single take, with nothing edited.</w:t>
             </w:r>
             <w:r>
               <w:br/>
@@ -2371,21 +2563,7 @@
                 <w:sz w:val="18"/>
                 <w:szCs w:val="18"/>
               </w:rPr>
-              <w:t xml:space="preserve">[TO CAMERA:] That's not a canned answer — it's querying my window manager live. Same executor reaches the process table and the filesystem. That's the difference between a chatbot with a microphone and something that actually drives the machine.</w:t>
-            </w:r>
-          </w:p>
-          <w:p>
-            <w:pPr>
-              <w:spacing w:before="0" w:after="80"/>
-            </w:pPr>
-            <w:r>
-              <w:rPr>
-                <w:i/>
-                <w:color w:val="8A5A00"/>
-                <w:sz w:val="16"/>
-                <w:szCs w:val="16"/>
-              </w:rPr>
-              <w:t xml:space="preserve">If it mishears: “List my open windows.”</w:t>
+              <w:t xml:space="preserve">But it isn't the project. The part I've spent most of my time on doesn't show up in a demo at all. So let me open the README and walk you through what's actually underneath.</w:t>
             </w:r>
           </w:p>
         </w:tc>
@@ -2403,7 +2581,7 @@
                 <w:sz w:val="18"/>
                 <w:szCs w:val="18"/>
               </w:rPr>
-              <w:t xml:space="preserve">Point at the log line showing the niri query.</w:t>
+              <w:t xml:space="preserve">Switch to the browser tab with the GitHub README. Scroll to the System Architecture diagram.</w:t>
             </w:r>
           </w:p>
         </w:tc>
@@ -2421,7 +2599,7 @@
                 <w:sz w:val="18"/>
                 <w:szCs w:val="18"/>
               </w:rPr>
-              <w:t xml:space="preserve">Lists open windows by application name. Terminal windows show as just the app name — it does NOT read your shell command history aloud.</w:t>
+              <w:t xml:space="preserve">Nothing — ARIA is idle. This is the hinge of the whole video; slow down here.</w:t>
             </w:r>
           </w:p>
           <w:p>
@@ -2435,7 +2613,7 @@
                 <w:sz w:val="16"/>
                 <w:szCs w:val="16"/>
               </w:rPr>
-              <w:t xml:space="preserve">This beat carries the OS-level thesis and costs ~10 extra seconds. It also sets up the safety segment: driving the machine is exactly why the deny-list has to exist.</w:t>
+              <w:t xml:space="preserve">Owns the gap between what a demo can show and what was built, without apologising for it.</w:t>
             </w:r>
           </w:p>
         </w:tc>
@@ -2456,7 +2634,7 @@
                 <w:sz w:val="18"/>
                 <w:szCs w:val="18"/>
               </w:rPr>
-              <w:t xml:space="preserve">3:34 — Safety</w:t>
+              <w:t xml:space="preserve">4:54 — The architecture</w:t>
             </w:r>
             <w:r>
               <w:br/>
@@ -2467,18 +2645,7 @@
                 <w:sz w:val="18"/>
                 <w:szCs w:val="18"/>
               </w:rPr>
-              <w:t xml:space="preserve">(the important one)</w:t>
-            </w:r>
-            <w:r>
-              <w:br/>
-            </w:r>
-            <w:r>
-              <w:rPr>
-                <w:b/>
-                <w:sz w:val="18"/>
-                <w:szCs w:val="18"/>
-              </w:rPr>
-              <w:t xml:space="preserve">~30s</w:t>
+              <w:t xml:space="preserve">(TO CAMERA)</w:t>
             </w:r>
           </w:p>
         </w:tc>
@@ -2496,7 +2663,7 @@
                 <w:sz w:val="18"/>
                 <w:szCs w:val="18"/>
               </w:rPr>
-              <w:t xml:space="preserve">Run shutdown now.</w:t>
+              <w:t xml:space="preserve">This is ARISE — the layer above the voice agent.</w:t>
             </w:r>
             <w:r>
               <w:br/>
@@ -2516,7 +2683,7 @@
                 <w:sz w:val="18"/>
                 <w:szCs w:val="18"/>
               </w:rPr>
-              <w:t xml:space="preserve">[TO CAMERA:] Once you give something real shell access, this is the part that matters. The model had no problem with that — shutting down a laptop is a normal request. What stopped it is a deny-list in my C++ that every command passes before it reaches a shell. There's a matching one for processes: it won't kill init, the compositor, or itself.</w:t>
+              <w:t xml:space="preserve">At the centre is a shared event bus. Perception writes to it — screen, audio, system state. The goal stack writes to it too. An orchestrator reads that bus and hands work to specialised sub-minds: a watcher, a curator that pulls facts out of conversations, a researcher, a coder, and a critic that reviews output before anything gets applied.</w:t>
             </w:r>
             <w:r>
               <w:br/>
@@ -2536,21 +2703,47 @@
                 <w:sz w:val="18"/>
                 <w:szCs w:val="18"/>
               </w:rPr>
-              <w:t xml:space="preserve">Honestly: when I tried rm -rf, the model refused on its own and never called the tool — so that proved nothing about my code. Shutdown is what actually proves the deny-list works.</w:t>
-            </w:r>
-          </w:p>
-          <w:p>
-            <w:pPr>
-              <w:spacing w:before="0" w:after="80"/>
-            </w:pPr>
-            <w:r>
-              <w:rPr>
-                <w:i/>
-                <w:color w:val="8A5A00"/>
-                <w:sz w:val="16"/>
-                <w:szCs w:val="16"/>
-              </w:rPr>
-              <w:t xml:space="preserve">If it mishears: “Run poweroff.” (also denied, equally reliable)</w:t>
+              <w:t xml:space="preserve">Memory isn't one log. It's five stores — episodic for moments, semantic for facts, procedural for how I usually do things, plus identity and preferences, each with its own decay rules.</w:t>
+            </w:r>
+            <w:r>
+              <w:br/>
+            </w:r>
+            <w:r>
+              <w:rPr>
+                <w:sz w:val="18"/>
+                <w:szCs w:val="18"/>
+              </w:rPr>
+              <w:t xml:space="preserve"/>
+            </w:r>
+            <w:r>
+              <w:br/>
+            </w:r>
+            <w:r>
+              <w:rPr>
+                <w:sz w:val="18"/>
+                <w:szCs w:val="18"/>
+              </w:rPr>
+              <w:t xml:space="preserve">And there's a tool forge: when no existing tool fits, it writes one, runs it in a sandbox, and asks before keeping it.</w:t>
+            </w:r>
+            <w:r>
+              <w:br/>
+            </w:r>
+            <w:r>
+              <w:rPr>
+                <w:sz w:val="18"/>
+                <w:szCs w:val="18"/>
+              </w:rPr>
+              <w:t xml:space="preserve"/>
+            </w:r>
+            <w:r>
+              <w:br/>
+            </w:r>
+            <w:r>
+              <w:rPr>
+                <w:sz w:val="18"/>
+                <w:szCs w:val="18"/>
+              </w:rPr>
+              <w:t xml:space="preserve">That's about twenty-seven thousand lines of C++ across a hundred and twenty-seven files, with two hundred and twenty-two tests.</w:t>
             </w:r>
           </w:p>
         </w:tc>
@@ -2568,7 +2761,7 @@
                 <w:sz w:val="18"/>
                 <w:szCs w:val="18"/>
               </w:rPr>
-              <w:t xml:space="preserve">Point at the DENIED line in the log. Pause so the viewer can read it.</w:t>
+              <w:t xml:space="preserve">Scroll slowly: architecture diagram → Memory Cortex section → Tool Forge section. Let each sit for a beat. Don't read the phase list aloud.</w:t>
             </w:r>
           </w:p>
         </w:tc>
@@ -2586,7 +2779,7 @@
                 <w:sz w:val="18"/>
                 <w:szCs w:val="18"/>
               </w:rPr>
-              <w:t xml:space="preserve">Says “I won't run that. The command looks destructive.” Log shows LLM: tool call → run_command {"command":"shutdown now"} immediately followed by Executor: DENIED destructive command. The machine does NOT shut down.</w:t>
+              <w:t xml:space="preserve">Nothing — narration over the README.</w:t>
             </w:r>
           </w:p>
           <w:p>
@@ -2600,7 +2793,7 @@
                 <w:sz w:val="16"/>
                 <w:szCs w:val="16"/>
               </w:rPr>
-              <w:t xml:space="preserve">AI-judgment aside #2. Verified 3/3. This honest framing is stronger than claiming rm -rf was blocked by your code — it wasn't.</w:t>
+              <w:t xml:space="preserve">Every number here is verified: 26,990 lines / 127 files / 222 tests on the ARISE.3.0 branch, 29 subsystems under arise/cortex/. Safe to state.</w:t>
             </w:r>
           </w:p>
         </w:tc>
@@ -2621,7 +2814,7 @@
                 <w:sz w:val="18"/>
                 <w:szCs w:val="18"/>
               </w:rPr>
-              <w:t xml:space="preserve">4:04 — Memory</w:t>
+              <w:t xml:space="preserve">5:39 — Honest status</w:t>
             </w:r>
             <w:r>
               <w:br/>
@@ -2632,7 +2825,7 @@
                 <w:sz w:val="18"/>
                 <w:szCs w:val="18"/>
               </w:rPr>
-              <w:t xml:space="preserve">~30s</w:t>
+              <w:t xml:space="preserve">(TO CAMERA)</w:t>
             </w:r>
           </w:p>
         </w:tc>
@@ -2650,7 +2843,7 @@
                 <w:sz w:val="18"/>
                 <w:szCs w:val="18"/>
               </w:rPr>
-              <w:t xml:space="preserve">My name is Vishrut.</w:t>
+              <w:t xml:space="preserve">Now the honest part, because you'd find it anyway.</w:t>
             </w:r>
             <w:r>
               <w:br/>
@@ -2670,7 +2863,7 @@
                 <w:sz w:val="18"/>
                 <w:szCs w:val="18"/>
               </w:rPr>
-              <w:t xml:space="preserve">[wait for the reply, then:]</w:t>
+              <w:t xml:space="preserve">Every one of those subsystems is built and tested on its own — that's what the two hundred and twenty-two tests cover. What isn't finished is the wiring. Right now they run as separate processes with separate event buses, so the orchestrator can't yet see what perception publishes. Joining them into one daemon is exactly what I'm working on — architecture first, before I write more features.</w:t>
             </w:r>
             <w:r>
               <w:br/>
@@ -2690,41 +2883,7 @@
                 <w:sz w:val="18"/>
                 <w:szCs w:val="18"/>
               </w:rPr>
-              <w:t xml:space="preserve">What's my name?</w:t>
-            </w:r>
-            <w:r>
-              <w:br/>
-            </w:r>
-            <w:r>
-              <w:rPr>
-                <w:sz w:val="18"/>
-                <w:szCs w:val="18"/>
-              </w:rPr>
-              <w:t xml:space="preserve"/>
-            </w:r>
-            <w:r>
-              <w:br/>
-            </w:r>
-            <w:r>
-              <w:rPr>
-                <w:sz w:val="18"/>
-                <w:szCs w:val="18"/>
-              </w:rPr>
-              <w:t xml:space="preserve">[TO CAMERA:] I never said “remember this”. It pulls facts out of ordinary conversation and writes them to a database, so they're still there after a restart.</w:t>
-            </w:r>
-          </w:p>
-          <w:p>
-            <w:pPr>
-              <w:spacing w:before="0" w:after="80"/>
-            </w:pPr>
-            <w:r>
-              <w:rPr>
-                <w:i/>
-                <w:color w:val="8A5A00"/>
-                <w:sz w:val="16"/>
-                <w:szCs w:val="16"/>
-              </w:rPr>
-              <w:t xml:space="preserve">If it mishears: “My name is Vishrut.” — say all four words clearly and separately. The phrase must contain “my name is”.</w:t>
+              <w:t xml:space="preserve">That's also why you saw some rough edges today. I've been building this since March, on my own, on a six-gigabyte card that an eight-billion-parameter model doesn't quite fit into. I'd rather show you it running for real and tell you where the seams are than play you a recording that went perfectly.</w:t>
             </w:r>
           </w:p>
         </w:tc>
@@ -2742,17 +2901,7 @@
                 <w:sz w:val="18"/>
                 <w:szCs w:val="18"/>
               </w:rPr>
-              <w:t xml:space="preserve">Optionally show the row:</w:t>
-            </w:r>
-            <w:r>
-              <w:br/>
-            </w:r>
-            <w:r>
-              <w:rPr>
-                <w:sz w:val="18"/>
-                <w:szCs w:val="18"/>
-              </w:rPr>
-              <w:t xml:space="preserve">sqlite3 ~/.aria_memory.db "SELECT key,value FROM user_facts;"</w:t>
+              <w:t xml:space="preserve">Stay on the README. Optionally scroll to the Risk Register to show the constraints were planned for.</w:t>
             </w:r>
           </w:p>
         </w:tc>
@@ -2770,7 +2919,7 @@
                 <w:sz w:val="18"/>
                 <w:szCs w:val="18"/>
               </w:rPr>
-              <w:t xml:space="preserve">First: a short acknowledgement, and the log shows Memory: learned user_name = Vishrut. Then it answers “Vishrut”.</w:t>
+              <w:t xml:space="preserve">Nothing — narration.</w:t>
             </w:r>
           </w:p>
           <w:p>
@@ -2784,7 +2933,7 @@
                 <w:sz w:val="16"/>
                 <w:szCs w:val="16"/>
               </w:rPr>
-              <w:t xml:space="preserve">CHECK THE LOG for “Memory: learned” before moving on. If that line is absent the fact was NOT saved and the recall will be wrong — see Part E.</w:t>
+              <w:t xml:space="preserve">This is the strongest beat in the video. Naming the integration gap yourself converts it from a hole a reviewer finds into evidence of engineering judgement. Do not soften it.</w:t>
             </w:r>
           </w:p>
         </w:tc>
@@ -2805,7 +2954,7 @@
                 <w:sz w:val="18"/>
                 <w:szCs w:val="18"/>
               </w:rPr>
-              <w:t xml:space="preserve">4:34 — ARISE</w:t>
+              <w:t xml:space="preserve">6:14 — Close</w:t>
             </w:r>
             <w:r>
               <w:br/>
@@ -2818,17 +2967,6 @@
               </w:rPr>
               <w:t xml:space="preserve">(TO CAMERA)</w:t>
             </w:r>
-            <w:r>
-              <w:br/>
-            </w:r>
-            <w:r>
-              <w:rPr>
-                <w:b/>
-                <w:sz w:val="18"/>
-                <w:szCs w:val="18"/>
-              </w:rPr>
-              <w:t xml:space="preserve">~35s</w:t>
-            </w:r>
           </w:p>
         </w:tc>
         <w:tc>
@@ -2845,7 +2983,47 @@
                 <w:sz w:val="18"/>
                 <w:szCs w:val="18"/>
               </w:rPr>
-              <w:t xml:space="preserve">One last thing. Underneath the voice side I've been building the part that remembers across sessions — an identity, a memory store, and goals with deadlines that survive a reboot. Right now it's a separate command-line program, so let me just show it directly.</w:t>
+              <w:t xml:space="preserve">So: a system-level agent in C++, driving real machine state, all of it local. The voice layer works today; the cognitive layer is built and being joined to it.</w:t>
+            </w:r>
+            <w:r>
+              <w:br/>
+            </w:r>
+            <w:r>
+              <w:rPr>
+                <w:sz w:val="18"/>
+                <w:szCs w:val="18"/>
+              </w:rPr>
+              <w:t xml:space="preserve"/>
+            </w:r>
+            <w:r>
+              <w:br/>
+            </w:r>
+            <w:r>
+              <w:rPr>
+                <w:sz w:val="18"/>
+                <w:szCs w:val="18"/>
+              </w:rPr>
+              <w:t xml:space="preserve">One thing I deliberately didn't build: a loop that fine-tunes the model on my own conversations overnight. It needs about twelve gigabytes of VRAM and I have six. I'd rather leave it out than ship something that half-works.</w:t>
+            </w:r>
+            <w:r>
+              <w:br/>
+            </w:r>
+            <w:r>
+              <w:rPr>
+                <w:sz w:val="18"/>
+                <w:szCs w:val="18"/>
+              </w:rPr>
+              <w:t xml:space="preserve"/>
+            </w:r>
+            <w:r>
+              <w:br/>
+            </w:r>
+            <w:r>
+              <w:rPr>
+                <w:sz w:val="18"/>
+                <w:szCs w:val="18"/>
+              </w:rPr>
+              <w:t xml:space="preserve">Thanks for watching.</w:t>
             </w:r>
           </w:p>
         </w:tc>
@@ -2863,7 +3041,7 @@
                 <w:sz w:val="18"/>
                 <w:szCs w:val="18"/>
               </w:rPr>
-              <w:t xml:space="preserve">Switch to the second terminal (Super + Right). Run the Part C commands one at a time.</w:t>
+              <w:t xml:space="preserve">Back to camera or title card.</w:t>
             </w:r>
           </w:p>
         </w:tc>
@@ -2881,164 +3059,7 @@
                 <w:sz w:val="18"/>
                 <w:szCs w:val="18"/>
               </w:rPr>
-              <w:t xml:space="preserve">See Part C for the exact commands and their real output.</w:t>
-            </w:r>
-          </w:p>
-        </w:tc>
-      </w:tr>
-      <w:tr>
-        <w:tc>
-          <w:tcPr>
-            <w:tcW w:w="1450" w:type="dxa"/>
-            <w:vAlign w:val="top"/>
-          </w:tcPr>
-          <w:p>
-            <w:pPr>
-              <w:spacing w:before="0" w:after="80"/>
-            </w:pPr>
-            <w:r>
-              <w:rPr>
-                <w:b/>
-                <w:sz w:val="18"/>
-                <w:szCs w:val="18"/>
-              </w:rPr>
-              <w:t xml:space="preserve">5:09 — Close</w:t>
-            </w:r>
-            <w:r>
-              <w:br/>
-            </w:r>
-            <w:r>
-              <w:rPr>
-                <w:b/>
-                <w:sz w:val="18"/>
-                <w:szCs w:val="18"/>
-              </w:rPr>
-              <w:t xml:space="preserve">(TO CAMERA)</w:t>
-            </w:r>
-            <w:r>
-              <w:br/>
-            </w:r>
-            <w:r>
-              <w:rPr>
-                <w:b/>
-                <w:sz w:val="18"/>
-                <w:szCs w:val="18"/>
-              </w:rPr>
-              <w:t xml:space="preserve">~30s</w:t>
-            </w:r>
-          </w:p>
-        </w:tc>
-        <w:tc>
-          <w:tcPr>
-            <w:tcW w:w="3550" w:type="dxa"/>
-            <w:vAlign w:val="top"/>
-          </w:tcPr>
-          <w:p>
-            <w:pPr>
-              <w:spacing w:before="0" w:after="80"/>
-            </w:pPr>
-            <w:r>
-              <w:rPr>
-                <w:sz w:val="18"/>
-                <w:szCs w:val="18"/>
-              </w:rPr>
-              <w:t xml:space="preserve">So: a system-level agent in C++, driving real machine state, all of it local.</w:t>
-            </w:r>
-            <w:r>
-              <w:br/>
-            </w:r>
-            <w:r>
-              <w:rPr>
-                <w:sz w:val="18"/>
-                <w:szCs w:val="18"/>
-              </w:rPr>
-              <w:t xml:space="preserve"/>
-            </w:r>
-            <w:r>
-              <w:br/>
-            </w:r>
-            <w:r>
-              <w:rPr>
-                <w:sz w:val="18"/>
-                <w:szCs w:val="18"/>
-              </w:rPr>
-              <w:t xml:space="preserve">Where it stands — the voice agent is finished. The memory layer is real but still a separate program, and joining them is what I'm doing next.</w:t>
-            </w:r>
-            <w:r>
-              <w:br/>
-            </w:r>
-            <w:r>
-              <w:rPr>
-                <w:sz w:val="18"/>
-                <w:szCs w:val="18"/>
-              </w:rPr>
-              <w:t xml:space="preserve"/>
-            </w:r>
-            <w:r>
-              <w:br/>
-            </w:r>
-            <w:r>
-              <w:rPr>
-                <w:sz w:val="18"/>
-                <w:szCs w:val="18"/>
-              </w:rPr>
-              <w:t xml:space="preserve">One thing I deliberately didn't build: a loop that fine-tunes the model on my conversations overnight. It needs about 12 gigabytes of VRAM and I have 6. I'd rather leave it out than ship something that half-works.</w:t>
-            </w:r>
-            <w:r>
-              <w:br/>
-            </w:r>
-            <w:r>
-              <w:rPr>
-                <w:sz w:val="18"/>
-                <w:szCs w:val="18"/>
-              </w:rPr>
-              <w:t xml:space="preserve"/>
-            </w:r>
-            <w:r>
-              <w:br/>
-            </w:r>
-            <w:r>
-              <w:rPr>
-                <w:sz w:val="18"/>
-                <w:szCs w:val="18"/>
-              </w:rPr>
-              <w:t xml:space="preserve">Thanks for watching.</w:t>
-            </w:r>
-          </w:p>
-        </w:tc>
-        <w:tc>
-          <w:tcPr>
-            <w:tcW w:w="2400" w:type="dxa"/>
-            <w:vAlign w:val="top"/>
-          </w:tcPr>
-          <w:p>
-            <w:pPr>
-              <w:spacing w:before="0" w:after="80"/>
-            </w:pPr>
-            <w:r>
-              <w:rPr>
-                <w:sz w:val="18"/>
-                <w:szCs w:val="18"/>
-              </w:rPr>
-              <w:t xml:space="preserve">Back to camera or title card.</w:t>
-            </w:r>
-          </w:p>
-        </w:tc>
-        <w:tc>
-          <w:tcPr>
-            <w:tcW w:w="2900" w:type="dxa"/>
-            <w:vAlign w:val="top"/>
-          </w:tcPr>
-          <w:p>
-            <w:pPr>
-              <w:spacing w:before="0" w:after="80"/>
-            </w:pPr>
-            <w:r>
-              <w:rPr>
-                <w:sz w:val="18"/>
-                <w:szCs w:val="18"/>
-              </w:rPr>
-              <w:t xml:space="preserve">Nothing. Keep to 30 seconds.</w:t>
+              <w:t xml:space="preserve">Nothing.</w:t>
             </w:r>
           </w:p>
           <w:p>
@@ -3052,7 +3073,7 @@
                 <w:sz w:val="16"/>
                 <w:szCs w:val="16"/>
               </w:rPr>
-              <w:t xml:space="preserve">AI-judgment aside #3. Do not claim the wider roadmap is shipped.</w:t>
+              <w:t xml:space="preserve">Do not claim the wider roadmap is shipped.</w:t>
             </w:r>
           </w:p>
         </w:tc>
@@ -3075,7 +3096,7 @@
           <w:sz w:val="34"/>
           <w:szCs w:val="34"/>
         </w:rPr>
-        <w:t xml:space="preserve">Part C — The ARISE command-line segment (~35 seconds)</w:t>
+        <w:t xml:space="preserve">Part C — Optional: the ARISE command line</w:t>
       </w:r>
     </w:p>
     <w:p>
@@ -3084,10 +3105,11 @@
       </w:pPr>
       <w:r>
         <w:rPr>
-          <w:sz w:val="20"/>
-          <w:szCs w:val="20"/>
-        </w:rPr>
-        <w:t xml:space="preserve">Trimmed to five commands to protect the runtime budget. Type them one at a time and let each land. Narrate the italic line as you go. All output below is real, captured on this machine.</w:t>
+          <w:b/>
+          <w:sz w:val="20"/>
+          <w:szCs w:val="20"/>
+        </w:rPr>
+        <w:t xml:space="preserve">The README segment in Part B already makes the ARISE case, and makes it better. Only run these if you want to show the code actually executing and you have runtime to spare. Cut this first if you are long.</w:t>
       </w:r>
     </w:p>
     <w:p>
@@ -3101,7 +3123,7 @@
           <w:sz w:val="20"/>
           <w:szCs w:val="20"/>
         </w:rPr>
-        <w:t xml:space="preserve">“It has an identity that persists — and it's kept in a git repo, so every change to how it behaves is a commit I can look back at.”</w:t>
+        <w:t xml:space="preserve">“That identity is kept in a git repo — every change to how it behaves is a commit.”</w:t>
       </w:r>
     </w:p>
     <w:p>
@@ -3206,7 +3228,7 @@
           <w:sz w:val="20"/>
           <w:szCs w:val="20"/>
         </w:rPr>
-        <w:t xml:space="preserve">“I can write a memory, with a score for how important it is.”</w:t>
+        <w:t xml:space="preserve">“Goals are first-class, with real deadlines.”</w:t>
       </w:r>
     </w:p>
     <w:p>
@@ -3221,18 +3243,7 @@
           <w:sz w:val="18"/>
           <w:szCs w:val="18"/>
         </w:rPr>
-        <w:t xml:space="preserve">$ ./build/arise/arise mem record --kind note \</w:t>
-      </w:r>
-      <w:r>
-        <w:br/>
-      </w:r>
-      <w:r>
-        <w:rPr>
-          <w:rFonts w:ascii="Consolas" w:hAnsi="Consolas" w:cs="Consolas"/>
-          <w:sz w:val="18"/>
-          <w:szCs w:val="18"/>
-        </w:rPr>
-        <w:t xml:space="preserve">    --summary "Recording the Razorpay demo video" --salience 0.9 --mood focused</w:t>
+        <w:t xml:space="preserve">$ ./build/arise/arise goal propose --summary "Ship the Razorpay demo video" --priority 9 --deadline +1d</w:t>
       </w:r>
     </w:p>
     <w:p>
@@ -3262,7 +3273,7 @@
           <w:sz w:val="20"/>
           <w:szCs w:val="20"/>
         </w:rPr>
-        <w:t xml:space="preserve">“And search it back — that's keyword search and vector search combined.”</w:t>
+        <w:t xml:space="preserve">“A real lifecycle, and it's all in SQLite, so it survives a reboot.”</w:t>
       </w:r>
     </w:p>
     <w:p>
@@ -3277,7 +3288,7 @@
           <w:sz w:val="18"/>
           <w:szCs w:val="18"/>
         </w:rPr>
-        <w:t xml:space="preserve">$ ./build/arise/arise mem recall "razorpay" --limit 3</w:t>
+        <w:t xml:space="preserve">$ ./build/arise/arise goal accept 1 &amp;&amp; ./build/arise/arise goal start 1 &amp;&amp; ./build/arise/arise goal list</w:t>
       </w:r>
     </w:p>
     <w:p>
@@ -3293,55 +3304,11 @@
           <w:sz w:val="16"/>
           <w:szCs w:val="16"/>
         </w:rPr>
-        <w:t xml:space="preserve"> 1  [episodic  ] score=0.0317  Thu Sep 5 [focused]: Recording the Razorpay demo video</w:t>
-      </w:r>
-    </w:p>
-    <w:p>
-      <w:pPr>
-        <w:spacing w:before="140" w:after="50"/>
-      </w:pPr>
-      <w:r>
-        <w:rPr>
-          <w:i/>
-          <w:color w:val="1A3E6E"/>
-          <w:sz w:val="20"/>
-          <w:szCs w:val="20"/>
-        </w:rPr>
-        <w:t xml:space="preserve">“Goals are a first-class thing, with real deadlines.”</w:t>
-      </w:r>
-    </w:p>
-    <w:p>
-      <w:pPr>
-        <w:shd w:val="clear" w:fill="F2F2F2"/>
-        <w:ind w:left="120"/>
-        <w:spacing w:before="0" w:after="60"/>
-      </w:pPr>
-      <w:r>
-        <w:rPr>
-          <w:rFonts w:ascii="Consolas" w:hAnsi="Consolas" w:cs="Consolas"/>
-          <w:sz w:val="18"/>
-          <w:szCs w:val="18"/>
-        </w:rPr>
-        <w:t xml:space="preserve">$ ./build/arise/arise goal propose --summary "Ship the Razorpay demo video" \</w:t>
+        <w:t xml:space="preserve">ok</w:t>
       </w:r>
       <w:r>
         <w:br/>
       </w:r>
-      <w:r>
-        <w:rPr>
-          <w:rFonts w:ascii="Consolas" w:hAnsi="Consolas" w:cs="Consolas"/>
-          <w:sz w:val="18"/>
-          <w:szCs w:val="18"/>
-        </w:rPr>
-        <w:t xml:space="preserve">    --priority 9 --deadline +1d</w:t>
-      </w:r>
-    </w:p>
-    <w:p>
-      <w:pPr>
-        <w:shd w:val="clear" w:fill="FAFAFA"/>
-        <w:ind w:left="120"/>
-        <w:spacing w:before="0" w:after="40"/>
-      </w:pPr>
       <w:r>
         <w:rPr>
           <w:rFonts w:ascii="Consolas" w:hAnsi="Consolas" w:cs="Consolas"/>
@@ -3349,44 +3316,11 @@
           <w:sz w:val="16"/>
           <w:szCs w:val="16"/>
         </w:rPr>
-        <w:t xml:space="preserve">id=1</w:t>
-      </w:r>
-    </w:p>
-    <w:p>
-      <w:pPr>
-        <w:spacing w:before="140" w:after="50"/>
-      </w:pPr>
-      <w:r>
-        <w:rPr>
-          <w:i/>
-          <w:color w:val="1A3E6E"/>
-          <w:sz w:val="20"/>
-          <w:szCs w:val="20"/>
-        </w:rPr>
-        <w:t xml:space="preserve">“They move through a lifecycle, and because it's all in SQLite, they're still here after a reboot.”</w:t>
-      </w:r>
-    </w:p>
-    <w:p>
-      <w:pPr>
-        <w:shd w:val="clear" w:fill="F2F2F2"/>
-        <w:ind w:left="120"/>
-        <w:spacing w:before="0" w:after="60"/>
-      </w:pPr>
-      <w:r>
-        <w:rPr>
-          <w:rFonts w:ascii="Consolas" w:hAnsi="Consolas" w:cs="Consolas"/>
-          <w:sz w:val="18"/>
-          <w:szCs w:val="18"/>
-        </w:rPr>
-        <w:t xml:space="preserve">$ ./build/arise/arise goal accept 1 &amp;&amp; ./build/arise/arise goal start 1 &amp;&amp; ./build/arise/arise goal list</w:t>
-      </w:r>
-    </w:p>
-    <w:p>
-      <w:pPr>
-        <w:shd w:val="clear" w:fill="FAFAFA"/>
-        <w:ind w:left="120"/>
-        <w:spacing w:before="0" w:after="40"/>
-      </w:pPr>
+        <w:t xml:space="preserve">ok</w:t>
+      </w:r>
+      <w:r>
+        <w:br/>
+      </w:r>
       <w:r>
         <w:rPr>
           <w:rFonts w:ascii="Consolas" w:hAnsi="Consolas" w:cs="Consolas"/>
@@ -3394,30 +3328,6 @@
           <w:sz w:val="16"/>
           <w:szCs w:val="16"/>
         </w:rPr>
-        <w:t xml:space="preserve">ok</w:t>
-      </w:r>
-      <w:r>
-        <w:br/>
-      </w:r>
-      <w:r>
-        <w:rPr>
-          <w:rFonts w:ascii="Consolas" w:hAnsi="Consolas" w:cs="Consolas"/>
-          <w:color w:val="444444"/>
-          <w:sz w:val="16"/>
-          <w:szCs w:val="16"/>
-        </w:rPr>
-        <w:t xml:space="preserve">ok</w:t>
-      </w:r>
-      <w:r>
-        <w:br/>
-      </w:r>
-      <w:r>
-        <w:rPr>
-          <w:rFonts w:ascii="Consolas" w:hAnsi="Consolas" w:cs="Consolas"/>
-          <w:color w:val="444444"/>
-          <w:sz w:val="16"/>
-          <w:szCs w:val="16"/>
-        </w:rPr>
         <w:t xml:space="preserve">    1  [in_progress] p=  9  Ship the Razorpay demo video  due 2026-09-06 …</w:t>
       </w:r>
     </w:p>
@@ -3445,7 +3355,7 @@
           <w:sz w:val="20"/>
           <w:szCs w:val="20"/>
         </w:rPr>
-        <w:t xml:space="preserve">Full script as written runs about 6 min 40 s at a normal speaking pace. If you want it shorter, cut in this order — each line gives the exact saving:</w:t>
+        <w:t xml:space="preserve">Full script runs about 8 minutes at a normal speaking pace. Cut in this order:</w:t>
       </w:r>
     </w:p>
     <w:p>
@@ -3458,7 +3368,7 @@
           <w:sz w:val="20"/>
           <w:szCs w:val="20"/>
         </w:rPr>
-        <w:t xml:space="preserve">•  Drop mem record + mem recall from Part C (keep identity + goals)  →  about 6 min 20 s</w:t>
+        <w:t xml:space="preserve">•  Skip Part C entirely (the README segment covers ARISE better)   →  about 7 min 30 s</w:t>
       </w:r>
     </w:p>
     <w:p>
@@ -3471,7 +3381,7 @@
           <w:sz w:val="20"/>
           <w:szCs w:val="20"/>
         </w:rPr>
-        <w:t xml:space="preserve">•  Drop Part C entirely; keep the spoken ARISE sentence in Part B    →  about 6 min 05 s</w:t>
+        <w:t xml:space="preserve">•  Also cut the Timer beat                                          →  about 7 min 10 s</w:t>
       </w:r>
     </w:p>
     <w:p>
@@ -3484,7 +3394,7 @@
           <w:sz w:val="20"/>
           <w:szCs w:val="20"/>
         </w:rPr>
-        <w:t xml:space="preserve">•  Also drop the ARISE segment and its closing sentence              →  about 5 min 40 s</w:t>
+        <w:t xml:space="preserve">•  Also cut the Battery and Open-Firefox beats                      →  about 6 min 50 s</w:t>
       </w:r>
     </w:p>
     <w:p>
@@ -3497,7 +3407,7 @@
           <w:sz w:val="20"/>
           <w:szCs w:val="20"/>
         </w:rPr>
-        <w:t xml:space="preserve">Do NOT cut the problem statement, the architecture walk, the bug story or the safety beat to save time — those four are what the demo is actually for. Cut ARISE first; it is the least finished part and the closing line already tells the reviewer it exists.</w:t>
+        <w:t xml:space="preserve">Do NOT cut the problem statement, the architecture walk, the bug story, the safety beat, or the three README segments. Those five are what the video is for. Cut demo beats, never argument.</w:t>
       </w:r>
     </w:p>
     <w:p>
@@ -3512,7 +3422,7 @@
           <w:sz w:val="34"/>
           <w:szCs w:val="34"/>
         </w:rPr>
-        <w:t xml:space="preserve">Part D — Showing the README (optional, 20 seconds)</w:t>
+        <w:t xml:space="preserve">Part D — Handling the README honestly</w:t>
       </w:r>
     </w:p>
     <w:p>
@@ -3521,26 +3431,106 @@
       </w:pPr>
       <w:r>
         <w:rPr>
+          <w:sz w:val="20"/>
+          <w:szCs w:val="20"/>
+        </w:rPr>
+        <w:t xml:space="preserve">You are showing the README as the closing argument, which is right — it carries the part a live demo cannot. Two things to get right while you are on screen.</w:t>
+      </w:r>
+    </w:p>
+    <w:p>
+      <w:pPr>
+        <w:keepNext/>
+        <w:spacing w:before="220" w:after="90"/>
+      </w:pPr>
+      <w:r>
+        <w:rPr>
           <w:b/>
-          <w:sz w:val="20"/>
-          <w:szCs w:val="20"/>
-        </w:rPr>
-        <w:t xml:space="preserve">Show it, but frame it correctly. The README describes the full roadmap, and several parts of it are designed rather than shipped. If a reviewer opens the repo and finds that gap themselves it reads badly; if you name it first it reads as engineering judgement.</w:t>
-      </w:r>
-    </w:p>
-    <w:p>
-      <w:pPr>
-        <w:shd w:val="clear" w:fill="FFF8E0"/>
+          <w:color w:val="1A3E6E"/>
+          <w:sz w:val="24"/>
+          <w:szCs w:val="24"/>
+        </w:rPr>
+        <w:t xml:space="preserve">What is solidly true — say these freely</w:t>
+      </w:r>
+    </w:p>
+    <w:p>
+      <w:pPr>
         <w:ind w:left="200"/>
-        <w:spacing w:before="0" w:after="100"/>
-      </w:pPr>
-      <w:r>
-        <w:rPr>
-          <w:i/>
-          <w:sz w:val="20"/>
-          <w:szCs w:val="20"/>
-        </w:rPr>
-        <w:t xml:space="preserve">“This is the design document for where the project is going. The memory store and the goal stack are built; the rest is the roadmap. I'd rather show you the parts that actually run.”</w:t>
+        <w:spacing w:before="0" w:after="50"/>
+      </w:pPr>
+      <w:r>
+        <w:rPr>
+          <w:sz w:val="20"/>
+          <w:szCs w:val="20"/>
+        </w:rPr>
+        <w:t xml:space="preserve">•  26,990 lines of C++ across 127 files on the ARISE.3.0 branch.</w:t>
+      </w:r>
+    </w:p>
+    <w:p>
+      <w:pPr>
+        <w:ind w:left="200"/>
+        <w:spacing w:before="0" w:after="50"/>
+      </w:pPr>
+      <w:r>
+        <w:rPr>
+          <w:sz w:val="20"/>
+          <w:szCs w:val="20"/>
+        </w:rPr>
+        <w:t xml:space="preserve">•  222 tests, all passing (ctest reports 222/222).</w:t>
+      </w:r>
+    </w:p>
+    <w:p>
+      <w:pPr>
+        <w:ind w:left="200"/>
+        <w:spacing w:before="0" w:after="50"/>
+      </w:pPr>
+      <w:r>
+        <w:rPr>
+          <w:sz w:val="20"/>
+          <w:szCs w:val="20"/>
+        </w:rPr>
+        <w:t xml:space="preserve">•  29 subsystems under arise/cortex/ — memory_cortex, orchestrator, forge_tool, watcher, curator, critic, coder, researcher, proactive, sandbox, privacy_filter and more all exist as real code.</w:t>
+      </w:r>
+    </w:p>
+    <w:p>
+      <w:pPr>
+        <w:ind w:left="200"/>
+        <w:spacing w:before="0" w:after="50"/>
+      </w:pPr>
+      <w:r>
+        <w:rPr>
+          <w:sz w:val="20"/>
+          <w:szCs w:val="20"/>
+        </w:rPr>
+        <w:t xml:space="preserve">•  Five separate memory stores, the goal lifecycle, and the git-versioned identity all work today — you can run them from the CLI.</w:t>
+      </w:r>
+    </w:p>
+    <w:p>
+      <w:pPr>
+        <w:ind w:left="200"/>
+        <w:spacing w:before="0" w:after="50"/>
+      </w:pPr>
+      <w:r>
+        <w:rPr>
+          <w:b/>
+          <w:sz w:val="20"/>
+          <w:szCs w:val="20"/>
+        </w:rPr>
+        <w:t xml:space="preserve">•  First commit 2026-03-21. Say “since March”, which is exactly true. Avoid “over six months” — the git history reads 5.5, and it is checkable.</w:t>
+      </w:r>
+    </w:p>
+    <w:p>
+      <w:pPr>
+        <w:keepNext/>
+        <w:spacing w:before="220" w:after="90"/>
+      </w:pPr>
+      <w:r>
+        <w:rPr>
+          <w:b/>
+          <w:color w:val="1A3E6E"/>
+          <w:sz w:val="24"/>
+          <w:szCs w:val="24"/>
+        </w:rPr>
+        <w:t xml:space="preserve">What to say carefully</w:t>
       </w:r>
     </w:p>
     <w:p>
@@ -3549,10 +3539,102 @@
       </w:pPr>
       <w:r>
         <w:rPr>
-          <w:sz w:val="20"/>
-          <w:szCs w:val="20"/>
-        </w:rPr>
-        <w:t xml:space="preserve">Scroll to the architecture diagram, hold for a beat, move on. Do not read the phase list aloud as though it were done. See the separate README notes list for the specific lines to soften.</w:t>
+          <w:b/>
+          <w:sz w:val="20"/>
+          <w:szCs w:val="20"/>
+        </w:rPr>
+        <w:t xml:space="preserve">The README's phase list reads as shipped-and-running. The code is there, but the subsystems are not yet joined into one process, which is precisely what your Honest Status segment says. Delivering that segment protects every other claim in the document — without it, a reviewer who clones the repo finds the gap themselves and discounts the rest.</w:t>
+      </w:r>
+    </w:p>
+    <w:p>
+      <w:pPr>
+        <w:spacing w:before="0" w:after="80"/>
+      </w:pPr>
+      <w:r>
+        <w:rPr>
+          <w:sz w:val="20"/>
+          <w:szCs w:val="20"/>
+        </w:rPr>
+        <w:t xml:space="preserve">Specific lines a sharp reviewer will probe. Have an answer ready, or soften them in the README before recording:</w:t>
+      </w:r>
+    </w:p>
+    <w:p>
+      <w:pPr>
+        <w:ind w:left="200"/>
+        <w:spacing w:before="0" w:after="50"/>
+      </w:pPr>
+      <w:r>
+        <w:rPr>
+          <w:sz w:val="20"/>
+          <w:szCs w:val="20"/>
+        </w:rPr>
+        <w:t xml:space="preserve">•  “ARISE.3.0 ships ten interlocking systems” — “ships” implies running. “Implements” is defensible.</w:t>
+      </w:r>
+    </w:p>
+    <w:p>
+      <w:pPr>
+        <w:ind w:left="200"/>
+        <w:spacing w:before="0" w:after="50"/>
+      </w:pPr>
+      <w:r>
+        <w:rPr>
+          <w:sz w:val="20"/>
+          <w:szCs w:val="20"/>
+        </w:rPr>
+        <w:t xml:space="preserve">•  Phase 9, the nightly LoRA loop, is written as an operating routine with specific numbers (“28min avg”, “0.86 vs 0.84”). It needs ~12 GB against your 6. Your closing line already says you cut it — make sure the README does not contradict you.</w:t>
+      </w:r>
+    </w:p>
+    <w:p>
+      <w:pPr>
+        <w:ind w:left="200"/>
+        <w:spacing w:before="0" w:after="50"/>
+      </w:pPr>
+      <w:r>
+        <w:rPr>
+          <w:sz w:val="20"/>
+          <w:szCs w:val="20"/>
+        </w:rPr>
+        <w:t xml:space="preserve">•  Phase 7 Federation — “Lock your laptop → phone shard picks up the conversation.” The protocol layer exists; the network listener does not.</w:t>
+      </w:r>
+    </w:p>
+    <w:p>
+      <w:pPr>
+        <w:ind w:left="200"/>
+        <w:spacing w:before="0" w:after="50"/>
+      </w:pPr>
+      <w:r>
+        <w:rPr>
+          <w:sz w:val="20"/>
+          <w:szCs w:val="20"/>
+        </w:rPr>
+        <w:t xml:space="preserve">•  “What a Day With ARISE Looks Like” reads as a transcript. Label it “illustrative — target behaviour” and it becomes a design document instead of a claim.</w:t>
+      </w:r>
+    </w:p>
+    <w:p>
+      <w:pPr>
+        <w:ind w:left="200"/>
+        <w:spacing w:before="0" w:after="50"/>
+      </w:pPr>
+      <w:r>
+        <w:rPr>
+          <w:sz w:val="20"/>
+          <w:szCs w:val="20"/>
+        </w:rPr>
+        <w:t xml:space="preserve">•  The hardware table lists Sesame CSM and openWakeWord; you run Piper, with the wake word off.</w:t>
+      </w:r>
+    </w:p>
+    <w:p>
+      <w:pPr>
+        <w:ind w:left="200"/>
+        <w:spacing w:before="0" w:after="50"/>
+      </w:pPr>
+      <w:r>
+        <w:rPr>
+          <w:b/>
+          <w:sz w:val="20"/>
+          <w:szCs w:val="20"/>
+        </w:rPr>
+        <w:t xml:space="preserve">•  It says Whisper runs on CPU at ~1.5s. That is now wrong in your favour — it is on the GPU at 77 ms. Worth fixing; it is one of your best numbers.</w:t>
       </w:r>
     </w:p>
     <w:p>
@@ -3582,7 +3664,7 @@
           <w:sz w:val="24"/>
           <w:szCs w:val="24"/>
         </w:rPr>
-        <w:t xml:space="preserve">The memory segment has a real limitation — know it before someone asks</w:t>
+        <w:t xml:space="preserve">The memory segment has a real limitation</w:t>
       </w:r>
     </w:p>
     <w:p>
@@ -3595,7 +3677,7 @@
           <w:sz w:val="20"/>
           <w:szCs w:val="20"/>
         </w:rPr>
-        <w:t xml:space="preserve">Fact extraction is a regular-expression matcher, not the language model. It only fires on set phrasings such as “my name is X” or “my favourite X is Y”. In live testing the transcriber heard “my favourite language is C++” as “favorite languages C++” — no “my”, no “is” — so nothing was extracted, and the model then cheerfully said “Your favourite language is now C++” without anything having been written. The old stored value kept coming back.</w:t>
+        <w:t xml:space="preserve">Fact extraction is a regular-expression matcher, not the model. It only fires on set phrasings like “my name is X”. In live testing the transcriber heard “my favourite language is C++” as “favorite languages C++” — no “my”, no “is” — so nothing was extracted, and the model then said “Your favourite language is now C++” without anything having been written.</w:t>
       </w:r>
     </w:p>
     <w:p>
@@ -3607,19 +3689,7 @@
           <w:sz w:val="20"/>
           <w:szCs w:val="20"/>
         </w:rPr>
-        <w:t xml:space="preserve">Two consequences for the recording: (1) use “My name is Vishrut.” — four short common words, far more robust than the favourite-language phrasing that failed; (2) glance at the log for “Memory: learned” before you move on. If it is not there, say the line again.</w:t>
-      </w:r>
-    </w:p>
-    <w:p>
-      <w:pPr>
-        <w:spacing w:before="0" w:after="80"/>
-      </w:pPr>
-      <w:r>
-        <w:rPr>
-          <w:sz w:val="20"/>
-          <w:szCs w:val="20"/>
-        </w:rPr>
-        <w:t xml:space="preserve">If asked about it, the honest answer is: extraction is deliberately deterministic rather than asking the model to decide what is worth remembering, and the trade-off is that it is sensitive to phrasing. Widening the patterns is on the list.</w:t>
+        <w:t xml:space="preserve">So: use “My name is Vishrut.”, and glance at the log for “Memory: learned” before moving on. If asked, the honest answer is that extraction is deliberately deterministic rather than asking the model what is worth remembering; the trade-off is phrasing sensitivity, and widening the patterns is on the list.</w:t>
       </w:r>
     </w:p>
     <w:p>
@@ -3647,7 +3717,7 @@
           <w:sz w:val="20"/>
           <w:szCs w:val="20"/>
         </w:rPr>
-        <w:t xml:space="preserve">Three phrasings of “rm -rf /” were tested and the model refused all three on its own without ever calling the tool, so the C++ guard never ran. “Run shutdown now” is different: the model calls the tool every time and the deny-list blocks it. Both layers are real, but only the second one demonstrates your code. Do not say “rm -rf is blocked by my safety layer” unless you show it.</w:t>
+        <w:t xml:space="preserve">Three phrasings of “rm -rf /” were tested; the model refused all three on its own without ever calling the tool, so the C++ guard never ran. “Run shutdown now” is different — the model calls the tool every time and the deny-list blocks it. Only the second demonstrates your code.</w:t>
       </w:r>
     </w:p>
     <w:p>
@@ -3659,7 +3729,7 @@
           <w:sz w:val="20"/>
           <w:szCs w:val="20"/>
         </w:rPr>
-        <w:t xml:space="preserve">A genuine near-miss found during that testing, worth mentioning if the conversation goes deep: the transcriber heard “run shut down now” as “run shred down now”, the model dutifully produced shred -v /, and it executed — it only failed because / is not writable. shred was not on the deny-list. It is now. That is a good story about why the deterministic layer matters more than the model's judgement, not a story to hide.</w:t>
+        <w:t xml:space="preserve">A genuine near-miss worth telling if the conversation goes deep: the transcriber heard “run shut down now” as “run shred down now”, the model produced shred -v /, and it executed — it only failed because / is not writable. shred was not on the deny-list. It is now. That is a good story about why the deterministic layer matters more than the model's judgement.</w:t>
       </w:r>
     </w:p>
     <w:p>
@@ -3687,7 +3757,7 @@
           <w:sz w:val="20"/>
           <w:szCs w:val="20"/>
         </w:rPr>
-        <w:t xml:space="preserve">•  VS Code — it does open, in about 2.5 seconds, on whichever workspace is focused. It looked broken previously because it landed off to the side in niri's scrolling layout. Firefox is used instead because it appears in well under a second; a 2.5-second pause reads as a hang on video.</w:t>
+        <w:t xml:space="preserve">•  VS Code — opens in ~2.5s on the focused workspace. Firefox is used instead because it appears in under a second; a 2.5s pause reads as a hang on video.</w:t>
       </w:r>
     </w:p>
     <w:p>
@@ -3700,7 +3770,7 @@
           <w:sz w:val="20"/>
           <w:szCs w:val="20"/>
         </w:rPr>
-        <w:t xml:space="preserve">•  “Read my notifications” — broken on this machine. The code only knows dunstctl and makoctl; this machine runs swaync. It always says “no notifications found”.</w:t>
+        <w:t xml:space="preserve">•  “Read my notifications” — the code knows dunstctl and makoctl; this machine runs swaync.</w:t>
       </w:r>
     </w:p>
     <w:p>
@@ -3726,20 +3796,7 @@
           <w:sz w:val="20"/>
           <w:szCs w:val="20"/>
         </w:rPr>
-        <w:t xml:space="preserve">•  The ARISE background-agent pipeline — the perception producers and the agent consumers run in separate processes with separate in-memory event buses, so they report zeros. That is exactly the gap the consolidation work closes. Don't demo it; the closing line mentions it, which is what makes the closing credible.</w:t>
-      </w:r>
-    </w:p>
-    <w:p>
-      <w:pPr>
-        <w:ind w:left="200"/>
-        <w:spacing w:before="0" w:after="50"/>
-      </w:pPr>
-      <w:r>
-        <w:rPr>
-          <w:sz w:val="20"/>
-          <w:szCs w:val="20"/>
-        </w:rPr>
-        <w:t xml:space="preserve">•  The overnight fine-tuning loop — needs roughly 12 GB of VRAM against 6 available. Cutting it was correct, and saying so out loud is a strength, which is why it is in the closing.</w:t>
+        <w:t xml:space="preserve">•  The ARISE background-agent pipeline — separate processes, separate event buses, reports zeros. That is the integration gap your Honest Status segment names.</w:t>
       </w:r>
     </w:p>
     <w:p>
@@ -3768,7 +3825,7 @@
           <w:sz w:val="20"/>
           <w:szCs w:val="20"/>
         </w:rPr>
-        <w:t xml:space="preserve">•  Speech-to-text: 77 ms median on the GPU, down from 1546 ms on CPU — 20× faster. Measured with the project's own benchmark harness.</w:t>
+        <w:t xml:space="preserve">•  Speech-to-text: 77 ms median on the GPU, down from 1546 ms on CPU — 20× faster.</w:t>
       </w:r>
     </w:p>
     <w:p>
@@ -3781,7 +3838,7 @@
           <w:sz w:val="20"/>
           <w:szCs w:val="20"/>
         </w:rPr>
-        <w:t xml:space="preserve">•  Prefill after a tool call: about 300 ms, down from about 1750 ms before the history fix — and it no longer degrades over a session.</w:t>
+        <w:t xml:space="preserve">•  Prefill after a tool call: ~300 ms, down from ~1750 ms, and it no longer degrades over a session.</w:t>
       </w:r>
     </w:p>
     <w:p>
@@ -3794,7 +3851,7 @@
           <w:sz w:val="20"/>
           <w:szCs w:val="20"/>
         </w:rPr>
-        <w:t xml:space="preserve">•  Time to first token from the language model: about 700 ms median across 27 benchmark cases.</w:t>
+        <w:t xml:space="preserve">•  Time to first token: ~700 ms median across 27 benchmark cases.</w:t>
       </w:r>
     </w:p>
     <w:p>
@@ -3807,7 +3864,7 @@
           <w:sz w:val="20"/>
           <w:szCs w:val="20"/>
         </w:rPr>
-        <w:t xml:space="preserve">•  Test suite: 222 tests, all passing.</w:t>
+        <w:t xml:space="preserve">•  26,990 lines of C++, 127 files, 222 tests passing.</w:t>
       </w:r>
     </w:p>
     <w:p>
@@ -3902,7 +3959,7 @@
                 <w:sz w:val="18"/>
                 <w:szCs w:val="18"/>
               </w:rPr>
-              <w:t xml:space="preserve">Log floods with “ai-agent starting. PID: …” every few seconds</w:t>
+              <w:t xml:space="preserve">Log floods with “ai-agent starting. PID: …”</w:t>
             </w:r>
           </w:p>
         </w:tc>
@@ -3920,7 +3977,7 @@
                 <w:sz w:val="18"/>
                 <w:szCs w:val="18"/>
               </w:rPr>
-              <w:t xml:space="preserve">Two daemons are fighting over the GPU and the mic. Run the four recovery commands in A3. Never start ARIA with ./build/ai-agent — always systemctl --user restart ai-agent.</w:t>
+              <w:t xml:space="preserve">Two daemons fighting over the GPU and mic. Run the four recovery commands in A3. Never start ARIA with ./build/ai-agent.</w:t>
             </w:r>
           </w:p>
         </w:tc>
@@ -3958,7 +4015,7 @@
                 <w:sz w:val="18"/>
                 <w:szCs w:val="18"/>
               </w:rPr>
-              <w:t xml:space="preserve">Check the log — if there is no “VAD: speech detected”, the mic is not being heard. Stop, fix the input device, redo A3.</w:t>
+              <w:t xml:space="preserve">No “VAD: speech detected” in the log means the mic isn't heard. Stop, fix the input device, redo A3.</w:t>
             </w:r>
           </w:p>
         </w:tc>
@@ -3996,7 +4053,7 @@
                 <w:sz w:val="18"/>
                 <w:szCs w:val="18"/>
               </w:rPr>
-              <w:t xml:space="preserve">Say the line again, flatter and more clearly. Don't apologise to camera — repeating a command naturally is fine. Every risky row in Part B has a fallback phrasing.</w:t>
+              <w:t xml:space="preserve">Say the line again, flatter and clearer. Don't apologise to camera — repeating a command naturally is fine. Every risky row has a fallback phrasing.</w:t>
             </w:r>
           </w:p>
         </w:tc>
@@ -4034,7 +4091,7 @@
                 <w:sz w:val="18"/>
                 <w:szCs w:val="18"/>
               </w:rPr>
-              <w:t xml:space="preserve">The phrase did not match the extractor. Say “My name is Vishrut.” again, all four words clearly. Do not continue to the recall line until you see that log entry.</w:t>
+              <w:t xml:space="preserve">The phrase didn't match the extractor. Say “My name is Vishrut.” again. Don't continue to the recall line until you see that log entry.</w:t>
             </w:r>
           </w:p>
         </w:tc>
@@ -4072,7 +4129,7 @@
                 <w:sz w:val="18"/>
                 <w:szCs w:val="18"/>
               </w:rPr>
-              <w:t xml:space="preserve">The model was probably evicted from VRAM. Stop, run the A2 warm-up, redo A3, restart the take.</w:t>
+              <w:t xml:space="preserve">Model likely evicted from VRAM. Stop, run the A2 warm-up, redo A3, restart the take.</w:t>
             </w:r>
           </w:p>
         </w:tc>
@@ -4092,7 +4149,7 @@
                 <w:sz w:val="18"/>
                 <w:szCs w:val="18"/>
               </w:rPr>
-              <w:t xml:space="preserve">ARIA talks over you / cuts itself off</w:t>
+              <w:t xml:space="preserve">ARIA talks over you</w:t>
             </w:r>
           </w:p>
         </w:tc>
@@ -4110,7 +4167,7 @@
                 <w:sz w:val="18"/>
                 <w:szCs w:val="18"/>
               </w:rPr>
-              <w:t xml:space="preserve">That is barge-in hearing your voice. Wait for it to finish. If stuck: kill -USR1 $(pgrep -f build/ai-agent) pauses and resumes it.</w:t>
+              <w:t xml:space="preserve">Barge-in hearing your voice. Wait for it to finish. If stuck: kill -USR1 $(pgrep -f build/ai-agent).</w:t>
             </w:r>
           </w:p>
         </w:tc>
@@ -4130,7 +4187,7 @@
                 <w:sz w:val="18"/>
                 <w:szCs w:val="18"/>
               </w:rPr>
-              <w:t xml:space="preserve">It speaks something internal-sounding</w:t>
+              <w:t xml:space="preserve">Something crashes on camera</w:t>
             </w:r>
           </w:p>
         </w:tc>
@@ -4148,45 +4205,7 @@
                 <w:sz w:val="18"/>
                 <w:szCs w:val="18"/>
               </w:rPr>
-              <w:t xml:space="preserve">Should not happen after the 2026-09-03 fixes, but if it does — keep going and cut it in the edit. Don't draw attention to it.</w:t>
-            </w:r>
-          </w:p>
-        </w:tc>
-      </w:tr>
-      <w:tr>
-        <w:tc>
-          <w:tcPr>
-            <w:tcW w:w="2600" w:type="dxa"/>
-            <w:vAlign w:val="top"/>
-          </w:tcPr>
-          <w:p>
-            <w:pPr>
-              <w:spacing w:before="0" w:after="80"/>
-            </w:pPr>
-            <w:r>
-              <w:rPr>
-                <w:sz w:val="18"/>
-                <w:szCs w:val="18"/>
-              </w:rPr>
-              <w:t xml:space="preserve">You want a clean second take</w:t>
-            </w:r>
-          </w:p>
-        </w:tc>
-        <w:tc>
-          <w:tcPr>
-            <w:tcW w:w="7700" w:type="dxa"/>
-            <w:vAlign w:val="top"/>
-          </w:tcPr>
-          <w:p>
-            <w:pPr>
-              <w:spacing w:before="0" w:after="80"/>
-            </w:pPr>
-            <w:r>
-              <w:rPr>
-                <w:sz w:val="18"/>
-                <w:szCs w:val="18"/>
-              </w:rPr>
-              <w:t xml:space="preserve">Redo A3 and A6. History lives in the process; a fresh start is a fast first turn.</w:t>
+              <w:t xml:space="preserve">Keep going and name it in the Honest Status segment — you already have a line for exactly this. A recovered mistake reads better than a suspiciously clean take.</w:t>
             </w:r>
           </w:p>
         </w:tc>
@@ -4210,19 +4229,6 @@
           <w:szCs w:val="34"/>
         </w:rPr>
         <w:t xml:space="preserve">Part G — Appendix: for the application form (not spoken)</w:t>
-      </w:r>
-    </w:p>
-    <w:p>
-      <w:pPr>
-        <w:spacing w:before="0" w:after="80"/>
-      </w:pPr>
-      <w:r>
-        <w:rPr>
-          <w:i/>
-          <w:sz w:val="20"/>
-          <w:szCs w:val="20"/>
-        </w:rPr>
-        <w:t xml:space="preserve">Copy these straight across.</w:t>
       </w:r>
     </w:p>
     <w:tbl>
@@ -4334,7 +4340,7 @@
                 <w:sz w:val="18"/>
                 <w:szCs w:val="18"/>
               </w:rPr>
-              <w:t xml:space="preserve">It is a systems project — a local voice agent in C++ — rather than a fintech or payments build, so it does not fit the themed tracks. Open Track is where it is judged on engineering merit, which is the strength here.</w:t>
+              <w:t xml:space="preserve">A systems project — a local, OS-level voice agent in C++ — rather than a fintech build, so it does not fit the themed tracks. Open Track is where it is judged on engineering merit.</w:t>
             </w:r>
           </w:p>
         </w:tc>
@@ -4374,7 +4380,7 @@
                 <w:sz w:val="18"/>
                 <w:szCs w:val="18"/>
               </w:rPr>
-              <w:t xml:space="preserve">ARIA — an OS-level voice agent for Linux</w:t>
+              <w:t xml:space="preserve">ARIA / ARISE — an OS-level voice agent for Linux</w:t>
             </w:r>
           </w:p>
         </w:tc>
@@ -4457,6 +4463,45 @@
           </w:p>
         </w:tc>
       </w:tr>
+      <w:tr>
+        <w:tc>
+          <w:tcPr>
+            <w:tcW w:w="1900" w:type="dxa"/>
+            <w:vAlign w:val="top"/>
+          </w:tcPr>
+          <w:p>
+            <w:pPr>
+              <w:spacing w:before="0" w:after="80"/>
+            </w:pPr>
+            <w:r>
+              <w:rPr>
+                <w:b/>
+                <w:sz w:val="18"/>
+                <w:szCs w:val="18"/>
+              </w:rPr>
+              <w:t xml:space="preserve">Scale</w:t>
+            </w:r>
+          </w:p>
+        </w:tc>
+        <w:tc>
+          <w:tcPr>
+            <w:tcW w:w="8400" w:type="dxa"/>
+            <w:vAlign w:val="top"/>
+          </w:tcPr>
+          <w:p>
+            <w:pPr>
+              <w:spacing w:before="0" w:after="80"/>
+            </w:pPr>
+            <w:r>
+              <w:rPr>
+                <w:sz w:val="18"/>
+                <w:szCs w:val="18"/>
+              </w:rPr>
+              <w:t xml:space="preserve">~27,000 lines of C++ across 127 files, 222 tests passing. Built solo since March 2026.</w:t>
+            </w:r>
+          </w:p>
+        </w:tc>
+      </w:tr>
     </w:tbl>
     <w:p>
       <w:pPr>
@@ -4475,7 +4520,7 @@
           <w:sz w:val="20"/>
           <w:szCs w:val="20"/>
         </w:rPr>
-        <w:t xml:space="preserve">Good luck. Speak a little slower than feels natural and let the pauses breathe — the log window doing its thing on screen is doing a lot of the work for you.</w:t>
+        <w:t xml:space="preserve">Good luck. The strongest thing in this video is the Honest Status segment — most people showing a project this size try to hide the seams. Naming them is what will make a reviewer trust everything else you said.</w:t>
       </w:r>
     </w:p>
     <w:sectPr>

--- a/RAZORPAY_DEMO_SCRIPT.docx
+++ b/RAZORPAY_DEMO_SCRIPT.docx
@@ -2514,7 +2514,7 @@
                 <w:sz w:val="18"/>
                 <w:szCs w:val="18"/>
               </w:rPr>
-              <w:t xml:space="preserve">4:34 — The pivot</w:t>
+              <w:t xml:space="preserve">4:34 — Hand off to</w:t>
             </w:r>
             <w:r>
               <w:br/>
@@ -2525,6 +2525,17 @@
                 <w:sz w:val="18"/>
                 <w:szCs w:val="18"/>
               </w:rPr>
+              <w:t xml:space="preserve">the README</w:t>
+            </w:r>
+            <w:r>
+              <w:br/>
+            </w:r>
+            <w:r>
+              <w:rPr>
+                <w:b/>
+                <w:sz w:val="18"/>
+                <w:szCs w:val="18"/>
+              </w:rPr>
               <w:t xml:space="preserve">(TO CAMERA)</w:t>
             </w:r>
           </w:p>
@@ -2581,7 +2592,7 @@
                 <w:sz w:val="18"/>
                 <w:szCs w:val="18"/>
               </w:rPr>
-              <w:t xml:space="preserve">Switch to the browser tab with the GitHub README. Scroll to the System Architecture diagram.</w:t>
+              <w:t xml:space="preserve">Switch to the browser tab with the GitHub README, scrolled to the top.</w:t>
             </w:r>
           </w:p>
         </w:tc>
@@ -2599,7 +2610,7 @@
                 <w:sz w:val="18"/>
                 <w:szCs w:val="18"/>
               </w:rPr>
-              <w:t xml:space="preserve">Nothing — ARIA is idle. This is the hinge of the whole video; slow down here.</w:t>
+              <w:t xml:space="preserve">Nothing — ARIA is idle. This is the hinge of the video; slow down here.</w:t>
             </w:r>
           </w:p>
           <w:p>
@@ -2613,7 +2624,7 @@
                 <w:sz w:val="16"/>
                 <w:szCs w:val="16"/>
               </w:rPr>
-              <w:t xml:space="preserve">Owns the gap between what a demo can show and what was built, without apologising for it.</w:t>
+              <w:t xml:space="preserve">FULL SPOKEN SCRIPT FOR THE README WALKTHROUGH IS PART D. Go there now and come back for the closing line.</w:t>
             </w:r>
           </w:p>
         </w:tc>
@@ -2634,7 +2645,7 @@
                 <w:sz w:val="18"/>
                 <w:szCs w:val="18"/>
               </w:rPr>
-              <w:t xml:space="preserve">4:54 — The architecture</w:t>
+              <w:t xml:space="preserve">Close — after Part D</w:t>
             </w:r>
             <w:r>
               <w:br/>
@@ -2663,7 +2674,7 @@
                 <w:sz w:val="18"/>
                 <w:szCs w:val="18"/>
               </w:rPr>
-              <w:t xml:space="preserve">This is ARISE — the layer above the voice agent.</w:t>
+              <w:t xml:space="preserve">So: a system-level agent in C++, driving real machine state, all of it local. The voice layer works today; the cognitive layer is built and being joined to it.</w:t>
             </w:r>
             <w:r>
               <w:br/>
@@ -2683,7 +2694,7 @@
                 <w:sz w:val="18"/>
                 <w:szCs w:val="18"/>
               </w:rPr>
-              <w:t xml:space="preserve">At the centre is a shared event bus. Perception writes to it — screen, audio, system state. The goal stack writes to it too. An orchestrator reads that bus and hands work to specialised sub-minds: a watcher, a curator that pulls facts out of conversations, a researcher, a coder, and a critic that reviews output before anything gets applied.</w:t>
+              <w:t xml:space="preserve">One thing I deliberately didn't build: a loop that fine-tunes the model on my own conversations overnight. It needs about twelve gigabytes of VRAM and I have six. I'd rather leave it out than ship something that half-works.</w:t>
             </w:r>
             <w:r>
               <w:br/>
@@ -2703,47 +2714,7 @@
                 <w:sz w:val="18"/>
                 <w:szCs w:val="18"/>
               </w:rPr>
-              <w:t xml:space="preserve">Memory isn't one log. It's five stores — episodic for moments, semantic for facts, procedural for how I usually do things, plus identity and preferences, each with its own decay rules.</w:t>
-            </w:r>
-            <w:r>
-              <w:br/>
-            </w:r>
-            <w:r>
-              <w:rPr>
-                <w:sz w:val="18"/>
-                <w:szCs w:val="18"/>
-              </w:rPr>
-              <w:t xml:space="preserve"/>
-            </w:r>
-            <w:r>
-              <w:br/>
-            </w:r>
-            <w:r>
-              <w:rPr>
-                <w:sz w:val="18"/>
-                <w:szCs w:val="18"/>
-              </w:rPr>
-              <w:t xml:space="preserve">And there's a tool forge: when no existing tool fits, it writes one, runs it in a sandbox, and asks before keeping it.</w:t>
-            </w:r>
-            <w:r>
-              <w:br/>
-            </w:r>
-            <w:r>
-              <w:rPr>
-                <w:sz w:val="18"/>
-                <w:szCs w:val="18"/>
-              </w:rPr>
-              <w:t xml:space="preserve"/>
-            </w:r>
-            <w:r>
-              <w:br/>
-            </w:r>
-            <w:r>
-              <w:rPr>
-                <w:sz w:val="18"/>
-                <w:szCs w:val="18"/>
-              </w:rPr>
-              <w:t xml:space="preserve">That's about twenty-seven thousand lines of C++ across a hundred and twenty-seven files, with two hundred and twenty-two tests.</w:t>
+              <w:t xml:space="preserve">Thanks for watching.</w:t>
             </w:r>
           </w:p>
         </w:tc>
@@ -2761,7 +2732,7 @@
                 <w:sz w:val="18"/>
                 <w:szCs w:val="18"/>
               </w:rPr>
-              <w:t xml:space="preserve">Scroll slowly: architecture diagram → Memory Cortex section → Tool Forge section. Let each sit for a beat. Don't read the phase list aloud.</w:t>
+              <w:t xml:space="preserve">Back to camera or title card.</w:t>
             </w:r>
           </w:p>
         </w:tc>
@@ -2779,7 +2750,7 @@
                 <w:sz w:val="18"/>
                 <w:szCs w:val="18"/>
               </w:rPr>
-              <w:t xml:space="preserve">Nothing — narration over the README.</w:t>
+              <w:t xml:space="preserve">Nothing.</w:t>
             </w:r>
           </w:p>
           <w:p>
@@ -2793,286 +2764,6 @@
                 <w:sz w:val="16"/>
                 <w:szCs w:val="16"/>
               </w:rPr>
-              <w:t xml:space="preserve">Every number here is verified: 26,990 lines / 127 files / 222 tests on the ARISE.3.0 branch, 29 subsystems under arise/cortex/. Safe to state.</w:t>
-            </w:r>
-          </w:p>
-        </w:tc>
-      </w:tr>
-      <w:tr>
-        <w:tc>
-          <w:tcPr>
-            <w:tcW w:w="1450" w:type="dxa"/>
-            <w:vAlign w:val="top"/>
-          </w:tcPr>
-          <w:p>
-            <w:pPr>
-              <w:spacing w:before="0" w:after="80"/>
-            </w:pPr>
-            <w:r>
-              <w:rPr>
-                <w:b/>
-                <w:sz w:val="18"/>
-                <w:szCs w:val="18"/>
-              </w:rPr>
-              <w:t xml:space="preserve">5:39 — Honest status</w:t>
-            </w:r>
-            <w:r>
-              <w:br/>
-            </w:r>
-            <w:r>
-              <w:rPr>
-                <w:b/>
-                <w:sz w:val="18"/>
-                <w:szCs w:val="18"/>
-              </w:rPr>
-              <w:t xml:space="preserve">(TO CAMERA)</w:t>
-            </w:r>
-          </w:p>
-        </w:tc>
-        <w:tc>
-          <w:tcPr>
-            <w:tcW w:w="3550" w:type="dxa"/>
-            <w:vAlign w:val="top"/>
-          </w:tcPr>
-          <w:p>
-            <w:pPr>
-              <w:spacing w:before="0" w:after="80"/>
-            </w:pPr>
-            <w:r>
-              <w:rPr>
-                <w:sz w:val="18"/>
-                <w:szCs w:val="18"/>
-              </w:rPr>
-              <w:t xml:space="preserve">Now the honest part, because you'd find it anyway.</w:t>
-            </w:r>
-            <w:r>
-              <w:br/>
-            </w:r>
-            <w:r>
-              <w:rPr>
-                <w:sz w:val="18"/>
-                <w:szCs w:val="18"/>
-              </w:rPr>
-              <w:t xml:space="preserve"/>
-            </w:r>
-            <w:r>
-              <w:br/>
-            </w:r>
-            <w:r>
-              <w:rPr>
-                <w:sz w:val="18"/>
-                <w:szCs w:val="18"/>
-              </w:rPr>
-              <w:t xml:space="preserve">Every one of those subsystems is built and tested on its own — that's what the two hundred and twenty-two tests cover. What isn't finished is the wiring. Right now they run as separate processes with separate event buses, so the orchestrator can't yet see what perception publishes. Joining them into one daemon is exactly what I'm working on — architecture first, before I write more features.</w:t>
-            </w:r>
-            <w:r>
-              <w:br/>
-            </w:r>
-            <w:r>
-              <w:rPr>
-                <w:sz w:val="18"/>
-                <w:szCs w:val="18"/>
-              </w:rPr>
-              <w:t xml:space="preserve"/>
-            </w:r>
-            <w:r>
-              <w:br/>
-            </w:r>
-            <w:r>
-              <w:rPr>
-                <w:sz w:val="18"/>
-                <w:szCs w:val="18"/>
-              </w:rPr>
-              <w:t xml:space="preserve">That's also why you saw some rough edges today. I've been building this since March, on my own, on a six-gigabyte card that an eight-billion-parameter model doesn't quite fit into. I'd rather show you it running for real and tell you where the seams are than play you a recording that went perfectly.</w:t>
-            </w:r>
-          </w:p>
-        </w:tc>
-        <w:tc>
-          <w:tcPr>
-            <w:tcW w:w="2400" w:type="dxa"/>
-            <w:vAlign w:val="top"/>
-          </w:tcPr>
-          <w:p>
-            <w:pPr>
-              <w:spacing w:before="0" w:after="80"/>
-            </w:pPr>
-            <w:r>
-              <w:rPr>
-                <w:sz w:val="18"/>
-                <w:szCs w:val="18"/>
-              </w:rPr>
-              <w:t xml:space="preserve">Stay on the README. Optionally scroll to the Risk Register to show the constraints were planned for.</w:t>
-            </w:r>
-          </w:p>
-        </w:tc>
-        <w:tc>
-          <w:tcPr>
-            <w:tcW w:w="2900" w:type="dxa"/>
-            <w:vAlign w:val="top"/>
-          </w:tcPr>
-          <w:p>
-            <w:pPr>
-              <w:spacing w:before="0" w:after="80"/>
-            </w:pPr>
-            <w:r>
-              <w:rPr>
-                <w:sz w:val="18"/>
-                <w:szCs w:val="18"/>
-              </w:rPr>
-              <w:t xml:space="preserve">Nothing — narration.</w:t>
-            </w:r>
-          </w:p>
-          <w:p>
-            <w:pPr>
-              <w:spacing w:before="0" w:after="80"/>
-            </w:pPr>
-            <w:r>
-              <w:rPr>
-                <w:i/>
-                <w:color w:val="666666"/>
-                <w:sz w:val="16"/>
-                <w:szCs w:val="16"/>
-              </w:rPr>
-              <w:t xml:space="preserve">This is the strongest beat in the video. Naming the integration gap yourself converts it from a hole a reviewer finds into evidence of engineering judgement. Do not soften it.</w:t>
-            </w:r>
-          </w:p>
-        </w:tc>
-      </w:tr>
-      <w:tr>
-        <w:tc>
-          <w:tcPr>
-            <w:tcW w:w="1450" w:type="dxa"/>
-            <w:vAlign w:val="top"/>
-          </w:tcPr>
-          <w:p>
-            <w:pPr>
-              <w:spacing w:before="0" w:after="80"/>
-            </w:pPr>
-            <w:r>
-              <w:rPr>
-                <w:b/>
-                <w:sz w:val="18"/>
-                <w:szCs w:val="18"/>
-              </w:rPr>
-              <w:t xml:space="preserve">6:14 — Close</w:t>
-            </w:r>
-            <w:r>
-              <w:br/>
-            </w:r>
-            <w:r>
-              <w:rPr>
-                <w:b/>
-                <w:sz w:val="18"/>
-                <w:szCs w:val="18"/>
-              </w:rPr>
-              <w:t xml:space="preserve">(TO CAMERA)</w:t>
-            </w:r>
-          </w:p>
-        </w:tc>
-        <w:tc>
-          <w:tcPr>
-            <w:tcW w:w="3550" w:type="dxa"/>
-            <w:vAlign w:val="top"/>
-          </w:tcPr>
-          <w:p>
-            <w:pPr>
-              <w:spacing w:before="0" w:after="80"/>
-            </w:pPr>
-            <w:r>
-              <w:rPr>
-                <w:sz w:val="18"/>
-                <w:szCs w:val="18"/>
-              </w:rPr>
-              <w:t xml:space="preserve">So: a system-level agent in C++, driving real machine state, all of it local. The voice layer works today; the cognitive layer is built and being joined to it.</w:t>
-            </w:r>
-            <w:r>
-              <w:br/>
-            </w:r>
-            <w:r>
-              <w:rPr>
-                <w:sz w:val="18"/>
-                <w:szCs w:val="18"/>
-              </w:rPr>
-              <w:t xml:space="preserve"/>
-            </w:r>
-            <w:r>
-              <w:br/>
-            </w:r>
-            <w:r>
-              <w:rPr>
-                <w:sz w:val="18"/>
-                <w:szCs w:val="18"/>
-              </w:rPr>
-              <w:t xml:space="preserve">One thing I deliberately didn't build: a loop that fine-tunes the model on my own conversations overnight. It needs about twelve gigabytes of VRAM and I have six. I'd rather leave it out than ship something that half-works.</w:t>
-            </w:r>
-            <w:r>
-              <w:br/>
-            </w:r>
-            <w:r>
-              <w:rPr>
-                <w:sz w:val="18"/>
-                <w:szCs w:val="18"/>
-              </w:rPr>
-              <w:t xml:space="preserve"/>
-            </w:r>
-            <w:r>
-              <w:br/>
-            </w:r>
-            <w:r>
-              <w:rPr>
-                <w:sz w:val="18"/>
-                <w:szCs w:val="18"/>
-              </w:rPr>
-              <w:t xml:space="preserve">Thanks for watching.</w:t>
-            </w:r>
-          </w:p>
-        </w:tc>
-        <w:tc>
-          <w:tcPr>
-            <w:tcW w:w="2400" w:type="dxa"/>
-            <w:vAlign w:val="top"/>
-          </w:tcPr>
-          <w:p>
-            <w:pPr>
-              <w:spacing w:before="0" w:after="80"/>
-            </w:pPr>
-            <w:r>
-              <w:rPr>
-                <w:sz w:val="18"/>
-                <w:szCs w:val="18"/>
-              </w:rPr>
-              <w:t xml:space="preserve">Back to camera or title card.</w:t>
-            </w:r>
-          </w:p>
-        </w:tc>
-        <w:tc>
-          <w:tcPr>
-            <w:tcW w:w="2900" w:type="dxa"/>
-            <w:vAlign w:val="top"/>
-          </w:tcPr>
-          <w:p>
-            <w:pPr>
-              <w:spacing w:before="0" w:after="80"/>
-            </w:pPr>
-            <w:r>
-              <w:rPr>
-                <w:sz w:val="18"/>
-                <w:szCs w:val="18"/>
-              </w:rPr>
-              <w:t xml:space="preserve">Nothing.</w:t>
-            </w:r>
-          </w:p>
-          <w:p>
-            <w:pPr>
-              <w:spacing w:before="0" w:after="80"/>
-            </w:pPr>
-            <w:r>
-              <w:rPr>
-                <w:i/>
-                <w:color w:val="666666"/>
-                <w:sz w:val="16"/>
-                <w:szCs w:val="16"/>
-              </w:rPr>
               <w:t xml:space="preserve">Do not claim the wider roadmap is shipped.</w:t>
             </w:r>
           </w:p>
@@ -3422,7 +3113,7 @@
           <w:sz w:val="34"/>
           <w:szCs w:val="34"/>
         </w:rPr>
-        <w:t xml:space="preserve">Part D — Handling the README honestly</w:t>
+        <w:t xml:space="preserve">Part D — The README walkthrough: exactly what to say</w:t>
       </w:r>
     </w:p>
     <w:p>
@@ -3434,7 +3125,1227 @@
           <w:sz w:val="20"/>
           <w:szCs w:val="20"/>
         </w:rPr>
-        <w:t xml:space="preserve">You are showing the README as the closing argument, which is right — it carries the part a live demo cannot. Two things to get right while you are on screen.</w:t>
+        <w:t xml:space="preserve">This is the closing third of the video and the part a live demo cannot make. Everything below is verbatim. Each block gives you the scroll position and the words. Sections marked CORE are the spine — keep those. Sections marked OPTIONAL can go if you need to shorten.</w:t>
+      </w:r>
+    </w:p>
+    <w:p>
+      <w:pPr>
+        <w:spacing w:before="0" w:after="80"/>
+      </w:pPr>
+      <w:r>
+        <w:rPr>
+          <w:sz w:val="20"/>
+          <w:szCs w:val="20"/>
+        </w:rPr>
+        <w:t xml:space="preserve">Pace yourself. Let each part of the diagram sit on screen for a beat before you talk over it.</w:t>
+      </w:r>
+    </w:p>
+    <w:p>
+      <w:pPr>
+        <w:spacing w:before="0" w:after="80"/>
+      </w:pPr>
+      <w:r>
+        <w:rPr>
+          <w:b/>
+          <w:sz w:val="20"/>
+          <w:szCs w:val="20"/>
+        </w:rPr>
+        <w:t xml:space="preserve">Measured timings at a normal speaking pace (150 words per minute):</w:t>
+      </w:r>
+    </w:p>
+    <w:p>
+      <w:pPr>
+        <w:ind w:left="200"/>
+        <w:spacing w:before="0" w:after="50"/>
+      </w:pPr>
+      <w:r>
+        <w:rPr>
+          <w:sz w:val="20"/>
+          <w:szCs w:val="20"/>
+        </w:rPr>
+        <w:t xml:space="preserve">•  D1 banner 35s  ·  D2 lineage 45s  ·  D3 versions 22s  ·  D4 ten phases 40s  ·  D5 pillars 31s</w:t>
+      </w:r>
+    </w:p>
+    <w:p>
+      <w:pPr>
+        <w:ind w:left="200"/>
+        <w:spacing w:before="0" w:after="50"/>
+      </w:pPr>
+      <w:r>
+        <w:rPr>
+          <w:sz w:val="20"/>
+          <w:szCs w:val="20"/>
+        </w:rPr>
+        <w:t xml:space="preserve">•  D6 architecture 1m55s  ·  D7 memory 47s  ·  D8 goals+agents 42s  ·  D9 forge 43s</w:t>
+      </w:r>
+    </w:p>
+    <w:p>
+      <w:pPr>
+        <w:ind w:left="200"/>
+        <w:spacing w:before="0" w:after="50"/>
+      </w:pPr>
+      <w:r>
+        <w:rPr>
+          <w:sz w:val="20"/>
+          <w:szCs w:val="20"/>
+        </w:rPr>
+        <w:t xml:space="preserve">•  D10 hardware 48s  ·  D11 risks 33s  ·  D12 honest status 1m41s  ·  D13 day-in-life 34s</w:t>
+      </w:r>
+    </w:p>
+    <w:p>
+      <w:pPr>
+        <w:ind w:left="200"/>
+        <w:spacing w:before="0" w:after="50"/>
+      </w:pPr>
+      <w:r>
+        <w:rPr>
+          <w:b/>
+          <w:sz w:val="20"/>
+          <w:szCs w:val="20"/>
+        </w:rPr>
+        <w:t xml:space="preserve">•  Part D in full: 10m36s.  Part B (the live demo) is a further 5m10s.</w:t>
+      </w:r>
+    </w:p>
+    <w:p>
+      <w:pPr>
+        <w:keepNext/>
+        <w:spacing w:before="240" w:after="60"/>
+      </w:pPr>
+      <w:r>
+        <w:rPr>
+          <w:b/>
+          <w:color w:val="1A3E6E"/>
+          <w:sz w:val="22"/>
+          <w:szCs w:val="22"/>
+        </w:rPr>
+        <w:t xml:space="preserve">CORE  ·  D1 — The banner</w:t>
+      </w:r>
+    </w:p>
+    <w:p>
+      <w:pPr>
+        <w:ind w:left="120"/>
+        <w:spacing w:before="0" w:after="60"/>
+      </w:pPr>
+      <w:r>
+        <w:rPr>
+          <w:i/>
+          <w:color w:val="666666"/>
+          <w:sz w:val="18"/>
+          <w:szCs w:val="18"/>
+        </w:rPr>
+        <w:t xml:space="preserve">SCROLL TO:  the very top: the ARISE ASCII banner and the badge row</w:t>
+      </w:r>
+    </w:p>
+    <w:p>
+      <w:pPr>
+        <w:shd w:val="clear" w:fill="F7F9FC"/>
+        <w:ind w:left="120"/>
+        <w:spacing w:before="0" w:after="60"/>
+      </w:pPr>
+      <w:r>
+        <w:rPr>
+          <w:sz w:val="20"/>
+          <w:szCs w:val="20"/>
+        </w:rPr>
+        <w:t xml:space="preserve">So this is the repository. The project has two halves. ARIA is the voice agent you just watched — that part is finished and it runs. ARISE is what I've been building on top of it for the last few months, and it's a different category of thing.</w:t>
+      </w:r>
+      <w:r>
+        <w:br/>
+      </w:r>
+      <w:r>
+        <w:rPr>
+          <w:sz w:val="20"/>
+          <w:szCs w:val="20"/>
+        </w:rPr>
+        <w:t xml:space="preserve"/>
+      </w:r>
+      <w:r>
+        <w:br/>
+      </w:r>
+      <w:r>
+        <w:rPr>
+          <w:sz w:val="20"/>
+          <w:szCs w:val="20"/>
+        </w:rPr>
+        <w:t xml:space="preserve">The tagline is deliberately ambitious, and I'll be honest with you about how much of it is running today versus built and waiting to be connected. Let me show you the design first, then I'll tell you exactly where it stands.</w:t>
+      </w:r>
+    </w:p>
+    <w:p>
+      <w:pPr>
+        <w:ind w:left="120"/>
+        <w:spacing w:before="0" w:after="100"/>
+      </w:pPr>
+      <w:r>
+        <w:rPr>
+          <w:i/>
+          <w:color w:val="8A5A00"/>
+          <w:sz w:val="16"/>
+          <w:szCs w:val="16"/>
+        </w:rPr>
+        <w:t xml:space="preserve">Note: Setting up the honesty beat this early is what buys you credibility for everything after it. Do not skip these two sentences.</w:t>
+      </w:r>
+    </w:p>
+    <w:p>
+      <w:pPr>
+        <w:keepNext/>
+        <w:spacing w:before="240" w:after="60"/>
+      </w:pPr>
+      <w:r>
+        <w:rPr>
+          <w:b/>
+          <w:color w:val="1A3E6E"/>
+          <w:sz w:val="22"/>
+          <w:szCs w:val="22"/>
+        </w:rPr>
+        <w:t xml:space="preserve">CORE  ·  D2 — The Lineage block</w:t>
+      </w:r>
+    </w:p>
+    <w:p>
+      <w:pPr>
+        <w:ind w:left="120"/>
+        <w:spacing w:before="0" w:after="60"/>
+      </w:pPr>
+      <w:r>
+        <w:rPr>
+          <w:i/>
+          <w:color w:val="666666"/>
+          <w:sz w:val="18"/>
+          <w:szCs w:val="18"/>
+        </w:rPr>
+        <w:t xml:space="preserve">SCROLL TO:  the ARIA ─── ARISE comparison block</w:t>
+      </w:r>
+    </w:p>
+    <w:p>
+      <w:pPr>
+        <w:shd w:val="clear" w:fill="F7F9FC"/>
+        <w:ind w:left="120"/>
+        <w:spacing w:before="0" w:after="60"/>
+      </w:pPr>
+      <w:r>
+        <w:rPr>
+          <w:sz w:val="20"/>
+          <w:szCs w:val="20"/>
+        </w:rPr>
+        <w:t xml:space="preserve">This is the clearest way to see what changed. On the left is ARIA: it's reactive. I speak, a tool fires, it replies, and when the process dies it forgets almost everything.</w:t>
+      </w:r>
+      <w:r>
+        <w:br/>
+      </w:r>
+      <w:r>
+        <w:rPr>
+          <w:sz w:val="20"/>
+          <w:szCs w:val="20"/>
+        </w:rPr>
+        <w:t xml:space="preserve"/>
+      </w:r>
+      <w:r>
+        <w:br/>
+      </w:r>
+      <w:r>
+        <w:rPr>
+          <w:sz w:val="20"/>
+          <w:szCs w:val="20"/>
+        </w:rPr>
+        <w:t xml:space="preserve">On the right is what ARISE is built to be. Instead of one inference loop, several specialised minds. Instead of a flat conversation log, a memory system with real structure. Instead of a toolset fixed at compile time, one that can write its own tools. And instead of only looking when I ask it to, continuous perception.</w:t>
+      </w:r>
+      <w:r>
+        <w:br/>
+      </w:r>
+      <w:r>
+        <w:rPr>
+          <w:sz w:val="20"/>
+          <w:szCs w:val="20"/>
+        </w:rPr>
+        <w:t xml:space="preserve"/>
+      </w:r>
+      <w:r>
+        <w:br/>
+      </w:r>
+      <w:r>
+        <w:rPr>
+          <w:sz w:val="20"/>
+          <w:szCs w:val="20"/>
+        </w:rPr>
+        <w:t xml:space="preserve">That right-hand column is the design target. Most of it is written; the last step is wiring it together, and I'll come back to that.</w:t>
+      </w:r>
+    </w:p>
+    <w:p>
+      <w:pPr>
+        <w:keepNext/>
+        <w:spacing w:before="240" w:after="60"/>
+      </w:pPr>
+      <w:r>
+        <w:rPr>
+          <w:b/>
+          <w:color w:val="7A7A7A"/>
+          <w:sz w:val="22"/>
+          <w:szCs w:val="22"/>
+        </w:rPr>
+        <w:t xml:space="preserve">OPTIONAL  ·  D3 — Version history</w:t>
+      </w:r>
+    </w:p>
+    <w:p>
+      <w:pPr>
+        <w:ind w:left="120"/>
+        <w:spacing w:before="0" w:after="60"/>
+      </w:pPr>
+      <w:r>
+        <w:rPr>
+          <w:i/>
+          <w:color w:val="666666"/>
+          <w:sz w:val="18"/>
+          <w:szCs w:val="18"/>
+        </w:rPr>
+        <w:t xml:space="preserve">SCROLL TO:  the branch table</w:t>
+      </w:r>
+    </w:p>
+    <w:p>
+      <w:pPr>
+        <w:shd w:val="clear" w:fill="F7F9FC"/>
+        <w:ind w:left="120"/>
+        <w:spacing w:before="0" w:after="60"/>
+      </w:pPr>
+      <w:r>
+        <w:rPr>
+          <w:sz w:val="20"/>
+          <w:szCs w:val="20"/>
+        </w:rPr>
+        <w:t xml:space="preserve">Each of these branches was a real version, not a feature patch. ARIA v2 was tool execution and basic memory. v2.5 added vector memory and semantic recall, so it could actually search its own history. v2.7 added the planner and neural text-to-speech. ARISE 3.0 is where it stopped being an assistant and became a system.</w:t>
+      </w:r>
+    </w:p>
+    <w:p>
+      <w:pPr>
+        <w:keepNext/>
+        <w:spacing w:before="240" w:after="60"/>
+      </w:pPr>
+      <w:r>
+        <w:rPr>
+          <w:b/>
+          <w:color w:val="1A3E6E"/>
+          <w:sz w:val="22"/>
+          <w:szCs w:val="22"/>
+        </w:rPr>
+        <w:t xml:space="preserve">CORE  ·  D4 — The ten phases</w:t>
+      </w:r>
+    </w:p>
+    <w:p>
+      <w:pPr>
+        <w:ind w:left="120"/>
+        <w:spacing w:before="0" w:after="60"/>
+      </w:pPr>
+      <w:r>
+        <w:rPr>
+          <w:i/>
+          <w:color w:val="666666"/>
+          <w:sz w:val="18"/>
+          <w:szCs w:val="18"/>
+        </w:rPr>
+        <w:t xml:space="preserve">SCROLL TO:  the RELEASE SURFACE box with the ten phases</w:t>
+      </w:r>
+    </w:p>
+    <w:p>
+      <w:pPr>
+        <w:shd w:val="clear" w:fill="F7F9FC"/>
+        <w:ind w:left="120"/>
+        <w:spacing w:before="0" w:after="60"/>
+      </w:pPr>
+      <w:r>
+        <w:rPr>
+          <w:sz w:val="20"/>
+          <w:szCs w:val="20"/>
+        </w:rPr>
+        <w:t xml:space="preserve">Ten subsystems. Memory, perception, goals, an orchestrator with sub-agents, a tool forge, a proactive engine, federation across devices, voice and persona, a self-improvement loop, and a privacy vault.</w:t>
+      </w:r>
+      <w:r>
+        <w:br/>
+      </w:r>
+      <w:r>
+        <w:rPr>
+          <w:sz w:val="20"/>
+          <w:szCs w:val="20"/>
+        </w:rPr>
+        <w:t xml:space="preserve"/>
+      </w:r>
+      <w:r>
+        <w:br/>
+      </w:r>
+      <w:r>
+        <w:rPr>
+          <w:sz w:val="20"/>
+          <w:szCs w:val="20"/>
+        </w:rPr>
+        <w:t xml:space="preserve">I want to be precise about this box, because it's the thing you'd most reasonably be sceptical of. Every one of these has real code behind it — I'll show you the numbers in a second. What varies is how far each one got. Some run today. Some are built and tested but not yet connected to the others. Two of them I deliberately stopped working on, and I'll tell you which and why.</w:t>
+      </w:r>
+    </w:p>
+    <w:p>
+      <w:pPr>
+        <w:ind w:left="120"/>
+        <w:spacing w:before="0" w:after="100"/>
+      </w:pPr>
+      <w:r>
+        <w:rPr>
+          <w:i/>
+          <w:color w:val="8A5A00"/>
+          <w:sz w:val="16"/>
+          <w:szCs w:val="16"/>
+        </w:rPr>
+        <w:t xml:space="preserve">Note: This is the single most important honesty beat in the whole video. Say it exactly. It pre-empts the one objection that would otherwise sink every other claim.</w:t>
+      </w:r>
+    </w:p>
+    <w:p>
+      <w:pPr>
+        <w:keepNext/>
+        <w:spacing w:before="240" w:after="60"/>
+      </w:pPr>
+      <w:r>
+        <w:rPr>
+          <w:b/>
+          <w:color w:val="7A7A7A"/>
+          <w:sz w:val="22"/>
+          <w:szCs w:val="22"/>
+        </w:rPr>
+        <w:t xml:space="preserve">OPTIONAL  ·  D5 — The Five Pillars</w:t>
+      </w:r>
+    </w:p>
+    <w:p>
+      <w:pPr>
+        <w:ind w:left="120"/>
+        <w:spacing w:before="0" w:after="60"/>
+      </w:pPr>
+      <w:r>
+        <w:rPr>
+          <w:i/>
+          <w:color w:val="666666"/>
+          <w:sz w:val="18"/>
+          <w:szCs w:val="18"/>
+        </w:rPr>
+        <w:t xml:space="preserve">SCROLL TO:  the Five Pillars table</w:t>
+      </w:r>
+    </w:p>
+    <w:p>
+      <w:pPr>
+        <w:shd w:val="clear" w:fill="F7F9FC"/>
+        <w:ind w:left="120"/>
+        <w:spacing w:before="0" w:after="60"/>
+      </w:pPr>
+      <w:r>
+        <w:rPr>
+          <w:sz w:val="20"/>
+          <w:szCs w:val="20"/>
+        </w:rPr>
+        <w:t xml:space="preserve">I kept coming back to these five when deciding what to build. Persistent self — does it remember who I am across reboots. Continuous perception — does it see without being asked. Long-horizon agency — can it hold a goal for days, not one conversation. Self-extension — can it grow its own capabilities. And multi-mind orchestration — can it delegate instead of doing everything in one loop.</w:t>
+      </w:r>
+      <w:r>
+        <w:br/>
+      </w:r>
+      <w:r>
+        <w:rPr>
+          <w:sz w:val="20"/>
+          <w:szCs w:val="20"/>
+        </w:rPr>
+        <w:t xml:space="preserve"/>
+      </w:r>
+      <w:r>
+        <w:br/>
+      </w:r>
+      <w:r>
+        <w:rPr>
+          <w:sz w:val="20"/>
+          <w:szCs w:val="20"/>
+        </w:rPr>
+        <w:t xml:space="preserve">Anything that didn't serve one of those five, I didn't build.</w:t>
+      </w:r>
+    </w:p>
+    <w:p>
+      <w:pPr>
+        <w:keepNext/>
+        <w:spacing w:before="240" w:after="60"/>
+      </w:pPr>
+      <w:r>
+        <w:rPr>
+          <w:b/>
+          <w:color w:val="1A3E6E"/>
+          <w:sz w:val="22"/>
+          <w:szCs w:val="22"/>
+        </w:rPr>
+        <w:t xml:space="preserve">CORE  ·  D6 — THE ARCHITECTURE DIAGRAM  ·  the centrepiece</w:t>
+      </w:r>
+    </w:p>
+    <w:p>
+      <w:pPr>
+        <w:ind w:left="120"/>
+        <w:spacing w:before="0" w:after="60"/>
+      </w:pPr>
+      <w:r>
+        <w:rPr>
+          <w:i/>
+          <w:color w:val="666666"/>
+          <w:sz w:val="18"/>
+          <w:szCs w:val="18"/>
+        </w:rPr>
+        <w:t xml:space="preserve">SCROLL TO:  the big System Architecture box. Give it a moment on screen before you speak.</w:t>
+      </w:r>
+    </w:p>
+    <w:p>
+      <w:pPr>
+        <w:shd w:val="clear" w:fill="F7F9FC"/>
+        <w:ind w:left="120"/>
+        <w:spacing w:before="0" w:after="60"/>
+      </w:pPr>
+      <w:r>
+        <w:rPr>
+          <w:sz w:val="20"/>
+          <w:szCs w:val="20"/>
+        </w:rPr>
+        <w:t xml:space="preserve">This is the whole system on one page. Let me walk it top to bottom.</w:t>
+      </w:r>
+      <w:r>
+        <w:br/>
+      </w:r>
+      <w:r>
+        <w:rPr>
+          <w:sz w:val="20"/>
+          <w:szCs w:val="20"/>
+        </w:rPr>
+        <w:t xml:space="preserve"/>
+      </w:r>
+      <w:r>
+        <w:br/>
+      </w:r>
+      <w:r>
+        <w:rPr>
+          <w:sz w:val="20"/>
+          <w:szCs w:val="20"/>
+        </w:rPr>
+        <w:t xml:space="preserve">Start in the middle — the blackboard. That's a shared event bus. Everything in the system publishes to it and subscribes from it, rather than calling each other directly. That one decision is what lets me add a new sub-agent without touching any existing one.</w:t>
+      </w:r>
+      <w:r>
+        <w:br/>
+      </w:r>
+      <w:r>
+        <w:rPr>
+          <w:sz w:val="20"/>
+          <w:szCs w:val="20"/>
+        </w:rPr>
+        <w:t xml:space="preserve"/>
+      </w:r>
+      <w:r>
+        <w:br/>
+      </w:r>
+      <w:r>
+        <w:rPr>
+          <w:sz w:val="20"/>
+          <w:szCs w:val="20"/>
+        </w:rPr>
+        <w:t xml:space="preserve">On the left, perception writes into it: screen captures, audio classification, and system state — which app is focused, battery, volume, sampled every few seconds. It only posts changes, not a constant stream, so the bus doesn't drown.</w:t>
+      </w:r>
+      <w:r>
+        <w:br/>
+      </w:r>
+      <w:r>
+        <w:rPr>
+          <w:sz w:val="20"/>
+          <w:szCs w:val="20"/>
+        </w:rPr>
+        <w:t xml:space="preserve"/>
+      </w:r>
+      <w:r>
+        <w:br/>
+      </w:r>
+      <w:r>
+        <w:rPr>
+          <w:sz w:val="20"/>
+          <w:szCs w:val="20"/>
+        </w:rPr>
+        <w:t xml:space="preserve">On the right, the goal stack. Goals aren't tasks in a to-do list — they have a lifecycle, deadlines, and dependencies, and they survive reboots because they're in SQLite. A goal coming due publishes an event, same as anything else.</w:t>
+      </w:r>
+      <w:r>
+        <w:br/>
+      </w:r>
+      <w:r>
+        <w:rPr>
+          <w:sz w:val="20"/>
+          <w:szCs w:val="20"/>
+        </w:rPr>
+        <w:t xml:space="preserve"/>
+      </w:r>
+      <w:r>
+        <w:br/>
+      </w:r>
+      <w:r>
+        <w:rPr>
+          <w:sz w:val="20"/>
+          <w:szCs w:val="20"/>
+        </w:rPr>
+        <w:t xml:space="preserve">Underneath both is the cognitive orchestrator. It reads the bus and decides what deserves attention and who should handle it.</w:t>
+      </w:r>
+      <w:r>
+        <w:br/>
+      </w:r>
+      <w:r>
+        <w:rPr>
+          <w:sz w:val="20"/>
+          <w:szCs w:val="20"/>
+        </w:rPr>
+        <w:t xml:space="preserve"/>
+      </w:r>
+      <w:r>
+        <w:br/>
+      </w:r>
+      <w:r>
+        <w:rPr>
+          <w:sz w:val="20"/>
+          <w:szCs w:val="20"/>
+        </w:rPr>
+        <w:t xml:space="preserve">And then the row of minds. The primary mind is the 8-billion-parameter model on the GPU — that's the one that talks to me. Around it, smaller specialists on the CPU: a watcher that just monitors for triggers, a curator that reads finished conversations and extracts durable facts, a researcher for multi-step lookups, a coder for edits, and a critic that reviews any output before it gets applied.</w:t>
+      </w:r>
+      <w:r>
+        <w:br/>
+      </w:r>
+      <w:r>
+        <w:rPr>
+          <w:sz w:val="20"/>
+          <w:szCs w:val="20"/>
+        </w:rPr>
+        <w:t xml:space="preserve"/>
+      </w:r>
+      <w:r>
+        <w:br/>
+      </w:r>
+      <w:r>
+        <w:rPr>
+          <w:sz w:val="20"/>
+          <w:szCs w:val="20"/>
+        </w:rPr>
+        <w:t xml:space="preserve">The reason they're small is the hardware. I have six gigabytes of VRAM. The main model already fills it. So everything that needs to run continuously runs on the CPU, and the GPU stays reserved for the one model that has to answer fast. That constraint shaped almost every decision on this page.</w:t>
+      </w:r>
+      <w:r>
+        <w:br/>
+      </w:r>
+      <w:r>
+        <w:rPr>
+          <w:sz w:val="20"/>
+          <w:szCs w:val="20"/>
+        </w:rPr>
+        <w:t xml:space="preserve"/>
+      </w:r>
+      <w:r>
+        <w:br/>
+      </w:r>
+      <w:r>
+        <w:rPr>
+          <w:sz w:val="20"/>
+          <w:szCs w:val="20"/>
+        </w:rPr>
+        <w:t xml:space="preserve">Below that, the memory cortex, and below that the tool forge — I'll take those separately.</w:t>
+      </w:r>
+    </w:p>
+    <w:p>
+      <w:pPr>
+        <w:ind w:left="120"/>
+        <w:spacing w:before="0" w:after="100"/>
+      </w:pPr>
+      <w:r>
+        <w:rPr>
+          <w:i/>
+          <w:color w:val="8A5A00"/>
+          <w:sz w:val="16"/>
+          <w:szCs w:val="16"/>
+        </w:rPr>
+        <w:t xml:space="preserve">Note: This is the longest single block in the video, ~80 seconds. Do not rush it. Move the cursor along each box as you name it. If a reviewer only remembers one thing, it should be this.</w:t>
+      </w:r>
+    </w:p>
+    <w:p>
+      <w:pPr>
+        <w:keepNext/>
+        <w:spacing w:before="240" w:after="60"/>
+      </w:pPr>
+      <w:r>
+        <w:rPr>
+          <w:b/>
+          <w:color w:val="1A3E6E"/>
+          <w:sz w:val="22"/>
+          <w:szCs w:val="22"/>
+        </w:rPr>
+        <w:t xml:space="preserve">CORE  ·  D7 — Memory Cortex</w:t>
+      </w:r>
+    </w:p>
+    <w:p>
+      <w:pPr>
+        <w:ind w:left="120"/>
+        <w:spacing w:before="0" w:after="60"/>
+      </w:pPr>
+      <w:r>
+        <w:rPr>
+          <w:i/>
+          <w:color w:val="666666"/>
+          <w:sz w:val="18"/>
+          <w:szCs w:val="18"/>
+        </w:rPr>
+        <w:t xml:space="preserve">SCROLL TO:  the Phase 1 section with the ~/.arise/memory/ file tree</w:t>
+      </w:r>
+    </w:p>
+    <w:p>
+      <w:pPr>
+        <w:shd w:val="clear" w:fill="F7F9FC"/>
+        <w:ind w:left="120"/>
+        <w:spacing w:before="0" w:after="60"/>
+      </w:pPr>
+      <w:r>
+        <w:rPr>
+          <w:sz w:val="20"/>
+          <w:szCs w:val="20"/>
+        </w:rPr>
+        <w:t xml:space="preserve">Memory is five separate stores, not one log, because a single table can't model a person.</w:t>
+      </w:r>
+      <w:r>
+        <w:br/>
+      </w:r>
+      <w:r>
+        <w:rPr>
+          <w:sz w:val="20"/>
+          <w:szCs w:val="20"/>
+        </w:rPr>
+        <w:t xml:space="preserve"/>
+      </w:r>
+      <w:r>
+        <w:br/>
+      </w:r>
+      <w:r>
+        <w:rPr>
+          <w:sz w:val="20"/>
+          <w:szCs w:val="20"/>
+        </w:rPr>
+        <w:t xml:space="preserve">Episodic is moments — what happened, when, and how important it was. Semantic is extracted facts. Procedural is how I usually do a given thing. Identity is who it is — name, persona, and a do and don't list, and that one's kept in a git repo so every change to its behaviour is a commit I can read back. And preferences are the stable things it's learned about how I like to work.</w:t>
+      </w:r>
+      <w:r>
+        <w:br/>
+      </w:r>
+      <w:r>
+        <w:rPr>
+          <w:sz w:val="20"/>
+          <w:szCs w:val="20"/>
+        </w:rPr>
+        <w:t xml:space="preserve"/>
+      </w:r>
+      <w:r>
+        <w:br/>
+      </w:r>
+      <w:r>
+        <w:rPr>
+          <w:sz w:val="20"/>
+          <w:szCs w:val="20"/>
+        </w:rPr>
+        <w:t xml:space="preserve">Forgetting is deliberate. Everything gets a salience score, and low-salience memories expire after a week while important ones stay. Without that, a system like this just fills up with noise.</w:t>
+      </w:r>
+    </w:p>
+    <w:p>
+      <w:pPr>
+        <w:keepNext/>
+        <w:spacing w:before="240" w:after="60"/>
+      </w:pPr>
+      <w:r>
+        <w:rPr>
+          <w:b/>
+          <w:color w:val="1A3E6E"/>
+          <w:sz w:val="22"/>
+          <w:szCs w:val="22"/>
+        </w:rPr>
+        <w:t xml:space="preserve">CORE  ·  D8 — Goal stack + sub-agents</w:t>
+      </w:r>
+    </w:p>
+    <w:p>
+      <w:pPr>
+        <w:ind w:left="120"/>
+        <w:spacing w:before="0" w:after="60"/>
+      </w:pPr>
+      <w:r>
+        <w:rPr>
+          <w:i/>
+          <w:color w:val="666666"/>
+          <w:sz w:val="18"/>
+          <w:szCs w:val="18"/>
+        </w:rPr>
+        <w:t xml:space="preserve">SCROLL TO:  the Phase 3 goal lifecycle block, then Phase 4</w:t>
+      </w:r>
+    </w:p>
+    <w:p>
+      <w:pPr>
+        <w:shd w:val="clear" w:fill="F7F9FC"/>
+        <w:ind w:left="120"/>
+        <w:spacing w:before="0" w:after="60"/>
+      </w:pPr>
+      <w:r>
+        <w:rPr>
+          <w:sz w:val="20"/>
+          <w:szCs w:val="20"/>
+        </w:rPr>
+        <w:t xml:space="preserve">The goal lifecycle is a real state machine — proposed, accepted, in progress, blocked, done — and goals can spawn sub-goals. On boot, anything still in progress gets picked back up.</w:t>
+      </w:r>
+      <w:r>
+        <w:br/>
+      </w:r>
+      <w:r>
+        <w:rPr>
+          <w:sz w:val="20"/>
+          <w:szCs w:val="20"/>
+        </w:rPr>
+        <w:t xml:space="preserve"/>
+      </w:r>
+      <w:r>
+        <w:br/>
+      </w:r>
+      <w:r>
+        <w:rPr>
+          <w:sz w:val="20"/>
+          <w:szCs w:val="20"/>
+        </w:rPr>
+        <w:t xml:space="preserve">And this is how delegation works. The primary mind doesn't do everything itself; it spawns a sub-agent with a role and a task. Each one gets a hard budget — token limit, time limit, tool-call limit — and gets killed if it exceeds them. That's not a nice-to-have. An agent that can spawn agents will absolutely run away from you, and the budget is what stops it turning into an infinite loop that eats the machine.</w:t>
+      </w:r>
+    </w:p>
+    <w:p>
+      <w:pPr>
+        <w:keepNext/>
+        <w:spacing w:before="240" w:after="60"/>
+      </w:pPr>
+      <w:r>
+        <w:rPr>
+          <w:b/>
+          <w:color w:val="1A3E6E"/>
+          <w:sz w:val="22"/>
+          <w:szCs w:val="22"/>
+        </w:rPr>
+        <w:t xml:space="preserve">CORE  ·  D9 — Tool Forge</w:t>
+      </w:r>
+    </w:p>
+    <w:p>
+      <w:pPr>
+        <w:ind w:left="120"/>
+        <w:spacing w:before="0" w:after="60"/>
+      </w:pPr>
+      <w:r>
+        <w:rPr>
+          <w:i/>
+          <w:color w:val="666666"/>
+          <w:sz w:val="18"/>
+          <w:szCs w:val="18"/>
+        </w:rPr>
+        <w:t xml:space="preserve">SCROLL TO:  the Phase 5 forge flow and the ~/.arise/tools/ tree</w:t>
+      </w:r>
+    </w:p>
+    <w:p>
+      <w:pPr>
+        <w:shd w:val="clear" w:fill="F7F9FC"/>
+        <w:ind w:left="120"/>
+        <w:spacing w:before="0" w:after="60"/>
+      </w:pPr>
+      <w:r>
+        <w:rPr>
+          <w:sz w:val="20"/>
+          <w:szCs w:val="20"/>
+        </w:rPr>
+        <w:t xml:space="preserve">This is the part I find most interesting. When the primary mind hits something no existing tool covers, it can write one. The coder drafts a script, the critic reviews it for anything dangerous, it runs in a bubblewrap sandbox against sample inputs, and only if that looks sane does it ask me whether to keep it.</w:t>
+      </w:r>
+      <w:r>
+        <w:br/>
+      </w:r>
+      <w:r>
+        <w:rPr>
+          <w:sz w:val="20"/>
+          <w:szCs w:val="20"/>
+        </w:rPr>
+        <w:t xml:space="preserve"/>
+      </w:r>
+      <w:r>
+        <w:br/>
+      </w:r>
+      <w:r>
+        <w:rPr>
+          <w:sz w:val="20"/>
+          <w:szCs w:val="20"/>
+        </w:rPr>
+        <w:t xml:space="preserve">Nothing self-approves. Generated tools sit in a sandbox directory that is never auto-run, and there's a hard-coded forbidden list — no sudo, no rm -rf, no raw sockets in a tool that shouldn't need the network. Same philosophy as the deny-list you saw fire earlier: the model proposes, fixed code decides.</w:t>
+      </w:r>
+    </w:p>
+    <w:p>
+      <w:pPr>
+        <w:keepNext/>
+        <w:spacing w:before="240" w:after="60"/>
+      </w:pPr>
+      <w:r>
+        <w:rPr>
+          <w:b/>
+          <w:color w:val="1A3E6E"/>
+          <w:sz w:val="22"/>
+          <w:szCs w:val="22"/>
+        </w:rPr>
+        <w:t xml:space="preserve">CORE  ·  D10 — Hardware budget</w:t>
+      </w:r>
+    </w:p>
+    <w:p>
+      <w:pPr>
+        <w:ind w:left="120"/>
+        <w:spacing w:before="0" w:after="60"/>
+      </w:pPr>
+      <w:r>
+        <w:rPr>
+          <w:i/>
+          <w:color w:val="666666"/>
+          <w:sz w:val="18"/>
+          <w:szCs w:val="18"/>
+        </w:rPr>
+        <w:t xml:space="preserve">SCROLL TO:  the Hardware &amp; Resource Budget table</w:t>
+      </w:r>
+    </w:p>
+    <w:p>
+      <w:pPr>
+        <w:shd w:val="clear" w:fill="F7F9FC"/>
+        <w:ind w:left="120"/>
+        <w:spacing w:before="0" w:after="60"/>
+      </w:pPr>
+      <w:r>
+        <w:rPr>
+          <w:sz w:val="20"/>
+          <w:szCs w:val="20"/>
+        </w:rPr>
+        <w:t xml:space="preserve">This table is the honest engineering of the project. Six gigabytes of VRAM, a laptop GPU, no cloud.</w:t>
+      </w:r>
+      <w:r>
+        <w:br/>
+      </w:r>
+      <w:r>
+        <w:rPr>
+          <w:sz w:val="20"/>
+          <w:szCs w:val="20"/>
+        </w:rPr>
+        <w:t xml:space="preserve"/>
+      </w:r>
+      <w:r>
+        <w:br/>
+      </w:r>
+      <w:r>
+        <w:rPr>
+          <w:sz w:val="20"/>
+          <w:szCs w:val="20"/>
+        </w:rPr>
+        <w:t xml:space="preserve">The main model stays pinned on the GPU permanently so it never pays a reload. Vision runs on the CPU on purpose — I tried it on the GPU and it evicted the main model, which turned every reply into a sixteen-second wait. Sub-agents are small enough to sit on the CPU in parallel.</w:t>
+      </w:r>
+      <w:r>
+        <w:br/>
+      </w:r>
+      <w:r>
+        <w:rPr>
+          <w:sz w:val="20"/>
+          <w:szCs w:val="20"/>
+        </w:rPr>
+        <w:t xml:space="preserve"/>
+      </w:r>
+      <w:r>
+        <w:br/>
+      </w:r>
+      <w:r>
+        <w:rPr>
+          <w:sz w:val="20"/>
+          <w:szCs w:val="20"/>
+        </w:rPr>
+        <w:t xml:space="preserve">One line here is now out of date in my favour: it says speech-to-text runs on the CPU at about a second and a half. I moved it onto the GPU this week and it's seventy-seven milliseconds — twenty times faster. That's why the demo you just watched felt responsive.</w:t>
+      </w:r>
+    </w:p>
+    <w:p>
+      <w:pPr>
+        <w:ind w:left="120"/>
+        <w:spacing w:before="0" w:after="100"/>
+      </w:pPr>
+      <w:r>
+        <w:rPr>
+          <w:i/>
+          <w:color w:val="8A5A00"/>
+          <w:sz w:val="16"/>
+          <w:szCs w:val="16"/>
+        </w:rPr>
+        <w:t xml:space="preserve">Note: Deliberately flagging your own stale doc, and the fix being a 20x win, reads as someone who measures things. Verified: aria-bench asr p50 1546ms -&gt; 77ms.</w:t>
+      </w:r>
+    </w:p>
+    <w:p>
+      <w:pPr>
+        <w:keepNext/>
+        <w:spacing w:before="240" w:after="60"/>
+      </w:pPr>
+      <w:r>
+        <w:rPr>
+          <w:b/>
+          <w:color w:val="7A7A7A"/>
+          <w:sz w:val="22"/>
+          <w:szCs w:val="22"/>
+        </w:rPr>
+        <w:t xml:space="preserve">OPTIONAL  ·  D11 — Risk register</w:t>
+      </w:r>
+    </w:p>
+    <w:p>
+      <w:pPr>
+        <w:ind w:left="120"/>
+        <w:spacing w:before="0" w:after="60"/>
+      </w:pPr>
+      <w:r>
+        <w:rPr>
+          <w:i/>
+          <w:color w:val="666666"/>
+          <w:sz w:val="18"/>
+          <w:szCs w:val="18"/>
+        </w:rPr>
+        <w:t xml:space="preserve">SCROLL TO:  the Risk Register table</w:t>
+      </w:r>
+    </w:p>
+    <w:p>
+      <w:pPr>
+        <w:shd w:val="clear" w:fill="F7F9FC"/>
+        <w:ind w:left="120"/>
+        <w:spacing w:before="0" w:after="60"/>
+      </w:pPr>
+      <w:r>
+        <w:rPr>
+          <w:sz w:val="20"/>
+          <w:szCs w:val="20"/>
+        </w:rPr>
+        <w:t xml:space="preserve">I wrote this before building most of it. Runaway sub-agents, memory growing without bound, the proactive engine becoming annoying, and a vision system that watches your screen being an obvious privacy problem. Each one has a mitigation next to it — budgets, decay, a feedback loop that goes quiet after repeated rejections, and a privacy gate that stops screen capture on banking or password apps.</w:t>
+      </w:r>
+      <w:r>
+        <w:br/>
+      </w:r>
+      <w:r>
+        <w:rPr>
+          <w:sz w:val="20"/>
+          <w:szCs w:val="20"/>
+        </w:rPr>
+        <w:t xml:space="preserve"/>
+      </w:r>
+      <w:r>
+        <w:br/>
+      </w:r>
+      <w:r>
+        <w:rPr>
+          <w:sz w:val="20"/>
+          <w:szCs w:val="20"/>
+        </w:rPr>
+        <w:t xml:space="preserve">One row is the reason I cut a feature, and that's the next thing I want to tell you.</w:t>
+      </w:r>
+    </w:p>
+    <w:p>
+      <w:pPr>
+        <w:keepNext/>
+        <w:spacing w:before="240" w:after="60"/>
+      </w:pPr>
+      <w:r>
+        <w:rPr>
+          <w:b/>
+          <w:color w:val="1A3E6E"/>
+          <w:sz w:val="22"/>
+          <w:szCs w:val="22"/>
+        </w:rPr>
+        <w:t xml:space="preserve">CORE  ·  D12 — Honest status  ·  the most important block</w:t>
+      </w:r>
+    </w:p>
+    <w:p>
+      <w:pPr>
+        <w:ind w:left="120"/>
+        <w:spacing w:before="0" w:after="60"/>
+      </w:pPr>
+      <w:r>
+        <w:rPr>
+          <w:i/>
+          <w:color w:val="666666"/>
+          <w:sz w:val="18"/>
+          <w:szCs w:val="18"/>
+        </w:rPr>
+        <w:t xml:space="preserve">SCROLL TO:  the Phase 7 Federation and Phase 9 Self-Improvement sections, then stop scrolling</w:t>
+      </w:r>
+    </w:p>
+    <w:p>
+      <w:pPr>
+        <w:shd w:val="clear" w:fill="F7F9FC"/>
+        <w:ind w:left="120"/>
+        <w:spacing w:before="0" w:after="60"/>
+      </w:pPr>
+      <w:r>
+        <w:rPr>
+          <w:sz w:val="20"/>
+          <w:szCs w:val="20"/>
+        </w:rPr>
+        <w:t xml:space="preserve">So — where this actually stands.</w:t>
+      </w:r>
+      <w:r>
+        <w:br/>
+      </w:r>
+      <w:r>
+        <w:rPr>
+          <w:sz w:val="20"/>
+          <w:szCs w:val="20"/>
+        </w:rPr>
+        <w:t xml:space="preserve"/>
+      </w:r>
+      <w:r>
+        <w:br/>
+      </w:r>
+      <w:r>
+        <w:rPr>
+          <w:sz w:val="20"/>
+          <w:szCs w:val="20"/>
+        </w:rPr>
+        <w:t xml:space="preserve">The code is real. It's about twenty-seven thousand lines of C++ across a hundred and twenty-seven files, with two hundred and twenty-two tests passing, and twenty-nine separate subsystems in the cognitive layer. Memory, goals, identity, the sub-agents, the forge, the critic — those all exist and I can run them from the command line right now.</w:t>
+      </w:r>
+      <w:r>
+        <w:br/>
+      </w:r>
+      <w:r>
+        <w:rPr>
+          <w:sz w:val="20"/>
+          <w:szCs w:val="20"/>
+        </w:rPr>
+        <w:t xml:space="preserve"/>
+      </w:r>
+      <w:r>
+        <w:br/>
+      </w:r>
+      <w:r>
+        <w:rPr>
+          <w:sz w:val="20"/>
+          <w:szCs w:val="20"/>
+        </w:rPr>
+        <w:t xml:space="preserve">What isn't finished is the wiring. Today those subsystems run as separate processes, each with its own copy of the event bus, which means the orchestrator can't yet see what perception publishes. They work individually; they don't yet work as one organism. Joining them into a single daemon is exactly what I'm doing at the moment — which is why I've been in the architecture rather than adding features.</w:t>
+      </w:r>
+      <w:r>
+        <w:br/>
+      </w:r>
+      <w:r>
+        <w:rPr>
+          <w:sz w:val="20"/>
+          <w:szCs w:val="20"/>
+        </w:rPr>
+        <w:t xml:space="preserve"/>
+      </w:r>
+      <w:r>
+        <w:br/>
+      </w:r>
+      <w:r>
+        <w:rPr>
+          <w:sz w:val="20"/>
+          <w:szCs w:val="20"/>
+        </w:rPr>
+        <w:t xml:space="preserve">And two things here I stopped on purpose. Federation — running a shard on my phone — has the protocol layer written but no network listener, and I'd rather leave it clearly unfinished than fake it. And this one, the nightly fine-tuning loop: it needs around twelve gigabytes of VRAM to train an adapter on an eight-billion-parameter model. I have six. It cannot work on this hardware, so I stopped building it rather than ship something that half-runs.</w:t>
+      </w:r>
+      <w:r>
+        <w:br/>
+      </w:r>
+      <w:r>
+        <w:rPr>
+          <w:sz w:val="20"/>
+          <w:szCs w:val="20"/>
+        </w:rPr>
+        <w:t xml:space="preserve"/>
+      </w:r>
+      <w:r>
+        <w:br/>
+      </w:r>
+      <w:r>
+        <w:rPr>
+          <w:sz w:val="20"/>
+          <w:szCs w:val="20"/>
+        </w:rPr>
+        <w:t xml:space="preserve">That's also why you saw a couple of rough edges in the live demo. I've been building this since March, on my own, and I'd rather show it to you running for real and tell you where the seams are than play you a recording that went perfectly.</w:t>
+      </w:r>
+    </w:p>
+    <w:p>
+      <w:pPr>
+        <w:ind w:left="120"/>
+        <w:spacing w:before="0" w:after="100"/>
+      </w:pPr>
+      <w:r>
+        <w:rPr>
+          <w:i/>
+          <w:color w:val="8A5A00"/>
+          <w:sz w:val="16"/>
+          <w:szCs w:val="16"/>
+        </w:rPr>
+        <w:t xml:space="preserve">Note: Every number here is verified against the ARISE.3.0 branch: 26,990 lines / 127 files / 222 tests / 29 subsystems under arise/cortex/. Say 'since March' — the first commit is 2026-03-21, so 'over six months' is checkable and slightly off.</w:t>
+      </w:r>
+    </w:p>
+    <w:p>
+      <w:pPr>
+        <w:keepNext/>
+        <w:spacing w:before="240" w:after="60"/>
+      </w:pPr>
+      <w:r>
+        <w:rPr>
+          <w:b/>
+          <w:color w:val="1A3E6E"/>
+          <w:sz w:val="22"/>
+          <w:szCs w:val="22"/>
+        </w:rPr>
+        <w:t xml:space="preserve">CORE  ·  D13 — What a day looks like</w:t>
+      </w:r>
+    </w:p>
+    <w:p>
+      <w:pPr>
+        <w:ind w:left="120"/>
+        <w:spacing w:before="0" w:after="60"/>
+      </w:pPr>
+      <w:r>
+        <w:rPr>
+          <w:i/>
+          <w:color w:val="666666"/>
+          <w:sz w:val="18"/>
+          <w:szCs w:val="18"/>
+        </w:rPr>
+        <w:t xml:space="preserve">SCROLL TO:  the What a Day With ARISE Looks Like narrative at the bottom</w:t>
+      </w:r>
+    </w:p>
+    <w:p>
+      <w:pPr>
+        <w:shd w:val="clear" w:fill="F7F9FC"/>
+        <w:ind w:left="120"/>
+        <w:spacing w:before="0" w:after="60"/>
+      </w:pPr>
+      <w:r>
+        <w:rPr>
+          <w:sz w:val="20"/>
+          <w:szCs w:val="20"/>
+        </w:rPr>
+        <w:t xml:space="preserve">Last thing. This section at the bottom isn't a transcript — it's the target. It's what the system should feel like once those pieces are joined, and I wrote it early so I'd have something concrete to build towards.</w:t>
+      </w:r>
+      <w:r>
+        <w:br/>
+      </w:r>
+      <w:r>
+        <w:rPr>
+          <w:sz w:val="20"/>
+          <w:szCs w:val="20"/>
+        </w:rPr>
+        <w:t xml:space="preserve"/>
+      </w:r>
+      <w:r>
+        <w:br/>
+      </w:r>
+      <w:r>
+        <w:rPr>
+          <w:sz w:val="20"/>
+          <w:szCs w:val="20"/>
+        </w:rPr>
+        <w:t xml:space="preserve">Some of it already happens. It remembers across sessions, it holds goals for days, it runs real commands safely. The part that doesn't happen yet is it speaking first, on its own, because that needs the perception side connected to the orchestrator. That's the next milestone.</w:t>
+      </w:r>
+    </w:p>
+    <w:p>
+      <w:pPr>
+        <w:ind w:left="120"/>
+        <w:spacing w:before="0" w:after="100"/>
+      </w:pPr>
+      <w:r>
+        <w:rPr>
+          <w:i/>
+          <w:color w:val="8A5A00"/>
+          <w:sz w:val="16"/>
+          <w:szCs w:val="16"/>
+        </w:rPr>
+        <w:t xml:space="preserve">Note: Naming this section as aspirational is essential — presented as current behaviour it is the least defensible thing in the README. Framed as a design target it becomes a strength.</w:t>
       </w:r>
     </w:p>
     <w:p>
@@ -3449,65 +4360,25 @@
           <w:sz w:val="24"/>
           <w:szCs w:val="24"/>
         </w:rPr>
-        <w:t xml:space="preserve">What is solidly true — say these freely</w:t>
-      </w:r>
-    </w:p>
-    <w:p>
-      <w:pPr>
-        <w:ind w:left="200"/>
-        <w:spacing w:before="0" w:after="50"/>
-      </w:pPr>
-      <w:r>
-        <w:rPr>
-          <w:sz w:val="20"/>
-          <w:szCs w:val="20"/>
-        </w:rPr>
-        <w:t xml:space="preserve">•  26,990 lines of C++ across 127 files on the ARISE.3.0 branch.</w:t>
-      </w:r>
-    </w:p>
-    <w:p>
-      <w:pPr>
-        <w:ind w:left="200"/>
-        <w:spacing w:before="0" w:after="50"/>
-      </w:pPr>
-      <w:r>
-        <w:rPr>
-          <w:sz w:val="20"/>
-          <w:szCs w:val="20"/>
-        </w:rPr>
-        <w:t xml:space="preserve">•  222 tests, all passing (ctest reports 222/222).</w:t>
-      </w:r>
-    </w:p>
-    <w:p>
-      <w:pPr>
-        <w:ind w:left="200"/>
-        <w:spacing w:before="0" w:after="50"/>
-      </w:pPr>
-      <w:r>
-        <w:rPr>
-          <w:sz w:val="20"/>
-          <w:szCs w:val="20"/>
-        </w:rPr>
-        <w:t xml:space="preserve">•  29 subsystems under arise/cortex/ — memory_cortex, orchestrator, forge_tool, watcher, curator, critic, coder, researcher, proactive, sandbox, privacy_filter and more all exist as real code.</w:t>
-      </w:r>
-    </w:p>
-    <w:p>
-      <w:pPr>
-        <w:ind w:left="200"/>
-        <w:spacing w:before="0" w:after="50"/>
-      </w:pPr>
-      <w:r>
-        <w:rPr>
-          <w:sz w:val="20"/>
-          <w:szCs w:val="20"/>
-        </w:rPr>
-        <w:t xml:space="preserve">•  Five separate memory stores, the goal lifecycle, and the git-versioned identity all work today — you can run them from the CLI.</w:t>
-      </w:r>
-    </w:p>
-    <w:p>
-      <w:pPr>
-        <w:ind w:left="200"/>
-        <w:spacing w:before="0" w:after="50"/>
+        <w:t xml:space="preserve">Three cuts — pick one before you record</w:t>
+      </w:r>
+    </w:p>
+    <w:p>
+      <w:pPr>
+        <w:spacing w:before="0" w:after="80"/>
+      </w:pPr>
+      <w:r>
+        <w:rPr>
+          <w:i/>
+          <w:sz w:val="20"/>
+          <w:szCs w:val="20"/>
+        </w:rPr>
+        <w:t xml:space="preserve">Everything below assumes Part B (the live demo) runs as written at 5m10s.</w:t>
+      </w:r>
+    </w:p>
+    <w:p>
+      <w:pPr>
+        <w:spacing w:before="140" w:after="40"/>
       </w:pPr>
       <w:r>
         <w:rPr>
@@ -3515,7 +4386,83 @@
           <w:sz w:val="20"/>
           <w:szCs w:val="20"/>
         </w:rPr>
-        <w:t xml:space="preserve">•  First commit 2026-03-21. Say “since March”, which is exactly true. Avoid “over six months” — the git history reads 5.5, and it is checkable.</w:t>
+        <w:t xml:space="preserve">FULL — every block  →  about 16 minutes 30</w:t>
+      </w:r>
+    </w:p>
+    <w:p>
+      <w:pPr>
+        <w:spacing w:before="0" w:after="80"/>
+      </w:pPr>
+      <w:r>
+        <w:rPr>
+          <w:sz w:val="20"/>
+          <w:szCs w:val="20"/>
+        </w:rPr>
+        <w:t xml:space="preserve">Complete and defensible, but be realistic: most people screening applications will not watch sixteen minutes. Only choose this if you are also submitting a timestamped chapter list so a reviewer can jump to the architecture and the honest-status sections.</w:t>
+      </w:r>
+    </w:p>
+    <w:p>
+      <w:pPr>
+        <w:spacing w:before="140" w:after="40"/>
+      </w:pPr>
+      <w:r>
+        <w:rPr>
+          <w:b/>
+          <w:sz w:val="20"/>
+          <w:szCs w:val="20"/>
+        </w:rPr>
+        <w:t xml:space="preserve">RECOMMENDED — D1, D4, D6, D12, D13  →  about 11 minutes 30</w:t>
+      </w:r>
+    </w:p>
+    <w:p>
+      <w:pPr>
+        <w:spacing w:before="0" w:after="80"/>
+      </w:pPr>
+      <w:r>
+        <w:rPr>
+          <w:b/>
+          <w:sz w:val="20"/>
+          <w:szCs w:val="20"/>
+        </w:rPr>
+        <w:t xml:space="preserve">Banner and framing, the ten phases handled honestly, the full architecture walk, the honest status, and the closing frame. Drops D2, D3, D5, D7, D8, D9, D10, D11. This keeps every argument and loses only elaboration.</w:t>
+      </w:r>
+    </w:p>
+    <w:p>
+      <w:pPr>
+        <w:spacing w:before="140" w:after="40"/>
+      </w:pPr>
+      <w:r>
+        <w:rPr>
+          <w:b/>
+          <w:sz w:val="20"/>
+          <w:szCs w:val="20"/>
+        </w:rPr>
+        <w:t xml:space="preserve">TIGHT — D4, D6, D12 only  →  about 9 minutes 30</w:t>
+      </w:r>
+    </w:p>
+    <w:p>
+      <w:pPr>
+        <w:spacing w:before="0" w:after="80"/>
+      </w:pPr>
+      <w:r>
+        <w:rPr>
+          <w:sz w:val="20"/>
+          <w:szCs w:val="20"/>
+        </w:rPr>
+        <w:t xml:space="preserve">The ten phases framed honestly, the architecture, and where it actually stands. Nothing else. If you also cut the Battery, Open-Firefox and Timer beats from Part B, this lands near 9 minutes flat.</w:t>
+      </w:r>
+    </w:p>
+    <w:p>
+      <w:pPr>
+        <w:spacing w:before="0" w:after="80"/>
+      </w:pPr>
+      <w:r>
+        <w:rPr>
+          <w:b/>
+          <w:sz w:val="20"/>
+          <w:szCs w:val="20"/>
+        </w:rPr>
+        <w:t xml:space="preserve">Whatever you choose, do not cut D4, D6 or D12. D6 is the technical substance, D12 is what makes a reviewer believe it, and D4 is what stops them discounting the ten-phase list before you reach either one.</w:t>
       </w:r>
     </w:p>
     <w:p>
@@ -3530,7 +4477,7 @@
           <w:sz w:val="24"/>
           <w:szCs w:val="24"/>
         </w:rPr>
-        <w:t xml:space="preserve">What to say carefully</w:t>
+        <w:t xml:space="preserve">Where the README overstates, if you are asked directly</w:t>
       </w:r>
     </w:p>
     <w:p>
@@ -3539,23 +4486,10 @@
       </w:pPr>
       <w:r>
         <w:rPr>
-          <w:b/>
-          <w:sz w:val="20"/>
-          <w:szCs w:val="20"/>
-        </w:rPr>
-        <w:t xml:space="preserve">The README's phase list reads as shipped-and-running. The code is there, but the subsystems are not yet joined into one process, which is precisely what your Honest Status segment says. Delivering that segment protects every other claim in the document — without it, a reviewer who clones the repo finds the gap themselves and discounts the rest.</w:t>
-      </w:r>
-    </w:p>
-    <w:p>
-      <w:pPr>
-        <w:spacing w:before="0" w:after="80"/>
-      </w:pPr>
-      <w:r>
-        <w:rPr>
-          <w:sz w:val="20"/>
-          <w:szCs w:val="20"/>
-        </w:rPr>
-        <w:t xml:space="preserve">Specific lines a sharp reviewer will probe. Have an answer ready, or soften them in the README before recording:</w:t>
+          <w:sz w:val="20"/>
+          <w:szCs w:val="20"/>
+        </w:rPr>
+        <w:t xml:space="preserve">You are covering most of this in D4 and D12. If someone presses on a specific line:</w:t>
       </w:r>
     </w:p>
     <w:p>
@@ -3568,7 +4502,7 @@
           <w:sz w:val="20"/>
           <w:szCs w:val="20"/>
         </w:rPr>
-        <w:t xml:space="preserve">•  “ARISE.3.0 ships ten interlocking systems” — “ships” implies running. “Implements” is defensible.</w:t>
+        <w:t xml:space="preserve">•  “ARISE.3.0 ships ten interlocking systems” — “implements” is the defensible verb; “ships” implies all ten are running together, which is the one thing that isn't true yet.</w:t>
       </w:r>
     </w:p>
     <w:p>
@@ -3581,7 +4515,7 @@
           <w:sz w:val="20"/>
           <w:szCs w:val="20"/>
         </w:rPr>
-        <w:t xml:space="preserve">•  Phase 9, the nightly LoRA loop, is written as an operating routine with specific numbers (“28min avg”, “0.86 vs 0.84”). It needs ~12 GB against your 6. Your closing line already says you cut it — make sure the README does not contradict you.</w:t>
+        <w:t xml:space="preserve">•  Phase 9's specific figures (“28 min avg”, “0.86 vs 0.84”) read as measurements from a running loop. Your D12 line already says the loop can't run on 6 GB — make sure the README doesn't contradict you. Softening it to a planned design is the cleanest fix.</w:t>
       </w:r>
     </w:p>
     <w:p>
@@ -3594,7 +4528,7 @@
           <w:sz w:val="20"/>
           <w:szCs w:val="20"/>
         </w:rPr>
-        <w:t xml:space="preserve">•  Phase 7 Federation — “Lock your laptop → phone shard picks up the conversation.” The protocol layer exists; the network listener does not.</w:t>
+        <w:t xml:space="preserve">•  Phase 7's “Lock your laptop → phone shard picks up the conversation” — protocol exists, listener does not. D12 covers this.</w:t>
       </w:r>
     </w:p>
     <w:p>
@@ -3607,7 +4541,7 @@
           <w:sz w:val="20"/>
           <w:szCs w:val="20"/>
         </w:rPr>
-        <w:t xml:space="preserve">•  “What a Day With ARISE Looks Like” reads as a transcript. Label it “illustrative — target behaviour” and it becomes a design document instead of a claim.</w:t>
+        <w:t xml:space="preserve">•  The hardware table lists Sesame CSM and openWakeWord; you actually run Piper with the wake word disabled.</w:t>
       </w:r>
     </w:p>
     <w:p>
@@ -3617,24 +4551,11 @@
       </w:pPr>
       <w:r>
         <w:rPr>
-          <w:sz w:val="20"/>
-          <w:szCs w:val="20"/>
-        </w:rPr>
-        <w:t xml:space="preserve">•  The hardware table lists Sesame CSM and openWakeWord; you run Piper, with the wake word off.</w:t>
-      </w:r>
-    </w:p>
-    <w:p>
-      <w:pPr>
-        <w:ind w:left="200"/>
-        <w:spacing w:before="0" w:after="50"/>
-      </w:pPr>
-      <w:r>
-        <w:rPr>
           <w:b/>
           <w:sz w:val="20"/>
           <w:szCs w:val="20"/>
         </w:rPr>
-        <w:t xml:space="preserve">•  It says Whisper runs on CPU at ~1.5s. That is now wrong in your favour — it is on the GPU at 77 ms. Worth fixing; it is one of your best numbers.</w:t>
+        <w:t xml:space="preserve">•  The STATUS: OPERATIONAL badge is doing a lot of work. Consider STATUS: ACTIVE DEVELOPMENT — it costs you nothing and removes an easy target.</w:t>
       </w:r>
     </w:p>
     <w:p>

--- a/RAZORPAY_DEMO_SCRIPT.docx
+++ b/RAZORPAY_DEMO_SCRIPT.docx
@@ -3125,7 +3125,7 @@
           <w:sz w:val="20"/>
           <w:szCs w:val="20"/>
         </w:rPr>
-        <w:t xml:space="preserve">This is the closing third of the video and the part a live demo cannot make. Everything below is verbatim. Each block gives you the scroll position and the words. Sections marked CORE are the spine — keep those. Sections marked OPTIONAL can go if you need to shorten.</w:t>
+        <w:t xml:space="preserve">This is the closing third of the video. Everything below is verbatim — plain spoken English, short sentences. Each block gives you the scroll position and the words. CORE blocks are the spine; OPTIONAL ones can go if you need to shorten.</w:t>
       </w:r>
     </w:p>
     <w:p>
@@ -3134,23 +3134,11 @@
       </w:pPr>
       <w:r>
         <w:rPr>
-          <w:sz w:val="20"/>
-          <w:szCs w:val="20"/>
-        </w:rPr>
-        <w:t xml:space="preserve">Pace yourself. Let each part of the diagram sit on screen for a beat before you talk over it.</w:t>
-      </w:r>
-    </w:p>
-    <w:p>
-      <w:pPr>
-        <w:spacing w:before="0" w:after="80"/>
-      </w:pPr>
-      <w:r>
-        <w:rPr>
-          <w:b/>
-          <w:sz w:val="20"/>
-          <w:szCs w:val="20"/>
-        </w:rPr>
-        <w:t xml:space="preserve">Measured timings at a normal speaking pace (150 words per minute):</w:t>
+          <w:b/>
+          <w:sz w:val="20"/>
+          <w:szCs w:val="20"/>
+        </w:rPr>
+        <w:t xml:space="preserve">Measured at a normal speaking pace (150 words per minute):</w:t>
       </w:r>
     </w:p>
     <w:p>
@@ -3163,7 +3151,7 @@
           <w:sz w:val="20"/>
           <w:szCs w:val="20"/>
         </w:rPr>
-        <w:t xml:space="preserve">•  D1 banner 35s  ·  D2 lineage 45s  ·  D3 versions 22s  ·  D4 ten phases 40s  ·  D5 pillars 31s</w:t>
+        <w:t xml:space="preserve">•  D1 17s · D2 25s · D3 12s · D4 25s · D5 14s · D6 60s · D7 18s</w:t>
       </w:r>
     </w:p>
     <w:p>
@@ -3176,7 +3164,7 @@
           <w:sz w:val="20"/>
           <w:szCs w:val="20"/>
         </w:rPr>
-        <w:t xml:space="preserve">•  D6 architecture 1m55s  ·  D7 memory 47s  ·  D8 goals+agents 42s  ·  D9 forge 43s</w:t>
+        <w:t xml:space="preserve">•  D8 24s · D9 24s · D10 31s · D11 17s · D12 58s · D13 19s</w:t>
       </w:r>
     </w:p>
     <w:p>
@@ -3186,24 +3174,24 @@
       </w:pPr>
       <w:r>
         <w:rPr>
-          <w:sz w:val="20"/>
-          <w:szCs w:val="20"/>
-        </w:rPr>
-        <w:t xml:space="preserve">•  D10 hardware 48s  ·  D11 risks 33s  ·  D12 honest status 1m41s  ·  D13 day-in-life 34s</w:t>
-      </w:r>
-    </w:p>
-    <w:p>
-      <w:pPr>
-        <w:ind w:left="200"/>
-        <w:spacing w:before="0" w:after="50"/>
-      </w:pPr>
-      <w:r>
-        <w:rPr>
-          <w:b/>
-          <w:sz w:val="20"/>
-          <w:szCs w:val="20"/>
-        </w:rPr>
-        <w:t xml:space="preserve">•  Part D in full: 10m36s.  Part B (the live demo) is a further 5m10s.</w:t>
+          <w:b/>
+          <w:sz w:val="20"/>
+          <w:szCs w:val="20"/>
+        </w:rPr>
+        <w:t xml:space="preserve">•  Part D in full: 5m 43s.  Part B (the live demo) is a further 5m 10s.</w:t>
+      </w:r>
+    </w:p>
+    <w:p>
+      <w:pPr>
+        <w:spacing w:before="0" w:after="80"/>
+      </w:pPr>
+      <w:r>
+        <w:rPr>
+          <w:i/>
+          <w:sz w:val="20"/>
+          <w:szCs w:val="20"/>
+        </w:rPr>
+        <w:t xml:space="preserve">Let each part of the diagram sit on screen for a beat before you talk over it. Short sentences sound confident; do not pad them back out.</w:t>
       </w:r>
     </w:p>
     <w:p>
@@ -3233,7 +3221,7 @@
           <w:sz w:val="18"/>
           <w:szCs w:val="18"/>
         </w:rPr>
-        <w:t xml:space="preserve">SCROLL TO:  the very top: the ARISE ASCII banner and the badge row</w:t>
+        <w:t xml:space="preserve">SCROLL TO:  the top: ARISE banner and badges</w:t>
       </w:r>
     </w:p>
     <w:p>
@@ -3247,7 +3235,7 @@
           <w:sz w:val="20"/>
           <w:szCs w:val="20"/>
         </w:rPr>
-        <w:t xml:space="preserve">So this is the repository. The project has two halves. ARIA is the voice agent you just watched — that part is finished and it runs. ARISE is what I've been building on top of it for the last few months, and it's a different category of thing.</w:t>
+        <w:t xml:space="preserve">This is the repo. Two halves. ARIA is the voice agent you just watched — that part works. ARISE is what I built on top of it.</w:t>
       </w:r>
       <w:r>
         <w:br/>
@@ -3267,7 +3255,7 @@
           <w:sz w:val="20"/>
           <w:szCs w:val="20"/>
         </w:rPr>
-        <w:t xml:space="preserve">The tagline is deliberately ambitious, and I'll be honest with you about how much of it is running today versus built and waiting to be connected. Let me show you the design first, then I'll tell you exactly where it stands.</w:t>
+        <w:t xml:space="preserve">The tagline is ambitious. I'll show you the design, then tell you honestly what runs today.</w:t>
       </w:r>
     </w:p>
     <w:p>
@@ -3282,7 +3270,7 @@
           <w:sz w:val="16"/>
           <w:szCs w:val="16"/>
         </w:rPr>
-        <w:t xml:space="preserve">Note: Setting up the honesty beat this early is what buys you credibility for everything after it. Do not skip these two sentences.</w:t>
+        <w:t xml:space="preserve">Note: Setting up the honesty beat this early buys credibility for everything after. Don't skip it.</w:t>
       </w:r>
     </w:p>
     <w:p>
@@ -3326,7 +3314,7 @@
           <w:sz w:val="20"/>
           <w:szCs w:val="20"/>
         </w:rPr>
-        <w:t xml:space="preserve">This is the clearest way to see what changed. On the left is ARIA: it's reactive. I speak, a tool fires, it replies, and when the process dies it forgets almost everything.</w:t>
+        <w:t xml:space="preserve">Left is ARIA. I speak, a tool fires, it replies, and it forgets when it shuts down.</w:t>
       </w:r>
       <w:r>
         <w:br/>
@@ -3346,7 +3334,7 @@
           <w:sz w:val="20"/>
           <w:szCs w:val="20"/>
         </w:rPr>
-        <w:t xml:space="preserve">On the right is what ARISE is built to be. Instead of one inference loop, several specialised minds. Instead of a flat conversation log, a memory system with real structure. Instead of a toolset fixed at compile time, one that can write its own tools. And instead of only looking when I ask it to, continuous perception.</w:t>
+        <w:t xml:space="preserve">Right is ARISE. Several specialised minds instead of one loop. Structured memory instead of a flat log. Tools it writes itself. And it watches, instead of waiting to be asked.</w:t>
       </w:r>
       <w:r>
         <w:br/>
@@ -3366,7 +3354,7 @@
           <w:sz w:val="20"/>
           <w:szCs w:val="20"/>
         </w:rPr>
-        <w:t xml:space="preserve">That right-hand column is the design target. Most of it is written; the last step is wiring it together, and I'll come back to that.</w:t>
+        <w:t xml:space="preserve">That right column is the target. Most of it is written; the last step is connecting it.</w:t>
       </w:r>
     </w:p>
     <w:p>
@@ -3410,7 +3398,7 @@
           <w:sz w:val="20"/>
           <w:szCs w:val="20"/>
         </w:rPr>
-        <w:t xml:space="preserve">Each of these branches was a real version, not a feature patch. ARIA v2 was tool execution and basic memory. v2.5 added vector memory and semantic recall, so it could actually search its own history. v2.7 added the planner and neural text-to-speech. ARISE 3.0 is where it stopped being an assistant and became a system.</w:t>
+        <w:t xml:space="preserve">Each branch was a real version. v2 was tools and basic memory. v2.5 added vector search. v2.7 added the planner. ARISE 3.0 is where it stopped being an assistant.</w:t>
       </w:r>
     </w:p>
     <w:p>
@@ -3440,7 +3428,7 @@
           <w:sz w:val="18"/>
           <w:szCs w:val="18"/>
         </w:rPr>
-        <w:t xml:space="preserve">SCROLL TO:  the RELEASE SURFACE box with the ten phases</w:t>
+        <w:t xml:space="preserve">SCROLL TO:  the RELEASE SURFACE box</w:t>
       </w:r>
     </w:p>
     <w:p>
@@ -3454,7 +3442,7 @@
           <w:sz w:val="20"/>
           <w:szCs w:val="20"/>
         </w:rPr>
-        <w:t xml:space="preserve">Ten subsystems. Memory, perception, goals, an orchestrator with sub-agents, a tool forge, a proactive engine, federation across devices, voice and persona, a self-improvement loop, and a privacy vault.</w:t>
+        <w:t xml:space="preserve">Ten subsystems. Memory, perception, goals, an orchestrator with sub-agents, a tool forge, federation, self-improvement, and a privacy vault.</w:t>
       </w:r>
       <w:r>
         <w:br/>
@@ -3474,7 +3462,7 @@
           <w:sz w:val="20"/>
           <w:szCs w:val="20"/>
         </w:rPr>
-        <w:t xml:space="preserve">I want to be precise about this box, because it's the thing you'd most reasonably be sceptical of. Every one of these has real code behind it — I'll show you the numbers in a second. What varies is how far each one got. Some run today. Some are built and tested but not yet connected to the others. Two of them I deliberately stopped working on, and I'll tell you which and why.</w:t>
+        <w:t xml:space="preserve">Let me be straight, because this is the part you'd doubt. Every one has real code behind it — I'll show numbers shortly. What differs is how far each got. Some run today. Some are built and tested but not connected. Two I stopped on purpose.</w:t>
       </w:r>
     </w:p>
     <w:p>
@@ -3489,7 +3477,7 @@
           <w:sz w:val="16"/>
           <w:szCs w:val="16"/>
         </w:rPr>
-        <w:t xml:space="preserve">Note: This is the single most important honesty beat in the whole video. Say it exactly. It pre-empts the one objection that would otherwise sink every other claim.</w:t>
+        <w:t xml:space="preserve">Note: The most important honesty beat in the video. It pre-empts the one objection that would otherwise undermine every other claim.</w:t>
       </w:r>
     </w:p>
     <w:p>
@@ -3533,27 +3521,7 @@
           <w:sz w:val="20"/>
           <w:szCs w:val="20"/>
         </w:rPr>
-        <w:t xml:space="preserve">I kept coming back to these five when deciding what to build. Persistent self — does it remember who I am across reboots. Continuous perception — does it see without being asked. Long-horizon agency — can it hold a goal for days, not one conversation. Self-extension — can it grow its own capabilities. And multi-mind orchestration — can it delegate instead of doing everything in one loop.</w:t>
-      </w:r>
-      <w:r>
-        <w:br/>
-      </w:r>
-      <w:r>
-        <w:rPr>
-          <w:sz w:val="20"/>
-          <w:szCs w:val="20"/>
-        </w:rPr>
-        <w:t xml:space="preserve"/>
-      </w:r>
-      <w:r>
-        <w:br/>
-      </w:r>
-      <w:r>
-        <w:rPr>
-          <w:sz w:val="20"/>
-          <w:szCs w:val="20"/>
-        </w:rPr>
-        <w:t xml:space="preserve">Anything that didn't serve one of those five, I didn't build.</w:t>
+        <w:t xml:space="preserve">These five decided what I built. Does it remember me across reboots. Does it see without being asked. Can it hold a goal for days. Can it add its own tools. Can it delegate.</w:t>
       </w:r>
     </w:p>
     <w:p>
@@ -3583,7 +3551,7 @@
           <w:sz w:val="18"/>
           <w:szCs w:val="18"/>
         </w:rPr>
-        <w:t xml:space="preserve">SCROLL TO:  the big System Architecture box. Give it a moment on screen before you speak.</w:t>
+        <w:t xml:space="preserve">SCROLL TO:  the big System Architecture box. Give it a beat before you speak.</w:t>
       </w:r>
     </w:p>
     <w:p>
@@ -3597,7 +3565,7 @@
           <w:sz w:val="20"/>
           <w:szCs w:val="20"/>
         </w:rPr>
-        <w:t xml:space="preserve">This is the whole system on one page. Let me walk it top to bottom.</w:t>
+        <w:t xml:space="preserve">The whole system on one page. Let me walk it.</w:t>
       </w:r>
       <w:r>
         <w:br/>
@@ -3617,7 +3585,7 @@
           <w:sz w:val="20"/>
           <w:szCs w:val="20"/>
         </w:rPr>
-        <w:t xml:space="preserve">Start in the middle — the blackboard. That's a shared event bus. Everything in the system publishes to it and subscribes from it, rather than calling each other directly. That one decision is what lets me add a new sub-agent without touching any existing one.</w:t>
+        <w:t xml:space="preserve">Middle is the blackboard — a shared message board. Everything posts to it and reads from it. Nothing calls anything else directly, so I can add an agent without touching the old ones.</w:t>
       </w:r>
       <w:r>
         <w:br/>
@@ -3637,7 +3605,7 @@
           <w:sz w:val="20"/>
           <w:szCs w:val="20"/>
         </w:rPr>
-        <w:t xml:space="preserve">On the left, perception writes into it: screen captures, audio classification, and system state — which app is focused, battery, volume, sampled every few seconds. It only posts changes, not a constant stream, so the bus doesn't drown.</w:t>
+        <w:t xml:space="preserve">Left, perception posts what it sees: screen, sound, system state. Only changes, so it doesn't flood.</w:t>
       </w:r>
       <w:r>
         <w:br/>
@@ -3657,7 +3625,7 @@
           <w:sz w:val="20"/>
           <w:szCs w:val="20"/>
         </w:rPr>
-        <w:t xml:space="preserve">On the right, the goal stack. Goals aren't tasks in a to-do list — they have a lifecycle, deadlines, and dependencies, and they survive reboots because they're in SQLite. A goal coming due publishes an event, same as anything else.</w:t>
+        <w:t xml:space="preserve">Right, the goal stack. Goals have deadlines and live in SQLite, so they survive a reboot.</w:t>
       </w:r>
       <w:r>
         <w:br/>
@@ -3677,7 +3645,7 @@
           <w:sz w:val="20"/>
           <w:szCs w:val="20"/>
         </w:rPr>
-        <w:t xml:space="preserve">Underneath both is the cognitive orchestrator. It reads the bus and decides what deserves attention and who should handle it.</w:t>
+        <w:t xml:space="preserve">Underneath, the orchestrator reads the board and decides who handles what.</w:t>
       </w:r>
       <w:r>
         <w:br/>
@@ -3697,7 +3665,7 @@
           <w:sz w:val="20"/>
           <w:szCs w:val="20"/>
         </w:rPr>
-        <w:t xml:space="preserve">And then the row of minds. The primary mind is the 8-billion-parameter model on the GPU — that's the one that talks to me. Around it, smaller specialists on the CPU: a watcher that just monitors for triggers, a curator that reads finished conversations and extracts durable facts, a researcher for multi-step lookups, a coder for edits, and a critic that reviews any output before it gets applied.</w:t>
+        <w:t xml:space="preserve">Then the minds. The big model on the GPU talks to me. Around it, small ones on the CPU — a watcher, a curator that pulls facts out of conversations, a researcher, a coder, and a critic that checks work before it's applied.</w:t>
       </w:r>
       <w:r>
         <w:br/>
@@ -3717,27 +3685,7 @@
           <w:sz w:val="20"/>
           <w:szCs w:val="20"/>
         </w:rPr>
-        <w:t xml:space="preserve">The reason they're small is the hardware. I have six gigabytes of VRAM. The main model already fills it. So everything that needs to run continuously runs on the CPU, and the GPU stays reserved for the one model that has to answer fast. That constraint shaped almost every decision on this page.</w:t>
-      </w:r>
-      <w:r>
-        <w:br/>
-      </w:r>
-      <w:r>
-        <w:rPr>
-          <w:sz w:val="20"/>
-          <w:szCs w:val="20"/>
-        </w:rPr>
-        <w:t xml:space="preserve"/>
-      </w:r>
-      <w:r>
-        <w:br/>
-      </w:r>
-      <w:r>
-        <w:rPr>
-          <w:sz w:val="20"/>
-          <w:szCs w:val="20"/>
-        </w:rPr>
-        <w:t xml:space="preserve">Below that, the memory cortex, and below that the tool forge — I'll take those separately.</w:t>
+        <w:t xml:space="preserve">They're small because of hardware. Six gigs of VRAM, and the main model fills it. So anything running constantly runs on CPU. That limit shaped this whole page.</w:t>
       </w:r>
     </w:p>
     <w:p>
@@ -3752,7 +3700,7 @@
           <w:sz w:val="16"/>
           <w:szCs w:val="16"/>
         </w:rPr>
-        <w:t xml:space="preserve">Note: This is the longest single block in the video, ~80 seconds. Do not rush it. Move the cursor along each box as you name it. If a reviewer only remembers one thing, it should be this.</w:t>
+        <w:t xml:space="preserve">Note: ~58s, the longest block. Don't rush it. Move the cursor along each box as you name it.</w:t>
       </w:r>
     </w:p>
     <w:p>
@@ -3782,7 +3730,7 @@
           <w:sz w:val="18"/>
           <w:szCs w:val="18"/>
         </w:rPr>
-        <w:t xml:space="preserve">SCROLL TO:  the Phase 1 section with the ~/.arise/memory/ file tree</w:t>
+        <w:t xml:space="preserve">SCROLL TO:  the Phase 1 section with the memory file tree</w:t>
       </w:r>
     </w:p>
     <w:p>
@@ -3796,7 +3744,7 @@
           <w:sz w:val="20"/>
           <w:szCs w:val="20"/>
         </w:rPr>
-        <w:t xml:space="preserve">Memory is five separate stores, not one log, because a single table can't model a person.</w:t>
+        <w:t xml:space="preserve">Memory is five stores, not one log. Moments, facts, how I usually do things, identity, and preferences. Identity lives in a git repo, so every change to its behaviour is a commit.</w:t>
       </w:r>
       <w:r>
         <w:br/>
@@ -3816,27 +3764,7 @@
           <w:sz w:val="20"/>
           <w:szCs w:val="20"/>
         </w:rPr>
-        <w:t xml:space="preserve">Episodic is moments — what happened, when, and how important it was. Semantic is extracted facts. Procedural is how I usually do a given thing. Identity is who it is — name, persona, and a do and don't list, and that one's kept in a git repo so every change to its behaviour is a commit I can read back. And preferences are the stable things it's learned about how I like to work.</w:t>
-      </w:r>
-      <w:r>
-        <w:br/>
-      </w:r>
-      <w:r>
-        <w:rPr>
-          <w:sz w:val="20"/>
-          <w:szCs w:val="20"/>
-        </w:rPr>
-        <w:t xml:space="preserve"/>
-      </w:r>
-      <w:r>
-        <w:br/>
-      </w:r>
-      <w:r>
-        <w:rPr>
-          <w:sz w:val="20"/>
-          <w:szCs w:val="20"/>
-        </w:rPr>
-        <w:t xml:space="preserve">Forgetting is deliberate. Everything gets a salience score, and low-salience memories expire after a week while important ones stay. Without that, a system like this just fills up with noise.</w:t>
+        <w:t xml:space="preserve">Forgetting is deliberate. Everything gets a score, and unimportant memories expire after a week.</w:t>
       </w:r>
     </w:p>
     <w:p>
@@ -3866,7 +3794,7 @@
           <w:sz w:val="18"/>
           <w:szCs w:val="18"/>
         </w:rPr>
-        <w:t xml:space="preserve">SCROLL TO:  the Phase 3 goal lifecycle block, then Phase 4</w:t>
+        <w:t xml:space="preserve">SCROLL TO:  the Phase 3 lifecycle block, then Phase 4</w:t>
       </w:r>
     </w:p>
     <w:p>
@@ -3880,7 +3808,7 @@
           <w:sz w:val="20"/>
           <w:szCs w:val="20"/>
         </w:rPr>
-        <w:t xml:space="preserve">The goal lifecycle is a real state machine — proposed, accepted, in progress, blocked, done — and goals can spawn sub-goals. On boot, anything still in progress gets picked back up.</w:t>
+        <w:t xml:space="preserve">Goals are a real state machine — proposed, accepted, in progress, done. Anything unfinished gets picked back up on boot.</w:t>
       </w:r>
       <w:r>
         <w:br/>
@@ -3900,7 +3828,7 @@
           <w:sz w:val="20"/>
           <w:szCs w:val="20"/>
         </w:rPr>
-        <w:t xml:space="preserve">And this is how delegation works. The primary mind doesn't do everything itself; it spawns a sub-agent with a role and a task. Each one gets a hard budget — token limit, time limit, tool-call limit — and gets killed if it exceeds them. That's not a nice-to-have. An agent that can spawn agents will absolutely run away from you, and the budget is what stops it turning into an infinite loop that eats the machine.</w:t>
+        <w:t xml:space="preserve">And this is how it delegates. The main mind spawns a sub-agent with a task and a hard budget — tokens, time, tool calls — and kills it if it goes over. An agent that spawns agents will run away from you.</w:t>
       </w:r>
     </w:p>
     <w:p>
@@ -3930,7 +3858,7 @@
           <w:sz w:val="18"/>
           <w:szCs w:val="18"/>
         </w:rPr>
-        <w:t xml:space="preserve">SCROLL TO:  the Phase 5 forge flow and the ~/.arise/tools/ tree</w:t>
+        <w:t xml:space="preserve">SCROLL TO:  the Phase 5 forge flow and tools tree</w:t>
       </w:r>
     </w:p>
     <w:p>
@@ -3944,7 +3872,7 @@
           <w:sz w:val="20"/>
           <w:szCs w:val="20"/>
         </w:rPr>
-        <w:t xml:space="preserve">This is the part I find most interesting. When the primary mind hits something no existing tool covers, it can write one. The coder drafts a script, the critic reviews it for anything dangerous, it runs in a bubblewrap sandbox against sample inputs, and only if that looks sane does it ask me whether to keep it.</w:t>
+        <w:t xml:space="preserve">My favourite part. When nothing fits, it writes a tool. The coder drafts it, the critic checks it, it runs in a sandbox, and only then does it ask me whether to keep it.</w:t>
       </w:r>
       <w:r>
         <w:br/>
@@ -3964,7 +3892,7 @@
           <w:sz w:val="20"/>
           <w:szCs w:val="20"/>
         </w:rPr>
-        <w:t xml:space="preserve">Nothing self-approves. Generated tools sit in a sandbox directory that is never auto-run, and there's a hard-coded forbidden list — no sudo, no rm -rf, no raw sockets in a tool that shouldn't need the network. Same philosophy as the deny-list you saw fire earlier: the model proposes, fixed code decides.</w:t>
+        <w:t xml:space="preserve">Nothing approves itself. New tools sit in a folder that never auto-runs. Same idea as the deny-list you saw fire: the model suggests, fixed code decides.</w:t>
       </w:r>
     </w:p>
     <w:p>
@@ -4008,7 +3936,7 @@
           <w:sz w:val="20"/>
           <w:szCs w:val="20"/>
         </w:rPr>
-        <w:t xml:space="preserve">This table is the honest engineering of the project. Six gigabytes of VRAM, a laptop GPU, no cloud.</w:t>
+        <w:t xml:space="preserve">This table is the real engineering. Six gigs of VRAM, a laptop GPU, no cloud.</w:t>
       </w:r>
       <w:r>
         <w:br/>
@@ -4028,7 +3956,7 @@
           <w:sz w:val="20"/>
           <w:szCs w:val="20"/>
         </w:rPr>
-        <w:t xml:space="preserve">The main model stays pinned on the GPU permanently so it never pays a reload. Vision runs on the CPU on purpose — I tried it on the GPU and it evicted the main model, which turned every reply into a sixteen-second wait. Sub-agents are small enough to sit on the CPU in parallel.</w:t>
+        <w:t xml:space="preserve">The main model stays on the GPU so it never reloads. Vision runs on CPU on purpose — on the GPU it pushed the main model out and replies took sixteen seconds.</w:t>
       </w:r>
       <w:r>
         <w:br/>
@@ -4048,7 +3976,7 @@
           <w:sz w:val="20"/>
           <w:szCs w:val="20"/>
         </w:rPr>
-        <w:t xml:space="preserve">One line here is now out of date in my favour: it says speech-to-text runs on the CPU at about a second and a half. I moved it onto the GPU this week and it's seventy-seven milliseconds — twenty times faster. That's why the demo you just watched felt responsive.</w:t>
+        <w:t xml:space="preserve">One line is out of date in my favour. It says speech-to-text runs on CPU at 1.5 seconds. I moved it to the GPU — it's 77 milliseconds now. Twenty times faster.</w:t>
       </w:r>
     </w:p>
     <w:p>
@@ -4063,7 +3991,7 @@
           <w:sz w:val="16"/>
           <w:szCs w:val="16"/>
         </w:rPr>
-        <w:t xml:space="preserve">Note: Deliberately flagging your own stale doc, and the fix being a 20x win, reads as someone who measures things. Verified: aria-bench asr p50 1546ms -&gt; 77ms.</w:t>
+        <w:t xml:space="preserve">Note: Flagging your own stale doc, where the fix is a 20x win, reads as someone who measures things.</w:t>
       </w:r>
     </w:p>
     <w:p>
@@ -4107,27 +4035,7 @@
           <w:sz w:val="20"/>
           <w:szCs w:val="20"/>
         </w:rPr>
-        <w:t xml:space="preserve">I wrote this before building most of it. Runaway sub-agents, memory growing without bound, the proactive engine becoming annoying, and a vision system that watches your screen being an obvious privacy problem. Each one has a mitigation next to it — budgets, decay, a feedback loop that goes quiet after repeated rejections, and a privacy gate that stops screen capture on banking or password apps.</w:t>
-      </w:r>
-      <w:r>
-        <w:br/>
-      </w:r>
-      <w:r>
-        <w:rPr>
-          <w:sz w:val="20"/>
-          <w:szCs w:val="20"/>
-        </w:rPr>
-        <w:t xml:space="preserve"/>
-      </w:r>
-      <w:r>
-        <w:br/>
-      </w:r>
-      <w:r>
-        <w:rPr>
-          <w:sz w:val="20"/>
-          <w:szCs w:val="20"/>
-        </w:rPr>
-        <w:t xml:space="preserve">One row is the reason I cut a feature, and that's the next thing I want to tell you.</w:t>
+        <w:t xml:space="preserve">I wrote this before building most of it. Runaway agents, memory growing forever, and a system that watches your screen being an obvious privacy problem. Each has a fix next to it. One row is why I cut a feature — that's next.</w:t>
       </w:r>
     </w:p>
     <w:p>
@@ -4171,7 +4079,7 @@
           <w:sz w:val="20"/>
           <w:szCs w:val="20"/>
         </w:rPr>
-        <w:t xml:space="preserve">So — where this actually stands.</w:t>
+        <w:t xml:space="preserve">So, where it actually stands.</w:t>
       </w:r>
       <w:r>
         <w:br/>
@@ -4191,7 +4099,7 @@
           <w:sz w:val="20"/>
           <w:szCs w:val="20"/>
         </w:rPr>
-        <w:t xml:space="preserve">The code is real. It's about twenty-seven thousand lines of C++ across a hundred and twenty-seven files, with two hundred and twenty-two tests passing, and twenty-nine separate subsystems in the cognitive layer. Memory, goals, identity, the sub-agents, the forge, the critic — those all exist and I can run them from the command line right now.</w:t>
+        <w:t xml:space="preserve">The code is real. Twenty-seven thousand lines of C++, a hundred and twenty-seven files, two hundred and twenty-two tests passing, twenty-nine subsystems. I can run all of it from the command line today.</w:t>
       </w:r>
       <w:r>
         <w:br/>
@@ -4211,7 +4119,7 @@
           <w:sz w:val="20"/>
           <w:szCs w:val="20"/>
         </w:rPr>
-        <w:t xml:space="preserve">What isn't finished is the wiring. Today those subsystems run as separate processes, each with its own copy of the event bus, which means the orchestrator can't yet see what perception publishes. They work individually; they don't yet work as one organism. Joining them into a single daemon is exactly what I'm doing at the moment — which is why I've been in the architecture rather than adding features.</w:t>
+        <w:t xml:space="preserve">What's not done is the wiring. Each piece runs as its own process with its own copy of that message board, so the orchestrator can't see what perception posts. They work alone, not together yet. Joining them into one program is what I'm doing now.</w:t>
       </w:r>
       <w:r>
         <w:br/>
@@ -4231,7 +4139,7 @@
           <w:sz w:val="20"/>
           <w:szCs w:val="20"/>
         </w:rPr>
-        <w:t xml:space="preserve">And two things here I stopped on purpose. Federation — running a shard on my phone — has the protocol layer written but no network listener, and I'd rather leave it clearly unfinished than fake it. And this one, the nightly fine-tuning loop: it needs around twelve gigabytes of VRAM to train an adapter on an eight-billion-parameter model. I have six. It cannot work on this hardware, so I stopped building it rather than ship something that half-runs.</w:t>
+        <w:t xml:space="preserve">Two things I stopped on purpose. Federation has the protocol but no network layer. And the nightly fine-tuning needs twelve gigs of VRAM — I have six, so I stopped rather than ship something broken.</w:t>
       </w:r>
       <w:r>
         <w:br/>
@@ -4251,7 +4159,7 @@
           <w:sz w:val="20"/>
           <w:szCs w:val="20"/>
         </w:rPr>
-        <w:t xml:space="preserve">That's also why you saw a couple of rough edges in the live demo. I've been building this since March, on my own, and I'd rather show it to you running for real and tell you where the seams are than play you a recording that went perfectly.</w:t>
+        <w:t xml:space="preserve">That's also why you saw rough edges earlier. I've been building this since March, on my own. I'd rather show it running for real and tell you where the seams are.</w:t>
       </w:r>
     </w:p>
     <w:p>
@@ -4266,7 +4174,7 @@
           <w:sz w:val="16"/>
           <w:szCs w:val="16"/>
         </w:rPr>
-        <w:t xml:space="preserve">Note: Every number here is verified against the ARISE.3.0 branch: 26,990 lines / 127 files / 222 tests / 29 subsystems under arise/cortex/. Say 'since March' — the first commit is 2026-03-21, so 'over six months' is checkable and slightly off.</w:t>
+        <w:t xml:space="preserve">Note: Numbers verified on the ARISE.3.0 branch: 26,990 lines / 127 files / 222 tests / 29 subsystems under arise/cortex/. Say 'since March' — first commit is 2026-03-21.</w:t>
       </w:r>
     </w:p>
     <w:p>
@@ -4296,7 +4204,7 @@
           <w:sz w:val="18"/>
           <w:szCs w:val="18"/>
         </w:rPr>
-        <w:t xml:space="preserve">SCROLL TO:  the What a Day With ARISE Looks Like narrative at the bottom</w:t>
+        <w:t xml:space="preserve">SCROLL TO:  the day-in-the-life narrative at the bottom</w:t>
       </w:r>
     </w:p>
     <w:p>
@@ -4310,7 +4218,7 @@
           <w:sz w:val="20"/>
           <w:szCs w:val="20"/>
         </w:rPr>
-        <w:t xml:space="preserve">Last thing. This section at the bottom isn't a transcript — it's the target. It's what the system should feel like once those pieces are joined, and I wrote it early so I'd have something concrete to build towards.</w:t>
+        <w:t xml:space="preserve">Last thing. This isn't a transcript — it's the target, what it should feel like once those pieces are joined.</w:t>
       </w:r>
       <w:r>
         <w:br/>
@@ -4330,7 +4238,7 @@
           <w:sz w:val="20"/>
           <w:szCs w:val="20"/>
         </w:rPr>
-        <w:t xml:space="preserve">Some of it already happens. It remembers across sessions, it holds goals for days, it runs real commands safely. The part that doesn't happen yet is it speaking first, on its own, because that needs the perception side connected to the orchestrator. That's the next milestone.</w:t>
+        <w:t xml:space="preserve">Some already happens: it remembers across sessions, holds goals for days, runs real commands safely. What doesn't yet is speaking first, on its own. That's the next milestone.</w:t>
       </w:r>
     </w:p>
     <w:p>
@@ -4345,7 +4253,7 @@
           <w:sz w:val="16"/>
           <w:szCs w:val="16"/>
         </w:rPr>
-        <w:t xml:space="preserve">Note: Naming this section as aspirational is essential — presented as current behaviour it is the least defensible thing in the README. Framed as a design target it becomes a strength.</w:t>
+        <w:t xml:space="preserve">Note: Framing this as a target is essential. Presented as current behaviour it is the least defensible thing in the README.</w:t>
       </w:r>
     </w:p>
     <w:p>
@@ -4373,7 +4281,7 @@
           <w:sz w:val="20"/>
           <w:szCs w:val="20"/>
         </w:rPr>
-        <w:t xml:space="preserve">Everything below assumes Part B (the live demo) runs as written at 5m10s.</w:t>
+        <w:t xml:space="preserve">All assume Part B (the live demo) runs as written at 5m 10s.</w:t>
       </w:r>
     </w:p>
     <w:p>
@@ -4386,7 +4294,7 @@
           <w:sz w:val="20"/>
           <w:szCs w:val="20"/>
         </w:rPr>
-        <w:t xml:space="preserve">FULL — every block  →  about 16 minutes 30</w:t>
+        <w:t xml:space="preserve">FULL — every block  →  about 11 minutes 40</w:t>
       </w:r>
     </w:p>
     <w:p>
@@ -4398,7 +4306,7 @@
           <w:sz w:val="20"/>
           <w:szCs w:val="20"/>
         </w:rPr>
-        <w:t xml:space="preserve">Complete and defensible, but be realistic: most people screening applications will not watch sixteen minutes. Only choose this if you are also submitting a timestamped chapter list so a reviewer can jump to the architecture and the honest-status sections.</w:t>
+        <w:t xml:space="preserve">Complete and defensible. Add a timestamped chapter list so a reviewer can jump straight to the architecture and the honest-status sections.</w:t>
       </w:r>
     </w:p>
     <w:p>
@@ -4411,7 +4319,7 @@
           <w:sz w:val="20"/>
           <w:szCs w:val="20"/>
         </w:rPr>
-        <w:t xml:space="preserve">RECOMMENDED — D1, D4, D6, D12, D13  →  about 11 minutes 30</w:t>
+        <w:t xml:space="preserve">RECOMMENDED — D1, D4, D6, D12, D13  →  about 8 minutes 55</w:t>
       </w:r>
     </w:p>
     <w:p>
@@ -4424,7 +4332,7 @@
           <w:sz w:val="20"/>
           <w:szCs w:val="20"/>
         </w:rPr>
-        <w:t xml:space="preserve">Banner and framing, the ten phases handled honestly, the full architecture walk, the honest status, and the closing frame. Drops D2, D3, D5, D7, D8, D9, D10, D11. This keeps every argument and loses only elaboration.</w:t>
+        <w:t xml:space="preserve">Banner, the ten phases handled honestly, the full architecture walk, honest status, closing frame. Drops D2, D3, D5, D7, D8, D9, D10, D11. Keeps every argument, loses only elaboration.</w:t>
       </w:r>
     </w:p>
     <w:p>
@@ -4437,7 +4345,7 @@
           <w:sz w:val="20"/>
           <w:szCs w:val="20"/>
         </w:rPr>
-        <w:t xml:space="preserve">TIGHT — D4, D6, D12 only  →  about 9 minutes 30</w:t>
+        <w:t xml:space="preserve">TIGHT — D4, D6, D12 only  →  about 8 minutes 20</w:t>
       </w:r>
     </w:p>
     <w:p>
@@ -4449,7 +4357,7 @@
           <w:sz w:val="20"/>
           <w:szCs w:val="20"/>
         </w:rPr>
-        <w:t xml:space="preserve">The ten phases framed honestly, the architecture, and where it actually stands. Nothing else. If you also cut the Battery, Open-Firefox and Timer beats from Part B, this lands near 9 minutes flat.</w:t>
+        <w:t xml:space="preserve">The ten phases framed honestly, the architecture, and where it stands. If you also cut the Battery, Open-Firefox and Timer beats from Part B, this lands near 8 minutes flat.</w:t>
       </w:r>
     </w:p>
     <w:p>
@@ -4462,7 +4370,7 @@
           <w:sz w:val="20"/>
           <w:szCs w:val="20"/>
         </w:rPr>
-        <w:t xml:space="preserve">Whatever you choose, do not cut D4, D6 or D12. D6 is the technical substance, D12 is what makes a reviewer believe it, and D4 is what stops them discounting the ten-phase list before you reach either one.</w:t>
+        <w:t xml:space="preserve">Whatever you choose, do not cut D4, D6 or D12. D6 is the substance, D12 is what makes a reviewer believe it, and D4 stops them discounting the ten-phase list before you reach either.</w:t>
       </w:r>
     </w:p>
     <w:p>
@@ -4489,7 +4397,7 @@
           <w:sz w:val="20"/>
           <w:szCs w:val="20"/>
         </w:rPr>
-        <w:t xml:space="preserve">You are covering most of this in D4 and D12. If someone presses on a specific line:</w:t>
+        <w:t xml:space="preserve">D4 and D12 cover most of this. If someone presses on a specific line:</w:t>
       </w:r>
     </w:p>
     <w:p>
@@ -4502,7 +4410,7 @@
           <w:sz w:val="20"/>
           <w:szCs w:val="20"/>
         </w:rPr>
-        <w:t xml:space="preserve">•  “ARISE.3.0 ships ten interlocking systems” — “implements” is the defensible verb; “ships” implies all ten are running together, which is the one thing that isn't true yet.</w:t>
+        <w:t xml:space="preserve">•  “ships ten interlocking systems” — “implements” is defensible; “ships” implies all ten run together, which is the one thing that isn't true yet.</w:t>
       </w:r>
     </w:p>
     <w:p>
@@ -4515,7 +4423,7 @@
           <w:sz w:val="20"/>
           <w:szCs w:val="20"/>
         </w:rPr>
-        <w:t xml:space="preserve">•  Phase 9's specific figures (“28 min avg”, “0.86 vs 0.84”) read as measurements from a running loop. Your D12 line already says the loop can't run on 6 GB — make sure the README doesn't contradict you. Softening it to a planned design is the cleanest fix.</w:t>
+        <w:t xml:space="preserve">•  Phase 9's figures (“28 min avg”, “0.86 vs 0.84”) read as measurements from a running loop. Your D12 line says it can't run on 6 GB — make sure the README doesn't contradict you.</w:t>
       </w:r>
     </w:p>
     <w:p>
@@ -4528,7 +4436,7 @@
           <w:sz w:val="20"/>
           <w:szCs w:val="20"/>
         </w:rPr>
-        <w:t xml:space="preserve">•  Phase 7's “Lock your laptop → phone shard picks up the conversation” — protocol exists, listener does not. D12 covers this.</w:t>
+        <w:t xml:space="preserve">•  Phase 7's “lock your laptop → phone picks up” — protocol exists, listener does not.</w:t>
       </w:r>
     </w:p>
     <w:p>
@@ -4541,7 +4449,7 @@
           <w:sz w:val="20"/>
           <w:szCs w:val="20"/>
         </w:rPr>
-        <w:t xml:space="preserve">•  The hardware table lists Sesame CSM and openWakeWord; you actually run Piper with the wake word disabled.</w:t>
+        <w:t xml:space="preserve">•  The hardware table lists Sesame CSM and openWakeWord; you run Piper with the wake word off.</w:t>
       </w:r>
     </w:p>
     <w:p>
@@ -4555,7 +4463,7 @@
           <w:sz w:val="20"/>
           <w:szCs w:val="20"/>
         </w:rPr>
-        <w:t xml:space="preserve">•  The STATUS: OPERATIONAL badge is doing a lot of work. Consider STATUS: ACTIVE DEVELOPMENT — it costs you nothing and removes an easy target.</w:t>
+        <w:t xml:space="preserve">•  The STATUS: OPERATIONAL badge is an easy target. STATUS: ACTIVE DEVELOPMENT costs you nothing.</w:t>
       </w:r>
     </w:p>
     <w:p>
